--- a/report.docx
+++ b/report.docx
@@ -374,7 +374,21 @@
         <w:rPr>
           <w:rFonts w:ascii="Times New Roman" w:hAnsi="Times New Roman" w:cs="Times New Roman"/>
         </w:rPr>
-        <w:t>and Poissonian distribution, design constraints</w:t>
+        <w:t xml:space="preserve">and </w:t>
+      </w:r>
+      <w:proofErr w:type="spellStart"/>
+      <w:r>
+        <w:rPr>
+          <w:rFonts w:ascii="Times New Roman" w:hAnsi="Times New Roman" w:cs="Times New Roman"/>
+        </w:rPr>
+        <w:t>Poissonian</w:t>
+      </w:r>
+      <w:proofErr w:type="spellEnd"/>
+      <w:r>
+        <w:rPr>
+          <w:rFonts w:ascii="Times New Roman" w:hAnsi="Times New Roman" w:cs="Times New Roman"/>
+        </w:rPr>
+        <w:t xml:space="preserve"> distribution, design constraints</w:t>
       </w:r>
       <w:r>
         <w:rPr>
@@ -458,29 +472,53 @@
           <w:bCs/>
         </w:rPr>
       </w:pPr>
-      <w:r>
-        <w:rPr>
-          <w:rFonts w:ascii="Times New Roman" w:hAnsi="Times New Roman" w:cs="Times New Roman"/>
-          <w:b/>
-          <w:bCs/>
-        </w:rPr>
-        <w:t>Sagnac interferometer (Section 13)</w:t>
-      </w:r>
-    </w:p>
-    <w:p>
-      <w:pPr>
-        <w:spacing w:after="0" w:line="276" w:lineRule="auto"/>
-        <w:ind w:left="360"/>
-        <w:jc w:val="both"/>
-        <w:rPr>
-          <w:rFonts w:ascii="Times New Roman" w:hAnsi="Times New Roman" w:cs="Times New Roman"/>
-        </w:rPr>
-      </w:pPr>
-      <w:r>
-        <w:rPr>
-          <w:rFonts w:ascii="Times New Roman" w:hAnsi="Times New Roman" w:cs="Times New Roman"/>
-        </w:rPr>
-        <w:t>This section explains what Sagnac interferometer is and its schematics for polarization entangled photon pairs</w:t>
+      <w:proofErr w:type="spellStart"/>
+      <w:r>
+        <w:rPr>
+          <w:rFonts w:ascii="Times New Roman" w:hAnsi="Times New Roman" w:cs="Times New Roman"/>
+          <w:b/>
+          <w:bCs/>
+        </w:rPr>
+        <w:t>Sagnac</w:t>
+      </w:r>
+      <w:proofErr w:type="spellEnd"/>
+      <w:r>
+        <w:rPr>
+          <w:rFonts w:ascii="Times New Roman" w:hAnsi="Times New Roman" w:cs="Times New Roman"/>
+          <w:b/>
+          <w:bCs/>
+        </w:rPr>
+        <w:t xml:space="preserve"> interferometer (Section 13)</w:t>
+      </w:r>
+    </w:p>
+    <w:p>
+      <w:pPr>
+        <w:spacing w:after="0" w:line="276" w:lineRule="auto"/>
+        <w:ind w:left="360"/>
+        <w:jc w:val="both"/>
+        <w:rPr>
+          <w:rFonts w:ascii="Times New Roman" w:hAnsi="Times New Roman" w:cs="Times New Roman"/>
+        </w:rPr>
+      </w:pPr>
+      <w:r>
+        <w:rPr>
+          <w:rFonts w:ascii="Times New Roman" w:hAnsi="Times New Roman" w:cs="Times New Roman"/>
+        </w:rPr>
+        <w:t xml:space="preserve">This section explains what </w:t>
+      </w:r>
+      <w:proofErr w:type="spellStart"/>
+      <w:r>
+        <w:rPr>
+          <w:rFonts w:ascii="Times New Roman" w:hAnsi="Times New Roman" w:cs="Times New Roman"/>
+        </w:rPr>
+        <w:t>Sagnac</w:t>
+      </w:r>
+      <w:proofErr w:type="spellEnd"/>
+      <w:r>
+        <w:rPr>
+          <w:rFonts w:ascii="Times New Roman" w:hAnsi="Times New Roman" w:cs="Times New Roman"/>
+        </w:rPr>
+        <w:t xml:space="preserve"> interferometer is and its schematics for polarization entangled photon pairs</w:t>
       </w:r>
     </w:p>
     <w:p>
@@ -1008,13 +1046,17 @@
         <w:jc w:val="both"/>
         <w:rPr>
           <w:rFonts w:ascii="Times New Roman" w:hAnsi="Times New Roman" w:cs="Times New Roman"/>
-          <w:sz w:val="36"/>
-          <w:szCs w:val="36"/>
-        </w:rPr>
-      </w:pPr>
-      <w:r>
-        <w:rPr>
-          <w:rFonts w:ascii="Times New Roman" w:hAnsi="Times New Roman" w:cs="Times New Roman"/>
+          <w:b/>
+          <w:bCs/>
+          <w:sz w:val="36"/>
+          <w:szCs w:val="36"/>
+        </w:rPr>
+      </w:pPr>
+      <w:r>
+        <w:rPr>
+          <w:rFonts w:ascii="Times New Roman" w:hAnsi="Times New Roman" w:cs="Times New Roman"/>
+          <w:b/>
+          <w:bCs/>
           <w:sz w:val="36"/>
           <w:szCs w:val="36"/>
         </w:rPr>
@@ -1025,211 +1067,385 @@
     <w:p>
       <w:pPr>
         <w:spacing w:after="0" w:line="276" w:lineRule="auto"/>
-        <w:jc w:val="both"/>
-        <w:rPr>
-          <w:rFonts w:ascii="Times New Roman" w:hAnsi="Times New Roman" w:cs="Times New Roman"/>
-          <w:sz w:val="36"/>
-          <w:szCs w:val="36"/>
-        </w:rPr>
-      </w:pPr>
-    </w:p>
-    <w:p>
-      <w:pPr>
-        <w:spacing w:after="0" w:line="276" w:lineRule="auto"/>
-        <w:jc w:val="both"/>
-        <w:rPr>
-          <w:rFonts w:ascii="Times New Roman" w:hAnsi="Times New Roman" w:cs="Times New Roman"/>
-          <w:sz w:val="36"/>
-          <w:szCs w:val="36"/>
-        </w:rPr>
-      </w:pPr>
-    </w:p>
-    <w:p>
-      <w:pPr>
-        <w:spacing w:after="0" w:line="276" w:lineRule="auto"/>
-        <w:jc w:val="both"/>
-        <w:rPr>
-          <w:rFonts w:ascii="Times New Roman" w:hAnsi="Times New Roman" w:cs="Times New Roman"/>
-          <w:sz w:val="36"/>
-          <w:szCs w:val="36"/>
-        </w:rPr>
-      </w:pPr>
-    </w:p>
-    <w:p>
-      <w:pPr>
-        <w:spacing w:after="0" w:line="276" w:lineRule="auto"/>
-        <w:jc w:val="both"/>
-        <w:rPr>
-          <w:rFonts w:ascii="Times New Roman" w:hAnsi="Times New Roman" w:cs="Times New Roman"/>
-          <w:sz w:val="36"/>
-          <w:szCs w:val="36"/>
-        </w:rPr>
-      </w:pPr>
-    </w:p>
-    <w:p>
-      <w:pPr>
-        <w:spacing w:after="0" w:line="276" w:lineRule="auto"/>
-        <w:jc w:val="both"/>
-        <w:rPr>
-          <w:rFonts w:ascii="Times New Roman" w:hAnsi="Times New Roman" w:cs="Times New Roman"/>
-          <w:sz w:val="36"/>
-          <w:szCs w:val="36"/>
-        </w:rPr>
-      </w:pPr>
-    </w:p>
-    <w:p>
-      <w:pPr>
-        <w:spacing w:after="0" w:line="276" w:lineRule="auto"/>
-        <w:jc w:val="both"/>
-        <w:rPr>
-          <w:rFonts w:ascii="Times New Roman" w:hAnsi="Times New Roman" w:cs="Times New Roman"/>
-          <w:sz w:val="36"/>
-          <w:szCs w:val="36"/>
-        </w:rPr>
-      </w:pPr>
-    </w:p>
-    <w:p>
-      <w:pPr>
-        <w:spacing w:after="0" w:line="276" w:lineRule="auto"/>
-        <w:jc w:val="both"/>
-        <w:rPr>
-          <w:rFonts w:ascii="Times New Roman" w:hAnsi="Times New Roman" w:cs="Times New Roman"/>
-          <w:sz w:val="36"/>
-          <w:szCs w:val="36"/>
-        </w:rPr>
-      </w:pPr>
-    </w:p>
-    <w:p>
-      <w:pPr>
-        <w:spacing w:after="0" w:line="276" w:lineRule="auto"/>
-        <w:jc w:val="both"/>
-        <w:rPr>
-          <w:rFonts w:ascii="Times New Roman" w:hAnsi="Times New Roman" w:cs="Times New Roman"/>
-          <w:sz w:val="36"/>
-          <w:szCs w:val="36"/>
-        </w:rPr>
-      </w:pPr>
-    </w:p>
-    <w:p>
-      <w:pPr>
-        <w:spacing w:after="0" w:line="276" w:lineRule="auto"/>
-        <w:jc w:val="both"/>
-        <w:rPr>
-          <w:rFonts w:ascii="Times New Roman" w:hAnsi="Times New Roman" w:cs="Times New Roman"/>
-          <w:sz w:val="36"/>
-          <w:szCs w:val="36"/>
-        </w:rPr>
-      </w:pPr>
-    </w:p>
-    <w:p>
-      <w:pPr>
-        <w:spacing w:after="0" w:line="276" w:lineRule="auto"/>
-        <w:jc w:val="both"/>
-        <w:rPr>
-          <w:rFonts w:ascii="Times New Roman" w:hAnsi="Times New Roman" w:cs="Times New Roman"/>
-          <w:sz w:val="36"/>
-          <w:szCs w:val="36"/>
-        </w:rPr>
-      </w:pPr>
-    </w:p>
-    <w:p>
-      <w:pPr>
-        <w:spacing w:after="0" w:line="276" w:lineRule="auto"/>
-        <w:jc w:val="both"/>
-        <w:rPr>
-          <w:rFonts w:ascii="Times New Roman" w:hAnsi="Times New Roman" w:cs="Times New Roman"/>
-          <w:sz w:val="36"/>
-          <w:szCs w:val="36"/>
-        </w:rPr>
-      </w:pPr>
-    </w:p>
-    <w:p>
-      <w:pPr>
-        <w:spacing w:after="0" w:line="276" w:lineRule="auto"/>
-        <w:jc w:val="both"/>
-        <w:rPr>
-          <w:rFonts w:ascii="Times New Roman" w:hAnsi="Times New Roman" w:cs="Times New Roman"/>
-          <w:sz w:val="36"/>
-          <w:szCs w:val="36"/>
-        </w:rPr>
-      </w:pPr>
-    </w:p>
-    <w:p>
-      <w:pPr>
-        <w:spacing w:after="0" w:line="276" w:lineRule="auto"/>
-        <w:jc w:val="both"/>
-        <w:rPr>
-          <w:rFonts w:ascii="Times New Roman" w:hAnsi="Times New Roman" w:cs="Times New Roman"/>
-          <w:sz w:val="36"/>
-          <w:szCs w:val="36"/>
-        </w:rPr>
-      </w:pPr>
-    </w:p>
-    <w:p>
-      <w:pPr>
-        <w:spacing w:after="0" w:line="276" w:lineRule="auto"/>
-        <w:jc w:val="both"/>
-        <w:rPr>
-          <w:rFonts w:ascii="Times New Roman" w:hAnsi="Times New Roman" w:cs="Times New Roman"/>
-          <w:sz w:val="36"/>
-          <w:szCs w:val="36"/>
-        </w:rPr>
-      </w:pPr>
-    </w:p>
-    <w:p>
-      <w:pPr>
-        <w:spacing w:after="0" w:line="276" w:lineRule="auto"/>
-        <w:jc w:val="both"/>
-        <w:rPr>
-          <w:rFonts w:ascii="Times New Roman" w:hAnsi="Times New Roman" w:cs="Times New Roman"/>
-          <w:sz w:val="36"/>
-          <w:szCs w:val="36"/>
-        </w:rPr>
-      </w:pPr>
-    </w:p>
-    <w:p>
-      <w:pPr>
-        <w:spacing w:after="0" w:line="276" w:lineRule="auto"/>
-        <w:jc w:val="both"/>
-        <w:rPr>
-          <w:rFonts w:ascii="Times New Roman" w:hAnsi="Times New Roman" w:cs="Times New Roman"/>
-          <w:sz w:val="36"/>
-          <w:szCs w:val="36"/>
-        </w:rPr>
-      </w:pPr>
-    </w:p>
-    <w:p>
-      <w:pPr>
-        <w:spacing w:after="0" w:line="276" w:lineRule="auto"/>
-        <w:jc w:val="both"/>
-        <w:rPr>
-          <w:rFonts w:ascii="Times New Roman" w:hAnsi="Times New Roman" w:cs="Times New Roman"/>
-          <w:sz w:val="36"/>
-          <w:szCs w:val="36"/>
-        </w:rPr>
-      </w:pPr>
-    </w:p>
-    <w:p>
-      <w:pPr>
-        <w:spacing w:after="0" w:line="276" w:lineRule="auto"/>
-        <w:jc w:val="both"/>
-        <w:rPr>
-          <w:rFonts w:ascii="Times New Roman" w:hAnsi="Times New Roman" w:cs="Times New Roman"/>
-          <w:sz w:val="36"/>
-          <w:szCs w:val="36"/>
-        </w:rPr>
-      </w:pPr>
-    </w:p>
-    <w:p>
-      <w:pPr>
-        <w:spacing w:after="0" w:line="276" w:lineRule="auto"/>
-        <w:jc w:val="both"/>
-        <w:rPr>
-          <w:rFonts w:ascii="Times New Roman" w:hAnsi="Times New Roman" w:cs="Times New Roman"/>
-          <w:sz w:val="36"/>
-          <w:szCs w:val="36"/>
-        </w:rPr>
-      </w:pPr>
+        <w:ind w:left="360"/>
+        <w:jc w:val="both"/>
+        <w:rPr>
+          <w:rFonts w:ascii="Times New Roman" w:hAnsi="Times New Roman" w:cs="Times New Roman"/>
+        </w:rPr>
+      </w:pPr>
+      <w:r>
+        <w:rPr>
+          <w:rFonts w:ascii="Times New Roman" w:hAnsi="Times New Roman" w:cs="Times New Roman"/>
+        </w:rPr>
+        <w:t>Quantum light sources are essential components in quantum optics because they enable the generation of light which cannot be explained by classic laws of physics. The sources vary as per their application in quantum optics like quantum communication, quantum key distribution (QKD), quantum cryptography and many more. The most commonly used sources as follows:</w:t>
+      </w:r>
+    </w:p>
+    <w:p>
+      <w:pPr>
+        <w:spacing w:after="0" w:line="276" w:lineRule="auto"/>
+        <w:ind w:left="360"/>
+        <w:jc w:val="both"/>
+        <w:rPr>
+          <w:rFonts w:ascii="Times New Roman" w:hAnsi="Times New Roman" w:cs="Times New Roman"/>
+        </w:rPr>
+      </w:pPr>
+    </w:p>
+    <w:p>
+      <w:pPr>
+        <w:pStyle w:val="ListParagraph"/>
+        <w:numPr>
+          <w:ilvl w:val="1"/>
+          <w:numId w:val="1"/>
+        </w:numPr>
+        <w:spacing w:after="0" w:line="276" w:lineRule="auto"/>
+        <w:jc w:val="both"/>
+        <w:rPr>
+          <w:rFonts w:ascii="Times New Roman" w:hAnsi="Times New Roman" w:cs="Times New Roman"/>
+          <w:b/>
+          <w:bCs/>
+          <w:sz w:val="36"/>
+          <w:szCs w:val="36"/>
+        </w:rPr>
+      </w:pPr>
+      <w:r>
+        <w:rPr>
+          <w:rFonts w:ascii="Times New Roman" w:hAnsi="Times New Roman" w:cs="Times New Roman"/>
+          <w:b/>
+          <w:bCs/>
+          <w:sz w:val="36"/>
+          <w:szCs w:val="36"/>
+        </w:rPr>
+        <w:t>Weak Coherent Sources</w:t>
+      </w:r>
+    </w:p>
+    <w:p>
+      <w:pPr>
+        <w:ind w:left="360"/>
+        <w:rPr>
+          <w:rFonts w:ascii="Times New Roman" w:hAnsi="Times New Roman" w:cs="Times New Roman"/>
+        </w:rPr>
+      </w:pPr>
+      <w:r>
+        <w:rPr>
+          <w:rFonts w:ascii="Times New Roman" w:hAnsi="Times New Roman" w:cs="Times New Roman"/>
+        </w:rPr>
+        <w:t>Weak coherent sources are obtained by reducing the intensity of a conventional laser so that, on average, less than one photon is present in each light pulse. However, the number of photons emitted in each pulse is random, thus, some pulses may contain no photons while others may contain more than one photon. Because of their simple design, high stability, and ease of implementation, weak coherent sources are widely used in practical quantum communication systems. Their main limitation is the possibility of multi-photon emission, which can reduce security in certain quantum protocols.</w:t>
+      </w:r>
+    </w:p>
+    <w:p>
+      <w:pPr>
+        <w:ind w:left="360"/>
+        <w:rPr>
+          <w:rFonts w:ascii="Times New Roman" w:hAnsi="Times New Roman" w:cs="Times New Roman"/>
+        </w:rPr>
+      </w:pPr>
+      <w:r>
+        <w:rPr>
+          <w:noProof/>
+        </w:rPr>
+        <w:drawing>
+          <wp:inline distT="0" distB="0" distL="0" distR="0" wp14:anchorId="0D30801D" wp14:editId="18AF8711">
+            <wp:extent cx="5423535" cy="2029460"/>
+            <wp:effectExtent l="0" t="0" r="5715" b="8890"/>
+            <wp:docPr id="1895141968" name="Picture 1"/>
+            <wp:cNvGraphicFramePr>
+              <a:graphicFrameLocks xmlns:a="http://schemas.openxmlformats.org/drawingml/2006/main" noChangeAspect="1"/>
+            </wp:cNvGraphicFramePr>
+            <a:graphic xmlns:a="http://schemas.openxmlformats.org/drawingml/2006/main">
+              <a:graphicData uri="http://schemas.openxmlformats.org/drawingml/2006/picture">
+                <pic:pic xmlns:pic="http://schemas.openxmlformats.org/drawingml/2006/picture">
+                  <pic:nvPicPr>
+                    <pic:cNvPr id="1895141968" name="Picture 1"/>
+                    <pic:cNvPicPr>
+                      <a:picLocks noChangeAspect="1"/>
+                    </pic:cNvPicPr>
+                  </pic:nvPicPr>
+                  <pic:blipFill>
+                    <a:blip r:embed="rId5">
+                      <a:extLst>
+                        <a:ext uri="{28A0092B-C50C-407E-A947-70E740481C1C}">
+                          <a14:useLocalDpi xmlns:a14="http://schemas.microsoft.com/office/drawing/2010/main" val="0"/>
+                        </a:ext>
+                      </a:extLst>
+                    </a:blip>
+                    <a:stretch>
+                      <a:fillRect/>
+                    </a:stretch>
+                  </pic:blipFill>
+                  <pic:spPr>
+                    <a:xfrm>
+                      <a:off x="0" y="0"/>
+                      <a:ext cx="5423535" cy="2029460"/>
+                    </a:xfrm>
+                    <a:prstGeom prst="rect">
+                      <a:avLst/>
+                    </a:prstGeom>
+                  </pic:spPr>
+                </pic:pic>
+              </a:graphicData>
+            </a:graphic>
+          </wp:inline>
+        </w:drawing>
+      </w:r>
+    </w:p>
+    <w:p>
+      <w:pPr>
+        <w:spacing w:after="0" w:line="276" w:lineRule="auto"/>
+        <w:ind w:left="360"/>
+        <w:jc w:val="both"/>
+        <w:rPr>
+          <w:rFonts w:ascii="Times New Roman" w:hAnsi="Times New Roman" w:cs="Times New Roman"/>
+          <w:b/>
+          <w:bCs/>
+          <w:sz w:val="36"/>
+          <w:szCs w:val="36"/>
+        </w:rPr>
+      </w:pPr>
+    </w:p>
+    <w:p>
+      <w:pPr>
+        <w:pStyle w:val="ListParagraph"/>
+        <w:numPr>
+          <w:ilvl w:val="1"/>
+          <w:numId w:val="1"/>
+        </w:numPr>
+        <w:spacing w:after="0" w:line="276" w:lineRule="auto"/>
+        <w:jc w:val="both"/>
+        <w:rPr>
+          <w:rFonts w:ascii="Times New Roman" w:hAnsi="Times New Roman" w:cs="Times New Roman"/>
+          <w:b/>
+          <w:bCs/>
+          <w:sz w:val="36"/>
+          <w:szCs w:val="36"/>
+        </w:rPr>
+      </w:pPr>
+      <w:r>
+        <w:rPr>
+          <w:rFonts w:ascii="Times New Roman" w:hAnsi="Times New Roman" w:cs="Times New Roman"/>
+          <w:b/>
+          <w:bCs/>
+          <w:sz w:val="36"/>
+          <w:szCs w:val="36"/>
+        </w:rPr>
+        <w:t>Entangled Photon Sources</w:t>
+      </w:r>
+    </w:p>
+    <w:p>
+      <w:pPr>
+        <w:spacing w:after="0" w:line="276" w:lineRule="auto"/>
+        <w:ind w:left="360"/>
+        <w:jc w:val="both"/>
+        <w:rPr>
+          <w:rFonts w:ascii="Times New Roman" w:hAnsi="Times New Roman" w:cs="Times New Roman"/>
+        </w:rPr>
+      </w:pPr>
+      <w:r>
+        <w:rPr>
+          <w:rFonts w:ascii="Times New Roman" w:hAnsi="Times New Roman" w:cs="Times New Roman"/>
+        </w:rPr>
+        <w:t>Entangled photon sources generate pairs of photons that are strongly correlated in their physical properties, such as polarization or time of arrival. Measuring one photon instantly determines the state and properties of its partner, regardless of the distance between them. These photon pairs are commonly produced using nonlinear optical processes like spontaneous parametric down-conversion or four-wave mixing. Entangled photons are crucial for advanced quantum applications, including tests of quantum nonlocality, quantum teleportation, and entanglement-based quantum key distribution.</w:t>
+      </w:r>
+    </w:p>
+    <w:p>
+      <w:pPr>
+        <w:spacing w:after="0" w:line="276" w:lineRule="auto"/>
+        <w:ind w:left="360"/>
+        <w:jc w:val="both"/>
+        <w:rPr>
+          <w:rFonts w:ascii="Times New Roman" w:hAnsi="Times New Roman" w:cs="Times New Roman"/>
+          <w:b/>
+          <w:bCs/>
+        </w:rPr>
+      </w:pPr>
+      <w:r>
+        <w:rPr>
+          <w:noProof/>
+        </w:rPr>
+        <w:lastRenderedPageBreak/>
+        <w:drawing>
+          <wp:inline distT="0" distB="0" distL="0" distR="0" wp14:anchorId="44FD58BB" wp14:editId="4641D753">
+            <wp:extent cx="5371465" cy="1800860"/>
+            <wp:effectExtent l="0" t="0" r="635" b="8890"/>
+            <wp:docPr id="1501760787" name="Picture 2"/>
+            <wp:cNvGraphicFramePr>
+              <a:graphicFrameLocks xmlns:a="http://schemas.openxmlformats.org/drawingml/2006/main" noChangeAspect="1"/>
+            </wp:cNvGraphicFramePr>
+            <a:graphic xmlns:a="http://schemas.openxmlformats.org/drawingml/2006/main">
+              <a:graphicData uri="http://schemas.openxmlformats.org/drawingml/2006/picture">
+                <pic:pic xmlns:pic="http://schemas.openxmlformats.org/drawingml/2006/picture">
+                  <pic:nvPicPr>
+                    <pic:cNvPr id="1501760787" name="Picture 2"/>
+                    <pic:cNvPicPr>
+                      <a:picLocks noChangeAspect="1"/>
+                    </pic:cNvPicPr>
+                  </pic:nvPicPr>
+                  <pic:blipFill>
+                    <a:blip r:embed="rId6">
+                      <a:extLst>
+                        <a:ext uri="{28A0092B-C50C-407E-A947-70E740481C1C}">
+                          <a14:useLocalDpi xmlns:a14="http://schemas.microsoft.com/office/drawing/2010/main" val="0"/>
+                        </a:ext>
+                      </a:extLst>
+                    </a:blip>
+                    <a:stretch>
+                      <a:fillRect/>
+                    </a:stretch>
+                  </pic:blipFill>
+                  <pic:spPr>
+                    <a:xfrm>
+                      <a:off x="0" y="0"/>
+                      <a:ext cx="5371465" cy="1800860"/>
+                    </a:xfrm>
+                    <a:prstGeom prst="rect">
+                      <a:avLst/>
+                    </a:prstGeom>
+                  </pic:spPr>
+                </pic:pic>
+              </a:graphicData>
+            </a:graphic>
+          </wp:inline>
+        </w:drawing>
+      </w:r>
+    </w:p>
+    <w:p>
+      <w:pPr>
+        <w:spacing w:after="0" w:line="276" w:lineRule="auto"/>
+        <w:ind w:left="360"/>
+        <w:jc w:val="both"/>
+        <w:rPr>
+          <w:rFonts w:ascii="Times New Roman" w:hAnsi="Times New Roman" w:cs="Times New Roman"/>
+          <w:b/>
+          <w:bCs/>
+        </w:rPr>
+      </w:pPr>
+    </w:p>
+    <w:p>
+      <w:pPr>
+        <w:pStyle w:val="ListParagraph"/>
+        <w:numPr>
+          <w:ilvl w:val="1"/>
+          <w:numId w:val="1"/>
+        </w:numPr>
+        <w:spacing w:after="0" w:line="276" w:lineRule="auto"/>
+        <w:jc w:val="both"/>
+        <w:rPr>
+          <w:rFonts w:ascii="Times New Roman" w:hAnsi="Times New Roman" w:cs="Times New Roman"/>
+          <w:b/>
+          <w:bCs/>
+          <w:sz w:val="36"/>
+          <w:szCs w:val="36"/>
+        </w:rPr>
+      </w:pPr>
+      <w:r>
+        <w:rPr>
+          <w:rFonts w:ascii="Times New Roman" w:hAnsi="Times New Roman" w:cs="Times New Roman"/>
+          <w:b/>
+          <w:bCs/>
+          <w:sz w:val="36"/>
+          <w:szCs w:val="36"/>
+        </w:rPr>
+        <w:t>Heralded Single Photon Sources</w:t>
+      </w:r>
+    </w:p>
+    <w:p>
+      <w:pPr>
+        <w:spacing w:after="0" w:line="276" w:lineRule="auto"/>
+        <w:ind w:left="360"/>
+        <w:jc w:val="both"/>
+        <w:rPr>
+          <w:rFonts w:ascii="Times New Roman" w:hAnsi="Times New Roman" w:cs="Times New Roman"/>
+          <w:b/>
+          <w:bCs/>
+          <w:sz w:val="36"/>
+          <w:szCs w:val="36"/>
+        </w:rPr>
+      </w:pPr>
+      <w:r>
+        <w:rPr>
+          <w:rFonts w:ascii="Times New Roman" w:eastAsia="Times New Roman" w:hAnsi="Times New Roman" w:cs="Times New Roman"/>
+          <w:kern w:val="0"/>
+          <w14:ligatures w14:val="none"/>
+        </w:rPr>
+        <w:t>Heralded single-photon sources work by the principle of producing photon pairs, where the detection of one photon acts as a signal, or “herald,” indicating that the other photon is present. This method allows better control over single-photon generation compared to weak coherent sources. Although the generation is not perfectly deterministic, heralded sources significantly reduce the chances of producing multiple photons at the same time, making them suitable for applications that require high-quality single photons.</w:t>
+      </w:r>
+    </w:p>
+    <w:p>
+      <w:pPr>
+        <w:spacing w:after="0" w:line="276" w:lineRule="auto"/>
+        <w:ind w:left="360"/>
+        <w:jc w:val="both"/>
+        <w:rPr>
+          <w:rFonts w:ascii="Times New Roman" w:hAnsi="Times New Roman" w:cs="Times New Roman"/>
+        </w:rPr>
+      </w:pPr>
+    </w:p>
+    <w:p>
+      <w:pPr>
+        <w:spacing w:after="0" w:line="276" w:lineRule="auto"/>
+        <w:ind w:left="360"/>
+        <w:jc w:val="both"/>
+        <w:rPr>
+          <w:rFonts w:ascii="Times New Roman" w:hAnsi="Times New Roman" w:cs="Times New Roman"/>
+        </w:rPr>
+      </w:pPr>
+    </w:p>
+    <w:p>
+      <w:pPr>
+        <w:spacing w:after="0" w:line="276" w:lineRule="auto"/>
+        <w:ind w:left="360"/>
+        <w:jc w:val="both"/>
+        <w:rPr>
+          <w:rFonts w:ascii="Times New Roman" w:hAnsi="Times New Roman" w:cs="Times New Roman"/>
+        </w:rPr>
+      </w:pPr>
+      <w:r>
+        <w:rPr>
+          <w:noProof/>
+        </w:rPr>
+        <w:drawing>
+          <wp:inline distT="0" distB="0" distL="0" distR="0" wp14:anchorId="45F89FBC" wp14:editId="6E14D832">
+            <wp:extent cx="5131435" cy="1965960"/>
+            <wp:effectExtent l="0" t="0" r="0" b="0"/>
+            <wp:docPr id="1431660955" name="Picture 1"/>
+            <wp:cNvGraphicFramePr>
+              <a:graphicFrameLocks xmlns:a="http://schemas.openxmlformats.org/drawingml/2006/main" noChangeAspect="1"/>
+            </wp:cNvGraphicFramePr>
+            <a:graphic xmlns:a="http://schemas.openxmlformats.org/drawingml/2006/main">
+              <a:graphicData uri="http://schemas.openxmlformats.org/drawingml/2006/picture">
+                <pic:pic xmlns:pic="http://schemas.openxmlformats.org/drawingml/2006/picture">
+                  <pic:nvPicPr>
+                    <pic:cNvPr id="1431660955" name="Picture 1"/>
+                    <pic:cNvPicPr>
+                      <a:picLocks noChangeAspect="1"/>
+                    </pic:cNvPicPr>
+                  </pic:nvPicPr>
+                  <pic:blipFill>
+                    <a:blip r:embed="rId7">
+                      <a:extLst>
+                        <a:ext uri="{28A0092B-C50C-407E-A947-70E740481C1C}">
+                          <a14:useLocalDpi xmlns:a14="http://schemas.microsoft.com/office/drawing/2010/main" val="0"/>
+                        </a:ext>
+                      </a:extLst>
+                    </a:blip>
+                    <a:stretch>
+                      <a:fillRect/>
+                    </a:stretch>
+                  </pic:blipFill>
+                  <pic:spPr>
+                    <a:xfrm>
+                      <a:off x="0" y="0"/>
+                      <a:ext cx="5131435" cy="1965960"/>
+                    </a:xfrm>
+                    <a:prstGeom prst="rect">
+                      <a:avLst/>
+                    </a:prstGeom>
+                  </pic:spPr>
+                </pic:pic>
+              </a:graphicData>
+            </a:graphic>
+          </wp:inline>
+        </w:drawing>
+      </w:r>
     </w:p>
     <w:p>
       <w:pPr>
@@ -1380,7 +1596,21 @@
         <w:rPr>
           <w:rFonts w:ascii="Times New Roman" w:hAnsi="Times New Roman" w:cs="Times New Roman"/>
         </w:rPr>
-        <w:t>In this section we will se a brief comparison between 810 nm and 1550 nm and conclude why we used 1550 nm for quantum entanglement.</w:t>
+        <w:t xml:space="preserve">In this section we will </w:t>
+      </w:r>
+      <w:proofErr w:type="spellStart"/>
+      <w:r>
+        <w:rPr>
+          <w:rFonts w:ascii="Times New Roman" w:hAnsi="Times New Roman" w:cs="Times New Roman"/>
+        </w:rPr>
+        <w:t>se</w:t>
+      </w:r>
+      <w:proofErr w:type="spellEnd"/>
+      <w:r>
+        <w:rPr>
+          <w:rFonts w:ascii="Times New Roman" w:hAnsi="Times New Roman" w:cs="Times New Roman"/>
+        </w:rPr>
+        <w:t xml:space="preserve"> a brief comparison between 810 nm and 1550 nm and conclude why we used 1550 nm for quantum entanglement.</w:t>
       </w:r>
     </w:p>
     <w:p>
@@ -1550,7 +1780,21 @@
               <w:rPr>
                 <w:rFonts w:ascii="Times New Roman" w:hAnsi="Times New Roman" w:cs="Times New Roman"/>
               </w:rPr>
-              <w:t>1550 nm requires InGaAs or SNSPDs which are more complex.</w:t>
+              <w:t xml:space="preserve">1550 nm requires </w:t>
+            </w:r>
+            <w:proofErr w:type="spellStart"/>
+            <w:r>
+              <w:rPr>
+                <w:rFonts w:ascii="Times New Roman" w:hAnsi="Times New Roman" w:cs="Times New Roman"/>
+              </w:rPr>
+              <w:t>InGaAs</w:t>
+            </w:r>
+            <w:proofErr w:type="spellEnd"/>
+            <w:r>
+              <w:rPr>
+                <w:rFonts w:ascii="Times New Roman" w:hAnsi="Times New Roman" w:cs="Times New Roman"/>
+              </w:rPr>
+              <w:t xml:space="preserve"> or SNSPDs which are more complex.</w:t>
             </w:r>
           </w:p>
         </w:tc>
@@ -4724,7 +4968,7 @@
                     <pic:cNvPicPr/>
                   </pic:nvPicPr>
                   <pic:blipFill>
-                    <a:blip r:embed="rId5"/>
+                    <a:blip r:embed="rId8"/>
                     <a:stretch>
                       <a:fillRect/>
                     </a:stretch>
@@ -4748,12 +4992,18 @@
     <w:p>
       <w:pPr>
         <w:spacing w:after="0" w:line="276" w:lineRule="auto"/>
-        <w:ind w:left="360"/>
+        <w:ind w:left="360" w:firstLine="360"/>
         <w:jc w:val="both"/>
         <w:rPr>
           <w:rFonts w:ascii="Times New Roman" w:eastAsiaTheme="minorEastAsia" w:hAnsi="Times New Roman" w:cs="Times New Roman"/>
         </w:rPr>
       </w:pPr>
+      <w:r>
+        <w:rPr>
+          <w:rFonts w:ascii="Times New Roman" w:eastAsiaTheme="minorEastAsia" w:hAnsi="Times New Roman" w:cs="Times New Roman"/>
+        </w:rPr>
+        <w:t>Figure 1: SPDC through a nonlinear crystal and momentum and energy conservation</w:t>
+      </w:r>
     </w:p>
     <w:p>
       <w:pPr>
@@ -6198,7 +6448,23 @@
           <w:rFonts w:ascii="Times New Roman" w:eastAsiaTheme="minorEastAsia" w:hAnsi="Times New Roman" w:cs="Times New Roman"/>
           <w:iCs/>
         </w:rPr>
-        <w:t>Where s represents signal photons and i represents idler photons obtained from spontaneous parametric down conservation.</w:t>
+        <w:t xml:space="preserve">Where s represents signal photons and </w:t>
+      </w:r>
+      <w:proofErr w:type="spellStart"/>
+      <w:r>
+        <w:rPr>
+          <w:rFonts w:ascii="Times New Roman" w:eastAsiaTheme="minorEastAsia" w:hAnsi="Times New Roman" w:cs="Times New Roman"/>
+          <w:iCs/>
+        </w:rPr>
+        <w:t>i</w:t>
+      </w:r>
+      <w:proofErr w:type="spellEnd"/>
+      <w:r>
+        <w:rPr>
+          <w:rFonts w:ascii="Times New Roman" w:eastAsiaTheme="minorEastAsia" w:hAnsi="Times New Roman" w:cs="Times New Roman"/>
+          <w:iCs/>
+        </w:rPr>
+        <w:t xml:space="preserve"> represents idler photons obtained from spontaneous parametric down conservation.</w:t>
       </w:r>
     </w:p>
     <w:p>
@@ -9729,7 +9995,21 @@
         <w:rPr>
           <w:rFonts w:ascii="Times New Roman" w:hAnsi="Times New Roman" w:cs="Times New Roman"/>
         </w:rPr>
-        <w:t>(SPDC) within Sagnac interferometer configurations, but they differ fundamentally in the</w:t>
+        <w:t xml:space="preserve">(SPDC) within </w:t>
+      </w:r>
+      <w:proofErr w:type="spellStart"/>
+      <w:r>
+        <w:rPr>
+          <w:rFonts w:ascii="Times New Roman" w:hAnsi="Times New Roman" w:cs="Times New Roman"/>
+        </w:rPr>
+        <w:t>Sagnac</w:t>
+      </w:r>
+      <w:proofErr w:type="spellEnd"/>
+      <w:r>
+        <w:rPr>
+          <w:rFonts w:ascii="Times New Roman" w:hAnsi="Times New Roman" w:cs="Times New Roman"/>
+        </w:rPr>
+        <w:t xml:space="preserve"> interferometer configurations, but they differ fundamentally in the</w:t>
       </w:r>
       <w:r>
         <w:rPr>
@@ -9779,49 +10059,93 @@
         <w:rPr>
           <w:rFonts w:ascii="Times New Roman" w:hAnsi="Times New Roman" w:cs="Times New Roman"/>
         </w:rPr>
-        <w:t>BULK CRYSTAL: A bulk crystal source consists of a solid, optically clear crystal block, placed directly inside a Sagnac interferometer loop. The crystal maintains its original bulk form with uniform dimensions throughout its length. The pump laser and resulting entangled photons propagate through this solid crystal material.</w:t>
-      </w:r>
-    </w:p>
-    <w:p>
-      <w:pPr>
-        <w:spacing w:after="0" w:line="276" w:lineRule="auto"/>
-        <w:ind w:left="360"/>
-        <w:jc w:val="both"/>
-        <w:rPr>
-          <w:rFonts w:ascii="Times New Roman" w:hAnsi="Times New Roman" w:cs="Times New Roman"/>
-        </w:rPr>
-      </w:pPr>
-      <w:r>
-        <w:rPr>
-          <w:rFonts w:ascii="Times New Roman" w:hAnsi="Times New Roman" w:cs="Times New Roman"/>
-        </w:rPr>
-        <w:t>Bulk crystal at 1550nm remains the highest-performance platform for generating maximally entangled photons, achieving exceptional spectral brightness (&gt;2.0 MHz/(mW.nm)) and fidelity (97.8%). However, it requires substantial free-space optical infrastructure and laboratory environments.</w:t>
-      </w:r>
-    </w:p>
-    <w:p>
-      <w:pPr>
-        <w:spacing w:after="0" w:line="276" w:lineRule="auto"/>
-        <w:ind w:left="360"/>
-        <w:jc w:val="both"/>
-        <w:rPr>
-          <w:rFonts w:ascii="Times New Roman" w:hAnsi="Times New Roman" w:cs="Times New Roman"/>
-        </w:rPr>
-      </w:pPr>
-    </w:p>
-    <w:p>
-      <w:pPr>
-        <w:spacing w:after="0" w:line="276" w:lineRule="auto"/>
-        <w:ind w:left="360"/>
-        <w:jc w:val="both"/>
-        <w:rPr>
-          <w:rFonts w:ascii="Times New Roman" w:hAnsi="Times New Roman" w:cs="Times New Roman"/>
-        </w:rPr>
-      </w:pPr>
-      <w:r>
-        <w:rPr>
-          <w:rFonts w:ascii="Times New Roman" w:hAnsi="Times New Roman" w:cs="Times New Roman"/>
-        </w:rPr>
-        <w:t>WAVEGUIDE: A waveguide source uses non-linear crystal not as a bulk crystal but as an integrated ridge waveguide-a narrow optical channel (typically 5-10 micrometers wide) inscribed or fabricated within a larger non-linear substrate. This waveguide is integrated directly into a fiber-coupled Sagnac interferometer loop.</w:t>
+        <w:t xml:space="preserve">BULK CRYSTAL: A bulk crystal source consists of a solid, optically clear crystal block, placed directly inside a </w:t>
+      </w:r>
+      <w:proofErr w:type="spellStart"/>
+      <w:r>
+        <w:rPr>
+          <w:rFonts w:ascii="Times New Roman" w:hAnsi="Times New Roman" w:cs="Times New Roman"/>
+        </w:rPr>
+        <w:t>Sagnac</w:t>
+      </w:r>
+      <w:proofErr w:type="spellEnd"/>
+      <w:r>
+        <w:rPr>
+          <w:rFonts w:ascii="Times New Roman" w:hAnsi="Times New Roman" w:cs="Times New Roman"/>
+        </w:rPr>
+        <w:t xml:space="preserve"> interferometer loop. The crystal maintains its original bulk form with uniform dimensions throughout its length. The pump laser and resulting entangled photons propagate through this solid crystal material.</w:t>
+      </w:r>
+    </w:p>
+    <w:p>
+      <w:pPr>
+        <w:spacing w:after="0" w:line="276" w:lineRule="auto"/>
+        <w:ind w:left="360"/>
+        <w:jc w:val="both"/>
+        <w:rPr>
+          <w:rFonts w:ascii="Times New Roman" w:hAnsi="Times New Roman" w:cs="Times New Roman"/>
+        </w:rPr>
+      </w:pPr>
+      <w:r>
+        <w:rPr>
+          <w:rFonts w:ascii="Times New Roman" w:hAnsi="Times New Roman" w:cs="Times New Roman"/>
+        </w:rPr>
+        <w:t>Bulk crystal at 1550nm remains the highest-performance platform for generating maximally entangled photons, achieving exceptional spectral brightness (&gt;2.0 MHz/(</w:t>
+      </w:r>
+      <w:proofErr w:type="spellStart"/>
+      <w:proofErr w:type="gramStart"/>
+      <w:r>
+        <w:rPr>
+          <w:rFonts w:ascii="Times New Roman" w:hAnsi="Times New Roman" w:cs="Times New Roman"/>
+        </w:rPr>
+        <w:t>mW.nm</w:t>
+      </w:r>
+      <w:proofErr w:type="spellEnd"/>
+      <w:proofErr w:type="gramEnd"/>
+      <w:r>
+        <w:rPr>
+          <w:rFonts w:ascii="Times New Roman" w:hAnsi="Times New Roman" w:cs="Times New Roman"/>
+        </w:rPr>
+        <w:t>)) and fidelity (97.8%). However, it requires substantial free-space optical infrastructure and laboratory environments.</w:t>
+      </w:r>
+    </w:p>
+    <w:p>
+      <w:pPr>
+        <w:spacing w:after="0" w:line="276" w:lineRule="auto"/>
+        <w:ind w:left="360"/>
+        <w:jc w:val="both"/>
+        <w:rPr>
+          <w:rFonts w:ascii="Times New Roman" w:hAnsi="Times New Roman" w:cs="Times New Roman"/>
+        </w:rPr>
+      </w:pPr>
+    </w:p>
+    <w:p>
+      <w:pPr>
+        <w:spacing w:after="0" w:line="276" w:lineRule="auto"/>
+        <w:ind w:left="360"/>
+        <w:jc w:val="both"/>
+        <w:rPr>
+          <w:rFonts w:ascii="Times New Roman" w:hAnsi="Times New Roman" w:cs="Times New Roman"/>
+        </w:rPr>
+      </w:pPr>
+      <w:r>
+        <w:rPr>
+          <w:rFonts w:ascii="Times New Roman" w:hAnsi="Times New Roman" w:cs="Times New Roman"/>
+        </w:rPr>
+        <w:t xml:space="preserve">WAVEGUIDE: A waveguide source uses non-linear crystal not as a bulk crystal but as an integrated ridge waveguide-a narrow optical channel (typically 5-10 micrometers wide) inscribed or fabricated within a larger non-linear substrate. This waveguide is integrated directly into a fiber-coupled </w:t>
+      </w:r>
+      <w:proofErr w:type="spellStart"/>
+      <w:r>
+        <w:rPr>
+          <w:rFonts w:ascii="Times New Roman" w:hAnsi="Times New Roman" w:cs="Times New Roman"/>
+        </w:rPr>
+        <w:t>Sagnac</w:t>
+      </w:r>
+      <w:proofErr w:type="spellEnd"/>
+      <w:r>
+        <w:rPr>
+          <w:rFonts w:ascii="Times New Roman" w:hAnsi="Times New Roman" w:cs="Times New Roman"/>
+        </w:rPr>
+        <w:t xml:space="preserve"> interferometer loop.</w:t>
       </w:r>
     </w:p>
     <w:p>
@@ -9879,7 +10203,21 @@
         <w:rPr>
           <w:rFonts w:ascii="Times New Roman" w:hAnsi="Times New Roman" w:cs="Times New Roman"/>
         </w:rPr>
-        <w:t xml:space="preserve">The selection between bulk and waveguide depends entirely on application priorities: bulk crystal for highest-quality entanglement in research, and waveguide for practical, scalable quantum networks. Both employ Sagnac architectures that provide inherent stability and represent the state-of-the-art in 1550nm entangled photon generation.     </w:t>
+        <w:t xml:space="preserve">The selection between bulk and waveguide depends entirely on application priorities: bulk crystal for highest-quality entanglement in research, and waveguide for practical, scalable quantum networks. Both employ </w:t>
+      </w:r>
+      <w:proofErr w:type="spellStart"/>
+      <w:r>
+        <w:rPr>
+          <w:rFonts w:ascii="Times New Roman" w:hAnsi="Times New Roman" w:cs="Times New Roman"/>
+        </w:rPr>
+        <w:t>Sagnac</w:t>
+      </w:r>
+      <w:proofErr w:type="spellEnd"/>
+      <w:r>
+        <w:rPr>
+          <w:rFonts w:ascii="Times New Roman" w:hAnsi="Times New Roman" w:cs="Times New Roman"/>
+        </w:rPr>
+        <w:t xml:space="preserve"> architectures that provide inherent stability and represent the state-of-the-art in 1550nm entangled photon generation.     </w:t>
       </w:r>
     </w:p>
     <w:p>
@@ -9945,7 +10283,21 @@
         <w:rPr>
           <w:rFonts w:ascii="Times New Roman" w:hAnsi="Times New Roman" w:cs="Times New Roman"/>
         </w:rPr>
-        <w:t>Both fiber-based and free-space sources generate entangled photon pairs through spontaneous parametric down-conversion (SPDC). The critical difference lies in how the photon generation occurs and how the generated photons are delivered to users: in a Sagnac interferometer configuration that provides inherent stability and efficient collection.</w:t>
+        <w:t xml:space="preserve">Both fiber-based and free-space sources generate entangled photon pairs through spontaneous parametric down-conversion (SPDC). The critical difference lies in how the photon generation occurs and how the generated photons are delivered to users: in a </w:t>
+      </w:r>
+      <w:proofErr w:type="spellStart"/>
+      <w:r>
+        <w:rPr>
+          <w:rFonts w:ascii="Times New Roman" w:hAnsi="Times New Roman" w:cs="Times New Roman"/>
+        </w:rPr>
+        <w:t>Sagnac</w:t>
+      </w:r>
+      <w:proofErr w:type="spellEnd"/>
+      <w:r>
+        <w:rPr>
+          <w:rFonts w:ascii="Times New Roman" w:hAnsi="Times New Roman" w:cs="Times New Roman"/>
+        </w:rPr>
+        <w:t xml:space="preserve"> interferometer configuration that provides inherent stability and efficient collection.</w:t>
       </w:r>
     </w:p>
     <w:p>
@@ -9987,7 +10339,21 @@
         <w:rPr>
           <w:rFonts w:ascii="Times New Roman" w:hAnsi="Times New Roman" w:cs="Times New Roman"/>
         </w:rPr>
-        <w:t>A free-space source places a bulk crystal (typically 25-30 mm long) directly in open air or vacuum within a Sagnac interferometer architecture. The pump laser is focused into the crystal using free-space optics (mirrors and lenses), and the generated entangled photons propagate through open space before being collected and coupled into optical fibers.</w:t>
+        <w:t xml:space="preserve">A free-space source places a bulk crystal (typically 25-30 mm long) directly in open air or vacuum within a </w:t>
+      </w:r>
+      <w:proofErr w:type="spellStart"/>
+      <w:r>
+        <w:rPr>
+          <w:rFonts w:ascii="Times New Roman" w:hAnsi="Times New Roman" w:cs="Times New Roman"/>
+        </w:rPr>
+        <w:t>Sagnac</w:t>
+      </w:r>
+      <w:proofErr w:type="spellEnd"/>
+      <w:r>
+        <w:rPr>
+          <w:rFonts w:ascii="Times New Roman" w:hAnsi="Times New Roman" w:cs="Times New Roman"/>
+        </w:rPr>
+        <w:t xml:space="preserve"> interferometer architecture. The pump laser is focused into the crystal using free-space optics (mirrors and lenses), and the generated entangled photons propagate through open space before being collected and coupled into optical fibers.</w:t>
       </w:r>
     </w:p>
     <w:p>
@@ -10035,7 +10401,21 @@
         <w:rPr>
           <w:rFonts w:ascii="Times New Roman" w:hAnsi="Times New Roman" w:cs="Times New Roman"/>
         </w:rPr>
-        <w:t>3. Sagnac Configuration: The interferometer uses mirrors to create two counter-propagating paths. Both paths go through the same crystal, generating two types of entangled pairs that interfere at a 50/50 beam splitter, creating polarization entanglement.</w:t>
+        <w:t xml:space="preserve">3. </w:t>
+      </w:r>
+      <w:proofErr w:type="spellStart"/>
+      <w:r>
+        <w:rPr>
+          <w:rFonts w:ascii="Times New Roman" w:hAnsi="Times New Roman" w:cs="Times New Roman"/>
+        </w:rPr>
+        <w:t>Sagnac</w:t>
+      </w:r>
+      <w:proofErr w:type="spellEnd"/>
+      <w:r>
+        <w:rPr>
+          <w:rFonts w:ascii="Times New Roman" w:hAnsi="Times New Roman" w:cs="Times New Roman"/>
+        </w:rPr>
+        <w:t xml:space="preserve"> Configuration: The interferometer uses mirrors to create two counter-propagating paths. Both paths go through the same crystal, generating two types of entangled pairs that interfere at a 50/50 beam splitter, creating polarization entanglement.</w:t>
       </w:r>
     </w:p>
     <w:p>
@@ -10093,7 +10473,21 @@
         <w:rPr>
           <w:rFonts w:ascii="Times New Roman" w:hAnsi="Times New Roman" w:cs="Times New Roman"/>
         </w:rPr>
-        <w:t>A fiber-based PPKTP source integrates the non-linear crystal directly into a fiber-coupled Sagnac loop interferometer. The crystal is placed inside a fiber loop, with all light propagation occurring within optical fibers rather than in open space.</w:t>
+        <w:t xml:space="preserve">A fiber-based PPKTP source integrates the non-linear crystal directly into a fiber-coupled </w:t>
+      </w:r>
+      <w:proofErr w:type="spellStart"/>
+      <w:r>
+        <w:rPr>
+          <w:rFonts w:ascii="Times New Roman" w:hAnsi="Times New Roman" w:cs="Times New Roman"/>
+        </w:rPr>
+        <w:t>Sagnac</w:t>
+      </w:r>
+      <w:proofErr w:type="spellEnd"/>
+      <w:r>
+        <w:rPr>
+          <w:rFonts w:ascii="Times New Roman" w:hAnsi="Times New Roman" w:cs="Times New Roman"/>
+        </w:rPr>
+        <w:t xml:space="preserve"> loop interferometer. The crystal is placed inside a fiber loop, with all light propagation occurring within optical fibers rather than in open space.</w:t>
       </w:r>
     </w:p>
     <w:p>
@@ -10142,7 +10536,21 @@
         <w:rPr>
           <w:rFonts w:ascii="Times New Roman" w:hAnsi="Times New Roman" w:cs="Times New Roman"/>
         </w:rPr>
-        <w:t>3. Sagnac Architecture: Pump light circulates counter-clockwise and clockwise through the same crystal, generating two entangled pair states that interfere at a 50/50 fiber coupler, creating polarization entanglement.</w:t>
+        <w:t xml:space="preserve">3. </w:t>
+      </w:r>
+      <w:proofErr w:type="spellStart"/>
+      <w:r>
+        <w:rPr>
+          <w:rFonts w:ascii="Times New Roman" w:hAnsi="Times New Roman" w:cs="Times New Roman"/>
+        </w:rPr>
+        <w:t>Sagnac</w:t>
+      </w:r>
+      <w:proofErr w:type="spellEnd"/>
+      <w:r>
+        <w:rPr>
+          <w:rFonts w:ascii="Times New Roman" w:hAnsi="Times New Roman" w:cs="Times New Roman"/>
+        </w:rPr>
+        <w:t xml:space="preserve"> Architecture: Pump light circulates counter-clockwise and clockwise through the same crystal, generating two entangled pair states that interfere at a 50/50 fiber coupler, creating polarization entanglement.</w:t>
       </w:r>
     </w:p>
     <w:p>
@@ -10455,7 +10863,23 @@
           <w:rFonts w:ascii="Times New Roman" w:hAnsi="Times New Roman" w:cs="Times New Roman"/>
           <w:color w:val="0D0D0D" w:themeColor="text1" w:themeTint="F2"/>
         </w:rPr>
-        <w:t>KTP-KTiOPO₄ (Potassium Titanyl Phosphate): KTP is a ferroelectric nonlinear optical crystal that has become one of the most important materials in modern photonics.</w:t>
+        <w:t>KTP-</w:t>
+      </w:r>
+      <w:proofErr w:type="spellStart"/>
+      <w:r>
+        <w:rPr>
+          <w:rFonts w:ascii="Times New Roman" w:hAnsi="Times New Roman" w:cs="Times New Roman"/>
+          <w:color w:val="0D0D0D" w:themeColor="text1" w:themeTint="F2"/>
+        </w:rPr>
+        <w:t>KTiOPO</w:t>
+      </w:r>
+      <w:proofErr w:type="spellEnd"/>
+      <w:r>
+        <w:rPr>
+          <w:rFonts w:ascii="Times New Roman" w:hAnsi="Times New Roman" w:cs="Times New Roman"/>
+          <w:color w:val="0D0D0D" w:themeColor="text1" w:themeTint="F2"/>
+        </w:rPr>
+        <w:t>₄ (Potassium Titanyl Phosphate): KTP is a ferroelectric nonlinear optical crystal that has become one of the most important materials in modern photonics.</w:t>
       </w:r>
     </w:p>
     <w:p>
@@ -11762,6 +12186,7 @@
           <w:szCs w:val="36"/>
         </w:rPr>
       </w:pPr>
+      <w:proofErr w:type="spellStart"/>
       <w:r>
         <w:rPr>
           <w:rFonts w:ascii="Times New Roman" w:hAnsi="Times New Roman" w:cs="Times New Roman"/>
@@ -11771,7 +12196,18 @@
           <w:szCs w:val="36"/>
         </w:rPr>
         <w:lastRenderedPageBreak/>
-        <w:t>Sagnac Interferometer</w:t>
+        <w:t>Sagnac</w:t>
+      </w:r>
+      <w:proofErr w:type="spellEnd"/>
+      <w:r>
+        <w:rPr>
+          <w:rFonts w:ascii="Times New Roman" w:hAnsi="Times New Roman" w:cs="Times New Roman"/>
+          <w:b/>
+          <w:bCs/>
+          <w:sz w:val="36"/>
+          <w:szCs w:val="36"/>
+        </w:rPr>
+        <w:t xml:space="preserve"> Interferometer</w:t>
       </w:r>
     </w:p>
     <w:p>
@@ -11807,25 +12243,21 @@
           <w:rFonts w:ascii="Times New Roman" w:hAnsi="Times New Roman" w:cs="Times New Roman"/>
           <w:lang w:val="en"/>
         </w:rPr>
-        <w:t>However, those setups were limited by the phase stability. To overcome this challenge, a new setup as shown in figure 2. was proposed by Franco N. C. Wong in 2006 to pump the non-linear crystal in two opposite directions. This setup has been able to produce high entanglement quality while also permitting a high source brightness since this method uses collinear down-conversion and does not require phase stabilization.</w:t>
-      </w:r>
-    </w:p>
-    <w:p>
-      <w:pPr>
-        <w:spacing w:after="0" w:line="276" w:lineRule="auto"/>
-        <w:ind w:left="360"/>
-        <w:jc w:val="both"/>
+        <w:t>However, those setups were limited by the phase stability. To overcome this challenge, a new setup as shown in figure 2. was proposed by Franco N. C. Wong in 2006 to pump the</w:t>
+      </w:r>
+      <w:r>
         <w:rPr>
           <w:rFonts w:ascii="Times New Roman" w:hAnsi="Times New Roman" w:cs="Times New Roman"/>
           <w:lang w:val="en"/>
         </w:rPr>
-      </w:pPr>
+        <w:t xml:space="preserve"> </w:t>
+      </w:r>
       <w:r>
         <w:rPr>
           <w:rFonts w:ascii="Times New Roman" w:hAnsi="Times New Roman" w:cs="Times New Roman"/>
           <w:lang w:val="en"/>
         </w:rPr>
-        <w:t>Previously used setups for entangled source based on PPKTP involves Mach-Zehnder interferometer which was proposed by Marco Fiorentino in 2004.</w:t>
+        <w:t>non-linear crystal in two opposite directions. This setup has been able to produce high entanglement quality while also permitting a high source brightness since this method uses collinear down-conversion and does not require phase stabilization.</w:t>
       </w:r>
     </w:p>
     <w:p>
@@ -11841,47 +12273,16 @@
       <w:r>
         <w:rPr>
           <w:rFonts w:ascii="Times New Roman" w:hAnsi="Times New Roman" w:cs="Times New Roman"/>
-          <w:lang w:val="en"/>
-        </w:rPr>
-        <w:t>However, those setups were limited by the phase stability. To overcome this challenge, a new setup as shown in figure 2. was proposed by Franco N. C. Wong in 2006 to pump the</w:t>
-      </w:r>
-      <w:r>
-        <w:rPr>
-          <w:rFonts w:ascii="Times New Roman" w:hAnsi="Times New Roman" w:cs="Times New Roman"/>
-          <w:lang w:val="en"/>
-        </w:rPr>
-        <w:t xml:space="preserve"> </w:t>
-      </w:r>
-      <w:r>
-        <w:rPr>
-          <w:rFonts w:ascii="Times New Roman" w:hAnsi="Times New Roman" w:cs="Times New Roman"/>
-          <w:lang w:val="en"/>
-        </w:rPr>
-        <w:t>non-linear crystal in two opposite directions. This setup has been able to produce high entanglement quality while also permitting a high source brightness since this method uses collinear down-conversion and does not require phase stabilization.</w:t>
-      </w:r>
-    </w:p>
-    <w:p>
-      <w:pPr>
-        <w:spacing w:after="0" w:line="276" w:lineRule="auto"/>
-        <w:ind w:left="360"/>
-        <w:jc w:val="both"/>
-        <w:rPr>
-          <w:rFonts w:ascii="Times New Roman" w:hAnsi="Times New Roman" w:cs="Times New Roman"/>
-          <w:lang w:val="en"/>
-        </w:rPr>
-      </w:pPr>
-      <w:r>
-        <w:rPr>
-          <w:rFonts w:ascii="Times New Roman" w:hAnsi="Times New Roman" w:cs="Times New Roman"/>
+          <w:noProof/>
         </w:rPr>
         <w:drawing>
-          <wp:anchor distT="0" distB="0" distL="114300" distR="114300" simplePos="0" relativeHeight="251659264" behindDoc="0" locked="0" layoutInCell="1" allowOverlap="1" wp14:anchorId="08379185" wp14:editId="0B98DF0B">
+          <wp:anchor distT="0" distB="0" distL="114300" distR="114300" simplePos="0" relativeHeight="251659264" behindDoc="0" locked="0" layoutInCell="1" allowOverlap="1" wp14:anchorId="08379185" wp14:editId="1E074A28">
             <wp:simplePos x="0" y="0"/>
             <wp:positionH relativeFrom="margin">
-              <wp:posOffset>2851785</wp:posOffset>
+              <wp:posOffset>2915285</wp:posOffset>
             </wp:positionH>
-            <wp:positionV relativeFrom="page">
-              <wp:posOffset>4974590</wp:posOffset>
+            <wp:positionV relativeFrom="margin">
+              <wp:posOffset>2584450</wp:posOffset>
             </wp:positionV>
             <wp:extent cx="2686050" cy="2470785"/>
             <wp:effectExtent l="0" t="0" r="0" b="5715"/>
@@ -11900,7 +12301,7 @@
                     </pic:cNvPicPr>
                   </pic:nvPicPr>
                   <pic:blipFill>
-                    <a:blip r:embed="rId6">
+                    <a:blip r:embed="rId9">
                       <a:extLst>
                         <a:ext uri="{28A0092B-C50C-407E-A947-70E740481C1C}">
                           <a14:useLocalDpi xmlns:a14="http://schemas.microsoft.com/office/drawing/2010/main" val="0"/>
@@ -11937,15 +12338,16 @@
       <w:r>
         <w:rPr>
           <w:rFonts w:ascii="Times New Roman" w:hAnsi="Times New Roman" w:cs="Times New Roman"/>
+          <w:noProof/>
         </w:rPr>
         <w:drawing>
-          <wp:anchor distT="0" distB="0" distL="114300" distR="114300" simplePos="0" relativeHeight="251660288" behindDoc="0" locked="0" layoutInCell="1" allowOverlap="1" wp14:anchorId="7793A82A" wp14:editId="72CA19E7">
+          <wp:anchor distT="0" distB="0" distL="114300" distR="114300" simplePos="0" relativeHeight="251660288" behindDoc="0" locked="0" layoutInCell="1" allowOverlap="1" wp14:anchorId="7793A82A" wp14:editId="30530EDB">
             <wp:simplePos x="0" y="0"/>
             <wp:positionH relativeFrom="column">
-              <wp:posOffset>206375</wp:posOffset>
+              <wp:posOffset>219075</wp:posOffset>
             </wp:positionH>
             <wp:positionV relativeFrom="page">
-              <wp:posOffset>5006975</wp:posOffset>
+              <wp:posOffset>3521075</wp:posOffset>
             </wp:positionV>
             <wp:extent cx="2563495" cy="2405380"/>
             <wp:effectExtent l="0" t="0" r="8255" b="0"/>
@@ -11964,7 +12366,7 @@
                     </pic:cNvPicPr>
                   </pic:nvPicPr>
                   <pic:blipFill>
-                    <a:blip r:embed="rId7">
+                    <a:blip r:embed="rId10">
                       <a:extLst>
                         <a:ext uri="{28A0092B-C50C-407E-A947-70E740481C1C}">
                           <a14:useLocalDpi xmlns:a14="http://schemas.microsoft.com/office/drawing/2010/main" val="0"/>
@@ -12017,8 +12419,35 @@
           <w:rFonts w:ascii="Times New Roman" w:hAnsi="Times New Roman" w:cs="Times New Roman"/>
           <w:lang w:val="en"/>
         </w:rPr>
-        <w:t xml:space="preserve"> isosceles right triangle in this Sagnac interferometer, and the crystal is placed in the middle of the base of the triangle. A pump photon propagates along the blue path, as it is reflected by a Dichroic mirror (this DM will transmit the idler and signal photons) as the figure 2 shows:</w:t>
-      </w:r>
+        <w:t xml:space="preserve"> isosceles right triangle in this </w:t>
+      </w:r>
+      <w:proofErr w:type="spellStart"/>
+      <w:r>
+        <w:rPr>
+          <w:rFonts w:ascii="Times New Roman" w:hAnsi="Times New Roman" w:cs="Times New Roman"/>
+          <w:lang w:val="en"/>
+        </w:rPr>
+        <w:t>Sagnac</w:t>
+      </w:r>
+      <w:proofErr w:type="spellEnd"/>
+      <w:r>
+        <w:rPr>
+          <w:rFonts w:ascii="Times New Roman" w:hAnsi="Times New Roman" w:cs="Times New Roman"/>
+          <w:lang w:val="en"/>
+        </w:rPr>
+        <w:t xml:space="preserve"> interferometer, and the crystal is placed in the middle of the base of the triangle. A pump photon propagates along the blue path, as it is reflected by a Dichroic mirror (this DM will transmit the idler and signal photons) as the figure 2 shows:</w:t>
+      </w:r>
+    </w:p>
+    <w:p>
+      <w:pPr>
+        <w:spacing w:after="0" w:line="276" w:lineRule="auto"/>
+        <w:ind w:left="360"/>
+        <w:jc w:val="both"/>
+        <w:rPr>
+          <w:rFonts w:ascii="Times New Roman" w:hAnsi="Times New Roman" w:cs="Times New Roman"/>
+          <w:lang w:val="en"/>
+        </w:rPr>
+      </w:pPr>
     </w:p>
     <w:p>
       <w:pPr>
@@ -12115,7 +12544,21 @@
         <w:rPr>
           <w:rFonts w:ascii="Times New Roman" w:hAnsi="Times New Roman" w:cs="Times New Roman"/>
         </w:rPr>
-        <w:t xml:space="preserve">Figure 2: A schematic of Sagnac interferometer: (a) H-polarized input </w:t>
+        <w:t xml:space="preserve">Figure 2: A schematic of </w:t>
+      </w:r>
+      <w:proofErr w:type="spellStart"/>
+      <w:r>
+        <w:rPr>
+          <w:rFonts w:ascii="Times New Roman" w:hAnsi="Times New Roman" w:cs="Times New Roman"/>
+        </w:rPr>
+        <w:t>Sagnac</w:t>
+      </w:r>
+      <w:proofErr w:type="spellEnd"/>
+      <w:r>
+        <w:rPr>
+          <w:rFonts w:ascii="Times New Roman" w:hAnsi="Times New Roman" w:cs="Times New Roman"/>
+        </w:rPr>
+        <w:t xml:space="preserve"> interferometer: (a) H-polarized input </w:t>
       </w:r>
     </w:p>
     <w:p>
@@ -12203,7 +12646,221 @@
           <w:rFonts w:ascii="Times New Roman" w:hAnsi="Times New Roman" w:cs="Times New Roman"/>
           <w:lang w:val="en"/>
         </w:rPr>
-        <w:t>clock path, the photon interacts with the crystal and generates H-polarized signal photon and V-</w:t>
+        <w:t xml:space="preserve">clock path, the photon interacts with the crystal and generates H-polarized signal photon and V-polarized idler photon, the state can be written as </w:t>
+      </w:r>
+      <w:r>
+        <w:rPr>
+          <w:rFonts w:ascii="Times New Roman" w:hAnsi="Times New Roman" w:cs="Times New Roman"/>
+          <w:b/>
+          <w:bCs/>
+          <w:lang w:val="en"/>
+        </w:rPr>
+        <w:t>|</w:t>
+      </w:r>
+      <w:r>
+        <w:rPr>
+          <w:rFonts w:ascii="Times New Roman" w:hAnsi="Times New Roman" w:cs="Times New Roman"/>
+          <w:lang w:val="en"/>
+        </w:rPr>
+        <w:t>Hs</w:t>
+      </w:r>
+      <w:r>
+        <w:rPr>
+          <w:rFonts w:ascii="Cambria Math" w:hAnsi="Cambria Math" w:cs="Cambria Math"/>
+          <w:lang w:val="en"/>
+        </w:rPr>
+        <w:t>⟩</w:t>
+      </w:r>
+      <w:r>
+        <w:rPr>
+          <w:rFonts w:ascii="Times New Roman" w:hAnsi="Times New Roman" w:cs="Times New Roman"/>
+          <w:b/>
+          <w:bCs/>
+          <w:lang w:val="en"/>
+        </w:rPr>
+        <w:t>|</w:t>
+      </w:r>
+      <w:r>
+        <w:rPr>
+          <w:rFonts w:ascii="Times New Roman" w:hAnsi="Times New Roman" w:cs="Times New Roman"/>
+          <w:lang w:val="en"/>
+        </w:rPr>
+        <w:t>Vi</w:t>
+      </w:r>
+      <w:r>
+        <w:rPr>
+          <w:rFonts w:ascii="Cambria Math" w:hAnsi="Cambria Math" w:cs="Cambria Math"/>
+          <w:lang w:val="en"/>
+        </w:rPr>
+        <w:t>⟩</w:t>
+      </w:r>
+      <w:r>
+        <w:rPr>
+          <w:rFonts w:ascii="Times New Roman" w:hAnsi="Times New Roman" w:cs="Times New Roman"/>
+          <w:lang w:val="en"/>
+        </w:rPr>
+        <w:t xml:space="preserve"> in the red path. After the mirror and the HWP, the state becomes </w:t>
+      </w:r>
+      <w:r>
+        <w:rPr>
+          <w:rFonts w:ascii="Times New Roman" w:hAnsi="Times New Roman" w:cs="Times New Roman"/>
+          <w:b/>
+          <w:bCs/>
+          <w:lang w:val="en"/>
+        </w:rPr>
+        <w:t>|</w:t>
+      </w:r>
+      <w:r>
+        <w:rPr>
+          <w:rFonts w:ascii="Times New Roman" w:hAnsi="Times New Roman" w:cs="Times New Roman"/>
+          <w:lang w:val="en"/>
+        </w:rPr>
+        <w:t>Vs</w:t>
+      </w:r>
+      <w:r>
+        <w:rPr>
+          <w:rFonts w:ascii="Cambria Math" w:hAnsi="Cambria Math" w:cs="Cambria Math"/>
+          <w:lang w:val="en"/>
+        </w:rPr>
+        <w:t>⟩</w:t>
+      </w:r>
+      <w:r>
+        <w:rPr>
+          <w:rFonts w:ascii="Times New Roman" w:hAnsi="Times New Roman" w:cs="Times New Roman"/>
+          <w:b/>
+          <w:bCs/>
+          <w:lang w:val="en"/>
+        </w:rPr>
+        <w:t>|</w:t>
+      </w:r>
+      <w:r>
+        <w:rPr>
+          <w:rFonts w:ascii="Times New Roman" w:hAnsi="Times New Roman" w:cs="Times New Roman"/>
+          <w:lang w:val="en"/>
+        </w:rPr>
+        <w:t>Hi</w:t>
+      </w:r>
+      <w:r>
+        <w:rPr>
+          <w:rFonts w:ascii="Cambria Math" w:hAnsi="Cambria Math" w:cs="Cambria Math"/>
+          <w:lang w:val="en"/>
+        </w:rPr>
+        <w:t>⟩</w:t>
+      </w:r>
+      <w:r>
+        <w:rPr>
+          <w:rFonts w:ascii="Times New Roman" w:hAnsi="Times New Roman" w:cs="Times New Roman"/>
+          <w:lang w:val="en"/>
+        </w:rPr>
+        <w:t>. The H-polarized idler photon transmitted by the PBS and reaches path 2, while the V-polarized photon reflected by the PBS and reaches path 1, the final state is</w:t>
+      </w:r>
+      <w:r>
+        <w:rPr>
+          <w:rFonts w:ascii="Times New Roman" w:hAnsi="Times New Roman" w:cs="Times New Roman"/>
+          <w:b/>
+          <w:bCs/>
+          <w:lang w:val="en"/>
+        </w:rPr>
+        <w:t xml:space="preserve"> |</w:t>
+      </w:r>
+      <w:r>
+        <w:rPr>
+          <w:rFonts w:ascii="Times New Roman" w:hAnsi="Times New Roman" w:cs="Times New Roman"/>
+          <w:lang w:val="en"/>
+        </w:rPr>
+        <w:t>Vs</w:t>
+      </w:r>
+      <w:r>
+        <w:rPr>
+          <w:rFonts w:ascii="Cambria Math" w:hAnsi="Cambria Math" w:cs="Cambria Math"/>
+          <w:lang w:val="en"/>
+        </w:rPr>
+        <w:t>⟩</w:t>
+      </w:r>
+      <w:r>
+        <w:rPr>
+          <w:rFonts w:ascii="Times New Roman" w:hAnsi="Times New Roman" w:cs="Times New Roman"/>
+          <w:lang w:val="en"/>
+        </w:rPr>
+        <w:t>1</w:t>
+      </w:r>
+      <w:r>
+        <w:rPr>
+          <w:rFonts w:ascii="Times New Roman" w:hAnsi="Times New Roman" w:cs="Times New Roman"/>
+          <w:b/>
+          <w:bCs/>
+          <w:lang w:val="en"/>
+        </w:rPr>
+        <w:t>|</w:t>
+      </w:r>
+      <w:r>
+        <w:rPr>
+          <w:rFonts w:ascii="Times New Roman" w:hAnsi="Times New Roman" w:cs="Times New Roman"/>
+          <w:lang w:val="en"/>
+        </w:rPr>
+        <w:t>Hi</w:t>
+      </w:r>
+      <w:r>
+        <w:rPr>
+          <w:rFonts w:ascii="Cambria Math" w:hAnsi="Cambria Math" w:cs="Cambria Math"/>
+          <w:lang w:val="en"/>
+        </w:rPr>
+        <w:t>⟩</w:t>
+      </w:r>
+      <w:r>
+        <w:rPr>
+          <w:rFonts w:ascii="Times New Roman" w:hAnsi="Times New Roman" w:cs="Times New Roman"/>
+          <w:lang w:val="en"/>
+        </w:rPr>
+        <w:t>2.</w:t>
+      </w:r>
+    </w:p>
+    <w:p>
+      <w:pPr>
+        <w:spacing w:after="0" w:line="276" w:lineRule="auto"/>
+        <w:ind w:left="360"/>
+        <w:jc w:val="both"/>
+        <w:rPr>
+          <w:rFonts w:ascii="Times New Roman" w:hAnsi="Times New Roman" w:cs="Times New Roman"/>
+          <w:lang w:val="en"/>
+        </w:rPr>
+      </w:pPr>
+      <w:r>
+        <w:rPr>
+          <w:rFonts w:ascii="Times New Roman" w:hAnsi="Times New Roman" w:cs="Times New Roman"/>
+          <w:lang w:val="en"/>
+        </w:rPr>
+        <w:t xml:space="preserve">(b) For V-polarized pump </w:t>
+      </w:r>
+      <w:r>
+        <w:rPr>
+          <w:rFonts w:ascii="Times New Roman" w:hAnsi="Times New Roman" w:cs="Times New Roman"/>
+          <w:b/>
+          <w:bCs/>
+          <w:lang w:val="en"/>
+        </w:rPr>
+        <w:t>|</w:t>
+      </w:r>
+      <w:r>
+        <w:rPr>
+          <w:rFonts w:ascii="Times New Roman" w:hAnsi="Times New Roman" w:cs="Times New Roman"/>
+          <w:lang w:val="en"/>
+        </w:rPr>
+        <w:t>V</w:t>
+      </w:r>
+      <w:r>
+        <w:rPr>
+          <w:rFonts w:ascii="Cambria Math" w:hAnsi="Cambria Math" w:cs="Cambria Math"/>
+          <w:lang w:val="en"/>
+        </w:rPr>
+        <w:t>⟩</w:t>
+      </w:r>
+      <w:r>
+        <w:rPr>
+          <w:rFonts w:ascii="Times New Roman" w:hAnsi="Times New Roman" w:cs="Times New Roman"/>
+          <w:lang w:val="en"/>
+        </w:rPr>
+        <w:t>, the photon is reflected in the PBS and go in the clockwise path, the photon interacts with the crystal and generates H-polarized signal photon and V-</w:t>
       </w:r>
       <w:r>
         <w:rPr>
@@ -12264,7 +12921,7 @@
           <w:rFonts w:ascii="Times New Roman" w:hAnsi="Times New Roman" w:cs="Times New Roman"/>
           <w:lang w:val="en"/>
         </w:rPr>
-        <w:t xml:space="preserve"> in the red path. After the mirror and the HWP, the state becomes </w:t>
+        <w:t xml:space="preserve"> in the red path. After the mirror, the state becomes</w:t>
       </w:r>
       <w:r>
         <w:rPr>
@@ -12273,14 +12930,14 @@
           <w:bCs/>
           <w:lang w:val="en"/>
         </w:rPr>
-        <w:t>|</w:t>
+        <w:t xml:space="preserve"> |</w:t>
       </w:r>
       <w:r>
         <w:rPr>
           <w:rFonts w:ascii="Times New Roman" w:hAnsi="Times New Roman" w:cs="Times New Roman"/>
           <w:lang w:val="en"/>
         </w:rPr>
-        <w:t>Vs</w:t>
+        <w:t>Hs</w:t>
       </w:r>
       <w:r>
         <w:rPr>
@@ -12303,7 +12960,7 @@
           <w:rFonts w:ascii="Times New Roman" w:hAnsi="Times New Roman" w:cs="Times New Roman"/>
           <w:lang w:val="en"/>
         </w:rPr>
-        <w:t>Hi</w:t>
+        <w:t>Vi</w:t>
       </w:r>
       <w:r>
         <w:rPr>
@@ -12317,7 +12974,7 @@
           <w:rFonts w:ascii="Times New Roman" w:hAnsi="Times New Roman" w:cs="Times New Roman"/>
           <w:lang w:val="en"/>
         </w:rPr>
-        <w:t>. The H-polarized idler photon transmitted by the PBS and reaches path 2, while the V-polarized photon reflected by the PBS and reaches path 1, the final state is</w:t>
+        <w:t xml:space="preserve">. The H-polarized idler photon transmitted by the PBS and reaches path 1, while the V-polarized photon reflected by the PBS and reaches path 2, the final state is </w:t>
       </w:r>
       <w:r>
         <w:rPr>
@@ -12326,14 +12983,14 @@
           <w:bCs/>
           <w:lang w:val="en"/>
         </w:rPr>
-        <w:t xml:space="preserve"> |</w:t>
+        <w:t>|</w:t>
       </w:r>
       <w:r>
         <w:rPr>
           <w:rFonts w:ascii="Times New Roman" w:hAnsi="Times New Roman" w:cs="Times New Roman"/>
           <w:lang w:val="en"/>
         </w:rPr>
-        <w:t>Vs</w:t>
+        <w:t>Hs</w:t>
       </w:r>
       <w:r>
         <w:rPr>
@@ -12363,7 +13020,7 @@
           <w:rFonts w:ascii="Times New Roman" w:hAnsi="Times New Roman" w:cs="Times New Roman"/>
           <w:lang w:val="en"/>
         </w:rPr>
-        <w:t>Hi</w:t>
+        <w:t>Vi</w:t>
       </w:r>
       <w:r>
         <w:rPr>
@@ -12395,369 +13052,187 @@
           <w:rFonts w:ascii="Times New Roman" w:hAnsi="Times New Roman" w:cs="Times New Roman"/>
           <w:lang w:val="en"/>
         </w:rPr>
-        <w:t xml:space="preserve">(b) For V-polarized pump </w:t>
-      </w:r>
-      <w:r>
-        <w:rPr>
-          <w:rFonts w:ascii="Times New Roman" w:hAnsi="Times New Roman" w:cs="Times New Roman"/>
-          <w:b/>
-          <w:bCs/>
+        <w:t xml:space="preserve">The final output state is the superposition of (a) and (b), by controlling the ratio of </w:t>
+      </w:r>
+    </w:p>
+    <w:p>
+      <w:pPr>
+        <w:spacing w:after="0" w:line="276" w:lineRule="auto"/>
+        <w:ind w:left="360"/>
+        <w:jc w:val="both"/>
+        <w:rPr>
+          <w:rFonts w:ascii="Times New Roman" w:hAnsi="Times New Roman" w:cs="Times New Roman"/>
           <w:lang w:val="en"/>
         </w:rPr>
-        <w:t>|</w:t>
-      </w:r>
+      </w:pPr>
       <w:r>
         <w:rPr>
           <w:rFonts w:ascii="Times New Roman" w:hAnsi="Times New Roman" w:cs="Times New Roman"/>
           <w:lang w:val="en"/>
         </w:rPr>
-        <w:t>V</w:t>
-      </w:r>
-      <w:r>
-        <w:rPr>
-          <w:rFonts w:ascii="Cambria Math" w:hAnsi="Cambria Math" w:cs="Cambria Math"/>
+        <w:t>horizontal and vertical polarized pump photons, and rotating the HWP, we can produce the entangled superposition state.</w:t>
+      </w:r>
+    </w:p>
+    <w:p>
+      <w:pPr>
+        <w:spacing w:after="0" w:line="276" w:lineRule="auto"/>
+        <w:ind w:left="360"/>
+        <w:jc w:val="both"/>
+        <w:rPr>
+          <w:rFonts w:ascii="Times New Roman" w:hAnsi="Times New Roman" w:cs="Times New Roman"/>
           <w:lang w:val="en"/>
         </w:rPr>
-        <w:t>⟩</w:t>
-      </w:r>
-      <w:r>
+      </w:pPr>
+    </w:p>
+    <w:p>
+      <w:pPr>
+        <w:spacing w:after="0" w:line="276" w:lineRule="auto"/>
+        <w:ind w:left="360"/>
+        <w:jc w:val="both"/>
         <w:rPr>
           <w:rFonts w:ascii="Times New Roman" w:hAnsi="Times New Roman" w:cs="Times New Roman"/>
           <w:lang w:val="en"/>
         </w:rPr>
-        <w:t xml:space="preserve">, the photon is reflected in the PBS and go in the clockwise path, the photon interacts with the crystal and generates H-polarized signal photon and V-polarized idler photon, the state can be written as </w:t>
-      </w:r>
-      <w:r>
-        <w:rPr>
-          <w:rFonts w:ascii="Times New Roman" w:hAnsi="Times New Roman" w:cs="Times New Roman"/>
-          <w:b/>
-          <w:bCs/>
+      </w:pPr>
+      <w:r>
+        <w:rPr>
+          <w:rFonts w:ascii="Times New Roman" w:hAnsi="Times New Roman" w:cs="Times New Roman"/>
           <w:lang w:val="en"/>
         </w:rPr>
-        <w:t>|</w:t>
-      </w:r>
-      <w:r>
+        <w:t>CONTINUOUS-WAVE PUMPED SYSTEMS:</w:t>
+      </w:r>
+    </w:p>
+    <w:p>
+      <w:pPr>
+        <w:spacing w:after="0" w:line="276" w:lineRule="auto"/>
+        <w:ind w:left="360"/>
+        <w:jc w:val="both"/>
         <w:rPr>
           <w:rFonts w:ascii="Times New Roman" w:hAnsi="Times New Roman" w:cs="Times New Roman"/>
           <w:lang w:val="en"/>
         </w:rPr>
-        <w:t>Hs</w:t>
-      </w:r>
-      <w:r>
-        <w:rPr>
-          <w:rFonts w:ascii="Cambria Math" w:hAnsi="Cambria Math" w:cs="Cambria Math"/>
+      </w:pPr>
+      <w:r>
+        <w:rPr>
+          <w:rFonts w:ascii="Times New Roman" w:hAnsi="Times New Roman" w:cs="Times New Roman"/>
           <w:lang w:val="en"/>
         </w:rPr>
-        <w:t>⟩</w:t>
-      </w:r>
-      <w:r>
-        <w:rPr>
-          <w:rFonts w:ascii="Times New Roman" w:hAnsi="Times New Roman" w:cs="Times New Roman"/>
-          <w:b/>
-          <w:bCs/>
+        <w:t>In CW systems, a steady laser beam (typically 532 nm green or 1064 nm infrared) continuously illuminates the nonlinear crystal. The parametric down-conversion process occurs continuously, producing a steady stream of entangled photon pairs.</w:t>
+      </w:r>
+    </w:p>
+    <w:p>
+      <w:pPr>
+        <w:spacing w:after="0" w:line="276" w:lineRule="auto"/>
+        <w:ind w:left="360"/>
+        <w:jc w:val="both"/>
+        <w:rPr>
+          <w:rFonts w:ascii="Times New Roman" w:hAnsi="Times New Roman" w:cs="Times New Roman"/>
           <w:lang w:val="en"/>
         </w:rPr>
-        <w:t>|</w:t>
-      </w:r>
+      </w:pPr>
       <w:r>
         <w:rPr>
           <w:rFonts w:ascii="Times New Roman" w:hAnsi="Times New Roman" w:cs="Times New Roman"/>
           <w:lang w:val="en"/>
         </w:rPr>
-        <w:t>Vi</w:t>
-      </w:r>
-      <w:r>
-        <w:rPr>
-          <w:rFonts w:ascii="Cambria Math" w:hAnsi="Cambria Math" w:cs="Cambria Math"/>
+        <w:t>PULSED PUMP SYSTEMS:</w:t>
+      </w:r>
+    </w:p>
+    <w:p>
+      <w:pPr>
+        <w:spacing w:after="0" w:line="276" w:lineRule="auto"/>
+        <w:ind w:left="360"/>
+        <w:jc w:val="both"/>
+        <w:rPr>
+          <w:rFonts w:ascii="Times New Roman" w:hAnsi="Times New Roman" w:cs="Times New Roman"/>
           <w:lang w:val="en"/>
         </w:rPr>
-        <w:t>⟩</w:t>
-      </w:r>
+      </w:pPr>
       <w:r>
         <w:rPr>
           <w:rFonts w:ascii="Times New Roman" w:hAnsi="Times New Roman" w:cs="Times New Roman"/>
           <w:lang w:val="en"/>
         </w:rPr>
-        <w:t xml:space="preserve"> in the red path. After the mirror, the state becomes</w:t>
-      </w:r>
-      <w:r>
-        <w:rPr>
-          <w:rFonts w:ascii="Times New Roman" w:hAnsi="Times New Roman" w:cs="Times New Roman"/>
-          <w:b/>
-          <w:bCs/>
+        <w:t>Pulsed systems use picosecond or femtosecond laser pulses to pump the nonlinear crystal [3]. Each pump pulse generates a brief burst of photon pairs. The temporal structure offers different advantages compared to CW pumping.</w:t>
+      </w:r>
+    </w:p>
+    <w:p>
+      <w:pPr>
+        <w:spacing w:after="0" w:line="276" w:lineRule="auto"/>
+        <w:ind w:left="360"/>
+        <w:jc w:val="both"/>
+        <w:rPr>
+          <w:rFonts w:ascii="Times New Roman" w:hAnsi="Times New Roman" w:cs="Times New Roman"/>
           <w:lang w:val="en"/>
         </w:rPr>
-        <w:t xml:space="preserve"> |</w:t>
-      </w:r>
-      <w:r>
+      </w:pPr>
+    </w:p>
+    <w:p>
+      <w:pPr>
+        <w:spacing w:after="0" w:line="276" w:lineRule="auto"/>
+        <w:ind w:left="360"/>
+        <w:jc w:val="both"/>
         <w:rPr>
           <w:rFonts w:ascii="Times New Roman" w:hAnsi="Times New Roman" w:cs="Times New Roman"/>
           <w:lang w:val="en"/>
         </w:rPr>
-        <w:t>Hs</w:t>
-      </w:r>
-      <w:r>
-        <w:rPr>
-          <w:rFonts w:ascii="Cambria Math" w:hAnsi="Cambria Math" w:cs="Cambria Math"/>
+      </w:pPr>
+      <w:r>
+        <w:rPr>
+          <w:rFonts w:ascii="Times New Roman" w:hAnsi="Times New Roman" w:cs="Times New Roman"/>
           <w:lang w:val="en"/>
         </w:rPr>
-        <w:t>⟩</w:t>
-      </w:r>
-      <w:r>
-        <w:rPr>
-          <w:rFonts w:ascii="Times New Roman" w:hAnsi="Times New Roman" w:cs="Times New Roman"/>
-          <w:b/>
-          <w:bCs/>
+        <w:t xml:space="preserve">Both CW and pulsed </w:t>
+      </w:r>
+      <w:proofErr w:type="spellStart"/>
+      <w:r>
+        <w:rPr>
+          <w:rFonts w:ascii="Times New Roman" w:hAnsi="Times New Roman" w:cs="Times New Roman"/>
           <w:lang w:val="en"/>
         </w:rPr>
-        <w:t>|</w:t>
-      </w:r>
+        <w:t>Sagnac</w:t>
+      </w:r>
+      <w:proofErr w:type="spellEnd"/>
       <w:r>
         <w:rPr>
           <w:rFonts w:ascii="Times New Roman" w:hAnsi="Times New Roman" w:cs="Times New Roman"/>
           <w:lang w:val="en"/>
         </w:rPr>
-        <w:t>Vi</w:t>
-      </w:r>
-      <w:r>
-        <w:rPr>
-          <w:rFonts w:ascii="Cambria Math" w:hAnsi="Cambria Math" w:cs="Cambria Math"/>
+        <w:t xml:space="preserve"> configurations generate high-quality 1550 nm polarization-entangled photons suitable for quantum communication. CW systems offer practical advantages for deployed networks with superior brightness and simplicity, while pulsed systems provide specialized capabilities for advanced research.</w:t>
+      </w:r>
+    </w:p>
+    <w:p>
+      <w:pPr>
+        <w:spacing w:after="0" w:line="276" w:lineRule="auto"/>
+        <w:ind w:left="360"/>
+        <w:jc w:val="both"/>
+        <w:rPr>
+          <w:rFonts w:ascii="Times New Roman" w:hAnsi="Times New Roman" w:cs="Times New Roman"/>
           <w:lang w:val="en"/>
         </w:rPr>
-        <w:t>⟩</w:t>
-      </w:r>
+      </w:pPr>
       <w:r>
         <w:rPr>
           <w:rFonts w:ascii="Times New Roman" w:hAnsi="Times New Roman" w:cs="Times New Roman"/>
           <w:lang w:val="en"/>
         </w:rPr>
-        <w:t xml:space="preserve">. The H-polarized idler photon transmitted by the PBS and reaches path 1, while the V-polarized photon reflected by the PBS and reaches path 2, the final state is </w:t>
-      </w:r>
-      <w:r>
-        <w:rPr>
-          <w:rFonts w:ascii="Times New Roman" w:hAnsi="Times New Roman" w:cs="Times New Roman"/>
-          <w:b/>
-          <w:bCs/>
+        <w:t xml:space="preserve">The </w:t>
+      </w:r>
+      <w:proofErr w:type="spellStart"/>
+      <w:r>
+        <w:rPr>
+          <w:rFonts w:ascii="Times New Roman" w:hAnsi="Times New Roman" w:cs="Times New Roman"/>
           <w:lang w:val="en"/>
         </w:rPr>
-        <w:t>|</w:t>
-      </w:r>
+        <w:t>Sagnac</w:t>
+      </w:r>
+      <w:proofErr w:type="spellEnd"/>
       <w:r>
         <w:rPr>
           <w:rFonts w:ascii="Times New Roman" w:hAnsi="Times New Roman" w:cs="Times New Roman"/>
           <w:lang w:val="en"/>
         </w:rPr>
-        <w:t>Hs</w:t>
-      </w:r>
-      <w:r>
-        <w:rPr>
-          <w:rFonts w:ascii="Cambria Math" w:hAnsi="Cambria Math" w:cs="Cambria Math"/>
-          <w:lang w:val="en"/>
-        </w:rPr>
-        <w:t>⟩</w:t>
-      </w:r>
-      <w:r>
-        <w:rPr>
-          <w:rFonts w:ascii="Times New Roman" w:hAnsi="Times New Roman" w:cs="Times New Roman"/>
-          <w:lang w:val="en"/>
-        </w:rPr>
-        <w:t>1</w:t>
-      </w:r>
-      <w:r>
-        <w:rPr>
-          <w:rFonts w:ascii="Times New Roman" w:hAnsi="Times New Roman" w:cs="Times New Roman"/>
-          <w:b/>
-          <w:bCs/>
-          <w:lang w:val="en"/>
-        </w:rPr>
-        <w:t>|</w:t>
-      </w:r>
-      <w:r>
-        <w:rPr>
-          <w:rFonts w:ascii="Times New Roman" w:hAnsi="Times New Roman" w:cs="Times New Roman"/>
-          <w:lang w:val="en"/>
-        </w:rPr>
-        <w:t>Vi</w:t>
-      </w:r>
-      <w:r>
-        <w:rPr>
-          <w:rFonts w:ascii="Cambria Math" w:hAnsi="Cambria Math" w:cs="Cambria Math"/>
-          <w:lang w:val="en"/>
-        </w:rPr>
-        <w:t>⟩</w:t>
-      </w:r>
-      <w:r>
-        <w:rPr>
-          <w:rFonts w:ascii="Times New Roman" w:hAnsi="Times New Roman" w:cs="Times New Roman"/>
-          <w:lang w:val="en"/>
-        </w:rPr>
-        <w:t>2.</w:t>
-      </w:r>
-    </w:p>
-    <w:p>
-      <w:pPr>
-        <w:spacing w:after="0" w:line="276" w:lineRule="auto"/>
-        <w:ind w:left="360"/>
-        <w:jc w:val="both"/>
-        <w:rPr>
-          <w:rFonts w:ascii="Times New Roman" w:hAnsi="Times New Roman" w:cs="Times New Roman"/>
-          <w:lang w:val="en"/>
-        </w:rPr>
-      </w:pPr>
-      <w:r>
-        <w:rPr>
-          <w:rFonts w:ascii="Times New Roman" w:hAnsi="Times New Roman" w:cs="Times New Roman"/>
-          <w:lang w:val="en"/>
-        </w:rPr>
-        <w:t xml:space="preserve">The final output state is the superposition of (a) and (b), by controlling the ratio of </w:t>
-      </w:r>
-    </w:p>
-    <w:p>
-      <w:pPr>
-        <w:spacing w:after="0" w:line="276" w:lineRule="auto"/>
-        <w:ind w:left="360"/>
-        <w:jc w:val="both"/>
-        <w:rPr>
-          <w:rFonts w:ascii="Times New Roman" w:hAnsi="Times New Roman" w:cs="Times New Roman"/>
-          <w:lang w:val="en"/>
-        </w:rPr>
-      </w:pPr>
-      <w:r>
-        <w:rPr>
-          <w:rFonts w:ascii="Times New Roman" w:hAnsi="Times New Roman" w:cs="Times New Roman"/>
-          <w:lang w:val="en"/>
-        </w:rPr>
-        <w:t>horizontal and vertical polarized pump photons, and rotating the HWP, we can produce the entangled superposition state.</w:t>
-      </w:r>
-    </w:p>
-    <w:p>
-      <w:pPr>
-        <w:spacing w:after="0" w:line="276" w:lineRule="auto"/>
-        <w:ind w:left="360"/>
-        <w:jc w:val="both"/>
-        <w:rPr>
-          <w:rFonts w:ascii="Times New Roman" w:hAnsi="Times New Roman" w:cs="Times New Roman"/>
-          <w:lang w:val="en"/>
-        </w:rPr>
-      </w:pPr>
-    </w:p>
-    <w:p>
-      <w:pPr>
-        <w:spacing w:after="0" w:line="276" w:lineRule="auto"/>
-        <w:ind w:left="360"/>
-        <w:jc w:val="both"/>
-        <w:rPr>
-          <w:rFonts w:ascii="Times New Roman" w:hAnsi="Times New Roman" w:cs="Times New Roman"/>
-          <w:lang w:val="en"/>
-        </w:rPr>
-      </w:pPr>
-      <w:r>
-        <w:rPr>
-          <w:rFonts w:ascii="Times New Roman" w:hAnsi="Times New Roman" w:cs="Times New Roman"/>
-          <w:lang w:val="en"/>
-        </w:rPr>
-        <w:t>CONTINUOUS-WAVE PUMPED SYSTEMS:</w:t>
-      </w:r>
-    </w:p>
-    <w:p>
-      <w:pPr>
-        <w:spacing w:after="0" w:line="276" w:lineRule="auto"/>
-        <w:ind w:left="360"/>
-        <w:jc w:val="both"/>
-        <w:rPr>
-          <w:rFonts w:ascii="Times New Roman" w:hAnsi="Times New Roman" w:cs="Times New Roman"/>
-          <w:lang w:val="en"/>
-        </w:rPr>
-      </w:pPr>
-      <w:r>
-        <w:rPr>
-          <w:rFonts w:ascii="Times New Roman" w:hAnsi="Times New Roman" w:cs="Times New Roman"/>
-          <w:lang w:val="en"/>
-        </w:rPr>
-        <w:t>In CW systems, a steady laser beam (typically 532 nm green or 1064 nm infrared) continuously illuminates the nonlinear crystal. The parametric down-conversion process occurs continuously, producing a steady stream of entangled photon pairs.</w:t>
-      </w:r>
-    </w:p>
-    <w:p>
-      <w:pPr>
-        <w:spacing w:after="0" w:line="276" w:lineRule="auto"/>
-        <w:ind w:left="360"/>
-        <w:jc w:val="both"/>
-        <w:rPr>
-          <w:rFonts w:ascii="Times New Roman" w:hAnsi="Times New Roman" w:cs="Times New Roman"/>
-          <w:lang w:val="en"/>
-        </w:rPr>
-      </w:pPr>
-      <w:r>
-        <w:rPr>
-          <w:rFonts w:ascii="Times New Roman" w:hAnsi="Times New Roman" w:cs="Times New Roman"/>
-          <w:lang w:val="en"/>
-        </w:rPr>
-        <w:t>PULSED PUMP SYSTEMS:</w:t>
-      </w:r>
-    </w:p>
-    <w:p>
-      <w:pPr>
-        <w:spacing w:after="0" w:line="276" w:lineRule="auto"/>
-        <w:ind w:left="360"/>
-        <w:jc w:val="both"/>
-        <w:rPr>
-          <w:rFonts w:ascii="Times New Roman" w:hAnsi="Times New Roman" w:cs="Times New Roman"/>
-          <w:lang w:val="en"/>
-        </w:rPr>
-      </w:pPr>
-      <w:r>
-        <w:rPr>
-          <w:rFonts w:ascii="Times New Roman" w:hAnsi="Times New Roman" w:cs="Times New Roman"/>
-          <w:lang w:val="en"/>
-        </w:rPr>
-        <w:t>Pulsed systems use picosecond or femtosecond laser pulses to pump the nonlinear crystal [3]. Each pump pulse generates a brief burst of photon pairs. The temporal structure offers different advantages compared to CW pumping.</w:t>
-      </w:r>
-    </w:p>
-    <w:p>
-      <w:pPr>
-        <w:spacing w:after="0" w:line="276" w:lineRule="auto"/>
-        <w:ind w:left="360"/>
-        <w:jc w:val="both"/>
-        <w:rPr>
-          <w:rFonts w:ascii="Times New Roman" w:hAnsi="Times New Roman" w:cs="Times New Roman"/>
-          <w:lang w:val="en"/>
-        </w:rPr>
-      </w:pPr>
-    </w:p>
-    <w:p>
-      <w:pPr>
-        <w:spacing w:after="0" w:line="276" w:lineRule="auto"/>
-        <w:ind w:left="360"/>
-        <w:jc w:val="both"/>
-        <w:rPr>
-          <w:rFonts w:ascii="Times New Roman" w:hAnsi="Times New Roman" w:cs="Times New Roman"/>
-          <w:lang w:val="en"/>
-        </w:rPr>
-      </w:pPr>
-      <w:r>
-        <w:rPr>
-          <w:rFonts w:ascii="Times New Roman" w:hAnsi="Times New Roman" w:cs="Times New Roman"/>
-          <w:lang w:val="en"/>
-        </w:rPr>
-        <w:t>Both CW and pulsed Sagnac configurations generate high-quality 1550 nm polarization-entangled photons suitable for quantum communication. CW systems offer practical advantages for deployed networks with superior brightness and simplicity, while pulsed systems provide specialized capabilities for advanced research.</w:t>
-      </w:r>
-    </w:p>
-    <w:p>
-      <w:pPr>
-        <w:spacing w:after="0" w:line="276" w:lineRule="auto"/>
-        <w:ind w:left="360"/>
-        <w:jc w:val="both"/>
-        <w:rPr>
-          <w:rFonts w:ascii="Times New Roman" w:hAnsi="Times New Roman" w:cs="Times New Roman"/>
-          <w:lang w:val="en"/>
-        </w:rPr>
-      </w:pPr>
-      <w:r>
-        <w:rPr>
-          <w:rFonts w:ascii="Times New Roman" w:hAnsi="Times New Roman" w:cs="Times New Roman"/>
-          <w:lang w:val="en"/>
-        </w:rPr>
-        <w:t>The Sagnac configuration's inherent phase stability—regardless of pump type—makes it the preferred choice for practical quantum networks requiring long-term reliability.</w:t>
+        <w:t xml:space="preserve"> configuration's inherent phase stability—regardless of pump type—makes it the preferred choice for practical quantum networks requiring long-term reliability.</w:t>
       </w:r>
     </w:p>
     <w:p>
@@ -12801,6 +13276,20 @@
     </w:p>
     <w:p>
       <w:pPr>
+        <w:spacing w:after="0" w:line="276" w:lineRule="auto"/>
+        <w:ind w:left="360"/>
+        <w:jc w:val="both"/>
+        <w:rPr>
+          <w:rFonts w:ascii="Times New Roman" w:hAnsi="Times New Roman" w:cs="Times New Roman"/>
+          <w:b/>
+          <w:bCs/>
+          <w:sz w:val="36"/>
+          <w:szCs w:val="36"/>
+        </w:rPr>
+      </w:pPr>
+    </w:p>
+    <w:p>
+      <w:pPr>
         <w:pStyle w:val="ListParagraph"/>
         <w:numPr>
           <w:ilvl w:val="1"/>
@@ -12961,6 +13450,7 @@
       <w:r>
         <w:rPr>
           <w:rFonts w:ascii="Times New Roman" w:hAnsi="Times New Roman" w:cs="Times New Roman"/>
+          <w:noProof/>
         </w:rPr>
         <w:lastRenderedPageBreak/>
         <w:drawing>
@@ -12989,7 +13479,7 @@
                     </pic:cNvPicPr>
                   </pic:nvPicPr>
                   <pic:blipFill>
-                    <a:blip r:embed="rId8">
+                    <a:blip r:embed="rId11">
                       <a:extLst>
                         <a:ext uri="{28A0092B-C50C-407E-A947-70E740481C1C}">
                           <a14:useLocalDpi xmlns:a14="http://schemas.microsoft.com/office/drawing/2010/main" val="0"/>
@@ -13069,7 +13559,21 @@
         <w:rPr>
           <w:rFonts w:ascii="Times New Roman" w:hAnsi="Times New Roman" w:cs="Times New Roman"/>
         </w:rPr>
-        <w:t>The light after part B is collimated by a f = 200 mm lens and reflected by a dichroic mirror (transmits the 780 nm light and reflects the 1560 nm light), and guided into the sagnac-loop</w:t>
+        <w:t xml:space="preserve">The light after part B is collimated by a f = 200 mm lens and reflected by a dichroic mirror (transmits the 780 nm light and reflects the 1560 nm light), and guided into the </w:t>
+      </w:r>
+      <w:proofErr w:type="spellStart"/>
+      <w:r>
+        <w:rPr>
+          <w:rFonts w:ascii="Times New Roman" w:hAnsi="Times New Roman" w:cs="Times New Roman"/>
+        </w:rPr>
+        <w:t>sagnac</w:t>
+      </w:r>
+      <w:proofErr w:type="spellEnd"/>
+      <w:r>
+        <w:rPr>
+          <w:rFonts w:ascii="Times New Roman" w:hAnsi="Times New Roman" w:cs="Times New Roman"/>
+        </w:rPr>
+        <w:t>-loop</w:t>
       </w:r>
       <w:r>
         <w:rPr>
@@ -13083,7 +13587,21 @@
         <w:rPr>
           <w:rFonts w:ascii="Times New Roman" w:hAnsi="Times New Roman" w:cs="Times New Roman"/>
         </w:rPr>
-        <w:t xml:space="preserve"> The sagnac-loop consists of a dual-wavelength polarized beam splitter (DPBS), a dual-wavelength half-wave plate (DHWP), two mirrors and a PPKTP crystal.</w:t>
+        <w:t xml:space="preserve"> The </w:t>
+      </w:r>
+      <w:proofErr w:type="spellStart"/>
+      <w:r>
+        <w:rPr>
+          <w:rFonts w:ascii="Times New Roman" w:hAnsi="Times New Roman" w:cs="Times New Roman"/>
+        </w:rPr>
+        <w:t>sagnac</w:t>
+      </w:r>
+      <w:proofErr w:type="spellEnd"/>
+      <w:r>
+        <w:rPr>
+          <w:rFonts w:ascii="Times New Roman" w:hAnsi="Times New Roman" w:cs="Times New Roman"/>
+        </w:rPr>
+        <w:t>-loop consists of a dual-wavelength polarized beam splitter (DPBS), a dual-wavelength half-wave plate (DHWP), two mirrors and a PPKTP crystal.</w:t>
       </w:r>
     </w:p>
     <w:p>
@@ -13105,7 +13623,21 @@
         <w:rPr>
           <w:rFonts w:ascii="Times New Roman" w:hAnsi="Times New Roman" w:cs="Times New Roman"/>
         </w:rPr>
-        <w:t>he sagnac-loop consists of a dual-wavelength polarized beam splitter (DPBS), a dual wavelength half-wave plate (DHWP), two mirrors and a PPKTP crystal.</w:t>
+        <w:t xml:space="preserve">he </w:t>
+      </w:r>
+      <w:proofErr w:type="spellStart"/>
+      <w:r>
+        <w:rPr>
+          <w:rFonts w:ascii="Times New Roman" w:hAnsi="Times New Roman" w:cs="Times New Roman"/>
+        </w:rPr>
+        <w:t>sagnac</w:t>
+      </w:r>
+      <w:proofErr w:type="spellEnd"/>
+      <w:r>
+        <w:rPr>
+          <w:rFonts w:ascii="Times New Roman" w:hAnsi="Times New Roman" w:cs="Times New Roman"/>
+        </w:rPr>
+        <w:t>-loop consists of a dual-wavelength polarized beam splitter (DPBS), a dual wavelength half-wave plate (DHWP), two mirrors and a PPKTP crystal.</w:t>
       </w:r>
       <w:r>
         <w:rPr>
@@ -13117,7 +13649,21 @@
         <w:rPr>
           <w:rFonts w:ascii="Times New Roman" w:hAnsi="Times New Roman" w:cs="Times New Roman"/>
         </w:rPr>
-        <w:t>The PPKTP crystal is installed in a thermal control stage which shown in figure 3.1.The temperature is maintained to achieve a degenerate wavelength at 1560 nm.</w:t>
+        <w:t>The PPKTP crystal is installed in a thermal control stage which shown in figure 3.</w:t>
+      </w:r>
+      <w:proofErr w:type="gramStart"/>
+      <w:r>
+        <w:rPr>
+          <w:rFonts w:ascii="Times New Roman" w:hAnsi="Times New Roman" w:cs="Times New Roman"/>
+        </w:rPr>
+        <w:t>1.The</w:t>
+      </w:r>
+      <w:proofErr w:type="gramEnd"/>
+      <w:r>
+        <w:rPr>
+          <w:rFonts w:ascii="Times New Roman" w:hAnsi="Times New Roman" w:cs="Times New Roman"/>
+        </w:rPr>
+        <w:t xml:space="preserve"> temperature is maintained to achieve a degenerate wavelength at 1560 nm.</w:t>
       </w:r>
     </w:p>
     <w:p>
@@ -13164,6 +13710,7 @@
           <w:rFonts w:ascii="Times New Roman" w:hAnsi="Times New Roman" w:cs="Times New Roman"/>
           <w:i/>
           <w:iCs/>
+          <w:noProof/>
         </w:rPr>
         <w:lastRenderedPageBreak/>
         <w:drawing>
@@ -13192,7 +13739,7 @@
                     </pic:cNvPicPr>
                   </pic:nvPicPr>
                   <pic:blipFill>
-                    <a:blip r:embed="rId9">
+                    <a:blip r:embed="rId12">
                       <a:extLst>
                         <a:ext uri="{28A0092B-C50C-407E-A947-70E740481C1C}">
                           <a14:useLocalDpi xmlns:a14="http://schemas.microsoft.com/office/drawing/2010/main" val="0"/>
@@ -13347,7 +13894,14 @@
         <w:rPr>
           <w:rFonts w:ascii="Times New Roman" w:hAnsi="Times New Roman" w:cs="Times New Roman"/>
         </w:rPr>
-        <w:t>We employ the Single Quantum SNSPD (Superconducting Nanowire Single Photon Detector) with high detection efficiency of 76% and high timing resolution 30 picoseconds to measure the single photon counts in path 1 and path 2. With a 120</w:t>
+        <w:t xml:space="preserve">We employ the Single Quantum SNSPD (Superconducting Nanowire Single Photon Detector) with high detection efficiency of 76% and high timing resolution 30 picoseconds to measure the single photon counts in path 1 and path 2. With a </w:t>
+      </w:r>
+      <w:proofErr w:type="gramStart"/>
+      <w:r>
+        <w:rPr>
+          <w:rFonts w:ascii="Times New Roman" w:hAnsi="Times New Roman" w:cs="Times New Roman"/>
+        </w:rPr>
+        <w:t>120</w:t>
       </w:r>
       <w:r>
         <w:rPr>
@@ -13355,11 +13909,34 @@
         </w:rPr>
         <w:t xml:space="preserve"> </w:t>
       </w:r>
-      <w:r>
-        <w:rPr>
-          <w:rFonts w:ascii="Times New Roman" w:hAnsi="Times New Roman" w:cs="Times New Roman"/>
-        </w:rPr>
-        <w:t>mW pump power for the PPKTP crystal, the single photon counts for each path is 500 kcps (</w:t>
+      <w:proofErr w:type="spellStart"/>
+      <w:r>
+        <w:rPr>
+          <w:rFonts w:ascii="Times New Roman" w:hAnsi="Times New Roman" w:cs="Times New Roman"/>
+        </w:rPr>
+        <w:t>mW</w:t>
+      </w:r>
+      <w:proofErr w:type="spellEnd"/>
+      <w:proofErr w:type="gramEnd"/>
+      <w:r>
+        <w:rPr>
+          <w:rFonts w:ascii="Times New Roman" w:hAnsi="Times New Roman" w:cs="Times New Roman"/>
+        </w:rPr>
+        <w:t xml:space="preserve"> pump power for the PPKTP crystal, the single photon counts for each path is 500 </w:t>
+      </w:r>
+      <w:proofErr w:type="spellStart"/>
+      <w:r>
+        <w:rPr>
+          <w:rFonts w:ascii="Times New Roman" w:hAnsi="Times New Roman" w:cs="Times New Roman"/>
+        </w:rPr>
+        <w:t>kcps</w:t>
+      </w:r>
+      <w:proofErr w:type="spellEnd"/>
+      <w:r>
+        <w:rPr>
+          <w:rFonts w:ascii="Times New Roman" w:hAnsi="Times New Roman" w:cs="Times New Roman"/>
+        </w:rPr>
+        <w:t xml:space="preserve"> (</w:t>
       </w:r>
       <w:r>
         <w:rPr>
@@ -13417,7 +13994,35 @@
         <w:rPr>
           <w:rFonts w:ascii="Times New Roman" w:hAnsi="Times New Roman" w:cs="Times New Roman"/>
         </w:rPr>
-        <w:t xml:space="preserve">In conclusion, we build a high brightness telecom band entangled photonic source with the Sagnac interferometer as the core part. The single path counts is approximately half-million per second, and the maximum generation rate of entangled photon pairs is 120k/s, which is 500 times higher than the previous entangled photon source that built by P. G. Evans at 2010 with a GVM-PPKTP crystal at telecom wavelength. The high single path counts and the high entangled photon pair counts indicate the high brightness. </w:t>
+        <w:t xml:space="preserve">In conclusion, we build a high brightness telecom band entangled photonic source with the </w:t>
+      </w:r>
+      <w:proofErr w:type="spellStart"/>
+      <w:r>
+        <w:rPr>
+          <w:rFonts w:ascii="Times New Roman" w:hAnsi="Times New Roman" w:cs="Times New Roman"/>
+        </w:rPr>
+        <w:t>Sagnac</w:t>
+      </w:r>
+      <w:proofErr w:type="spellEnd"/>
+      <w:r>
+        <w:rPr>
+          <w:rFonts w:ascii="Times New Roman" w:hAnsi="Times New Roman" w:cs="Times New Roman"/>
+        </w:rPr>
+        <w:t xml:space="preserve"> interferometer as the core part. The single path counts </w:t>
+      </w:r>
+      <w:proofErr w:type="gramStart"/>
+      <w:r>
+        <w:rPr>
+          <w:rFonts w:ascii="Times New Roman" w:hAnsi="Times New Roman" w:cs="Times New Roman"/>
+        </w:rPr>
+        <w:t>is</w:t>
+      </w:r>
+      <w:proofErr w:type="gramEnd"/>
+      <w:r>
+        <w:rPr>
+          <w:rFonts w:ascii="Times New Roman" w:hAnsi="Times New Roman" w:cs="Times New Roman"/>
+        </w:rPr>
+        <w:t xml:space="preserve"> approximately half-million per second, and the maximum generation rate of entangled photon pairs is 120k/s, which is 500 times higher than the previous entangled photon source that built by P. G. Evans at 2010 with a GVM-PPKTP crystal at telecom wavelength. The high single path counts and the high entangled photon pair counts indicate the high brightness. </w:t>
       </w:r>
     </w:p>
     <w:p>
@@ -13464,7 +14069,23 @@
           <w:b/>
           <w:bCs/>
         </w:rPr>
-        <w:t>14.1.4. Future Outlook</w:t>
+        <w:t>14.1.4</w:t>
+      </w:r>
+      <w:r>
+        <w:rPr>
+          <w:rFonts w:ascii="Times New Roman" w:hAnsi="Times New Roman" w:cs="Times New Roman"/>
+          <w:b/>
+          <w:bCs/>
+        </w:rPr>
+        <w:t xml:space="preserve">. </w:t>
+      </w:r>
+      <w:r>
+        <w:rPr>
+          <w:rFonts w:ascii="Times New Roman" w:hAnsi="Times New Roman" w:cs="Times New Roman"/>
+          <w:b/>
+          <w:bCs/>
+        </w:rPr>
+        <w:t xml:space="preserve"> Future Outlook</w:t>
       </w:r>
     </w:p>
     <w:p>
@@ -13490,8 +14111,6 @@
         <w:jc w:val="both"/>
         <w:rPr>
           <w:rFonts w:ascii="Times New Roman" w:hAnsi="Times New Roman" w:cs="Times New Roman"/>
-          <w:sz w:val="36"/>
-          <w:szCs w:val="36"/>
         </w:rPr>
       </w:pPr>
       <w:r>
@@ -13510,7 +14129,21 @@
         <w:rPr>
           <w:rFonts w:ascii="Times New Roman" w:hAnsi="Times New Roman" w:cs="Times New Roman"/>
         </w:rPr>
-        <w:t xml:space="preserve">, the effort of building this sagnac </w:t>
+        <w:t xml:space="preserve">, the effort of building this </w:t>
+      </w:r>
+      <w:proofErr w:type="spellStart"/>
+      <w:r>
+        <w:rPr>
+          <w:rFonts w:ascii="Times New Roman" w:hAnsi="Times New Roman" w:cs="Times New Roman"/>
+        </w:rPr>
+        <w:t>sagnac</w:t>
+      </w:r>
+      <w:proofErr w:type="spellEnd"/>
+      <w:r>
+        <w:rPr>
+          <w:rFonts w:ascii="Times New Roman" w:hAnsi="Times New Roman" w:cs="Times New Roman"/>
+        </w:rPr>
+        <w:t xml:space="preserve"> </w:t>
       </w:r>
       <w:r>
         <w:rPr>
@@ -13528,11 +14161,1932 @@
     <w:p>
       <w:pPr>
         <w:spacing w:after="0" w:line="276" w:lineRule="auto"/>
-        <w:jc w:val="both"/>
-        <w:rPr>
-          <w:rFonts w:ascii="Times New Roman" w:hAnsi="Times New Roman" w:cs="Times New Roman"/>
-          <w:sz w:val="36"/>
-          <w:szCs w:val="36"/>
+        <w:ind w:left="360"/>
+        <w:jc w:val="both"/>
+        <w:rPr>
+          <w:rFonts w:ascii="Times New Roman" w:hAnsi="Times New Roman" w:cs="Times New Roman"/>
+        </w:rPr>
+      </w:pPr>
+    </w:p>
+    <w:p>
+      <w:pPr>
+        <w:pStyle w:val="ListParagraph"/>
+        <w:numPr>
+          <w:ilvl w:val="1"/>
+          <w:numId w:val="1"/>
+        </w:numPr>
+        <w:spacing w:after="0" w:line="276" w:lineRule="auto"/>
+        <w:jc w:val="both"/>
+        <w:rPr>
+          <w:rFonts w:ascii="Times New Roman" w:hAnsi="Times New Roman" w:cs="Times New Roman"/>
+          <w:b/>
+          <w:bCs/>
+          <w:sz w:val="36"/>
+          <w:szCs w:val="36"/>
+        </w:rPr>
+      </w:pPr>
+      <w:r>
+        <w:rPr>
+          <w:rFonts w:ascii="Times New Roman" w:hAnsi="Times New Roman" w:cs="Times New Roman"/>
+          <w:b/>
+          <w:bCs/>
+          <w:sz w:val="36"/>
+          <w:szCs w:val="36"/>
+        </w:rPr>
+        <w:t>PPLN based schematics</w:t>
+      </w:r>
+    </w:p>
+    <w:p>
+      <w:pPr>
+        <w:pStyle w:val="ListParagraph"/>
+        <w:numPr>
+          <w:ilvl w:val="2"/>
+          <w:numId w:val="1"/>
+        </w:numPr>
+        <w:spacing w:after="0" w:line="276" w:lineRule="auto"/>
+        <w:jc w:val="both"/>
+        <w:rPr>
+          <w:rFonts w:ascii="Times New Roman" w:hAnsi="Times New Roman" w:cs="Times New Roman"/>
+          <w:b/>
+          <w:bCs/>
+        </w:rPr>
+      </w:pPr>
+      <w:r>
+        <w:rPr>
+          <w:rFonts w:ascii="Times New Roman" w:hAnsi="Times New Roman" w:cs="Times New Roman"/>
+          <w:b/>
+          <w:bCs/>
+        </w:rPr>
+        <w:t>Polarization Entangled Photon Source based on PPLN Ridge Waveguide</w:t>
+      </w:r>
+    </w:p>
+    <w:p>
+      <w:pPr>
+        <w:spacing w:after="0" w:line="276" w:lineRule="auto"/>
+        <w:ind w:left="360"/>
+        <w:jc w:val="both"/>
+        <w:rPr>
+          <w:rFonts w:ascii="Times New Roman" w:hAnsi="Times New Roman" w:cs="Times New Roman"/>
+        </w:rPr>
+      </w:pPr>
+      <w:r>
+        <w:rPr>
+          <w:rFonts w:ascii="Times New Roman" w:hAnsi="Times New Roman" w:cs="Times New Roman"/>
+        </w:rPr>
+        <w:t>While bulk PPLN crystals are widely used for polarization-entangled photon generation, integrated PPLN ridge waveguides offer significantly enhanced nonlinear interaction due to strong optical confinement. Ridge waveguides enable higher spectral brightness, improved fiber compatibility and compact source design, making them suitable for telecom-band</w:t>
+      </w:r>
+      <w:r>
+        <w:rPr>
+          <w:rFonts w:ascii="Times New Roman" w:hAnsi="Times New Roman" w:cs="Times New Roman"/>
+          <w:b/>
+          <w:bCs/>
+        </w:rPr>
+        <w:t xml:space="preserve"> </w:t>
+      </w:r>
+      <w:r>
+        <w:rPr>
+          <w:rFonts w:ascii="Times New Roman" w:hAnsi="Times New Roman" w:cs="Times New Roman"/>
+        </w:rPr>
+        <w:t>quantum communication systems. Ridge waveguides can generate broadband, high-quality polarization-entangled photon pairs without requiring active stabilization, which is critical for large-scale quantum networks.</w:t>
+      </w:r>
+    </w:p>
+    <w:p>
+      <w:pPr>
+        <w:spacing w:after="0" w:line="276" w:lineRule="auto"/>
+        <w:ind w:left="360"/>
+        <w:jc w:val="both"/>
+        <w:rPr>
+          <w:rFonts w:ascii="Times New Roman" w:hAnsi="Times New Roman" w:cs="Times New Roman"/>
+        </w:rPr>
+      </w:pPr>
+    </w:p>
+    <w:p>
+      <w:pPr>
+        <w:spacing w:after="0" w:line="276" w:lineRule="auto"/>
+        <w:ind w:left="360"/>
+        <w:jc w:val="both"/>
+        <w:rPr>
+          <w:rFonts w:ascii="Times New Roman" w:hAnsi="Times New Roman" w:cs="Times New Roman"/>
+        </w:rPr>
+      </w:pPr>
+      <w:r>
+        <w:rPr>
+          <w:rFonts w:ascii="Times New Roman" w:hAnsi="Times New Roman" w:cs="Times New Roman"/>
+        </w:rPr>
+        <w:t>Why PPLN ridge waveguide</w:t>
+      </w:r>
+    </w:p>
+    <w:p>
+      <w:pPr>
+        <w:pStyle w:val="ListParagraph"/>
+        <w:numPr>
+          <w:ilvl w:val="0"/>
+          <w:numId w:val="24"/>
+        </w:numPr>
+        <w:jc w:val="both"/>
+      </w:pPr>
+      <w:r>
+        <w:t>The periodic poling enables quasi-phase matching (QPM), allowing efficient type-0 SPDC at telecom wavelengths.</w:t>
+      </w:r>
+    </w:p>
+    <w:p>
+      <w:pPr>
+        <w:pStyle w:val="ListParagraph"/>
+        <w:numPr>
+          <w:ilvl w:val="0"/>
+          <w:numId w:val="24"/>
+        </w:numPr>
+        <w:spacing w:after="0" w:line="276" w:lineRule="auto"/>
+        <w:jc w:val="both"/>
+        <w:rPr>
+          <w:rFonts w:ascii="Times New Roman" w:hAnsi="Times New Roman" w:cs="Times New Roman"/>
+          <w:b/>
+          <w:bCs/>
+        </w:rPr>
+      </w:pPr>
+      <w:r>
+        <w:t>The ridge geometry ensures low propagation loss, strong χ² nonlinearity</w:t>
+      </w:r>
+    </w:p>
+    <w:p>
+      <w:pPr>
+        <w:pStyle w:val="ListParagraph"/>
+        <w:numPr>
+          <w:ilvl w:val="0"/>
+          <w:numId w:val="24"/>
+        </w:numPr>
+        <w:spacing w:after="0" w:line="276" w:lineRule="auto"/>
+        <w:jc w:val="both"/>
+        <w:rPr>
+          <w:rFonts w:ascii="Times New Roman" w:hAnsi="Times New Roman" w:cs="Times New Roman"/>
+          <w:b/>
+          <w:bCs/>
+        </w:rPr>
+      </w:pPr>
+      <w:r>
+        <w:t>Efficient fiber coupling, which are difficult to achieve simultaneously in bulk crystals.</w:t>
+      </w:r>
+    </w:p>
+    <w:p>
+      <w:pPr>
+        <w:pStyle w:val="ListParagraph"/>
+        <w:numPr>
+          <w:ilvl w:val="3"/>
+          <w:numId w:val="1"/>
+        </w:numPr>
+        <w:spacing w:after="0" w:line="276" w:lineRule="auto"/>
+        <w:jc w:val="both"/>
+        <w:rPr>
+          <w:rFonts w:ascii="Times New Roman" w:hAnsi="Times New Roman" w:cs="Times New Roman"/>
+          <w:b/>
+          <w:bCs/>
+        </w:rPr>
+      </w:pPr>
+      <w:r>
+        <w:rPr>
+          <w:rFonts w:ascii="Times New Roman" w:hAnsi="Times New Roman" w:cs="Times New Roman"/>
+          <w:b/>
+          <w:bCs/>
+        </w:rPr>
+        <w:t>Setup</w:t>
+      </w:r>
+    </w:p>
+    <w:p>
+      <w:pPr>
+        <w:spacing w:after="0" w:line="276" w:lineRule="auto"/>
+        <w:ind w:left="360"/>
+        <w:jc w:val="both"/>
+        <w:rPr>
+          <w:rFonts w:ascii="Times New Roman" w:hAnsi="Times New Roman" w:cs="Times New Roman"/>
+        </w:rPr>
+      </w:pPr>
+      <w:r>
+        <w:rPr>
+          <w:rFonts w:ascii="Times New Roman" w:hAnsi="Times New Roman" w:cs="Times New Roman"/>
+        </w:rPr>
+        <w:t>The</w:t>
+      </w:r>
+      <w:r>
+        <w:rPr>
+          <w:rFonts w:ascii="Times New Roman" w:hAnsi="Times New Roman" w:cs="Times New Roman"/>
+        </w:rPr>
+        <w:t xml:space="preserve"> experimental setup is shown in figure 4. A continuous laser of 775 nm wavelength is focused through pump</w:t>
+      </w:r>
+      <w:r>
+        <w:rPr>
+          <w:rFonts w:ascii="Times New Roman" w:hAnsi="Times New Roman" w:cs="Times New Roman"/>
+        </w:rPr>
+        <w:t>, which passes through a polarization controller (</w:t>
+      </w:r>
+      <w:r>
+        <w:rPr>
+          <w:rFonts w:ascii="Times New Roman" w:hAnsi="Times New Roman" w:cs="Times New Roman"/>
+        </w:rPr>
+        <w:t>rotates pump polarization to 45</w:t>
+      </w:r>
+      <w:r>
+        <w:rPr>
+          <w:rFonts w:ascii="Times New Roman" w:hAnsi="Times New Roman" w:cs="Times New Roman"/>
+        </w:rPr>
+        <w:t>°</w:t>
+      </w:r>
+      <w:r>
+        <w:rPr>
+          <w:rFonts w:ascii="Times New Roman" w:hAnsi="Times New Roman" w:cs="Times New Roman"/>
+        </w:rPr>
+        <w:t>)</w:t>
+      </w:r>
+      <w:r>
+        <w:rPr>
+          <w:rFonts w:ascii="Times New Roman" w:hAnsi="Times New Roman" w:cs="Times New Roman"/>
+        </w:rPr>
+        <w:t xml:space="preserve"> so that both loop directions produce balanced SPDC</w:t>
+      </w:r>
+      <w:r>
+        <w:rPr>
+          <w:rFonts w:ascii="Times New Roman" w:hAnsi="Times New Roman" w:cs="Times New Roman"/>
+        </w:rPr>
+        <w:t>.</w:t>
+      </w:r>
+      <w:r>
+        <w:rPr>
+          <w:rFonts w:ascii="Times New Roman" w:hAnsi="Times New Roman" w:cs="Times New Roman"/>
+        </w:rPr>
+        <w:t xml:space="preserve"> Then the wave </w:t>
+      </w:r>
+      <w:r>
+        <w:rPr>
+          <w:rFonts w:ascii="Times New Roman" w:hAnsi="Times New Roman" w:cs="Times New Roman"/>
+        </w:rPr>
+        <w:t xml:space="preserve">passes through a fiber integrable </w:t>
+      </w:r>
+      <w:proofErr w:type="spellStart"/>
+      <w:r>
+        <w:rPr>
+          <w:rFonts w:ascii="Times New Roman" w:hAnsi="Times New Roman" w:cs="Times New Roman"/>
+        </w:rPr>
+        <w:t>sagnac</w:t>
+      </w:r>
+      <w:proofErr w:type="spellEnd"/>
+      <w:r>
+        <w:rPr>
+          <w:rFonts w:ascii="Times New Roman" w:hAnsi="Times New Roman" w:cs="Times New Roman"/>
+        </w:rPr>
+        <w:t xml:space="preserve"> interferometer </w:t>
+      </w:r>
+      <w:r>
+        <w:rPr>
+          <w:rFonts w:ascii="Times New Roman" w:hAnsi="Times New Roman" w:cs="Times New Roman"/>
+        </w:rPr>
+        <w:t>where</w:t>
+      </w:r>
+      <w:r>
+        <w:rPr>
+          <w:rFonts w:ascii="Times New Roman" w:hAnsi="Times New Roman" w:cs="Times New Roman"/>
+        </w:rPr>
+        <w:t xml:space="preserve"> FPBS (Fiber Polarization Beam Splitter) which splits the 775 nm beam into two counter propagating paths</w:t>
+      </w:r>
+      <w:r>
+        <w:rPr>
+          <w:rFonts w:ascii="Times New Roman" w:hAnsi="Times New Roman" w:cs="Times New Roman"/>
+        </w:rPr>
+        <w:t>. The beam is then focused on a PPLN waveguide which performs type 0 SPDC:</w:t>
+      </w:r>
+    </w:p>
+    <w:p>
+      <w:pPr>
+        <w:spacing w:after="0" w:line="276" w:lineRule="auto"/>
+        <w:ind w:left="360"/>
+        <w:jc w:val="both"/>
+        <w:rPr>
+          <w:rFonts w:ascii="Times New Roman" w:eastAsiaTheme="minorEastAsia" w:hAnsi="Times New Roman" w:cs="Times New Roman"/>
+        </w:rPr>
+      </w:pPr>
+      <m:oMath>
+        <m:r>
+          <w:rPr>
+            <w:rFonts w:ascii="Cambria Math" w:hAnsi="Cambria Math" w:cs="Times New Roman"/>
+          </w:rPr>
+          <m:t>775 →1550+1550</m:t>
+        </m:r>
+      </m:oMath>
+      <w:r>
+        <w:rPr>
+          <w:rFonts w:ascii="Times New Roman" w:eastAsiaTheme="minorEastAsia" w:hAnsi="Times New Roman" w:cs="Times New Roman"/>
+        </w:rPr>
+        <w:t xml:space="preserve"> </w:t>
+      </w:r>
+    </w:p>
+    <w:p>
+      <w:pPr>
+        <w:spacing w:after="0" w:line="276" w:lineRule="auto"/>
+        <w:ind w:left="360"/>
+        <w:jc w:val="both"/>
+        <w:rPr>
+          <w:rFonts w:ascii="Times New Roman" w:eastAsiaTheme="minorEastAsia" w:hAnsi="Times New Roman" w:cs="Times New Roman"/>
+        </w:rPr>
+      </w:pPr>
+      <w:r>
+        <w:rPr>
+          <w:rFonts w:ascii="Times New Roman" w:eastAsiaTheme="minorEastAsia" w:hAnsi="Times New Roman" w:cs="Times New Roman"/>
+        </w:rPr>
+        <w:t>Then it convert</w:t>
+      </w:r>
+      <w:r>
+        <w:rPr>
+          <w:rFonts w:ascii="Times New Roman" w:eastAsiaTheme="minorEastAsia" w:hAnsi="Times New Roman" w:cs="Times New Roman"/>
+        </w:rPr>
+        <w:t>s one path’s polarization to match crystal orientation (90</w:t>
+      </w:r>
+      <w:r>
+        <w:rPr>
+          <w:rFonts w:ascii="Times New Roman" w:hAnsi="Times New Roman" w:cs="Times New Roman"/>
+        </w:rPr>
+        <w:t>°</w:t>
+      </w:r>
+      <w:r>
+        <w:rPr>
+          <w:rFonts w:ascii="Times New Roman" w:hAnsi="Times New Roman" w:cs="Times New Roman"/>
+        </w:rPr>
+        <w:t xml:space="preserve"> twist</w:t>
+      </w:r>
+      <w:r>
+        <w:rPr>
+          <w:rFonts w:ascii="Times New Roman" w:eastAsiaTheme="minorEastAsia" w:hAnsi="Times New Roman" w:cs="Times New Roman"/>
+        </w:rPr>
+        <w:t>)</w:t>
+      </w:r>
+    </w:p>
+    <w:p>
+      <w:pPr>
+        <w:spacing w:after="0" w:line="276" w:lineRule="auto"/>
+        <w:ind w:left="360"/>
+        <w:jc w:val="both"/>
+        <w:rPr>
+          <w:rFonts w:ascii="Times New Roman" w:eastAsiaTheme="minorEastAsia" w:hAnsi="Times New Roman" w:cs="Times New Roman"/>
+        </w:rPr>
+      </w:pPr>
+      <w:r>
+        <w:rPr>
+          <w:rFonts w:ascii="Times New Roman" w:eastAsiaTheme="minorEastAsia" w:hAnsi="Times New Roman" w:cs="Times New Roman"/>
+        </w:rPr>
+        <w:t xml:space="preserve">SPDC in both directions generates: </w:t>
+      </w:r>
+    </w:p>
+    <w:p>
+      <w:pPr>
+        <w:spacing w:after="0" w:line="276" w:lineRule="auto"/>
+        <w:ind w:left="360"/>
+        <w:jc w:val="both"/>
+        <w:rPr>
+          <w:rFonts w:ascii="Times New Roman" w:eastAsiaTheme="minorEastAsia" w:hAnsi="Times New Roman" w:cs="Times New Roman"/>
+        </w:rPr>
+      </w:pPr>
+      <w:r>
+        <w:rPr>
+          <w:rFonts w:ascii="Times New Roman" w:eastAsiaTheme="minorEastAsia" w:hAnsi="Times New Roman" w:cs="Times New Roman"/>
+        </w:rPr>
+        <w:t xml:space="preserve">Clockwise: </w:t>
+      </w:r>
+      <m:oMath>
+        <m:sSub>
+          <m:sSubPr>
+            <m:ctrlPr>
+              <w:rPr>
+                <w:rFonts w:ascii="Cambria Math" w:eastAsiaTheme="minorEastAsia" w:hAnsi="Cambria Math" w:cs="Times New Roman"/>
+                <w:i/>
+              </w:rPr>
+            </m:ctrlPr>
+          </m:sSubPr>
+          <m:e>
+            <m:r>
+              <w:rPr>
+                <w:rFonts w:ascii="Cambria Math" w:eastAsiaTheme="minorEastAsia" w:hAnsi="Cambria Math" w:cs="Times New Roman"/>
+              </w:rPr>
+              <m:t>|H</m:t>
+            </m:r>
+          </m:e>
+          <m:sub>
+            <m:r>
+              <w:rPr>
+                <w:rFonts w:ascii="Cambria Math" w:eastAsiaTheme="minorEastAsia" w:hAnsi="Cambria Math" w:cs="Times New Roman"/>
+              </w:rPr>
+              <m:t>s</m:t>
+            </m:r>
+          </m:sub>
+        </m:sSub>
+        <m:sSub>
+          <m:sSubPr>
+            <m:ctrlPr>
+              <w:rPr>
+                <w:rFonts w:ascii="Cambria Math" w:eastAsiaTheme="minorEastAsia" w:hAnsi="Cambria Math" w:cs="Times New Roman"/>
+                <w:i/>
+              </w:rPr>
+            </m:ctrlPr>
+          </m:sSubPr>
+          <m:e>
+            <m:r>
+              <w:rPr>
+                <w:rFonts w:ascii="Cambria Math" w:eastAsiaTheme="minorEastAsia" w:hAnsi="Cambria Math" w:cs="Times New Roman"/>
+              </w:rPr>
+              <m:t>H</m:t>
+            </m:r>
+            <m:r>
+              <w:rPr>
+                <w:rFonts w:ascii="Cambria Math" w:eastAsiaTheme="minorEastAsia" w:hAnsi="Cambria Math" w:cs="Times New Roman"/>
+              </w:rPr>
+              <m:t>⟩</m:t>
+            </m:r>
+          </m:e>
+          <m:sub>
+            <m:r>
+              <w:rPr>
+                <w:rFonts w:ascii="Cambria Math" w:eastAsiaTheme="minorEastAsia" w:hAnsi="Cambria Math" w:cs="Times New Roman"/>
+              </w:rPr>
+              <m:t>i</m:t>
+            </m:r>
+          </m:sub>
+        </m:sSub>
+      </m:oMath>
+    </w:p>
+    <w:p>
+      <w:pPr>
+        <w:spacing w:after="0" w:line="276" w:lineRule="auto"/>
+        <w:ind w:left="360"/>
+        <w:jc w:val="both"/>
+        <w:rPr>
+          <w:rFonts w:ascii="Times New Roman" w:eastAsiaTheme="minorEastAsia" w:hAnsi="Times New Roman" w:cs="Times New Roman"/>
+        </w:rPr>
+      </w:pPr>
+      <w:r>
+        <w:rPr>
+          <w:rFonts w:ascii="Times New Roman" w:eastAsiaTheme="minorEastAsia" w:hAnsi="Times New Roman" w:cs="Times New Roman"/>
+        </w:rPr>
+        <w:lastRenderedPageBreak/>
+        <w:t xml:space="preserve">Anticlockwise: </w:t>
+      </w:r>
+      <m:oMath>
+        <m:sSub>
+          <m:sSubPr>
+            <m:ctrlPr>
+              <w:rPr>
+                <w:rFonts w:ascii="Cambria Math" w:eastAsiaTheme="minorEastAsia" w:hAnsi="Cambria Math" w:cs="Times New Roman"/>
+                <w:i/>
+              </w:rPr>
+            </m:ctrlPr>
+          </m:sSubPr>
+          <m:e>
+            <m:r>
+              <w:rPr>
+                <w:rFonts w:ascii="Cambria Math" w:eastAsiaTheme="minorEastAsia" w:hAnsi="Cambria Math" w:cs="Times New Roman"/>
+              </w:rPr>
+              <m:t>|</m:t>
+            </m:r>
+            <m:r>
+              <w:rPr>
+                <w:rFonts w:ascii="Cambria Math" w:eastAsiaTheme="minorEastAsia" w:hAnsi="Cambria Math" w:cs="Times New Roman"/>
+              </w:rPr>
+              <m:t>V</m:t>
+            </m:r>
+          </m:e>
+          <m:sub>
+            <m:r>
+              <w:rPr>
+                <w:rFonts w:ascii="Cambria Math" w:eastAsiaTheme="minorEastAsia" w:hAnsi="Cambria Math" w:cs="Times New Roman"/>
+              </w:rPr>
+              <m:t>s</m:t>
+            </m:r>
+          </m:sub>
+        </m:sSub>
+        <m:sSub>
+          <m:sSubPr>
+            <m:ctrlPr>
+              <w:rPr>
+                <w:rFonts w:ascii="Cambria Math" w:eastAsiaTheme="minorEastAsia" w:hAnsi="Cambria Math" w:cs="Times New Roman"/>
+                <w:i/>
+              </w:rPr>
+            </m:ctrlPr>
+          </m:sSubPr>
+          <m:e>
+            <m:r>
+              <w:rPr>
+                <w:rFonts w:ascii="Cambria Math" w:eastAsiaTheme="minorEastAsia" w:hAnsi="Cambria Math" w:cs="Times New Roman"/>
+              </w:rPr>
+              <m:t>V</m:t>
+            </m:r>
+            <m:r>
+              <w:rPr>
+                <w:rFonts w:ascii="Cambria Math" w:eastAsiaTheme="minorEastAsia" w:hAnsi="Cambria Math" w:cs="Times New Roman"/>
+              </w:rPr>
+              <m:t>⟩</m:t>
+            </m:r>
+          </m:e>
+          <m:sub>
+            <m:r>
+              <w:rPr>
+                <w:rFonts w:ascii="Cambria Math" w:eastAsiaTheme="minorEastAsia" w:hAnsi="Cambria Math" w:cs="Times New Roman"/>
+              </w:rPr>
+              <m:t>i</m:t>
+            </m:r>
+          </m:sub>
+        </m:sSub>
+      </m:oMath>
+    </w:p>
+    <w:p>
+      <w:pPr>
+        <w:spacing w:after="0" w:line="276" w:lineRule="auto"/>
+        <w:ind w:left="360"/>
+        <w:jc w:val="both"/>
+        <w:rPr>
+          <w:rFonts w:ascii="Times New Roman" w:eastAsiaTheme="minorEastAsia" w:hAnsi="Times New Roman" w:cs="Times New Roman"/>
+        </w:rPr>
+      </w:pPr>
+      <w:r>
+        <w:rPr>
+          <w:rFonts w:ascii="Times New Roman" w:eastAsiaTheme="minorEastAsia" w:hAnsi="Times New Roman" w:cs="Times New Roman"/>
+        </w:rPr>
+        <w:t>There recombination causes entanglement.</w:t>
+      </w:r>
+    </w:p>
+    <w:p>
+      <w:pPr>
+        <w:spacing w:after="0" w:line="276" w:lineRule="auto"/>
+        <w:ind w:left="360"/>
+        <w:jc w:val="both"/>
+        <w:rPr>
+          <w:rFonts w:ascii="Times New Roman" w:eastAsiaTheme="minorEastAsia" w:hAnsi="Times New Roman" w:cs="Times New Roman"/>
+        </w:rPr>
+      </w:pPr>
+    </w:p>
+    <w:p>
+      <w:pPr>
+        <w:spacing w:after="0" w:line="276" w:lineRule="auto"/>
+        <w:ind w:left="360"/>
+        <w:jc w:val="both"/>
+        <w:rPr>
+          <w:rFonts w:ascii="Times New Roman" w:eastAsiaTheme="minorEastAsia" w:hAnsi="Times New Roman" w:cs="Times New Roman"/>
+        </w:rPr>
+      </w:pPr>
+      <w:r>
+        <w:rPr>
+          <w:rFonts w:ascii="Times New Roman" w:eastAsiaTheme="minorEastAsia" w:hAnsi="Times New Roman" w:cs="Times New Roman"/>
+        </w:rPr>
+        <w:t>This generates a bell state:</w:t>
+      </w:r>
+    </w:p>
+    <w:p>
+      <w:pPr>
+        <w:spacing w:after="0" w:line="276" w:lineRule="auto"/>
+        <w:ind w:left="360"/>
+        <w:jc w:val="both"/>
+        <w:rPr>
+          <w:rFonts w:ascii="Times New Roman" w:eastAsiaTheme="minorEastAsia" w:hAnsi="Times New Roman" w:cs="Times New Roman"/>
+        </w:rPr>
+      </w:pPr>
+      <m:oMathPara>
+        <m:oMath>
+          <m:sSup>
+            <m:sSupPr>
+              <m:ctrlPr>
+                <w:rPr>
+                  <w:rFonts w:ascii="Cambria Math" w:eastAsiaTheme="minorEastAsia" w:hAnsi="Cambria Math" w:cs="Times New Roman"/>
+                  <w:i/>
+                </w:rPr>
+              </m:ctrlPr>
+            </m:sSupPr>
+            <m:e>
+              <m:d>
+                <m:dPr>
+                  <m:begChr m:val="|"/>
+                  <m:endChr m:val="⟩"/>
+                  <m:ctrlPr>
+                    <w:rPr>
+                      <w:rFonts w:ascii="Cambria Math" w:eastAsiaTheme="minorEastAsia" w:hAnsi="Cambria Math" w:cs="Times New Roman"/>
+                      <w:i/>
+                    </w:rPr>
+                  </m:ctrlPr>
+                </m:dPr>
+                <m:e>
+                  <m:r>
+                    <w:rPr>
+                      <w:rFonts w:ascii="Cambria Math" w:eastAsiaTheme="minorEastAsia" w:hAnsi="Cambria Math" w:cs="Times New Roman"/>
+                    </w:rPr>
+                    <m:t>Φ</m:t>
+                  </m:r>
+                </m:e>
+              </m:d>
+            </m:e>
+            <m:sup>
+              <m:r>
+                <w:rPr>
+                  <w:rFonts w:ascii="Cambria Math" w:eastAsiaTheme="minorEastAsia" w:hAnsi="Cambria Math" w:cs="Times New Roman"/>
+                </w:rPr>
+                <m:t>+</m:t>
+              </m:r>
+            </m:sup>
+          </m:sSup>
+          <m:r>
+            <w:rPr>
+              <w:rFonts w:ascii="Cambria Math" w:eastAsiaTheme="minorEastAsia" w:hAnsi="Cambria Math" w:cs="Times New Roman"/>
+            </w:rPr>
+            <m:t>=</m:t>
+          </m:r>
+          <m:f>
+            <m:fPr>
+              <m:ctrlPr>
+                <w:rPr>
+                  <w:rFonts w:ascii="Cambria Math" w:eastAsiaTheme="minorEastAsia" w:hAnsi="Cambria Math" w:cs="Times New Roman"/>
+                  <w:i/>
+                </w:rPr>
+              </m:ctrlPr>
+            </m:fPr>
+            <m:num>
+              <m:r>
+                <w:rPr>
+                  <w:rFonts w:ascii="Cambria Math" w:eastAsiaTheme="minorEastAsia" w:hAnsi="Cambria Math" w:cs="Times New Roman"/>
+                </w:rPr>
+                <m:t>1</m:t>
+              </m:r>
+            </m:num>
+            <m:den>
+              <m:rad>
+                <m:radPr>
+                  <m:degHide m:val="1"/>
+                  <m:ctrlPr>
+                    <w:rPr>
+                      <w:rFonts w:ascii="Cambria Math" w:eastAsiaTheme="minorEastAsia" w:hAnsi="Cambria Math" w:cs="Times New Roman"/>
+                      <w:i/>
+                    </w:rPr>
+                  </m:ctrlPr>
+                </m:radPr>
+                <m:deg/>
+                <m:e>
+                  <m:r>
+                    <w:rPr>
+                      <w:rFonts w:ascii="Cambria Math" w:eastAsiaTheme="minorEastAsia" w:hAnsi="Cambria Math" w:cs="Times New Roman"/>
+                    </w:rPr>
+                    <m:t>2</m:t>
+                  </m:r>
+                </m:e>
+              </m:rad>
+            </m:den>
+          </m:f>
+          <m:r>
+            <w:rPr>
+              <w:rFonts w:ascii="Cambria Math" w:eastAsiaTheme="minorEastAsia" w:hAnsi="Cambria Math" w:cs="Times New Roman"/>
+            </w:rPr>
+            <m:t>(|HH</m:t>
+          </m:r>
+          <m:r>
+            <w:rPr>
+              <w:rFonts w:ascii="Cambria Math" w:eastAsiaTheme="minorEastAsia" w:hAnsi="Cambria Math" w:cs="Times New Roman"/>
+            </w:rPr>
+            <m:t>⟩</m:t>
+          </m:r>
+          <m:r>
+            <w:rPr>
+              <w:rFonts w:ascii="Cambria Math" w:eastAsiaTheme="minorEastAsia" w:hAnsi="Cambria Math" w:cs="Times New Roman"/>
+            </w:rPr>
+            <m:t>+|VV</m:t>
+          </m:r>
+          <m:r>
+            <w:rPr>
+              <w:rFonts w:ascii="Cambria Math" w:eastAsiaTheme="minorEastAsia" w:hAnsi="Cambria Math" w:cs="Times New Roman"/>
+            </w:rPr>
+            <m:t>⟩</m:t>
+          </m:r>
+          <m:r>
+            <w:rPr>
+              <w:rFonts w:ascii="Cambria Math" w:eastAsiaTheme="minorEastAsia" w:hAnsi="Cambria Math" w:cs="Times New Roman"/>
+            </w:rPr>
+            <m:t>)</m:t>
+          </m:r>
+        </m:oMath>
+      </m:oMathPara>
+    </w:p>
+    <w:p>
+      <w:pPr>
+        <w:spacing w:after="0" w:line="276" w:lineRule="auto"/>
+        <w:ind w:left="360"/>
+        <w:jc w:val="both"/>
+        <w:rPr>
+          <w:rFonts w:ascii="Times New Roman" w:eastAsiaTheme="minorEastAsia" w:hAnsi="Times New Roman" w:cs="Times New Roman"/>
+        </w:rPr>
+      </w:pPr>
+    </w:p>
+    <w:p>
+      <w:pPr>
+        <w:spacing w:after="0" w:line="276" w:lineRule="auto"/>
+        <w:ind w:left="360"/>
+        <w:jc w:val="both"/>
+        <w:rPr>
+          <w:rFonts w:ascii="Times New Roman" w:hAnsi="Times New Roman" w:cs="Times New Roman"/>
+          <w:b/>
+          <w:bCs/>
+        </w:rPr>
+      </w:pPr>
+      <w:r>
+        <w:rPr>
+          <w:rFonts w:ascii="Times New Roman" w:hAnsi="Times New Roman" w:cs="Times New Roman"/>
+          <w:b/>
+          <w:bCs/>
+        </w:rPr>
+        <w:drawing>
+          <wp:inline distT="0" distB="0" distL="0" distR="0" wp14:anchorId="57F38FA8" wp14:editId="783C1BEF">
+            <wp:extent cx="5715000" cy="2879725"/>
+            <wp:effectExtent l="0" t="0" r="0" b="0"/>
+            <wp:docPr id="1461062865" name="Picture 1"/>
+            <wp:cNvGraphicFramePr>
+              <a:graphicFrameLocks xmlns:a="http://schemas.openxmlformats.org/drawingml/2006/main" noChangeAspect="1"/>
+            </wp:cNvGraphicFramePr>
+            <a:graphic xmlns:a="http://schemas.openxmlformats.org/drawingml/2006/main">
+              <a:graphicData uri="http://schemas.openxmlformats.org/drawingml/2006/picture">
+                <pic:pic xmlns:pic="http://schemas.openxmlformats.org/drawingml/2006/picture">
+                  <pic:nvPicPr>
+                    <pic:cNvPr id="1461062865" name=""/>
+                    <pic:cNvPicPr/>
+                  </pic:nvPicPr>
+                  <pic:blipFill>
+                    <a:blip r:embed="rId13"/>
+                    <a:stretch>
+                      <a:fillRect/>
+                    </a:stretch>
+                  </pic:blipFill>
+                  <pic:spPr>
+                    <a:xfrm>
+                      <a:off x="0" y="0"/>
+                      <a:ext cx="5715000" cy="2879725"/>
+                    </a:xfrm>
+                    <a:prstGeom prst="rect">
+                      <a:avLst/>
+                    </a:prstGeom>
+                  </pic:spPr>
+                </pic:pic>
+              </a:graphicData>
+            </a:graphic>
+          </wp:inline>
+        </w:drawing>
+      </w:r>
+    </w:p>
+    <w:p>
+      <w:pPr>
+        <w:spacing w:after="0" w:line="276" w:lineRule="auto"/>
+        <w:ind w:left="360"/>
+        <w:jc w:val="both"/>
+        <w:rPr>
+          <w:rFonts w:ascii="Times New Roman" w:hAnsi="Times New Roman" w:cs="Times New Roman"/>
+        </w:rPr>
+      </w:pPr>
+      <w:r>
+        <w:rPr>
+          <w:rFonts w:ascii="Times New Roman" w:hAnsi="Times New Roman" w:cs="Times New Roman"/>
+          <w:b/>
+          <w:bCs/>
+        </w:rPr>
+        <w:t xml:space="preserve">    </w:t>
+      </w:r>
+      <w:r>
+        <w:rPr>
+          <w:rFonts w:ascii="Times New Roman" w:hAnsi="Times New Roman" w:cs="Times New Roman"/>
+          <w:b/>
+          <w:bCs/>
+        </w:rPr>
+        <w:t>F</w:t>
+      </w:r>
+      <w:r>
+        <w:rPr>
+          <w:rFonts w:ascii="Times New Roman" w:hAnsi="Times New Roman" w:cs="Times New Roman"/>
+        </w:rPr>
+        <w:t xml:space="preserve">igure 4: A schematic of the setup of the entangled sources </w:t>
+      </w:r>
+      <w:r>
+        <w:rPr>
+          <w:rFonts w:ascii="Times New Roman" w:hAnsi="Times New Roman" w:cs="Times New Roman"/>
+        </w:rPr>
+        <w:t>using PPLN ridge waveguide</w:t>
+      </w:r>
+    </w:p>
+    <w:p>
+      <w:pPr>
+        <w:spacing w:after="0" w:line="276" w:lineRule="auto"/>
+        <w:ind w:left="360"/>
+        <w:jc w:val="both"/>
+        <w:rPr>
+          <w:rFonts w:ascii="Times New Roman" w:hAnsi="Times New Roman" w:cs="Times New Roman"/>
+        </w:rPr>
+      </w:pPr>
+    </w:p>
+    <w:p>
+      <w:pPr>
+        <w:spacing w:after="0" w:line="276" w:lineRule="auto"/>
+        <w:ind w:left="360"/>
+        <w:jc w:val="both"/>
+        <w:rPr>
+          <w:rFonts w:ascii="Times New Roman" w:hAnsi="Times New Roman" w:cs="Times New Roman"/>
+        </w:rPr>
+      </w:pPr>
+      <w:r>
+        <w:rPr>
+          <w:rFonts w:ascii="Times New Roman" w:hAnsi="Times New Roman" w:cs="Times New Roman"/>
+        </w:rPr>
+        <w:t>Further WDM (wavelength Division Multiplexer) and LDF (Long Pass Filter) rejects 775 nm pump so that only 1550 nm remain.</w:t>
+      </w:r>
+      <w:r>
+        <w:rPr>
+          <w:rFonts w:ascii="Times New Roman" w:hAnsi="Times New Roman" w:cs="Times New Roman"/>
+        </w:rPr>
+        <w:t xml:space="preserve"> The C-L band splitter splits the telecom band into C band (1520-1550 nm) and L band (1550-1580 nm)</w:t>
+      </w:r>
+      <w:r>
+        <w:rPr>
+          <w:rFonts w:ascii="Times New Roman" w:hAnsi="Times New Roman" w:cs="Times New Roman"/>
+        </w:rPr>
+        <w:t xml:space="preserve"> which are used to define the signal and idler.</w:t>
+      </w:r>
+    </w:p>
+    <w:p>
+      <w:pPr>
+        <w:spacing w:after="0" w:line="276" w:lineRule="auto"/>
+        <w:ind w:left="360"/>
+        <w:jc w:val="both"/>
+        <w:rPr>
+          <w:rFonts w:ascii="Times New Roman" w:hAnsi="Times New Roman" w:cs="Times New Roman"/>
+        </w:rPr>
+      </w:pPr>
+    </w:p>
+    <w:p>
+      <w:pPr>
+        <w:spacing w:after="0" w:line="276" w:lineRule="auto"/>
+        <w:ind w:left="360"/>
+        <w:jc w:val="both"/>
+        <w:rPr>
+          <w:rFonts w:ascii="Times New Roman" w:hAnsi="Times New Roman" w:cs="Times New Roman"/>
+        </w:rPr>
+      </w:pPr>
+      <w:r>
+        <w:rPr>
+          <w:rFonts w:ascii="Times New Roman" w:hAnsi="Times New Roman" w:cs="Times New Roman"/>
+        </w:rPr>
+        <w:t>Then each of the wave passes through the polarization analyzer where they pass through a Half Wave Plate (HWP) or a Quarter Wave Plate (QWP)</w:t>
+      </w:r>
+      <w:r>
+        <w:rPr>
+          <w:rFonts w:ascii="Times New Roman" w:hAnsi="Times New Roman" w:cs="Times New Roman"/>
+        </w:rPr>
+        <w:t xml:space="preserve">, then through a </w:t>
+      </w:r>
+      <w:r>
+        <w:rPr>
+          <w:rFonts w:ascii="Times New Roman" w:hAnsi="Times New Roman" w:cs="Times New Roman"/>
+        </w:rPr>
+        <w:t>FPBS</w:t>
+      </w:r>
+      <w:r>
+        <w:rPr>
+          <w:rFonts w:ascii="Times New Roman" w:hAnsi="Times New Roman" w:cs="Times New Roman"/>
+        </w:rPr>
+        <w:t>.</w:t>
+      </w:r>
+    </w:p>
+    <w:p>
+      <w:pPr>
+        <w:spacing w:after="0" w:line="276" w:lineRule="auto"/>
+        <w:ind w:left="360"/>
+        <w:jc w:val="both"/>
+        <w:rPr>
+          <w:rFonts w:ascii="Times New Roman" w:hAnsi="Times New Roman" w:cs="Times New Roman"/>
+        </w:rPr>
+      </w:pPr>
+    </w:p>
+    <w:p>
+      <w:pPr>
+        <w:spacing w:after="0" w:line="276" w:lineRule="auto"/>
+        <w:ind w:left="360"/>
+        <w:jc w:val="both"/>
+        <w:rPr>
+          <w:rFonts w:ascii="Times New Roman" w:hAnsi="Times New Roman" w:cs="Times New Roman"/>
+        </w:rPr>
+      </w:pPr>
+      <w:r>
+        <w:rPr>
+          <w:rFonts w:ascii="Times New Roman" w:hAnsi="Times New Roman" w:cs="Times New Roman"/>
+        </w:rPr>
+        <w:t>Two photon interference: Only HWP used (measures visibility)</w:t>
+      </w:r>
+      <w:r>
+        <w:rPr>
+          <w:rFonts w:ascii="Times New Roman" w:hAnsi="Times New Roman" w:cs="Times New Roman"/>
+        </w:rPr>
+        <w:t>.</w:t>
+      </w:r>
+    </w:p>
+    <w:p>
+      <w:pPr>
+        <w:spacing w:after="0" w:line="276" w:lineRule="auto"/>
+        <w:ind w:left="360"/>
+        <w:jc w:val="both"/>
+        <w:rPr>
+          <w:rFonts w:ascii="Times New Roman" w:hAnsi="Times New Roman" w:cs="Times New Roman"/>
+        </w:rPr>
+      </w:pPr>
+      <w:r>
+        <w:rPr>
+          <w:rFonts w:ascii="Times New Roman" w:hAnsi="Times New Roman" w:cs="Times New Roman"/>
+        </w:rPr>
+        <w:t>Quantum State Tomography</w:t>
+      </w:r>
+      <w:r>
+        <w:rPr>
+          <w:rFonts w:ascii="Times New Roman" w:hAnsi="Times New Roman" w:cs="Times New Roman"/>
+        </w:rPr>
+        <w:t>: Use HWP + QWP</w:t>
+      </w:r>
+      <w:r>
+        <w:rPr>
+          <w:rFonts w:ascii="Times New Roman" w:hAnsi="Times New Roman" w:cs="Times New Roman"/>
+        </w:rPr>
+        <w:t>.</w:t>
+      </w:r>
+    </w:p>
+    <w:p>
+      <w:pPr>
+        <w:spacing w:after="0" w:line="276" w:lineRule="auto"/>
+        <w:ind w:left="360"/>
+        <w:jc w:val="both"/>
+        <w:rPr>
+          <w:rFonts w:ascii="Times New Roman" w:hAnsi="Times New Roman" w:cs="Times New Roman"/>
+        </w:rPr>
+      </w:pPr>
+    </w:p>
+    <w:p>
+      <w:pPr>
+        <w:spacing w:after="0" w:line="276" w:lineRule="auto"/>
+        <w:ind w:left="1080" w:firstLine="360"/>
+        <w:jc w:val="both"/>
+        <w:rPr>
+          <w:rFonts w:ascii="Times New Roman" w:hAnsi="Times New Roman" w:cs="Times New Roman"/>
+        </w:rPr>
+      </w:pPr>
+      <w:r>
+        <w:rPr>
+          <w:rFonts w:ascii="Times New Roman" w:hAnsi="Times New Roman" w:cs="Times New Roman"/>
+        </w:rPr>
+        <w:lastRenderedPageBreak/>
+        <w:drawing>
+          <wp:inline distT="0" distB="0" distL="0" distR="0" wp14:anchorId="4ECAE3B8" wp14:editId="1F62C091">
+            <wp:extent cx="2159000" cy="1291612"/>
+            <wp:effectExtent l="0" t="0" r="0" b="3810"/>
+            <wp:docPr id="230935406" name="Picture 1"/>
+            <wp:cNvGraphicFramePr>
+              <a:graphicFrameLocks xmlns:a="http://schemas.openxmlformats.org/drawingml/2006/main" noChangeAspect="1"/>
+            </wp:cNvGraphicFramePr>
+            <a:graphic xmlns:a="http://schemas.openxmlformats.org/drawingml/2006/main">
+              <a:graphicData uri="http://schemas.openxmlformats.org/drawingml/2006/picture">
+                <pic:pic xmlns:pic="http://schemas.openxmlformats.org/drawingml/2006/picture">
+                  <pic:nvPicPr>
+                    <pic:cNvPr id="230935406" name=""/>
+                    <pic:cNvPicPr/>
+                  </pic:nvPicPr>
+                  <pic:blipFill>
+                    <a:blip r:embed="rId14"/>
+                    <a:stretch>
+                      <a:fillRect/>
+                    </a:stretch>
+                  </pic:blipFill>
+                  <pic:spPr>
+                    <a:xfrm>
+                      <a:off x="0" y="0"/>
+                      <a:ext cx="2188482" cy="1309249"/>
+                    </a:xfrm>
+                    <a:prstGeom prst="rect">
+                      <a:avLst/>
+                    </a:prstGeom>
+                  </pic:spPr>
+                </pic:pic>
+              </a:graphicData>
+            </a:graphic>
+          </wp:inline>
+        </w:drawing>
+      </w:r>
+      <w:r>
+        <w:rPr>
+          <w:rFonts w:ascii="Times New Roman" w:hAnsi="Times New Roman" w:cs="Times New Roman"/>
+        </w:rPr>
+        <w:t xml:space="preserve">         </w:t>
+      </w:r>
+      <w:r>
+        <w:rPr>
+          <w:rFonts w:ascii="Times New Roman" w:hAnsi="Times New Roman" w:cs="Times New Roman"/>
+        </w:rPr>
+        <w:drawing>
+          <wp:inline distT="0" distB="0" distL="0" distR="0" wp14:anchorId="55FC68B0" wp14:editId="41BE0D50">
+            <wp:extent cx="2125134" cy="1344353"/>
+            <wp:effectExtent l="0" t="0" r="8890" b="8255"/>
+            <wp:docPr id="90540335" name="Picture 1"/>
+            <wp:cNvGraphicFramePr>
+              <a:graphicFrameLocks xmlns:a="http://schemas.openxmlformats.org/drawingml/2006/main" noChangeAspect="1"/>
+            </wp:cNvGraphicFramePr>
+            <a:graphic xmlns:a="http://schemas.openxmlformats.org/drawingml/2006/main">
+              <a:graphicData uri="http://schemas.openxmlformats.org/drawingml/2006/picture">
+                <pic:pic xmlns:pic="http://schemas.openxmlformats.org/drawingml/2006/picture">
+                  <pic:nvPicPr>
+                    <pic:cNvPr id="90540335" name=""/>
+                    <pic:cNvPicPr/>
+                  </pic:nvPicPr>
+                  <pic:blipFill>
+                    <a:blip r:embed="rId15"/>
+                    <a:stretch>
+                      <a:fillRect/>
+                    </a:stretch>
+                  </pic:blipFill>
+                  <pic:spPr>
+                    <a:xfrm>
+                      <a:off x="0" y="0"/>
+                      <a:ext cx="2166720" cy="1370660"/>
+                    </a:xfrm>
+                    <a:prstGeom prst="rect">
+                      <a:avLst/>
+                    </a:prstGeom>
+                  </pic:spPr>
+                </pic:pic>
+              </a:graphicData>
+            </a:graphic>
+          </wp:inline>
+        </w:drawing>
+      </w:r>
+    </w:p>
+    <w:p>
+      <w:pPr>
+        <w:pStyle w:val="ListParagraph"/>
+        <w:numPr>
+          <w:ilvl w:val="0"/>
+          <w:numId w:val="27"/>
+        </w:numPr>
+        <w:spacing w:after="0" w:line="276" w:lineRule="auto"/>
+        <w:jc w:val="both"/>
+        <w:rPr>
+          <w:rFonts w:ascii="Times New Roman" w:hAnsi="Times New Roman" w:cs="Times New Roman"/>
+        </w:rPr>
+      </w:pPr>
+      <w:r>
+        <w:rPr>
+          <w:rFonts w:ascii="Times New Roman" w:hAnsi="Times New Roman" w:cs="Times New Roman"/>
+        </w:rPr>
+        <w:t xml:space="preserve">  </w:t>
+      </w:r>
+      <w:r>
+        <w:rPr>
+          <w:rFonts w:ascii="Times New Roman" w:hAnsi="Times New Roman" w:cs="Times New Roman"/>
+        </w:rPr>
+        <w:tab/>
+      </w:r>
+      <w:r>
+        <w:rPr>
+          <w:rFonts w:ascii="Times New Roman" w:hAnsi="Times New Roman" w:cs="Times New Roman"/>
+        </w:rPr>
+        <w:tab/>
+      </w:r>
+      <w:r>
+        <w:rPr>
+          <w:rFonts w:ascii="Times New Roman" w:hAnsi="Times New Roman" w:cs="Times New Roman"/>
+        </w:rPr>
+        <w:tab/>
+      </w:r>
+      <w:r>
+        <w:rPr>
+          <w:rFonts w:ascii="Times New Roman" w:hAnsi="Times New Roman" w:cs="Times New Roman"/>
+        </w:rPr>
+        <w:tab/>
+      </w:r>
+      <w:r>
+        <w:rPr>
+          <w:rFonts w:ascii="Times New Roman" w:hAnsi="Times New Roman" w:cs="Times New Roman"/>
+        </w:rPr>
+        <w:tab/>
+        <w:t xml:space="preserve">      (b)</w:t>
+      </w:r>
+    </w:p>
+    <w:p>
+      <w:pPr>
+        <w:spacing w:after="0" w:line="276" w:lineRule="auto"/>
+        <w:ind w:left="1080" w:firstLine="360"/>
+        <w:jc w:val="both"/>
+        <w:rPr>
+          <w:rFonts w:ascii="Times New Roman" w:hAnsi="Times New Roman" w:cs="Times New Roman"/>
+        </w:rPr>
+      </w:pPr>
+      <w:r>
+        <w:rPr>
+          <w:rFonts w:ascii="Times New Roman" w:hAnsi="Times New Roman" w:cs="Times New Roman"/>
+        </w:rPr>
+        <w:t>Figure 5:</w:t>
+      </w:r>
+      <w:r>
+        <w:rPr>
+          <w:rFonts w:ascii="Times New Roman" w:hAnsi="Times New Roman" w:cs="Times New Roman"/>
+        </w:rPr>
+        <w:t xml:space="preserve"> </w:t>
+      </w:r>
+      <w:r>
+        <w:rPr>
+          <w:rFonts w:ascii="Times New Roman" w:hAnsi="Times New Roman" w:cs="Times New Roman"/>
+        </w:rPr>
+        <w:t>Shows Polarization analyzer.</w:t>
+      </w:r>
+      <w:r>
+        <w:rPr>
+          <w:rFonts w:ascii="Times New Roman" w:hAnsi="Times New Roman" w:cs="Times New Roman"/>
+        </w:rPr>
+        <w:t xml:space="preserve"> (a)</w:t>
+      </w:r>
+      <w:r>
+        <w:rPr>
+          <w:rFonts w:ascii="Times New Roman" w:hAnsi="Times New Roman" w:cs="Times New Roman"/>
+        </w:rPr>
+        <w:t xml:space="preserve"> </w:t>
+      </w:r>
+      <w:r>
+        <w:rPr>
+          <w:rFonts w:ascii="Times New Roman" w:hAnsi="Times New Roman" w:cs="Times New Roman"/>
+        </w:rPr>
+        <w:t>Two photon interface uses only HWP</w:t>
+      </w:r>
+    </w:p>
+    <w:p>
+      <w:pPr>
+        <w:pStyle w:val="ListParagraph"/>
+        <w:numPr>
+          <w:ilvl w:val="0"/>
+          <w:numId w:val="27"/>
+        </w:numPr>
+        <w:spacing w:after="0" w:line="276" w:lineRule="auto"/>
+        <w:jc w:val="both"/>
+        <w:rPr>
+          <w:rFonts w:ascii="Times New Roman" w:hAnsi="Times New Roman" w:cs="Times New Roman"/>
+        </w:rPr>
+      </w:pPr>
+      <w:r>
+        <w:rPr>
+          <w:rFonts w:ascii="Times New Roman" w:hAnsi="Times New Roman" w:cs="Times New Roman"/>
+        </w:rPr>
+        <w:t>Quantum state tomography uses both QWP and HWP</w:t>
+      </w:r>
+    </w:p>
+    <w:p>
+      <w:pPr>
+        <w:spacing w:after="0" w:line="276" w:lineRule="auto"/>
+        <w:ind w:left="360"/>
+        <w:jc w:val="both"/>
+        <w:rPr>
+          <w:rFonts w:ascii="Times New Roman" w:hAnsi="Times New Roman" w:cs="Times New Roman"/>
+        </w:rPr>
+      </w:pPr>
+    </w:p>
+    <w:p>
+      <w:pPr>
+        <w:spacing w:after="0" w:line="276" w:lineRule="auto"/>
+        <w:ind w:left="360"/>
+        <w:jc w:val="both"/>
+        <w:rPr>
+          <w:rFonts w:ascii="Times New Roman" w:hAnsi="Times New Roman" w:cs="Times New Roman"/>
+        </w:rPr>
+      </w:pPr>
+      <w:r>
+        <w:rPr>
+          <w:rFonts w:ascii="Times New Roman" w:hAnsi="Times New Roman" w:cs="Times New Roman"/>
+        </w:rPr>
+        <w:t>Four</w:t>
+      </w:r>
+      <w:r>
+        <w:rPr>
+          <w:rFonts w:ascii="Times New Roman" w:hAnsi="Times New Roman" w:cs="Times New Roman"/>
+        </w:rPr>
+        <w:t xml:space="preserve"> SP</w:t>
+      </w:r>
+      <w:r>
+        <w:rPr>
+          <w:rFonts w:ascii="Times New Roman" w:hAnsi="Times New Roman" w:cs="Times New Roman"/>
+        </w:rPr>
+        <w:t>A</w:t>
+      </w:r>
+      <w:r>
+        <w:rPr>
+          <w:rFonts w:ascii="Times New Roman" w:hAnsi="Times New Roman" w:cs="Times New Roman"/>
+        </w:rPr>
+        <w:t>D</w:t>
+      </w:r>
+      <w:r>
+        <w:rPr>
+          <w:rFonts w:ascii="Times New Roman" w:hAnsi="Times New Roman" w:cs="Times New Roman"/>
+        </w:rPr>
+        <w:t>s</w:t>
+      </w:r>
+      <w:r>
+        <w:rPr>
+          <w:rFonts w:ascii="Times New Roman" w:hAnsi="Times New Roman" w:cs="Times New Roman"/>
+        </w:rPr>
+        <w:t xml:space="preserve"> (Single Photon</w:t>
+      </w:r>
+      <w:r>
+        <w:rPr>
+          <w:rFonts w:ascii="Times New Roman" w:hAnsi="Times New Roman" w:cs="Times New Roman"/>
+        </w:rPr>
+        <w:t xml:space="preserve"> Avalanche</w:t>
+      </w:r>
+      <w:r>
+        <w:rPr>
+          <w:rFonts w:ascii="Times New Roman" w:hAnsi="Times New Roman" w:cs="Times New Roman"/>
+        </w:rPr>
+        <w:t xml:space="preserve"> </w:t>
+      </w:r>
+      <w:r>
+        <w:rPr>
+          <w:rFonts w:ascii="Times New Roman" w:hAnsi="Times New Roman" w:cs="Times New Roman"/>
+        </w:rPr>
+        <w:t>Photod</w:t>
+      </w:r>
+      <w:r>
+        <w:rPr>
+          <w:rFonts w:ascii="Times New Roman" w:hAnsi="Times New Roman" w:cs="Times New Roman"/>
+        </w:rPr>
+        <w:t xml:space="preserve">etector) </w:t>
+      </w:r>
+      <w:r>
+        <w:rPr>
+          <w:rFonts w:ascii="Times New Roman" w:hAnsi="Times New Roman" w:cs="Times New Roman"/>
+        </w:rPr>
+        <w:t>are</w:t>
+      </w:r>
+      <w:r>
+        <w:rPr>
+          <w:rFonts w:ascii="Times New Roman" w:hAnsi="Times New Roman" w:cs="Times New Roman"/>
+        </w:rPr>
+        <w:t xml:space="preserve"> used </w:t>
+      </w:r>
+      <w:r>
+        <w:rPr>
+          <w:rFonts w:ascii="Times New Roman" w:hAnsi="Times New Roman" w:cs="Times New Roman"/>
+        </w:rPr>
+        <w:t>for</w:t>
+      </w:r>
+      <w:r>
+        <w:rPr>
+          <w:rFonts w:ascii="Times New Roman" w:hAnsi="Times New Roman" w:cs="Times New Roman"/>
+        </w:rPr>
+        <w:t xml:space="preserve"> detect</w:t>
+      </w:r>
+      <w:r>
+        <w:rPr>
+          <w:rFonts w:ascii="Times New Roman" w:hAnsi="Times New Roman" w:cs="Times New Roman"/>
+        </w:rPr>
+        <w:t>ion. Then the correlation counter check</w:t>
+      </w:r>
+      <w:r>
+        <w:rPr>
+          <w:rFonts w:ascii="Times New Roman" w:hAnsi="Times New Roman" w:cs="Times New Roman"/>
+        </w:rPr>
+        <w:t>s</w:t>
+      </w:r>
+      <w:r>
+        <w:rPr>
+          <w:rFonts w:ascii="Times New Roman" w:hAnsi="Times New Roman" w:cs="Times New Roman"/>
+        </w:rPr>
+        <w:t xml:space="preserve"> the correlations between signal and idler.</w:t>
+      </w:r>
+      <w:r>
+        <w:rPr>
+          <w:rFonts w:ascii="Times New Roman" w:hAnsi="Times New Roman" w:cs="Times New Roman"/>
+        </w:rPr>
+        <w:t xml:space="preserve"> </w:t>
+      </w:r>
+    </w:p>
+    <w:p>
+      <w:pPr>
+        <w:spacing w:after="0" w:line="276" w:lineRule="auto"/>
+        <w:ind w:left="360"/>
+        <w:jc w:val="both"/>
+        <w:rPr>
+          <w:rFonts w:ascii="Times New Roman" w:hAnsi="Times New Roman" w:cs="Times New Roman"/>
+        </w:rPr>
+      </w:pPr>
+    </w:p>
+    <w:p>
+      <w:pPr>
+        <w:pStyle w:val="ListParagraph"/>
+        <w:numPr>
+          <w:ilvl w:val="3"/>
+          <w:numId w:val="1"/>
+        </w:numPr>
+        <w:spacing w:after="0" w:line="276" w:lineRule="auto"/>
+        <w:jc w:val="both"/>
+        <w:rPr>
+          <w:rFonts w:ascii="Times New Roman" w:hAnsi="Times New Roman" w:cs="Times New Roman"/>
+          <w:b/>
+          <w:bCs/>
+        </w:rPr>
+      </w:pPr>
+      <w:r>
+        <w:rPr>
+          <w:rFonts w:ascii="Times New Roman" w:hAnsi="Times New Roman" w:cs="Times New Roman"/>
+          <w:b/>
+          <w:bCs/>
+        </w:rPr>
+        <w:t>Measurement</w:t>
+      </w:r>
+    </w:p>
+    <w:p>
+      <w:pPr>
+        <w:spacing w:after="0" w:line="276" w:lineRule="auto"/>
+        <w:ind w:left="360"/>
+        <w:jc w:val="both"/>
+        <w:rPr>
+          <w:rFonts w:eastAsiaTheme="minorEastAsia"/>
+          <w:color w:val="000000" w:themeColor="text1"/>
+        </w:rPr>
+      </w:pPr>
+      <w:r>
+        <w:rPr>
+          <w:rFonts w:ascii="Times New Roman" w:hAnsi="Times New Roman" w:cs="Times New Roman"/>
+        </w:rPr>
+        <w:t xml:space="preserve">A pump with 775 nm CW laser is focused on 4 cm PPLN ridge waveguide operated at ~36.5 </w:t>
+      </w:r>
+      <w:r>
+        <w:rPr>
+          <w:rFonts w:ascii="Times New Roman" w:hAnsi="Times New Roman" w:cs="Times New Roman"/>
+        </w:rPr>
+        <w:t>°</w:t>
+      </w:r>
+      <w:r>
+        <w:rPr>
+          <w:rFonts w:ascii="Times New Roman" w:hAnsi="Times New Roman" w:cs="Times New Roman"/>
+        </w:rPr>
+        <w:t>C</w:t>
+      </w:r>
+      <w:r>
+        <w:rPr>
+          <w:rFonts w:ascii="Times New Roman" w:hAnsi="Times New Roman" w:cs="Times New Roman"/>
+        </w:rPr>
+        <w:t>.</w:t>
+      </w:r>
+      <w:r>
+        <w:rPr>
+          <w:rFonts w:ascii="Times New Roman" w:hAnsi="Times New Roman" w:cs="Times New Roman"/>
+        </w:rPr>
+        <w:t xml:space="preserve"> The spectral bandwidth is around 52 nm and the spectral brightness is </w:t>
+      </w:r>
+      <m:oMath>
+        <m:r>
+          <w:rPr>
+            <w:rFonts w:ascii="Cambria Math" w:hAnsi="Cambria Math" w:cs="Cambria Math"/>
+            <w:color w:val="000000" w:themeColor="text1"/>
+          </w:rPr>
+          <m:t>∼</m:t>
+        </m:r>
+        <m:r>
+          <w:rPr>
+            <w:rFonts w:ascii="Cambria Math" w:hAnsi="Cambria Math"/>
+            <w:color w:val="000000" w:themeColor="text1"/>
+          </w:rPr>
+          <m:t>2×</m:t>
+        </m:r>
+        <m:sSup>
+          <m:sSupPr>
+            <m:ctrlPr>
+              <w:rPr>
+                <w:rFonts w:ascii="Cambria Math" w:hAnsi="Cambria Math"/>
+                <w:i/>
+                <w:color w:val="000000" w:themeColor="text1"/>
+              </w:rPr>
+            </m:ctrlPr>
+          </m:sSupPr>
+          <m:e>
+            <m:r>
+              <w:rPr>
+                <w:rFonts w:ascii="Cambria Math" w:hAnsi="Cambria Math"/>
+                <w:color w:val="000000" w:themeColor="text1"/>
+              </w:rPr>
+              <m:t>10</m:t>
+            </m:r>
+          </m:e>
+          <m:sup>
+            <m:r>
+              <w:rPr>
+                <w:rFonts w:ascii="Cambria Math" w:hAnsi="Cambria Math"/>
+                <w:color w:val="000000" w:themeColor="text1"/>
+              </w:rPr>
+              <m:t>8</m:t>
+            </m:r>
+          </m:sup>
+        </m:sSup>
+      </m:oMath>
+      <w:r>
+        <w:rPr>
+          <w:rFonts w:eastAsiaTheme="minorEastAsia"/>
+          <w:color w:val="000000" w:themeColor="text1"/>
+        </w:rPr>
+        <w:t xml:space="preserve"> pairs/s/</w:t>
+      </w:r>
+      <w:proofErr w:type="spellStart"/>
+      <w:r>
+        <w:rPr>
+          <w:rFonts w:eastAsiaTheme="minorEastAsia"/>
+          <w:color w:val="000000" w:themeColor="text1"/>
+        </w:rPr>
+        <w:t>mW</w:t>
+      </w:r>
+      <w:proofErr w:type="spellEnd"/>
+      <w:r>
+        <w:rPr>
+          <w:rFonts w:eastAsiaTheme="minorEastAsia"/>
+          <w:color w:val="000000" w:themeColor="text1"/>
+        </w:rPr>
+        <w:t>/nm</w:t>
+      </w:r>
+      <w:r>
+        <w:rPr>
+          <w:rFonts w:eastAsiaTheme="minorEastAsia"/>
+          <w:color w:val="000000" w:themeColor="text1"/>
+        </w:rPr>
+        <w:t xml:space="preserve">. Maximum CAR reaches about 1065 at 3.6 </w:t>
+      </w:r>
+      <w:r>
+        <w:rPr>
+          <w:rFonts w:eastAsiaTheme="minorEastAsia"/>
+          <w:color w:val="000000" w:themeColor="text1"/>
+        </w:rPr>
+        <w:t>µ</w:t>
+      </w:r>
+      <w:r>
+        <w:rPr>
+          <w:rFonts w:eastAsiaTheme="minorEastAsia"/>
+          <w:color w:val="000000" w:themeColor="text1"/>
+        </w:rPr>
+        <w:t>W pump power.</w:t>
+      </w:r>
+    </w:p>
+    <w:p>
+      <w:pPr>
+        <w:spacing w:after="0" w:line="276" w:lineRule="auto"/>
+        <w:ind w:left="360"/>
+        <w:jc w:val="both"/>
+        <w:rPr>
+          <w:rFonts w:ascii="Times New Roman" w:hAnsi="Times New Roman" w:cs="Times New Roman"/>
+          <w:b/>
+          <w:bCs/>
+        </w:rPr>
+      </w:pPr>
+    </w:p>
+    <w:p>
+      <w:pPr>
+        <w:spacing w:after="0" w:line="276" w:lineRule="auto"/>
+        <w:ind w:left="360"/>
+        <w:jc w:val="both"/>
+        <w:rPr>
+          <w:rFonts w:ascii="Times New Roman" w:hAnsi="Times New Roman" w:cs="Times New Roman"/>
+          <w:bCs/>
+        </w:rPr>
+      </w:pPr>
+      <w:r>
+        <w:rPr>
+          <w:rFonts w:ascii="Times New Roman" w:hAnsi="Times New Roman" w:cs="Times New Roman"/>
+          <w:bCs/>
+        </w:rPr>
+        <w:t xml:space="preserve">The Bell CHSH parameter </w:t>
+      </w:r>
+      <m:oMath>
+        <m:r>
+          <w:rPr>
+            <w:rFonts w:ascii="Cambria Math" w:hAnsi="Cambria Math" w:cs="Times New Roman"/>
+          </w:rPr>
+          <m:t>S=2.49±0.017</m:t>
+        </m:r>
+      </m:oMath>
+      <w:r>
+        <w:rPr>
+          <w:rFonts w:ascii="Times New Roman" w:eastAsiaTheme="minorEastAsia" w:hAnsi="Times New Roman" w:cs="Times New Roman"/>
+          <w:bCs/>
+        </w:rPr>
+        <w:t>, violating the classical bound.</w:t>
+      </w:r>
+      <w:r>
+        <w:rPr>
+          <w:rFonts w:ascii="Times New Roman" w:eastAsiaTheme="minorEastAsia" w:hAnsi="Times New Roman" w:cs="Times New Roman"/>
+          <w:bCs/>
+        </w:rPr>
+        <w:t xml:space="preserve"> The tomography gives a raw fidelity of about 89.4%.</w:t>
+      </w:r>
+    </w:p>
+    <w:p>
+      <w:pPr>
+        <w:spacing w:after="0" w:line="276" w:lineRule="auto"/>
+        <w:ind w:left="360"/>
+        <w:jc w:val="both"/>
+        <w:rPr>
+          <w:rFonts w:ascii="Times New Roman" w:hAnsi="Times New Roman" w:cs="Times New Roman"/>
+        </w:rPr>
+      </w:pPr>
+    </w:p>
+    <w:p>
+      <w:pPr>
+        <w:spacing w:after="0" w:line="276" w:lineRule="auto"/>
+        <w:ind w:left="360"/>
+        <w:jc w:val="both"/>
+        <w:rPr>
+          <w:rFonts w:ascii="Times New Roman" w:hAnsi="Times New Roman" w:cs="Times New Roman"/>
+        </w:rPr>
+      </w:pPr>
+      <w:r>
+        <w:rPr>
+          <w:rFonts w:ascii="Times New Roman" w:hAnsi="Times New Roman" w:cs="Times New Roman"/>
+        </w:rPr>
+        <w:t xml:space="preserve">SPAD detectors with 10% efficiency, 5 </w:t>
+      </w:r>
+      <w:proofErr w:type="spellStart"/>
+      <w:r>
+        <w:rPr>
+          <w:rFonts w:ascii="Times New Roman" w:hAnsi="Times New Roman" w:cs="Times New Roman"/>
+        </w:rPr>
+        <w:t>μs</w:t>
+      </w:r>
+      <w:proofErr w:type="spellEnd"/>
+      <w:r>
+        <w:rPr>
+          <w:rFonts w:ascii="Times New Roman" w:hAnsi="Times New Roman" w:cs="Times New Roman"/>
+        </w:rPr>
+        <w:t xml:space="preserve"> dead time, and &lt;1000 cps dark counts are employed. Coincidences are registered by a </w:t>
+      </w:r>
+      <w:proofErr w:type="spellStart"/>
+      <w:r>
+        <w:rPr>
+          <w:rFonts w:ascii="Times New Roman" w:hAnsi="Times New Roman" w:cs="Times New Roman"/>
+        </w:rPr>
+        <w:t>PicoHarp</w:t>
+      </w:r>
+      <w:proofErr w:type="spellEnd"/>
+      <w:r>
+        <w:rPr>
+          <w:rFonts w:ascii="Times New Roman" w:hAnsi="Times New Roman" w:cs="Times New Roman"/>
+        </w:rPr>
+        <w:t xml:space="preserve"> 300 time-tagger with 512 </w:t>
+      </w:r>
+      <w:proofErr w:type="spellStart"/>
+      <w:r>
+        <w:rPr>
+          <w:rFonts w:ascii="Times New Roman" w:hAnsi="Times New Roman" w:cs="Times New Roman"/>
+        </w:rPr>
+        <w:t>ps</w:t>
+      </w:r>
+      <w:proofErr w:type="spellEnd"/>
+      <w:r>
+        <w:rPr>
+          <w:rFonts w:ascii="Times New Roman" w:hAnsi="Times New Roman" w:cs="Times New Roman"/>
+        </w:rPr>
+        <w:t xml:space="preserve"> time-bin resolution.</w:t>
+      </w:r>
+    </w:p>
+    <w:p>
+      <w:pPr>
+        <w:spacing w:after="0" w:line="276" w:lineRule="auto"/>
+        <w:ind w:left="360"/>
+        <w:jc w:val="both"/>
+        <w:rPr>
+          <w:rFonts w:ascii="Times New Roman" w:hAnsi="Times New Roman" w:cs="Times New Roman"/>
+          <w:b/>
+          <w:bCs/>
+        </w:rPr>
+      </w:pPr>
+    </w:p>
+    <w:p>
+      <w:pPr>
+        <w:pStyle w:val="ListParagraph"/>
+        <w:numPr>
+          <w:ilvl w:val="2"/>
+          <w:numId w:val="1"/>
+        </w:numPr>
+        <w:spacing w:after="0" w:line="276" w:lineRule="auto"/>
+        <w:jc w:val="both"/>
+        <w:rPr>
+          <w:rFonts w:ascii="Times New Roman" w:hAnsi="Times New Roman" w:cs="Times New Roman"/>
+          <w:b/>
+          <w:bCs/>
+        </w:rPr>
+      </w:pPr>
+      <w:r>
+        <w:rPr>
+          <w:rFonts w:ascii="Times New Roman" w:hAnsi="Times New Roman" w:cs="Times New Roman"/>
+          <w:b/>
+          <w:bCs/>
+        </w:rPr>
+        <w:t>Conclusion</w:t>
+      </w:r>
+    </w:p>
+    <w:p>
+      <w:pPr>
+        <w:spacing w:after="0" w:line="276" w:lineRule="auto"/>
+        <w:ind w:left="360"/>
+        <w:jc w:val="both"/>
+        <w:rPr>
+          <w:rFonts w:ascii="Times New Roman" w:hAnsi="Times New Roman" w:cs="Times New Roman"/>
+        </w:rPr>
+      </w:pPr>
+      <w:r>
+        <w:rPr>
+          <w:rFonts w:ascii="Times New Roman" w:hAnsi="Times New Roman" w:cs="Times New Roman"/>
+        </w:rPr>
+        <w:t>This setup demonstrates a compact, fiber integrated broadband source of polarization entangled photon pairs at 1550 nm wavelength using CW pumped (type 0</w:t>
+      </w:r>
+      <w:r>
+        <w:rPr>
+          <w:rFonts w:ascii="Times New Roman" w:hAnsi="Times New Roman" w:cs="Times New Roman"/>
+        </w:rPr>
+        <w:t xml:space="preserve">) </w:t>
+      </w:r>
+      <w:r>
+        <w:rPr>
+          <w:rFonts w:ascii="Times New Roman" w:hAnsi="Times New Roman" w:cs="Times New Roman"/>
+        </w:rPr>
+        <w:t>PPLN ridge waveguide</w:t>
+      </w:r>
+      <w:r>
+        <w:rPr>
+          <w:rFonts w:ascii="Times New Roman" w:hAnsi="Times New Roman" w:cs="Times New Roman"/>
+        </w:rPr>
+        <w:t xml:space="preserve"> in a </w:t>
+      </w:r>
+      <w:proofErr w:type="spellStart"/>
+      <w:r>
+        <w:rPr>
+          <w:rFonts w:ascii="Times New Roman" w:hAnsi="Times New Roman" w:cs="Times New Roman"/>
+        </w:rPr>
+        <w:t>Sagnac</w:t>
+      </w:r>
+      <w:proofErr w:type="spellEnd"/>
+      <w:r>
+        <w:rPr>
+          <w:rFonts w:ascii="Times New Roman" w:hAnsi="Times New Roman" w:cs="Times New Roman"/>
+        </w:rPr>
+        <w:t xml:space="preserve"> configuration.</w:t>
+      </w:r>
+    </w:p>
+    <w:p>
+      <w:pPr>
+        <w:spacing w:after="0" w:line="276" w:lineRule="auto"/>
+        <w:ind w:left="360"/>
+        <w:jc w:val="both"/>
+        <w:rPr>
+          <w:rFonts w:ascii="Times New Roman" w:hAnsi="Times New Roman" w:cs="Times New Roman"/>
+        </w:rPr>
+      </w:pPr>
+    </w:p>
+    <w:p>
+      <w:pPr>
+        <w:spacing w:after="0" w:line="276" w:lineRule="auto"/>
+        <w:ind w:left="360"/>
+        <w:jc w:val="both"/>
+        <w:rPr>
+          <w:rFonts w:ascii="Times New Roman" w:hAnsi="Times New Roman" w:cs="Times New Roman"/>
+        </w:rPr>
+      </w:pPr>
+      <w:r>
+        <w:rPr>
+          <w:rFonts w:ascii="Times New Roman" w:hAnsi="Times New Roman" w:cs="Times New Roman"/>
+        </w:rPr>
+        <w:t>We</w:t>
+      </w:r>
+      <w:r>
+        <w:rPr>
+          <w:rFonts w:ascii="Times New Roman" w:hAnsi="Times New Roman" w:cs="Times New Roman"/>
+        </w:rPr>
+        <w:t xml:space="preserve"> get high spectral brightness, wide bandwidth. The nonclassical </w:t>
+      </w:r>
+      <w:r>
+        <w:rPr>
+          <w:rFonts w:ascii="Times New Roman" w:hAnsi="Times New Roman" w:cs="Times New Roman"/>
+        </w:rPr>
+        <w:t>behavior</w:t>
+      </w:r>
+      <w:r>
+        <w:rPr>
+          <w:rFonts w:ascii="Times New Roman" w:hAnsi="Times New Roman" w:cs="Times New Roman"/>
+        </w:rPr>
+        <w:t xml:space="preserve"> is shown through Bell CHSH parameter S=2.49.</w:t>
+      </w:r>
+      <w:r>
+        <w:rPr>
+          <w:rFonts w:ascii="Times New Roman" w:hAnsi="Times New Roman" w:cs="Times New Roman"/>
+        </w:rPr>
+        <w:t xml:space="preserve"> Because the photons span in both C and L bands, the system is compatible with telecom infrastructure. </w:t>
+      </w:r>
+    </w:p>
+    <w:p>
+      <w:pPr>
+        <w:spacing w:after="0" w:line="276" w:lineRule="auto"/>
+        <w:ind w:left="360"/>
+        <w:jc w:val="both"/>
+        <w:rPr>
+          <w:rFonts w:ascii="Times New Roman" w:hAnsi="Times New Roman" w:cs="Times New Roman"/>
+        </w:rPr>
+      </w:pPr>
+    </w:p>
+    <w:p>
+      <w:pPr>
+        <w:pStyle w:val="ListParagraph"/>
+        <w:numPr>
+          <w:ilvl w:val="2"/>
+          <w:numId w:val="1"/>
+        </w:numPr>
+        <w:spacing w:after="0" w:line="276" w:lineRule="auto"/>
+        <w:jc w:val="both"/>
+        <w:rPr>
+          <w:rFonts w:ascii="Times New Roman" w:hAnsi="Times New Roman" w:cs="Times New Roman"/>
+          <w:b/>
+          <w:bCs/>
+        </w:rPr>
+      </w:pPr>
+      <w:r>
+        <w:rPr>
+          <w:rFonts w:ascii="Times New Roman" w:hAnsi="Times New Roman" w:cs="Times New Roman"/>
+          <w:b/>
+          <w:bCs/>
+        </w:rPr>
+        <w:t>Future Outlook</w:t>
+      </w:r>
+    </w:p>
+    <w:p>
+      <w:pPr>
+        <w:spacing w:after="0" w:line="276" w:lineRule="auto"/>
+        <w:ind w:left="360"/>
+        <w:jc w:val="both"/>
+        <w:rPr>
+          <w:rFonts w:ascii="Times New Roman" w:hAnsi="Times New Roman" w:cs="Times New Roman"/>
+        </w:rPr>
+      </w:pPr>
+      <w:r>
+        <w:rPr>
+          <w:rFonts w:ascii="Times New Roman" w:hAnsi="Times New Roman" w:cs="Times New Roman"/>
+        </w:rPr>
+        <w:t>The demonstrated fiber</w:t>
+      </w:r>
+      <w:r>
+        <w:rPr>
+          <w:rFonts w:ascii="Times New Roman" w:hAnsi="Times New Roman" w:cs="Times New Roman"/>
+        </w:rPr>
+        <w:t xml:space="preserve"> </w:t>
+      </w:r>
+      <w:r>
+        <w:rPr>
+          <w:rFonts w:ascii="Times New Roman" w:hAnsi="Times New Roman" w:cs="Times New Roman"/>
+        </w:rPr>
+        <w:t>integrated entangled photon source opens several routes for practical quantum networking. Because the spectrum spans the telecom C</w:t>
+      </w:r>
+      <w:r>
+        <w:rPr>
+          <w:rFonts w:ascii="Times New Roman" w:hAnsi="Times New Roman" w:cs="Times New Roman"/>
+        </w:rPr>
+        <w:t>-</w:t>
+      </w:r>
+      <w:r>
+        <w:rPr>
+          <w:rFonts w:ascii="Times New Roman" w:hAnsi="Times New Roman" w:cs="Times New Roman"/>
+        </w:rPr>
+        <w:t>L bands with ~52 nm bandwidth</w:t>
+      </w:r>
+      <w:r>
+        <w:rPr>
+          <w:rFonts w:ascii="Times New Roman" w:hAnsi="Times New Roman" w:cs="Times New Roman"/>
+        </w:rPr>
+        <w:t>, it can be used with WDM to support multiuser entanglement distribution.</w:t>
+      </w:r>
+    </w:p>
+    <w:p>
+      <w:pPr>
+        <w:spacing w:after="0" w:line="276" w:lineRule="auto"/>
+        <w:ind w:left="360"/>
+        <w:jc w:val="both"/>
+        <w:rPr>
+          <w:rFonts w:ascii="Times New Roman" w:hAnsi="Times New Roman" w:cs="Times New Roman"/>
+        </w:rPr>
+      </w:pPr>
+    </w:p>
+    <w:p>
+      <w:pPr>
+        <w:spacing w:after="0" w:line="276" w:lineRule="auto"/>
+        <w:ind w:left="360"/>
+        <w:jc w:val="both"/>
+        <w:rPr>
+          <w:rFonts w:ascii="Times New Roman" w:hAnsi="Times New Roman" w:cs="Times New Roman"/>
+        </w:rPr>
+      </w:pPr>
+      <w:r>
+        <w:rPr>
+          <w:rFonts w:ascii="Times New Roman" w:hAnsi="Times New Roman" w:cs="Times New Roman"/>
+        </w:rPr>
+        <w:lastRenderedPageBreak/>
+        <w:t>The system fidelity can be increased by improving detector efficiency.</w:t>
+      </w:r>
+      <w:r>
+        <w:rPr>
+          <w:rFonts w:ascii="Times New Roman" w:hAnsi="Times New Roman" w:cs="Times New Roman"/>
+        </w:rPr>
+        <w:t xml:space="preserve"> </w:t>
+      </w:r>
+      <w:r>
+        <w:rPr>
+          <w:rFonts w:ascii="Times New Roman" w:hAnsi="Times New Roman" w:cs="Times New Roman"/>
+        </w:rPr>
+        <w:t>Integrating superconducting nanowire detectors or low</w:t>
+      </w:r>
+      <w:r>
+        <w:rPr>
+          <w:rFonts w:ascii="Times New Roman" w:hAnsi="Times New Roman" w:cs="Times New Roman"/>
+        </w:rPr>
+        <w:t xml:space="preserve"> </w:t>
+      </w:r>
+      <w:r>
+        <w:rPr>
+          <w:rFonts w:ascii="Times New Roman" w:hAnsi="Times New Roman" w:cs="Times New Roman"/>
+        </w:rPr>
+        <w:t>jitter timing modules would further improve coincidence rates and enable longer</w:t>
+      </w:r>
+      <w:r>
+        <w:rPr>
+          <w:rFonts w:ascii="Times New Roman" w:hAnsi="Times New Roman" w:cs="Times New Roman"/>
+        </w:rPr>
+        <w:t xml:space="preserve"> </w:t>
+      </w:r>
+      <w:r>
+        <w:rPr>
+          <w:rFonts w:ascii="Times New Roman" w:hAnsi="Times New Roman" w:cs="Times New Roman"/>
+        </w:rPr>
+        <w:t>distance quantum communication</w:t>
+      </w:r>
+      <w:r>
+        <w:rPr>
+          <w:rFonts w:ascii="Times New Roman" w:hAnsi="Times New Roman" w:cs="Times New Roman"/>
+        </w:rPr>
+        <w:t xml:space="preserve">. </w:t>
+      </w:r>
+    </w:p>
+    <w:p>
+      <w:pPr>
+        <w:spacing w:after="0" w:line="276" w:lineRule="auto"/>
+        <w:ind w:left="360"/>
+        <w:jc w:val="both"/>
+        <w:rPr>
+          <w:rFonts w:ascii="Times New Roman" w:hAnsi="Times New Roman" w:cs="Times New Roman"/>
+        </w:rPr>
+      </w:pPr>
+      <w:r>
+        <w:rPr>
+          <w:rFonts w:ascii="Times New Roman" w:hAnsi="Times New Roman" w:cs="Times New Roman"/>
+        </w:rPr>
+        <w:t>Due to its broadband nature, this source is suitable for future reconfiguration of quantum networks, entanglement swapping.</w:t>
+      </w:r>
+    </w:p>
+    <w:p>
+      <w:pPr>
+        <w:spacing w:after="0" w:line="276" w:lineRule="auto"/>
+        <w:ind w:left="360"/>
+        <w:jc w:val="both"/>
+        <w:rPr>
+          <w:rFonts w:ascii="Times New Roman" w:hAnsi="Times New Roman" w:cs="Times New Roman"/>
+        </w:rPr>
+      </w:pPr>
+      <w:r>
+        <w:rPr>
+          <w:rFonts w:ascii="Times New Roman" w:hAnsi="Times New Roman" w:cs="Times New Roman"/>
+        </w:rPr>
+        <w:t>Overall,</w:t>
+      </w:r>
+      <w:r>
+        <w:rPr>
+          <w:rFonts w:ascii="Times New Roman" w:hAnsi="Times New Roman" w:cs="Times New Roman"/>
+        </w:rPr>
+        <w:t xml:space="preserve"> this source is position to become scalable building block for long haul </w:t>
+      </w:r>
+      <w:r>
+        <w:rPr>
+          <w:rFonts w:ascii="Times New Roman" w:hAnsi="Times New Roman" w:cs="Times New Roman"/>
+        </w:rPr>
+        <w:t>fiber-based</w:t>
+      </w:r>
+      <w:r>
+        <w:rPr>
+          <w:rFonts w:ascii="Times New Roman" w:hAnsi="Times New Roman" w:cs="Times New Roman"/>
+        </w:rPr>
+        <w:t xml:space="preserve"> quantum communication systems.</w:t>
+      </w:r>
+    </w:p>
+    <w:p>
+      <w:pPr>
+        <w:pStyle w:val="ListParagraph"/>
+        <w:spacing w:after="0" w:line="276" w:lineRule="auto"/>
+        <w:ind w:left="1080"/>
+        <w:jc w:val="both"/>
+        <w:rPr>
+          <w:rFonts w:ascii="Times New Roman" w:hAnsi="Times New Roman" w:cs="Times New Roman"/>
+          <w:b/>
+          <w:bCs/>
         </w:rPr>
       </w:pPr>
     </w:p>
@@ -13561,7 +16115,27 @@
           <w:sz w:val="36"/>
           <w:szCs w:val="36"/>
         </w:rPr>
-        <w:t>International Scenario and Latest Trends on</w:t>
+        <w:t>International Scenario and Latest Trends</w:t>
+      </w:r>
+      <w:r>
+        <w:rPr>
+          <w:rFonts w:ascii="Times New Roman" w:hAnsi="Times New Roman" w:cs="Times New Roman"/>
+          <w:b/>
+          <w:bCs/>
+          <w:sz w:val="36"/>
+          <w:szCs w:val="36"/>
+        </w:rPr>
+        <w:t xml:space="preserve"> o</w:t>
+      </w:r>
+      <w:r>
+        <w:rPr>
+          <w:rFonts w:ascii="Times New Roman" w:hAnsi="Times New Roman" w:cs="Times New Roman"/>
+          <w:b/>
+          <w:bCs/>
+          <w:sz w:val="36"/>
+          <w:szCs w:val="36"/>
+        </w:rPr>
+        <w:t>n</w:t>
       </w:r>
       <w:r>
         <w:rPr>
@@ -13621,7 +16195,35 @@
         <w:rPr>
           <w:rFonts w:ascii="Times New Roman" w:hAnsi="Times New Roman" w:cs="Times New Roman"/>
         </w:rPr>
-        <w:t>Contemporary developments have achieved remarkable milestones in polarization-entangled photon generation at telecommunications wavelengths. A recent breakthrough demonstrates a tunable, multi-channel polarization-entanglement source capable of generating 14 simultaneous wavelength-division-multiplexed (WDM) channels around 1550nm with raw fidelity values reaching 94% and Bell inequality violations exceeding 2.56. This multi-user capability represents a paradigm shift, enabling up to 40 user pairs to communicate simultaneously over standard metro-area fiber-optic infrastructure. Additionally, ultrabright fiber-coupled polarization-entangled sources based on bulk ppKTP crystals now achieve spectral brightness exceeding 2.0 MHz·mW⁻¹·nm⁻¹, with Bell-Clauser-Horne-Shimony-Holt values of 2.782±0.04 and state fidelities reaching 97.8%. Silicon photonic integration has also emerged as a competitive platform, producing polarization-entangled photon pairs with state-of-the-art brightness of 1.6×10⁷ pairs/s/GHz/mW² and visibility exceeding 96.6%.</w:t>
+        <w:t xml:space="preserve">Contemporary developments have achieved remarkable milestones in polarization-entangled photon generation at telecommunications wavelengths. A recent breakthrough demonstrates a tunable, multi-channel polarization-entanglement source capable of generating 14 simultaneous wavelength-division-multiplexed (WDM) channels around 1550nm with raw fidelity values reaching 94% and Bell inequality violations exceeding 2.56. This multi-user capability represents a paradigm shift, enabling up to 40 user pairs to communicate simultaneously over standard metro-area fiber-optic infrastructure. Additionally, ultrabright fiber-coupled polarization-entangled sources based on bulk </w:t>
+      </w:r>
+      <w:proofErr w:type="spellStart"/>
+      <w:r>
+        <w:rPr>
+          <w:rFonts w:ascii="Times New Roman" w:hAnsi="Times New Roman" w:cs="Times New Roman"/>
+        </w:rPr>
+        <w:t>ppKTP</w:t>
+      </w:r>
+      <w:proofErr w:type="spellEnd"/>
+      <w:r>
+        <w:rPr>
+          <w:rFonts w:ascii="Times New Roman" w:hAnsi="Times New Roman" w:cs="Times New Roman"/>
+        </w:rPr>
+        <w:t xml:space="preserve"> crystals now achieve spectral brightness exceeding 2.0 MHz·mW⁻¹·nm⁻¹, with Bell-Clauser-Horne-</w:t>
+      </w:r>
+      <w:proofErr w:type="spellStart"/>
+      <w:r>
+        <w:rPr>
+          <w:rFonts w:ascii="Times New Roman" w:hAnsi="Times New Roman" w:cs="Times New Roman"/>
+        </w:rPr>
+        <w:t>Shimony</w:t>
+      </w:r>
+      <w:proofErr w:type="spellEnd"/>
+      <w:r>
+        <w:rPr>
+          <w:rFonts w:ascii="Times New Roman" w:hAnsi="Times New Roman" w:cs="Times New Roman"/>
+        </w:rPr>
+        <w:t>-Holt values of 2.782±0.04 and state fidelities reaching 97.8%. Silicon photonic integration has also emerged as a competitive platform, producing polarization-entangled photon pairs with state-of-the-art brightness of 1.6×10⁷ pairs/s/GHz/mW² and visibility exceeding 96.6%.</w:t>
       </w:r>
     </w:p>
     <w:p>
@@ -13681,14 +16283,7 @@
         <w:rPr>
           <w:rFonts w:ascii="Times New Roman" w:hAnsi="Times New Roman" w:cs="Times New Roman"/>
         </w:rPr>
-        <w:t xml:space="preserve"> Fiber Networks: The primary focus is the 1550 nm (telecom C-band) because of its low loss in fiber. Commercial systems (e.g., from Quantum Computing Inc.) now offer "plug-and-play" EPS modules that can feed multi-user Quantum Key Distribution (QKD) networks across cities. Cities like London, Tokyo, and Singapore are using PPLN ridge waveguides and TFLN chips to generate millions of photon pairs per </w:t>
-      </w:r>
-      <w:r>
-        <w:rPr>
-          <w:rFonts w:ascii="Times New Roman" w:hAnsi="Times New Roman" w:cs="Times New Roman"/>
-        </w:rPr>
-        <w:lastRenderedPageBreak/>
-        <w:t>second. At 1550 nm, these sources integrate directly into existing "dark fiber" with minimal loss.</w:t>
+        <w:t xml:space="preserve"> Fiber Networks: The primary focus is the 1550 nm (telecom C-band) because of its low loss in fiber. Commercial systems (e.g., from Quantum Computing Inc.) now offer "plug-and-play" EPS modules that can feed multi-user Quantum Key Distribution (QKD) networks across cities. Cities like London, Tokyo, and Singapore are using PPLN ridge waveguides and TFLN chips to generate millions of photon pairs per second. At 1550 nm, these sources integrate directly into existing "dark fiber" with minimal loss.</w:t>
       </w:r>
     </w:p>
     <w:p>
@@ -13892,7 +16487,21 @@
         <w:rPr>
           <w:rFonts w:ascii="Times New Roman" w:hAnsi="Times New Roman" w:cs="Times New Roman"/>
         </w:rPr>
-        <w:t>Instead of using external Sagnac interferometers to create entanglement, researchers are now</w:t>
+        <w:t xml:space="preserve">Instead of using external </w:t>
+      </w:r>
+      <w:proofErr w:type="spellStart"/>
+      <w:r>
+        <w:rPr>
+          <w:rFonts w:ascii="Times New Roman" w:hAnsi="Times New Roman" w:cs="Times New Roman"/>
+        </w:rPr>
+        <w:t>Sagnac</w:t>
+      </w:r>
+      <w:proofErr w:type="spellEnd"/>
+      <w:r>
+        <w:rPr>
+          <w:rFonts w:ascii="Times New Roman" w:hAnsi="Times New Roman" w:cs="Times New Roman"/>
+        </w:rPr>
+        <w:t xml:space="preserve"> interferometers to create entanglement, researchers are now</w:t>
       </w:r>
     </w:p>
     <w:p>
@@ -14094,7 +16703,6 @@
           <w:sz w:val="36"/>
           <w:szCs w:val="36"/>
         </w:rPr>
-        <w:lastRenderedPageBreak/>
         <w:t>C</w:t>
       </w:r>
       <w:r>
@@ -14436,7 +17044,6 @@
           <w:sz w:val="36"/>
           <w:szCs w:val="36"/>
         </w:rPr>
-        <w:lastRenderedPageBreak/>
         <w:t>Bibliography</w:t>
       </w:r>
     </w:p>
@@ -14444,7 +17051,7 @@
       <w:r>
         <w:t xml:space="preserve">[1] Entangled Photon-Pair Sources based on three-wave mixing in bulk crystals Ali Anwar, Chithrabhanu Perumangatt, Fabian Steinlechner, Thomas Jennewein, and Alexander Ling   </w:t>
       </w:r>
-      <w:hyperlink r:id="rId10" w:history="1">
+      <w:hyperlink r:id="rId16" w:history="1">
         <w:r>
           <w:rPr>
             <w:rStyle w:val="Hyperlink"/>
@@ -14455,7 +17062,15 @@
     </w:p>
     <w:p>
       <w:r>
-        <w:t>[2] CW-pumped telecom band polarization entangled photon pair generation in a Sagnac interferometer Yan Li,</w:t>
+        <w:t xml:space="preserve">[2] CW-pumped telecom band polarization entangled photon pair generation in a </w:t>
+      </w:r>
+      <w:proofErr w:type="spellStart"/>
+      <w:r>
+        <w:t>Sagnac</w:t>
+      </w:r>
+      <w:proofErr w:type="spellEnd"/>
+      <w:r>
+        <w:t xml:space="preserve"> interferometer Yan Li,</w:t>
       </w:r>
       <w:r>
         <w:t xml:space="preserve"> </w:t>
@@ -14463,7 +17078,7 @@
       <w:r>
         <w:t xml:space="preserve">Zhi-Yuan Zhou, Dong-Sheng Ding, and Bao-Sen Shi  </w:t>
       </w:r>
-      <w:hyperlink r:id="rId11" w:history="1">
+      <w:hyperlink r:id="rId17" w:history="1">
         <w:r>
           <w:rPr>
             <w:rStyle w:val="Hyperlink"/>
@@ -14474,9 +17089,10 @@
     </w:p>
     <w:p>
       <w:r>
+        <w:lastRenderedPageBreak/>
         <w:t xml:space="preserve">[3] High-brightness fiber-coupled source of polarization-entangled photon pairs spanning the telecom C- and L-bands Vikash Kumar Yadav, Vivek Venkataraman, Joyee Ghosh  </w:t>
       </w:r>
-      <w:hyperlink r:id="rId12" w:history="1">
+      <w:hyperlink r:id="rId18" w:history="1">
         <w:r>
           <w:rPr>
             <w:rStyle w:val="Hyperlink"/>
@@ -14487,14 +17103,38 @@
     </w:p>
     <w:p>
       <w:r>
-        <w:t>[4] C. Bruscino et al., “Entanglement based Spontaneous Parametric Down Conversion sources for Quantum Key Distribution applications,” International Conference on Transparent Optical Networks, Jul. 2024, doi: 10.1109/ICTON62926.2024.10647458.</w:t>
-      </w:r>
-    </w:p>
-    <w:p>
-      <w:r>
-        <w:t xml:space="preserve">[5] K. Park, J. W. Lee, D. h. Im, D. Kim, and Y. S. Ihn, “Ultrabright Fiber Coupled Polarization Entangled Photon Source with Spectral Brightness Surpassing 2.0MHzmW1nm1,” Wiley, May 2025, doi: </w:t>
-      </w:r>
-      <w:hyperlink r:id="rId13" w:history="1">
+        <w:t xml:space="preserve">[4] C. Bruscino et al., “Entanglement based Spontaneous Parametric Down Conversion sources for Quantum Key Distribution applications,” International Conference on Transparent Optical Networks, Jul. 2024, </w:t>
+      </w:r>
+      <w:proofErr w:type="spellStart"/>
+      <w:r>
+        <w:t>doi</w:t>
+      </w:r>
+      <w:proofErr w:type="spellEnd"/>
+      <w:r>
+        <w:t>: 10.1109/ICTON62926.2024.10647458.</w:t>
+      </w:r>
+    </w:p>
+    <w:p>
+      <w:r>
+        <w:t xml:space="preserve">[5] K. Park, J. W. Lee, D. h. </w:t>
+      </w:r>
+      <w:proofErr w:type="spellStart"/>
+      <w:r>
+        <w:t>Im</w:t>
+      </w:r>
+      <w:proofErr w:type="spellEnd"/>
+      <w:r>
+        <w:t xml:space="preserve">, D. Kim, and Y. S. Ihn, “Ultrabright Fiber Coupled Polarization Entangled Photon Source with Spectral Brightness Surpassing 2.0MHzmW1nm1,” Wiley, May 2025, </w:t>
+      </w:r>
+      <w:proofErr w:type="spellStart"/>
+      <w:r>
+        <w:t>doi</w:t>
+      </w:r>
+      <w:proofErr w:type="spellEnd"/>
+      <w:r>
+        <w:t xml:space="preserve">: </w:t>
+      </w:r>
+      <w:hyperlink r:id="rId19" w:history="1">
         <w:r>
           <w:rPr>
             <w:rStyle w:val="Hyperlink"/>
@@ -14508,9 +17148,17 @@
     </w:p>
     <w:p>
       <w:r>
-        <w:t xml:space="preserve">[6] V. K. Yadav, V. Venkataraman, and J. Ghosh, “Telecom source of tunable polarization-entanglement distribution up to 100-km for multi-user QKD over metro-area fiber-optic networks,” None, Jan. 2025, doi: </w:t>
-      </w:r>
-      <w:hyperlink r:id="rId14" w:history="1">
+        <w:t xml:space="preserve">[6] V. K. Yadav, V. Venkataraman, and J. Ghosh, “Telecom source of tunable polarization-entanglement distribution up to 100-km for multi-user QKD over metro-area fiber-optic networks,” None, Jan. 2025, </w:t>
+      </w:r>
+      <w:proofErr w:type="spellStart"/>
+      <w:r>
+        <w:t>doi</w:t>
+      </w:r>
+      <w:proofErr w:type="spellEnd"/>
+      <w:r>
+        <w:t xml:space="preserve">: </w:t>
+      </w:r>
+      <w:hyperlink r:id="rId20" w:history="1">
         <w:r>
           <w:rPr>
             <w:rStyle w:val="Hyperlink"/>
@@ -14524,14 +17172,38 @@
     </w:p>
     <w:p>
       <w:r>
-        <w:t>[7] X. Hua et al., “A bright polarization-entangled photon pair source based on silicon photonics integration,” APL Photonics, Jun. 2025, doi: 10.1063/5.0256768.</w:t>
-      </w:r>
-    </w:p>
-    <w:p>
-      <w:r>
-        <w:t xml:space="preserve">[8] Omshankar, et al. "Bright source of narrowband polarization-entangled photons from a thick type-II ppKIP crystal." </w:t>
-      </w:r>
-      <w:hyperlink r:id="rId15" w:history="1">
+        <w:t xml:space="preserve">[7] X. Hua et al., “A bright polarization-entangled photon pair source based on silicon photonics integration,” APL Photonics, Jun. 2025, </w:t>
+      </w:r>
+      <w:proofErr w:type="spellStart"/>
+      <w:r>
+        <w:t>doi</w:t>
+      </w:r>
+      <w:proofErr w:type="spellEnd"/>
+      <w:r>
+        <w:t>: 10.1063/5.0256768.</w:t>
+      </w:r>
+    </w:p>
+    <w:p>
+      <w:r>
+        <w:t xml:space="preserve">[8] </w:t>
+      </w:r>
+      <w:proofErr w:type="spellStart"/>
+      <w:r>
+        <w:t>Omshankar</w:t>
+      </w:r>
+      <w:proofErr w:type="spellEnd"/>
+      <w:r>
+        <w:t xml:space="preserve">, et al. "Bright source of narrowband polarization-entangled photons from a thick type-II </w:t>
+      </w:r>
+      <w:proofErr w:type="spellStart"/>
+      <w:r>
+        <w:t>ppKIP</w:t>
+      </w:r>
+      <w:proofErr w:type="spellEnd"/>
+      <w:r>
+        <w:t xml:space="preserve"> crystal." </w:t>
+      </w:r>
+      <w:hyperlink r:id="rId21" w:history="1">
         <w:r>
           <w:rPr>
             <w:rStyle w:val="Hyperlink"/>
@@ -15469,6 +18141,119 @@
     </w:lvl>
   </w:abstractNum>
   <w:abstractNum w:abstractNumId="9" w15:restartNumberingAfterBreak="0">
+    <w:nsid w:val="32633B06"/>
+    <w:multiLevelType w:val="hybridMultilevel"/>
+    <w:tmpl w:val="18503BC6"/>
+    <w:lvl w:ilvl="0" w:tplc="04090001">
+      <w:start w:val="1"/>
+      <w:numFmt w:val="bullet"/>
+      <w:lvlText w:val=""/>
+      <w:lvlJc w:val="left"/>
+      <w:pPr>
+        <w:ind w:left="1440" w:hanging="360"/>
+      </w:pPr>
+      <w:rPr>
+        <w:rFonts w:ascii="Symbol" w:hAnsi="Symbol" w:hint="default"/>
+      </w:rPr>
+    </w:lvl>
+    <w:lvl w:ilvl="1" w:tplc="04090003" w:tentative="1">
+      <w:start w:val="1"/>
+      <w:numFmt w:val="bullet"/>
+      <w:lvlText w:val="o"/>
+      <w:lvlJc w:val="left"/>
+      <w:pPr>
+        <w:ind w:left="2160" w:hanging="360"/>
+      </w:pPr>
+      <w:rPr>
+        <w:rFonts w:ascii="Courier New" w:hAnsi="Courier New" w:cs="Courier New" w:hint="default"/>
+      </w:rPr>
+    </w:lvl>
+    <w:lvl w:ilvl="2" w:tplc="04090005" w:tentative="1">
+      <w:start w:val="1"/>
+      <w:numFmt w:val="bullet"/>
+      <w:lvlText w:val=""/>
+      <w:lvlJc w:val="left"/>
+      <w:pPr>
+        <w:ind w:left="2880" w:hanging="360"/>
+      </w:pPr>
+      <w:rPr>
+        <w:rFonts w:ascii="Wingdings" w:hAnsi="Wingdings" w:hint="default"/>
+      </w:rPr>
+    </w:lvl>
+    <w:lvl w:ilvl="3" w:tplc="04090001" w:tentative="1">
+      <w:start w:val="1"/>
+      <w:numFmt w:val="bullet"/>
+      <w:lvlText w:val=""/>
+      <w:lvlJc w:val="left"/>
+      <w:pPr>
+        <w:ind w:left="3600" w:hanging="360"/>
+      </w:pPr>
+      <w:rPr>
+        <w:rFonts w:ascii="Symbol" w:hAnsi="Symbol" w:hint="default"/>
+      </w:rPr>
+    </w:lvl>
+    <w:lvl w:ilvl="4" w:tplc="04090003" w:tentative="1">
+      <w:start w:val="1"/>
+      <w:numFmt w:val="bullet"/>
+      <w:lvlText w:val="o"/>
+      <w:lvlJc w:val="left"/>
+      <w:pPr>
+        <w:ind w:left="4320" w:hanging="360"/>
+      </w:pPr>
+      <w:rPr>
+        <w:rFonts w:ascii="Courier New" w:hAnsi="Courier New" w:cs="Courier New" w:hint="default"/>
+      </w:rPr>
+    </w:lvl>
+    <w:lvl w:ilvl="5" w:tplc="04090005" w:tentative="1">
+      <w:start w:val="1"/>
+      <w:numFmt w:val="bullet"/>
+      <w:lvlText w:val=""/>
+      <w:lvlJc w:val="left"/>
+      <w:pPr>
+        <w:ind w:left="5040" w:hanging="360"/>
+      </w:pPr>
+      <w:rPr>
+        <w:rFonts w:ascii="Wingdings" w:hAnsi="Wingdings" w:hint="default"/>
+      </w:rPr>
+    </w:lvl>
+    <w:lvl w:ilvl="6" w:tplc="04090001" w:tentative="1">
+      <w:start w:val="1"/>
+      <w:numFmt w:val="bullet"/>
+      <w:lvlText w:val=""/>
+      <w:lvlJc w:val="left"/>
+      <w:pPr>
+        <w:ind w:left="5760" w:hanging="360"/>
+      </w:pPr>
+      <w:rPr>
+        <w:rFonts w:ascii="Symbol" w:hAnsi="Symbol" w:hint="default"/>
+      </w:rPr>
+    </w:lvl>
+    <w:lvl w:ilvl="7" w:tplc="04090003" w:tentative="1">
+      <w:start w:val="1"/>
+      <w:numFmt w:val="bullet"/>
+      <w:lvlText w:val="o"/>
+      <w:lvlJc w:val="left"/>
+      <w:pPr>
+        <w:ind w:left="6480" w:hanging="360"/>
+      </w:pPr>
+      <w:rPr>
+        <w:rFonts w:ascii="Courier New" w:hAnsi="Courier New" w:cs="Courier New" w:hint="default"/>
+      </w:rPr>
+    </w:lvl>
+    <w:lvl w:ilvl="8" w:tplc="04090005" w:tentative="1">
+      <w:start w:val="1"/>
+      <w:numFmt w:val="bullet"/>
+      <w:lvlText w:val=""/>
+      <w:lvlJc w:val="left"/>
+      <w:pPr>
+        <w:ind w:left="7200" w:hanging="360"/>
+      </w:pPr>
+      <w:rPr>
+        <w:rFonts w:ascii="Wingdings" w:hAnsi="Wingdings" w:hint="default"/>
+      </w:rPr>
+    </w:lvl>
+  </w:abstractNum>
+  <w:abstractNum w:abstractNumId="10" w15:restartNumberingAfterBreak="0">
     <w:nsid w:val="3DD7258E"/>
     <w:multiLevelType w:val="hybridMultilevel"/>
     <w:tmpl w:val="D93C69FC"/>
@@ -15581,7 +18366,120 @@
       </w:rPr>
     </w:lvl>
   </w:abstractNum>
-  <w:abstractNum w:abstractNumId="10" w15:restartNumberingAfterBreak="0">
+  <w:abstractNum w:abstractNumId="11" w15:restartNumberingAfterBreak="0">
+    <w:nsid w:val="3F363548"/>
+    <w:multiLevelType w:val="hybridMultilevel"/>
+    <w:tmpl w:val="AB6CDA4A"/>
+    <w:lvl w:ilvl="0" w:tplc="04090001">
+      <w:start w:val="1"/>
+      <w:numFmt w:val="bullet"/>
+      <w:lvlText w:val=""/>
+      <w:lvlJc w:val="left"/>
+      <w:pPr>
+        <w:ind w:left="720" w:hanging="360"/>
+      </w:pPr>
+      <w:rPr>
+        <w:rFonts w:ascii="Symbol" w:hAnsi="Symbol" w:hint="default"/>
+      </w:rPr>
+    </w:lvl>
+    <w:lvl w:ilvl="1" w:tplc="04090003" w:tentative="1">
+      <w:start w:val="1"/>
+      <w:numFmt w:val="bullet"/>
+      <w:lvlText w:val="o"/>
+      <w:lvlJc w:val="left"/>
+      <w:pPr>
+        <w:ind w:left="1440" w:hanging="360"/>
+      </w:pPr>
+      <w:rPr>
+        <w:rFonts w:ascii="Courier New" w:hAnsi="Courier New" w:cs="Courier New" w:hint="default"/>
+      </w:rPr>
+    </w:lvl>
+    <w:lvl w:ilvl="2" w:tplc="04090005" w:tentative="1">
+      <w:start w:val="1"/>
+      <w:numFmt w:val="bullet"/>
+      <w:lvlText w:val=""/>
+      <w:lvlJc w:val="left"/>
+      <w:pPr>
+        <w:ind w:left="2160" w:hanging="360"/>
+      </w:pPr>
+      <w:rPr>
+        <w:rFonts w:ascii="Wingdings" w:hAnsi="Wingdings" w:hint="default"/>
+      </w:rPr>
+    </w:lvl>
+    <w:lvl w:ilvl="3" w:tplc="04090001" w:tentative="1">
+      <w:start w:val="1"/>
+      <w:numFmt w:val="bullet"/>
+      <w:lvlText w:val=""/>
+      <w:lvlJc w:val="left"/>
+      <w:pPr>
+        <w:ind w:left="2880" w:hanging="360"/>
+      </w:pPr>
+      <w:rPr>
+        <w:rFonts w:ascii="Symbol" w:hAnsi="Symbol" w:hint="default"/>
+      </w:rPr>
+    </w:lvl>
+    <w:lvl w:ilvl="4" w:tplc="04090003" w:tentative="1">
+      <w:start w:val="1"/>
+      <w:numFmt w:val="bullet"/>
+      <w:lvlText w:val="o"/>
+      <w:lvlJc w:val="left"/>
+      <w:pPr>
+        <w:ind w:left="3600" w:hanging="360"/>
+      </w:pPr>
+      <w:rPr>
+        <w:rFonts w:ascii="Courier New" w:hAnsi="Courier New" w:cs="Courier New" w:hint="default"/>
+      </w:rPr>
+    </w:lvl>
+    <w:lvl w:ilvl="5" w:tplc="04090005" w:tentative="1">
+      <w:start w:val="1"/>
+      <w:numFmt w:val="bullet"/>
+      <w:lvlText w:val=""/>
+      <w:lvlJc w:val="left"/>
+      <w:pPr>
+        <w:ind w:left="4320" w:hanging="360"/>
+      </w:pPr>
+      <w:rPr>
+        <w:rFonts w:ascii="Wingdings" w:hAnsi="Wingdings" w:hint="default"/>
+      </w:rPr>
+    </w:lvl>
+    <w:lvl w:ilvl="6" w:tplc="04090001" w:tentative="1">
+      <w:start w:val="1"/>
+      <w:numFmt w:val="bullet"/>
+      <w:lvlText w:val=""/>
+      <w:lvlJc w:val="left"/>
+      <w:pPr>
+        <w:ind w:left="5040" w:hanging="360"/>
+      </w:pPr>
+      <w:rPr>
+        <w:rFonts w:ascii="Symbol" w:hAnsi="Symbol" w:hint="default"/>
+      </w:rPr>
+    </w:lvl>
+    <w:lvl w:ilvl="7" w:tplc="04090003" w:tentative="1">
+      <w:start w:val="1"/>
+      <w:numFmt w:val="bullet"/>
+      <w:lvlText w:val="o"/>
+      <w:lvlJc w:val="left"/>
+      <w:pPr>
+        <w:ind w:left="5760" w:hanging="360"/>
+      </w:pPr>
+      <w:rPr>
+        <w:rFonts w:ascii="Courier New" w:hAnsi="Courier New" w:cs="Courier New" w:hint="default"/>
+      </w:rPr>
+    </w:lvl>
+    <w:lvl w:ilvl="8" w:tplc="04090005" w:tentative="1">
+      <w:start w:val="1"/>
+      <w:numFmt w:val="bullet"/>
+      <w:lvlText w:val=""/>
+      <w:lvlJc w:val="left"/>
+      <w:pPr>
+        <w:ind w:left="6480" w:hanging="360"/>
+      </w:pPr>
+      <w:rPr>
+        <w:rFonts w:ascii="Wingdings" w:hAnsi="Wingdings" w:hint="default"/>
+      </w:rPr>
+    </w:lvl>
+  </w:abstractNum>
+  <w:abstractNum w:abstractNumId="12" w15:restartNumberingAfterBreak="0">
     <w:nsid w:val="3F8D404D"/>
     <w:multiLevelType w:val="hybridMultilevel"/>
     <w:tmpl w:val="2D0C9C50"/>
@@ -15694,7 +18592,7 @@
       </w:rPr>
     </w:lvl>
   </w:abstractNum>
-  <w:abstractNum w:abstractNumId="11" w15:restartNumberingAfterBreak="0">
+  <w:abstractNum w:abstractNumId="13" w15:restartNumberingAfterBreak="0">
     <w:nsid w:val="41BA4292"/>
     <w:multiLevelType w:val="hybridMultilevel"/>
     <w:tmpl w:val="36769F9A"/>
@@ -15807,7 +18705,7 @@
       </w:rPr>
     </w:lvl>
   </w:abstractNum>
-  <w:abstractNum w:abstractNumId="12" w15:restartNumberingAfterBreak="0">
+  <w:abstractNum w:abstractNumId="14" w15:restartNumberingAfterBreak="0">
     <w:nsid w:val="4AEE4539"/>
     <w:multiLevelType w:val="hybridMultilevel"/>
     <w:tmpl w:val="B24CB476"/>
@@ -15896,7 +18794,96 @@
       </w:pPr>
     </w:lvl>
   </w:abstractNum>
-  <w:abstractNum w:abstractNumId="13" w15:restartNumberingAfterBreak="0">
+  <w:abstractNum w:abstractNumId="15" w15:restartNumberingAfterBreak="0">
+    <w:nsid w:val="4F733868"/>
+    <w:multiLevelType w:val="hybridMultilevel"/>
+    <w:tmpl w:val="AD9822FA"/>
+    <w:lvl w:ilvl="0" w:tplc="5592401A">
+      <w:start w:val="1"/>
+      <w:numFmt w:val="lowerLetter"/>
+      <w:lvlText w:val="(%1)"/>
+      <w:lvlJc w:val="left"/>
+      <w:pPr>
+        <w:ind w:left="3240" w:hanging="360"/>
+      </w:pPr>
+      <w:rPr>
+        <w:rFonts w:hint="default"/>
+      </w:rPr>
+    </w:lvl>
+    <w:lvl w:ilvl="1" w:tplc="04090019" w:tentative="1">
+      <w:start w:val="1"/>
+      <w:numFmt w:val="lowerLetter"/>
+      <w:lvlText w:val="%2."/>
+      <w:lvlJc w:val="left"/>
+      <w:pPr>
+        <w:ind w:left="3960" w:hanging="360"/>
+      </w:pPr>
+    </w:lvl>
+    <w:lvl w:ilvl="2" w:tplc="0409001B" w:tentative="1">
+      <w:start w:val="1"/>
+      <w:numFmt w:val="lowerRoman"/>
+      <w:lvlText w:val="%3."/>
+      <w:lvlJc w:val="right"/>
+      <w:pPr>
+        <w:ind w:left="4680" w:hanging="180"/>
+      </w:pPr>
+    </w:lvl>
+    <w:lvl w:ilvl="3" w:tplc="0409000F" w:tentative="1">
+      <w:start w:val="1"/>
+      <w:numFmt w:val="decimal"/>
+      <w:lvlText w:val="%4."/>
+      <w:lvlJc w:val="left"/>
+      <w:pPr>
+        <w:ind w:left="5400" w:hanging="360"/>
+      </w:pPr>
+    </w:lvl>
+    <w:lvl w:ilvl="4" w:tplc="04090019" w:tentative="1">
+      <w:start w:val="1"/>
+      <w:numFmt w:val="lowerLetter"/>
+      <w:lvlText w:val="%5."/>
+      <w:lvlJc w:val="left"/>
+      <w:pPr>
+        <w:ind w:left="6120" w:hanging="360"/>
+      </w:pPr>
+    </w:lvl>
+    <w:lvl w:ilvl="5" w:tplc="0409001B" w:tentative="1">
+      <w:start w:val="1"/>
+      <w:numFmt w:val="lowerRoman"/>
+      <w:lvlText w:val="%6."/>
+      <w:lvlJc w:val="right"/>
+      <w:pPr>
+        <w:ind w:left="6840" w:hanging="180"/>
+      </w:pPr>
+    </w:lvl>
+    <w:lvl w:ilvl="6" w:tplc="0409000F" w:tentative="1">
+      <w:start w:val="1"/>
+      <w:numFmt w:val="decimal"/>
+      <w:lvlText w:val="%7."/>
+      <w:lvlJc w:val="left"/>
+      <w:pPr>
+        <w:ind w:left="7560" w:hanging="360"/>
+      </w:pPr>
+    </w:lvl>
+    <w:lvl w:ilvl="7" w:tplc="04090019" w:tentative="1">
+      <w:start w:val="1"/>
+      <w:numFmt w:val="lowerLetter"/>
+      <w:lvlText w:val="%8."/>
+      <w:lvlJc w:val="left"/>
+      <w:pPr>
+        <w:ind w:left="8280" w:hanging="360"/>
+      </w:pPr>
+    </w:lvl>
+    <w:lvl w:ilvl="8" w:tplc="0409001B" w:tentative="1">
+      <w:start w:val="1"/>
+      <w:numFmt w:val="lowerRoman"/>
+      <w:lvlText w:val="%9."/>
+      <w:lvlJc w:val="right"/>
+      <w:pPr>
+        <w:ind w:left="9000" w:hanging="180"/>
+      </w:pPr>
+    </w:lvl>
+  </w:abstractNum>
+  <w:abstractNum w:abstractNumId="16" w15:restartNumberingAfterBreak="0">
     <w:nsid w:val="579958DE"/>
     <w:multiLevelType w:val="hybridMultilevel"/>
     <w:tmpl w:val="E4CCE2F8"/>
@@ -16009,7 +18996,7 @@
       </w:rPr>
     </w:lvl>
   </w:abstractNum>
-  <w:abstractNum w:abstractNumId="14" w15:restartNumberingAfterBreak="0">
+  <w:abstractNum w:abstractNumId="17" w15:restartNumberingAfterBreak="0">
     <w:nsid w:val="598E6F78"/>
     <w:multiLevelType w:val="hybridMultilevel"/>
     <w:tmpl w:val="1E7E1C2E"/>
@@ -16122,7 +19109,96 @@
       </w:rPr>
     </w:lvl>
   </w:abstractNum>
-  <w:abstractNum w:abstractNumId="15" w15:restartNumberingAfterBreak="0">
+  <w:abstractNum w:abstractNumId="18" w15:restartNumberingAfterBreak="0">
+    <w:nsid w:val="61816A6D"/>
+    <w:multiLevelType w:val="hybridMultilevel"/>
+    <w:tmpl w:val="D00E5ECE"/>
+    <w:lvl w:ilvl="0" w:tplc="3E884E7E">
+      <w:start w:val="1"/>
+      <w:numFmt w:val="lowerLetter"/>
+      <w:lvlText w:val="(%1)"/>
+      <w:lvlJc w:val="left"/>
+      <w:pPr>
+        <w:ind w:left="3240" w:hanging="360"/>
+      </w:pPr>
+      <w:rPr>
+        <w:rFonts w:hint="default"/>
+      </w:rPr>
+    </w:lvl>
+    <w:lvl w:ilvl="1" w:tplc="04090019" w:tentative="1">
+      <w:start w:val="1"/>
+      <w:numFmt w:val="lowerLetter"/>
+      <w:lvlText w:val="%2."/>
+      <w:lvlJc w:val="left"/>
+      <w:pPr>
+        <w:ind w:left="3960" w:hanging="360"/>
+      </w:pPr>
+    </w:lvl>
+    <w:lvl w:ilvl="2" w:tplc="0409001B" w:tentative="1">
+      <w:start w:val="1"/>
+      <w:numFmt w:val="lowerRoman"/>
+      <w:lvlText w:val="%3."/>
+      <w:lvlJc w:val="right"/>
+      <w:pPr>
+        <w:ind w:left="4680" w:hanging="180"/>
+      </w:pPr>
+    </w:lvl>
+    <w:lvl w:ilvl="3" w:tplc="0409000F" w:tentative="1">
+      <w:start w:val="1"/>
+      <w:numFmt w:val="decimal"/>
+      <w:lvlText w:val="%4."/>
+      <w:lvlJc w:val="left"/>
+      <w:pPr>
+        <w:ind w:left="5400" w:hanging="360"/>
+      </w:pPr>
+    </w:lvl>
+    <w:lvl w:ilvl="4" w:tplc="04090019" w:tentative="1">
+      <w:start w:val="1"/>
+      <w:numFmt w:val="lowerLetter"/>
+      <w:lvlText w:val="%5."/>
+      <w:lvlJc w:val="left"/>
+      <w:pPr>
+        <w:ind w:left="6120" w:hanging="360"/>
+      </w:pPr>
+    </w:lvl>
+    <w:lvl w:ilvl="5" w:tplc="0409001B" w:tentative="1">
+      <w:start w:val="1"/>
+      <w:numFmt w:val="lowerRoman"/>
+      <w:lvlText w:val="%6."/>
+      <w:lvlJc w:val="right"/>
+      <w:pPr>
+        <w:ind w:left="6840" w:hanging="180"/>
+      </w:pPr>
+    </w:lvl>
+    <w:lvl w:ilvl="6" w:tplc="0409000F" w:tentative="1">
+      <w:start w:val="1"/>
+      <w:numFmt w:val="decimal"/>
+      <w:lvlText w:val="%7."/>
+      <w:lvlJc w:val="left"/>
+      <w:pPr>
+        <w:ind w:left="7560" w:hanging="360"/>
+      </w:pPr>
+    </w:lvl>
+    <w:lvl w:ilvl="7" w:tplc="04090019" w:tentative="1">
+      <w:start w:val="1"/>
+      <w:numFmt w:val="lowerLetter"/>
+      <w:lvlText w:val="%8."/>
+      <w:lvlJc w:val="left"/>
+      <w:pPr>
+        <w:ind w:left="8280" w:hanging="360"/>
+      </w:pPr>
+    </w:lvl>
+    <w:lvl w:ilvl="8" w:tplc="0409001B" w:tentative="1">
+      <w:start w:val="1"/>
+      <w:numFmt w:val="lowerRoman"/>
+      <w:lvlText w:val="%9."/>
+      <w:lvlJc w:val="right"/>
+      <w:pPr>
+        <w:ind w:left="9000" w:hanging="180"/>
+      </w:pPr>
+    </w:lvl>
+  </w:abstractNum>
+  <w:abstractNum w:abstractNumId="19" w15:restartNumberingAfterBreak="0">
     <w:nsid w:val="637436A9"/>
     <w:multiLevelType w:val="hybridMultilevel"/>
     <w:tmpl w:val="41B87BA8"/>
@@ -16235,7 +19311,7 @@
       </w:rPr>
     </w:lvl>
   </w:abstractNum>
-  <w:abstractNum w:abstractNumId="16" w15:restartNumberingAfterBreak="0">
+  <w:abstractNum w:abstractNumId="20" w15:restartNumberingAfterBreak="0">
     <w:nsid w:val="647657EE"/>
     <w:multiLevelType w:val="hybridMultilevel"/>
     <w:tmpl w:val="83EA08D2"/>
@@ -16348,7 +19424,7 @@
       </w:rPr>
     </w:lvl>
   </w:abstractNum>
-  <w:abstractNum w:abstractNumId="17" w15:restartNumberingAfterBreak="0">
+  <w:abstractNum w:abstractNumId="21" w15:restartNumberingAfterBreak="0">
     <w:nsid w:val="670D1D60"/>
     <w:multiLevelType w:val="hybridMultilevel"/>
     <w:tmpl w:val="52D88D56"/>
@@ -16434,7 +19510,7 @@
       </w:pPr>
     </w:lvl>
   </w:abstractNum>
-  <w:abstractNum w:abstractNumId="18" w15:restartNumberingAfterBreak="0">
+  <w:abstractNum w:abstractNumId="22" w15:restartNumberingAfterBreak="0">
     <w:nsid w:val="68E726C1"/>
     <w:multiLevelType w:val="hybridMultilevel"/>
     <w:tmpl w:val="02D06420"/>
@@ -16547,7 +19623,7 @@
       </w:rPr>
     </w:lvl>
   </w:abstractNum>
-  <w:abstractNum w:abstractNumId="19" w15:restartNumberingAfterBreak="0">
+  <w:abstractNum w:abstractNumId="23" w15:restartNumberingAfterBreak="0">
     <w:nsid w:val="6E614F7C"/>
     <w:multiLevelType w:val="hybridMultilevel"/>
     <w:tmpl w:val="F8E4F54A"/>
@@ -16636,7 +19712,7 @@
       </w:pPr>
     </w:lvl>
   </w:abstractNum>
-  <w:abstractNum w:abstractNumId="20" w15:restartNumberingAfterBreak="0">
+  <w:abstractNum w:abstractNumId="24" w15:restartNumberingAfterBreak="0">
     <w:nsid w:val="7317125F"/>
     <w:multiLevelType w:val="hybridMultilevel"/>
     <w:tmpl w:val="021EBA5C"/>
@@ -16749,7 +19825,7 @@
       </w:rPr>
     </w:lvl>
   </w:abstractNum>
-  <w:abstractNum w:abstractNumId="21" w15:restartNumberingAfterBreak="0">
+  <w:abstractNum w:abstractNumId="25" w15:restartNumberingAfterBreak="0">
     <w:nsid w:val="74815A8C"/>
     <w:multiLevelType w:val="hybridMultilevel"/>
     <w:tmpl w:val="D4BCCF26"/>
@@ -16862,7 +19938,7 @@
       </w:rPr>
     </w:lvl>
   </w:abstractNum>
-  <w:abstractNum w:abstractNumId="22" w15:restartNumberingAfterBreak="0">
+  <w:abstractNum w:abstractNumId="26" w15:restartNumberingAfterBreak="0">
     <w:nsid w:val="76A733E9"/>
     <w:multiLevelType w:val="hybridMultilevel"/>
     <w:tmpl w:val="7652A0EE"/>
@@ -16991,58 +20067,70 @@
     <w:abstractNumId w:val="1"/>
   </w:num>
   <w:num w:numId="6" w16cid:durableId="1489979712">
-    <w:abstractNumId w:val="17"/>
+    <w:abstractNumId w:val="21"/>
   </w:num>
   <w:num w:numId="7" w16cid:durableId="665790955">
-    <w:abstractNumId w:val="16"/>
+    <w:abstractNumId w:val="20"/>
   </w:num>
   <w:num w:numId="8" w16cid:durableId="570308163">
-    <w:abstractNumId w:val="20"/>
+    <w:abstractNumId w:val="24"/>
   </w:num>
   <w:num w:numId="9" w16cid:durableId="1745948728">
     <w:abstractNumId w:val="6"/>
   </w:num>
   <w:num w:numId="10" w16cid:durableId="1703240926">
-    <w:abstractNumId w:val="14"/>
+    <w:abstractNumId w:val="17"/>
   </w:num>
   <w:num w:numId="11" w16cid:durableId="1652444838">
-    <w:abstractNumId w:val="22"/>
+    <w:abstractNumId w:val="26"/>
   </w:num>
   <w:num w:numId="12" w16cid:durableId="1285428076">
-    <w:abstractNumId w:val="9"/>
+    <w:abstractNumId w:val="10"/>
   </w:num>
   <w:num w:numId="13" w16cid:durableId="570042853">
-    <w:abstractNumId w:val="15"/>
+    <w:abstractNumId w:val="19"/>
   </w:num>
   <w:num w:numId="14" w16cid:durableId="290718721">
-    <w:abstractNumId w:val="11"/>
+    <w:abstractNumId w:val="13"/>
   </w:num>
   <w:num w:numId="15" w16cid:durableId="1640770239">
     <w:abstractNumId w:val="7"/>
   </w:num>
   <w:num w:numId="16" w16cid:durableId="1693723635">
-    <w:abstractNumId w:val="10"/>
+    <w:abstractNumId w:val="12"/>
   </w:num>
   <w:num w:numId="17" w16cid:durableId="1262571731">
-    <w:abstractNumId w:val="21"/>
+    <w:abstractNumId w:val="25"/>
   </w:num>
   <w:num w:numId="18" w16cid:durableId="1137990020">
-    <w:abstractNumId w:val="18"/>
+    <w:abstractNumId w:val="22"/>
   </w:num>
   <w:num w:numId="19" w16cid:durableId="915045874">
     <w:abstractNumId w:val="3"/>
   </w:num>
   <w:num w:numId="20" w16cid:durableId="2006467903">
-    <w:abstractNumId w:val="13"/>
+    <w:abstractNumId w:val="16"/>
   </w:num>
   <w:num w:numId="21" w16cid:durableId="3361058">
     <w:abstractNumId w:val="5"/>
   </w:num>
   <w:num w:numId="22" w16cid:durableId="2115974620">
-    <w:abstractNumId w:val="19"/>
+    <w:abstractNumId w:val="23"/>
   </w:num>
   <w:num w:numId="23" w16cid:durableId="1848667441">
-    <w:abstractNumId w:val="12"/>
+    <w:abstractNumId w:val="14"/>
+  </w:num>
+  <w:num w:numId="24" w16cid:durableId="1940867555">
+    <w:abstractNumId w:val="11"/>
+  </w:num>
+  <w:num w:numId="25" w16cid:durableId="1938441860">
+    <w:abstractNumId w:val="9"/>
+  </w:num>
+  <w:num w:numId="26" w16cid:durableId="96147517">
+    <w:abstractNumId w:val="18"/>
+  </w:num>
+  <w:num w:numId="27" w16cid:durableId="692918554">
+    <w:abstractNumId w:val="15"/>
   </w:num>
 </w:numbering>
 </file>

--- a/report.docx
+++ b/report.docx
@@ -374,21 +374,7 @@
         <w:rPr>
           <w:rFonts w:ascii="Times New Roman" w:hAnsi="Times New Roman" w:cs="Times New Roman"/>
         </w:rPr>
-        <w:t xml:space="preserve">and </w:t>
-      </w:r>
-      <w:proofErr w:type="spellStart"/>
-      <w:r>
-        <w:rPr>
-          <w:rFonts w:ascii="Times New Roman" w:hAnsi="Times New Roman" w:cs="Times New Roman"/>
-        </w:rPr>
-        <w:t>Poissonian</w:t>
-      </w:r>
-      <w:proofErr w:type="spellEnd"/>
-      <w:r>
-        <w:rPr>
-          <w:rFonts w:ascii="Times New Roman" w:hAnsi="Times New Roman" w:cs="Times New Roman"/>
-        </w:rPr>
-        <w:t xml:space="preserve"> distribution, design constraints</w:t>
+        <w:t>and Poissonian distribution, design constraints</w:t>
       </w:r>
       <w:r>
         <w:rPr>
@@ -472,53 +458,29 @@
           <w:bCs/>
         </w:rPr>
       </w:pPr>
-      <w:proofErr w:type="spellStart"/>
-      <w:r>
-        <w:rPr>
-          <w:rFonts w:ascii="Times New Roman" w:hAnsi="Times New Roman" w:cs="Times New Roman"/>
-          <w:b/>
-          <w:bCs/>
-        </w:rPr>
-        <w:t>Sagnac</w:t>
-      </w:r>
-      <w:proofErr w:type="spellEnd"/>
-      <w:r>
-        <w:rPr>
-          <w:rFonts w:ascii="Times New Roman" w:hAnsi="Times New Roman" w:cs="Times New Roman"/>
-          <w:b/>
-          <w:bCs/>
-        </w:rPr>
-        <w:t xml:space="preserve"> interferometer (Section 13)</w:t>
-      </w:r>
-    </w:p>
-    <w:p>
-      <w:pPr>
-        <w:spacing w:after="0" w:line="276" w:lineRule="auto"/>
-        <w:ind w:left="360"/>
-        <w:jc w:val="both"/>
-        <w:rPr>
-          <w:rFonts w:ascii="Times New Roman" w:hAnsi="Times New Roman" w:cs="Times New Roman"/>
-        </w:rPr>
-      </w:pPr>
-      <w:r>
-        <w:rPr>
-          <w:rFonts w:ascii="Times New Roman" w:hAnsi="Times New Roman" w:cs="Times New Roman"/>
-        </w:rPr>
-        <w:t xml:space="preserve">This section explains what </w:t>
-      </w:r>
-      <w:proofErr w:type="spellStart"/>
-      <w:r>
-        <w:rPr>
-          <w:rFonts w:ascii="Times New Roman" w:hAnsi="Times New Roman" w:cs="Times New Roman"/>
-        </w:rPr>
-        <w:t>Sagnac</w:t>
-      </w:r>
-      <w:proofErr w:type="spellEnd"/>
-      <w:r>
-        <w:rPr>
-          <w:rFonts w:ascii="Times New Roman" w:hAnsi="Times New Roman" w:cs="Times New Roman"/>
-        </w:rPr>
-        <w:t xml:space="preserve"> interferometer is and its schematics for polarization entangled photon pairs</w:t>
+      <w:r>
+        <w:rPr>
+          <w:rFonts w:ascii="Times New Roman" w:hAnsi="Times New Roman" w:cs="Times New Roman"/>
+          <w:b/>
+          <w:bCs/>
+        </w:rPr>
+        <w:t>Sagnac interferometer (Section 13)</w:t>
+      </w:r>
+    </w:p>
+    <w:p>
+      <w:pPr>
+        <w:spacing w:after="0" w:line="276" w:lineRule="auto"/>
+        <w:ind w:left="360"/>
+        <w:jc w:val="both"/>
+        <w:rPr>
+          <w:rFonts w:ascii="Times New Roman" w:hAnsi="Times New Roman" w:cs="Times New Roman"/>
+        </w:rPr>
+      </w:pPr>
+      <w:r>
+        <w:rPr>
+          <w:rFonts w:ascii="Times New Roman" w:hAnsi="Times New Roman" w:cs="Times New Roman"/>
+        </w:rPr>
+        <w:t>This section explains what Sagnac interferometer is and its schematics for polarization entangled photon pairs</w:t>
       </w:r>
     </w:p>
     <w:p>
@@ -1190,17 +1152,17 @@
     </w:p>
     <w:p>
       <w:pPr>
-        <w:spacing w:after="0" w:line="276" w:lineRule="auto"/>
-        <w:ind w:left="360"/>
-        <w:jc w:val="both"/>
-        <w:rPr>
-          <w:rFonts w:ascii="Times New Roman" w:hAnsi="Times New Roman" w:cs="Times New Roman"/>
-          <w:b/>
-          <w:bCs/>
-          <w:sz w:val="36"/>
-          <w:szCs w:val="36"/>
-        </w:rPr>
-      </w:pPr>
+        <w:ind w:left="1800" w:firstLine="360"/>
+        <w:rPr>
+          <w:rFonts w:ascii="Times New Roman" w:hAnsi="Times New Roman" w:cs="Times New Roman"/>
+        </w:rPr>
+      </w:pPr>
+      <w:r>
+        <w:rPr>
+          <w:rFonts w:ascii="Times New Roman" w:hAnsi="Times New Roman" w:cs="Times New Roman"/>
+        </w:rPr>
+        <w:t>Figure 1: Schematic of weak coherent sources</w:t>
+      </w:r>
     </w:p>
     <w:p>
       <w:pPr>
@@ -1310,14 +1272,22 @@
     <w:p>
       <w:pPr>
         <w:spacing w:after="0" w:line="276" w:lineRule="auto"/>
-        <w:ind w:left="360"/>
-        <w:jc w:val="both"/>
-        <w:rPr>
-          <w:rFonts w:ascii="Times New Roman" w:hAnsi="Times New Roman" w:cs="Times New Roman"/>
-          <w:b/>
-          <w:bCs/>
-        </w:rPr>
-      </w:pPr>
+        <w:ind w:left="2520" w:firstLine="360"/>
+        <w:jc w:val="both"/>
+        <w:rPr>
+          <w:rFonts w:ascii="Times New Roman" w:hAnsi="Times New Roman" w:cs="Times New Roman"/>
+          <w:b/>
+          <w:bCs/>
+        </w:rPr>
+      </w:pPr>
+      <w:r>
+        <w:rPr>
+          <w:rFonts w:ascii="Times New Roman" w:hAnsi="Times New Roman" w:cs="Times New Roman"/>
+          <w:b/>
+          <w:bCs/>
+        </w:rPr>
+        <w:t>Figure 2: Showing schematic of EPS</w:t>
+      </w:r>
     </w:p>
     <w:p>
       <w:pPr>
@@ -1450,6 +1420,22 @@
     <w:p>
       <w:pPr>
         <w:spacing w:after="0" w:line="276" w:lineRule="auto"/>
+        <w:ind w:left="1080" w:firstLine="360"/>
+        <w:jc w:val="both"/>
+        <w:rPr>
+          <w:rFonts w:ascii="Times New Roman" w:hAnsi="Times New Roman" w:cs="Times New Roman"/>
+        </w:rPr>
+      </w:pPr>
+      <w:r>
+        <w:rPr>
+          <w:rFonts w:ascii="Times New Roman" w:hAnsi="Times New Roman" w:cs="Times New Roman"/>
+        </w:rPr>
+        <w:t>Figure 3: Showing schematic of Heralded Single Photon Sources</w:t>
+      </w:r>
+    </w:p>
+    <w:p>
+      <w:pPr>
+        <w:spacing w:after="0" w:line="276" w:lineRule="auto"/>
         <w:jc w:val="both"/>
         <w:rPr>
           <w:rFonts w:ascii="Times New Roman" w:hAnsi="Times New Roman" w:cs="Times New Roman"/>
@@ -1596,21 +1582,7 @@
         <w:rPr>
           <w:rFonts w:ascii="Times New Roman" w:hAnsi="Times New Roman" w:cs="Times New Roman"/>
         </w:rPr>
-        <w:t xml:space="preserve">In this section we will </w:t>
-      </w:r>
-      <w:proofErr w:type="spellStart"/>
-      <w:r>
-        <w:rPr>
-          <w:rFonts w:ascii="Times New Roman" w:hAnsi="Times New Roman" w:cs="Times New Roman"/>
-        </w:rPr>
-        <w:t>se</w:t>
-      </w:r>
-      <w:proofErr w:type="spellEnd"/>
-      <w:r>
-        <w:rPr>
-          <w:rFonts w:ascii="Times New Roman" w:hAnsi="Times New Roman" w:cs="Times New Roman"/>
-        </w:rPr>
-        <w:t xml:space="preserve"> a brief comparison between 810 nm and 1550 nm and conclude why we used 1550 nm for quantum entanglement.</w:t>
+        <w:t>In this section we will se a brief comparison between 810 nm and 1550 nm and conclude why we used 1550 nm for quantum entanglement.</w:t>
       </w:r>
     </w:p>
     <w:p>
@@ -1780,21 +1752,7 @@
               <w:rPr>
                 <w:rFonts w:ascii="Times New Roman" w:hAnsi="Times New Roman" w:cs="Times New Roman"/>
               </w:rPr>
-              <w:t xml:space="preserve">1550 nm requires </w:t>
-            </w:r>
-            <w:proofErr w:type="spellStart"/>
-            <w:r>
-              <w:rPr>
-                <w:rFonts w:ascii="Times New Roman" w:hAnsi="Times New Roman" w:cs="Times New Roman"/>
-              </w:rPr>
-              <w:t>InGaAs</w:t>
-            </w:r>
-            <w:proofErr w:type="spellEnd"/>
-            <w:r>
-              <w:rPr>
-                <w:rFonts w:ascii="Times New Roman" w:hAnsi="Times New Roman" w:cs="Times New Roman"/>
-              </w:rPr>
-              <w:t xml:space="preserve"> or SNSPDs which are more complex.</w:t>
+              <w:t>1550 nm requires InGaAs or SNSPDs which are more complex.</w:t>
             </w:r>
           </w:p>
         </w:tc>
@@ -5002,7 +4960,19 @@
         <w:rPr>
           <w:rFonts w:ascii="Times New Roman" w:eastAsiaTheme="minorEastAsia" w:hAnsi="Times New Roman" w:cs="Times New Roman"/>
         </w:rPr>
-        <w:t>Figure 1: SPDC through a nonlinear crystal and momentum and energy conservation</w:t>
+        <w:t xml:space="preserve">Figure </w:t>
+      </w:r>
+      <w:r>
+        <w:rPr>
+          <w:rFonts w:ascii="Times New Roman" w:eastAsiaTheme="minorEastAsia" w:hAnsi="Times New Roman" w:cs="Times New Roman"/>
+        </w:rPr>
+        <w:t>4</w:t>
+      </w:r>
+      <w:r>
+        <w:rPr>
+          <w:rFonts w:ascii="Times New Roman" w:eastAsiaTheme="minorEastAsia" w:hAnsi="Times New Roman" w:cs="Times New Roman"/>
+        </w:rPr>
+        <w:t>: SPDC through a nonlinear crystal and momentum and energy conservation</w:t>
       </w:r>
     </w:p>
     <w:p>
@@ -6448,23 +6418,7 @@
           <w:rFonts w:ascii="Times New Roman" w:eastAsiaTheme="minorEastAsia" w:hAnsi="Times New Roman" w:cs="Times New Roman"/>
           <w:iCs/>
         </w:rPr>
-        <w:t xml:space="preserve">Where s represents signal photons and </w:t>
-      </w:r>
-      <w:proofErr w:type="spellStart"/>
-      <w:r>
-        <w:rPr>
-          <w:rFonts w:ascii="Times New Roman" w:eastAsiaTheme="minorEastAsia" w:hAnsi="Times New Roman" w:cs="Times New Roman"/>
-          <w:iCs/>
-        </w:rPr>
-        <w:t>i</w:t>
-      </w:r>
-      <w:proofErr w:type="spellEnd"/>
-      <w:r>
-        <w:rPr>
-          <w:rFonts w:ascii="Times New Roman" w:eastAsiaTheme="minorEastAsia" w:hAnsi="Times New Roman" w:cs="Times New Roman"/>
-          <w:iCs/>
-        </w:rPr>
-        <w:t xml:space="preserve"> represents idler photons obtained from spontaneous parametric down conservation.</w:t>
+        <w:t>Where s represents signal photons and i represents idler photons obtained from spontaneous parametric down conservation.</w:t>
       </w:r>
     </w:p>
     <w:p>
@@ -9995,21 +9949,7 @@
         <w:rPr>
           <w:rFonts w:ascii="Times New Roman" w:hAnsi="Times New Roman" w:cs="Times New Roman"/>
         </w:rPr>
-        <w:t xml:space="preserve">(SPDC) within </w:t>
-      </w:r>
-      <w:proofErr w:type="spellStart"/>
-      <w:r>
-        <w:rPr>
-          <w:rFonts w:ascii="Times New Roman" w:hAnsi="Times New Roman" w:cs="Times New Roman"/>
-        </w:rPr>
-        <w:t>Sagnac</w:t>
-      </w:r>
-      <w:proofErr w:type="spellEnd"/>
-      <w:r>
-        <w:rPr>
-          <w:rFonts w:ascii="Times New Roman" w:hAnsi="Times New Roman" w:cs="Times New Roman"/>
-        </w:rPr>
-        <w:t xml:space="preserve"> interferometer configurations, but they differ fundamentally in the</w:t>
+        <w:t>(SPDC) within Sagnac interferometer configurations, but they differ fundamentally in the</w:t>
       </w:r>
       <w:r>
         <w:rPr>
@@ -10059,93 +9999,49 @@
         <w:rPr>
           <w:rFonts w:ascii="Times New Roman" w:hAnsi="Times New Roman" w:cs="Times New Roman"/>
         </w:rPr>
-        <w:t xml:space="preserve">BULK CRYSTAL: A bulk crystal source consists of a solid, optically clear crystal block, placed directly inside a </w:t>
-      </w:r>
-      <w:proofErr w:type="spellStart"/>
-      <w:r>
-        <w:rPr>
-          <w:rFonts w:ascii="Times New Roman" w:hAnsi="Times New Roman" w:cs="Times New Roman"/>
-        </w:rPr>
-        <w:t>Sagnac</w:t>
-      </w:r>
-      <w:proofErr w:type="spellEnd"/>
-      <w:r>
-        <w:rPr>
-          <w:rFonts w:ascii="Times New Roman" w:hAnsi="Times New Roman" w:cs="Times New Roman"/>
-        </w:rPr>
-        <w:t xml:space="preserve"> interferometer loop. The crystal maintains its original bulk form with uniform dimensions throughout its length. The pump laser and resulting entangled photons propagate through this solid crystal material.</w:t>
-      </w:r>
-    </w:p>
-    <w:p>
-      <w:pPr>
-        <w:spacing w:after="0" w:line="276" w:lineRule="auto"/>
-        <w:ind w:left="360"/>
-        <w:jc w:val="both"/>
-        <w:rPr>
-          <w:rFonts w:ascii="Times New Roman" w:hAnsi="Times New Roman" w:cs="Times New Roman"/>
-        </w:rPr>
-      </w:pPr>
-      <w:r>
-        <w:rPr>
-          <w:rFonts w:ascii="Times New Roman" w:hAnsi="Times New Roman" w:cs="Times New Roman"/>
-        </w:rPr>
-        <w:t>Bulk crystal at 1550nm remains the highest-performance platform for generating maximally entangled photons, achieving exceptional spectral brightness (&gt;2.0 MHz/(</w:t>
-      </w:r>
-      <w:proofErr w:type="spellStart"/>
-      <w:proofErr w:type="gramStart"/>
-      <w:r>
-        <w:rPr>
-          <w:rFonts w:ascii="Times New Roman" w:hAnsi="Times New Roman" w:cs="Times New Roman"/>
-        </w:rPr>
-        <w:t>mW.nm</w:t>
-      </w:r>
-      <w:proofErr w:type="spellEnd"/>
-      <w:proofErr w:type="gramEnd"/>
-      <w:r>
-        <w:rPr>
-          <w:rFonts w:ascii="Times New Roman" w:hAnsi="Times New Roman" w:cs="Times New Roman"/>
-        </w:rPr>
-        <w:t>)) and fidelity (97.8%). However, it requires substantial free-space optical infrastructure and laboratory environments.</w:t>
-      </w:r>
-    </w:p>
-    <w:p>
-      <w:pPr>
-        <w:spacing w:after="0" w:line="276" w:lineRule="auto"/>
-        <w:ind w:left="360"/>
-        <w:jc w:val="both"/>
-        <w:rPr>
-          <w:rFonts w:ascii="Times New Roman" w:hAnsi="Times New Roman" w:cs="Times New Roman"/>
-        </w:rPr>
-      </w:pPr>
-    </w:p>
-    <w:p>
-      <w:pPr>
-        <w:spacing w:after="0" w:line="276" w:lineRule="auto"/>
-        <w:ind w:left="360"/>
-        <w:jc w:val="both"/>
-        <w:rPr>
-          <w:rFonts w:ascii="Times New Roman" w:hAnsi="Times New Roman" w:cs="Times New Roman"/>
-        </w:rPr>
-      </w:pPr>
-      <w:r>
-        <w:rPr>
-          <w:rFonts w:ascii="Times New Roman" w:hAnsi="Times New Roman" w:cs="Times New Roman"/>
-        </w:rPr>
-        <w:t xml:space="preserve">WAVEGUIDE: A waveguide source uses non-linear crystal not as a bulk crystal but as an integrated ridge waveguide-a narrow optical channel (typically 5-10 micrometers wide) inscribed or fabricated within a larger non-linear substrate. This waveguide is integrated directly into a fiber-coupled </w:t>
-      </w:r>
-      <w:proofErr w:type="spellStart"/>
-      <w:r>
-        <w:rPr>
-          <w:rFonts w:ascii="Times New Roman" w:hAnsi="Times New Roman" w:cs="Times New Roman"/>
-        </w:rPr>
-        <w:t>Sagnac</w:t>
-      </w:r>
-      <w:proofErr w:type="spellEnd"/>
-      <w:r>
-        <w:rPr>
-          <w:rFonts w:ascii="Times New Roman" w:hAnsi="Times New Roman" w:cs="Times New Roman"/>
-        </w:rPr>
-        <w:t xml:space="preserve"> interferometer loop.</w:t>
+        <w:t>BULK CRYSTAL: A bulk crystal source consists of a solid, optically clear crystal block, placed directly inside a Sagnac interferometer loop. The crystal maintains its original bulk form with uniform dimensions throughout its length. The pump laser and resulting entangled photons propagate through this solid crystal material.</w:t>
+      </w:r>
+    </w:p>
+    <w:p>
+      <w:pPr>
+        <w:spacing w:after="0" w:line="276" w:lineRule="auto"/>
+        <w:ind w:left="360"/>
+        <w:jc w:val="both"/>
+        <w:rPr>
+          <w:rFonts w:ascii="Times New Roman" w:hAnsi="Times New Roman" w:cs="Times New Roman"/>
+        </w:rPr>
+      </w:pPr>
+      <w:r>
+        <w:rPr>
+          <w:rFonts w:ascii="Times New Roman" w:hAnsi="Times New Roman" w:cs="Times New Roman"/>
+        </w:rPr>
+        <w:t>Bulk crystal at 1550nm remains the highest-performance platform for generating maximally entangled photons, achieving exceptional spectral brightness (&gt;2.0 MHz/(mW.nm)) and fidelity (97.8%). However, it requires substantial free-space optical infrastructure and laboratory environments.</w:t>
+      </w:r>
+    </w:p>
+    <w:p>
+      <w:pPr>
+        <w:spacing w:after="0" w:line="276" w:lineRule="auto"/>
+        <w:ind w:left="360"/>
+        <w:jc w:val="both"/>
+        <w:rPr>
+          <w:rFonts w:ascii="Times New Roman" w:hAnsi="Times New Roman" w:cs="Times New Roman"/>
+        </w:rPr>
+      </w:pPr>
+    </w:p>
+    <w:p>
+      <w:pPr>
+        <w:spacing w:after="0" w:line="276" w:lineRule="auto"/>
+        <w:ind w:left="360"/>
+        <w:jc w:val="both"/>
+        <w:rPr>
+          <w:rFonts w:ascii="Times New Roman" w:hAnsi="Times New Roman" w:cs="Times New Roman"/>
+        </w:rPr>
+      </w:pPr>
+      <w:r>
+        <w:rPr>
+          <w:rFonts w:ascii="Times New Roman" w:hAnsi="Times New Roman" w:cs="Times New Roman"/>
+        </w:rPr>
+        <w:t>WAVEGUIDE: A waveguide source uses non-linear crystal not as a bulk crystal but as an integrated ridge waveguide-a narrow optical channel (typically 5-10 micrometers wide) inscribed or fabricated within a larger non-linear substrate. This waveguide is integrated directly into a fiber-coupled Sagnac interferometer loop.</w:t>
       </w:r>
     </w:p>
     <w:p>
@@ -10203,21 +10099,7 @@
         <w:rPr>
           <w:rFonts w:ascii="Times New Roman" w:hAnsi="Times New Roman" w:cs="Times New Roman"/>
         </w:rPr>
-        <w:t xml:space="preserve">The selection between bulk and waveguide depends entirely on application priorities: bulk crystal for highest-quality entanglement in research, and waveguide for practical, scalable quantum networks. Both employ </w:t>
-      </w:r>
-      <w:proofErr w:type="spellStart"/>
-      <w:r>
-        <w:rPr>
-          <w:rFonts w:ascii="Times New Roman" w:hAnsi="Times New Roman" w:cs="Times New Roman"/>
-        </w:rPr>
-        <w:t>Sagnac</w:t>
-      </w:r>
-      <w:proofErr w:type="spellEnd"/>
-      <w:r>
-        <w:rPr>
-          <w:rFonts w:ascii="Times New Roman" w:hAnsi="Times New Roman" w:cs="Times New Roman"/>
-        </w:rPr>
-        <w:t xml:space="preserve"> architectures that provide inherent stability and represent the state-of-the-art in 1550nm entangled photon generation.     </w:t>
+        <w:t xml:space="preserve">The selection between bulk and waveguide depends entirely on application priorities: bulk crystal for highest-quality entanglement in research, and waveguide for practical, scalable quantum networks. Both employ Sagnac architectures that provide inherent stability and represent the state-of-the-art in 1550nm entangled photon generation.     </w:t>
       </w:r>
     </w:p>
     <w:p>
@@ -10283,21 +10165,7 @@
         <w:rPr>
           <w:rFonts w:ascii="Times New Roman" w:hAnsi="Times New Roman" w:cs="Times New Roman"/>
         </w:rPr>
-        <w:t xml:space="preserve">Both fiber-based and free-space sources generate entangled photon pairs through spontaneous parametric down-conversion (SPDC). The critical difference lies in how the photon generation occurs and how the generated photons are delivered to users: in a </w:t>
-      </w:r>
-      <w:proofErr w:type="spellStart"/>
-      <w:r>
-        <w:rPr>
-          <w:rFonts w:ascii="Times New Roman" w:hAnsi="Times New Roman" w:cs="Times New Roman"/>
-        </w:rPr>
-        <w:t>Sagnac</w:t>
-      </w:r>
-      <w:proofErr w:type="spellEnd"/>
-      <w:r>
-        <w:rPr>
-          <w:rFonts w:ascii="Times New Roman" w:hAnsi="Times New Roman" w:cs="Times New Roman"/>
-        </w:rPr>
-        <w:t xml:space="preserve"> interferometer configuration that provides inherent stability and efficient collection.</w:t>
+        <w:t>Both fiber-based and free-space sources generate entangled photon pairs through spontaneous parametric down-conversion (SPDC). The critical difference lies in how the photon generation occurs and how the generated photons are delivered to users: in a Sagnac interferometer configuration that provides inherent stability and efficient collection.</w:t>
       </w:r>
     </w:p>
     <w:p>
@@ -10339,21 +10207,7 @@
         <w:rPr>
           <w:rFonts w:ascii="Times New Roman" w:hAnsi="Times New Roman" w:cs="Times New Roman"/>
         </w:rPr>
-        <w:t xml:space="preserve">A free-space source places a bulk crystal (typically 25-30 mm long) directly in open air or vacuum within a </w:t>
-      </w:r>
-      <w:proofErr w:type="spellStart"/>
-      <w:r>
-        <w:rPr>
-          <w:rFonts w:ascii="Times New Roman" w:hAnsi="Times New Roman" w:cs="Times New Roman"/>
-        </w:rPr>
-        <w:t>Sagnac</w:t>
-      </w:r>
-      <w:proofErr w:type="spellEnd"/>
-      <w:r>
-        <w:rPr>
-          <w:rFonts w:ascii="Times New Roman" w:hAnsi="Times New Roman" w:cs="Times New Roman"/>
-        </w:rPr>
-        <w:t xml:space="preserve"> interferometer architecture. The pump laser is focused into the crystal using free-space optics (mirrors and lenses), and the generated entangled photons propagate through open space before being collected and coupled into optical fibers.</w:t>
+        <w:t>A free-space source places a bulk crystal (typically 25-30 mm long) directly in open air or vacuum within a Sagnac interferometer architecture. The pump laser is focused into the crystal using free-space optics (mirrors and lenses), and the generated entangled photons propagate through open space before being collected and coupled into optical fibers.</w:t>
       </w:r>
     </w:p>
     <w:p>
@@ -10401,21 +10255,7 @@
         <w:rPr>
           <w:rFonts w:ascii="Times New Roman" w:hAnsi="Times New Roman" w:cs="Times New Roman"/>
         </w:rPr>
-        <w:t xml:space="preserve">3. </w:t>
-      </w:r>
-      <w:proofErr w:type="spellStart"/>
-      <w:r>
-        <w:rPr>
-          <w:rFonts w:ascii="Times New Roman" w:hAnsi="Times New Roman" w:cs="Times New Roman"/>
-        </w:rPr>
-        <w:t>Sagnac</w:t>
-      </w:r>
-      <w:proofErr w:type="spellEnd"/>
-      <w:r>
-        <w:rPr>
-          <w:rFonts w:ascii="Times New Roman" w:hAnsi="Times New Roman" w:cs="Times New Roman"/>
-        </w:rPr>
-        <w:t xml:space="preserve"> Configuration: The interferometer uses mirrors to create two counter-propagating paths. Both paths go through the same crystal, generating two types of entangled pairs that interfere at a 50/50 beam splitter, creating polarization entanglement.</w:t>
+        <w:t>3. Sagnac Configuration: The interferometer uses mirrors to create two counter-propagating paths. Both paths go through the same crystal, generating two types of entangled pairs that interfere at a 50/50 beam splitter, creating polarization entanglement.</w:t>
       </w:r>
     </w:p>
     <w:p>
@@ -10473,21 +10313,7 @@
         <w:rPr>
           <w:rFonts w:ascii="Times New Roman" w:hAnsi="Times New Roman" w:cs="Times New Roman"/>
         </w:rPr>
-        <w:t xml:space="preserve">A fiber-based PPKTP source integrates the non-linear crystal directly into a fiber-coupled </w:t>
-      </w:r>
-      <w:proofErr w:type="spellStart"/>
-      <w:r>
-        <w:rPr>
-          <w:rFonts w:ascii="Times New Roman" w:hAnsi="Times New Roman" w:cs="Times New Roman"/>
-        </w:rPr>
-        <w:t>Sagnac</w:t>
-      </w:r>
-      <w:proofErr w:type="spellEnd"/>
-      <w:r>
-        <w:rPr>
-          <w:rFonts w:ascii="Times New Roman" w:hAnsi="Times New Roman" w:cs="Times New Roman"/>
-        </w:rPr>
-        <w:t xml:space="preserve"> loop interferometer. The crystal is placed inside a fiber loop, with all light propagation occurring within optical fibers rather than in open space.</w:t>
+        <w:t>A fiber-based PPKTP source integrates the non-linear crystal directly into a fiber-coupled Sagnac loop interferometer. The crystal is placed inside a fiber loop, with all light propagation occurring within optical fibers rather than in open space.</w:t>
       </w:r>
     </w:p>
     <w:p>
@@ -10536,21 +10362,7 @@
         <w:rPr>
           <w:rFonts w:ascii="Times New Roman" w:hAnsi="Times New Roman" w:cs="Times New Roman"/>
         </w:rPr>
-        <w:t xml:space="preserve">3. </w:t>
-      </w:r>
-      <w:proofErr w:type="spellStart"/>
-      <w:r>
-        <w:rPr>
-          <w:rFonts w:ascii="Times New Roman" w:hAnsi="Times New Roman" w:cs="Times New Roman"/>
-        </w:rPr>
-        <w:t>Sagnac</w:t>
-      </w:r>
-      <w:proofErr w:type="spellEnd"/>
-      <w:r>
-        <w:rPr>
-          <w:rFonts w:ascii="Times New Roman" w:hAnsi="Times New Roman" w:cs="Times New Roman"/>
-        </w:rPr>
-        <w:t xml:space="preserve"> Architecture: Pump light circulates counter-clockwise and clockwise through the same crystal, generating two entangled pair states that interfere at a 50/50 fiber coupler, creating polarization entanglement.</w:t>
+        <w:t>3. Sagnac Architecture: Pump light circulates counter-clockwise and clockwise through the same crystal, generating two entangled pair states that interfere at a 50/50 fiber coupler, creating polarization entanglement.</w:t>
       </w:r>
     </w:p>
     <w:p>
@@ -10863,23 +10675,7 @@
           <w:rFonts w:ascii="Times New Roman" w:hAnsi="Times New Roman" w:cs="Times New Roman"/>
           <w:color w:val="0D0D0D" w:themeColor="text1" w:themeTint="F2"/>
         </w:rPr>
-        <w:t>KTP-</w:t>
-      </w:r>
-      <w:proofErr w:type="spellStart"/>
-      <w:r>
-        <w:rPr>
-          <w:rFonts w:ascii="Times New Roman" w:hAnsi="Times New Roman" w:cs="Times New Roman"/>
-          <w:color w:val="0D0D0D" w:themeColor="text1" w:themeTint="F2"/>
-        </w:rPr>
-        <w:t>KTiOPO</w:t>
-      </w:r>
-      <w:proofErr w:type="spellEnd"/>
-      <w:r>
-        <w:rPr>
-          <w:rFonts w:ascii="Times New Roman" w:hAnsi="Times New Roman" w:cs="Times New Roman"/>
-          <w:color w:val="0D0D0D" w:themeColor="text1" w:themeTint="F2"/>
-        </w:rPr>
-        <w:t>₄ (Potassium Titanyl Phosphate): KTP is a ferroelectric nonlinear optical crystal that has become one of the most important materials in modern photonics.</w:t>
+        <w:t>KTP-KTiOPO₄ (Potassium Titanyl Phosphate): KTP is a ferroelectric nonlinear optical crystal that has become one of the most important materials in modern photonics.</w:t>
       </w:r>
     </w:p>
     <w:p>
@@ -12186,7 +11982,6 @@
           <w:szCs w:val="36"/>
         </w:rPr>
       </w:pPr>
-      <w:proofErr w:type="spellStart"/>
       <w:r>
         <w:rPr>
           <w:rFonts w:ascii="Times New Roman" w:hAnsi="Times New Roman" w:cs="Times New Roman"/>
@@ -12196,18 +11991,7 @@
           <w:szCs w:val="36"/>
         </w:rPr>
         <w:lastRenderedPageBreak/>
-        <w:t>Sagnac</w:t>
-      </w:r>
-      <w:proofErr w:type="spellEnd"/>
-      <w:r>
-        <w:rPr>
-          <w:rFonts w:ascii="Times New Roman" w:hAnsi="Times New Roman" w:cs="Times New Roman"/>
-          <w:b/>
-          <w:bCs/>
-          <w:sz w:val="36"/>
-          <w:szCs w:val="36"/>
-        </w:rPr>
-        <w:t xml:space="preserve"> Interferometer</w:t>
+        <w:t>Sagnac Interferometer</w:t>
       </w:r>
     </w:p>
     <w:p>
@@ -12419,23 +12203,7 @@
           <w:rFonts w:ascii="Times New Roman" w:hAnsi="Times New Roman" w:cs="Times New Roman"/>
           <w:lang w:val="en"/>
         </w:rPr>
-        <w:t xml:space="preserve"> isosceles right triangle in this </w:t>
-      </w:r>
-      <w:proofErr w:type="spellStart"/>
-      <w:r>
-        <w:rPr>
-          <w:rFonts w:ascii="Times New Roman" w:hAnsi="Times New Roman" w:cs="Times New Roman"/>
-          <w:lang w:val="en"/>
-        </w:rPr>
-        <w:t>Sagnac</w:t>
-      </w:r>
-      <w:proofErr w:type="spellEnd"/>
-      <w:r>
-        <w:rPr>
-          <w:rFonts w:ascii="Times New Roman" w:hAnsi="Times New Roman" w:cs="Times New Roman"/>
-          <w:lang w:val="en"/>
-        </w:rPr>
-        <w:t xml:space="preserve"> interferometer, and the crystal is placed in the middle of the base of the triangle. A pump photon propagates along the blue path, as it is reflected by a Dichroic mirror (this DM will transmit the idler and signal photons) as the figure 2 shows:</w:t>
+        <w:t xml:space="preserve"> isosceles right triangle in this Sagnac interferometer, and the crystal is placed in the middle of the base of the triangle. A pump photon propagates along the blue path, as it is reflected by a Dichroic mirror (this DM will transmit the idler and signal photons) as the figure 2 shows:</w:t>
       </w:r>
     </w:p>
     <w:p>
@@ -12544,21 +12312,19 @@
         <w:rPr>
           <w:rFonts w:ascii="Times New Roman" w:hAnsi="Times New Roman" w:cs="Times New Roman"/>
         </w:rPr>
-        <w:t xml:space="preserve">Figure 2: A schematic of </w:t>
-      </w:r>
-      <w:proofErr w:type="spellStart"/>
-      <w:r>
-        <w:rPr>
-          <w:rFonts w:ascii="Times New Roman" w:hAnsi="Times New Roman" w:cs="Times New Roman"/>
-        </w:rPr>
-        <w:t>Sagnac</w:t>
-      </w:r>
-      <w:proofErr w:type="spellEnd"/>
-      <w:r>
-        <w:rPr>
-          <w:rFonts w:ascii="Times New Roman" w:hAnsi="Times New Roman" w:cs="Times New Roman"/>
-        </w:rPr>
-        <w:t xml:space="preserve"> interferometer: (a) H-polarized input </w:t>
+        <w:t xml:space="preserve">Figure </w:t>
+      </w:r>
+      <w:r>
+        <w:rPr>
+          <w:rFonts w:ascii="Times New Roman" w:hAnsi="Times New Roman" w:cs="Times New Roman"/>
+        </w:rPr>
+        <w:t>5</w:t>
+      </w:r>
+      <w:r>
+        <w:rPr>
+          <w:rFonts w:ascii="Times New Roman" w:hAnsi="Times New Roman" w:cs="Times New Roman"/>
+        </w:rPr>
+        <w:t xml:space="preserve">: A schematic of Sagnac interferometer: (a) H-polarized input </w:t>
       </w:r>
     </w:p>
     <w:p>
@@ -13182,57 +12948,25 @@
           <w:rFonts w:ascii="Times New Roman" w:hAnsi="Times New Roman" w:cs="Times New Roman"/>
           <w:lang w:val="en"/>
         </w:rPr>
-        <w:t xml:space="preserve">Both CW and pulsed </w:t>
-      </w:r>
-      <w:proofErr w:type="spellStart"/>
-      <w:r>
+        <w:t>Both CW and pulsed Sagnac configurations generate high-quality 1550 nm polarization-entangled photons suitable for quantum communication. CW systems offer practical advantages for deployed networks with superior brightness and simplicity, while pulsed systems provide specialized capabilities for advanced research.</w:t>
+      </w:r>
+    </w:p>
+    <w:p>
+      <w:pPr>
+        <w:spacing w:after="0" w:line="276" w:lineRule="auto"/>
+        <w:ind w:left="360"/>
+        <w:jc w:val="both"/>
         <w:rPr>
           <w:rFonts w:ascii="Times New Roman" w:hAnsi="Times New Roman" w:cs="Times New Roman"/>
           <w:lang w:val="en"/>
         </w:rPr>
-        <w:t>Sagnac</w:t>
-      </w:r>
-      <w:proofErr w:type="spellEnd"/>
+      </w:pPr>
       <w:r>
         <w:rPr>
           <w:rFonts w:ascii="Times New Roman" w:hAnsi="Times New Roman" w:cs="Times New Roman"/>
           <w:lang w:val="en"/>
         </w:rPr>
-        <w:t xml:space="preserve"> configurations generate high-quality 1550 nm polarization-entangled photons suitable for quantum communication. CW systems offer practical advantages for deployed networks with superior brightness and simplicity, while pulsed systems provide specialized capabilities for advanced research.</w:t>
-      </w:r>
-    </w:p>
-    <w:p>
-      <w:pPr>
-        <w:spacing w:after="0" w:line="276" w:lineRule="auto"/>
-        <w:ind w:left="360"/>
-        <w:jc w:val="both"/>
-        <w:rPr>
-          <w:rFonts w:ascii="Times New Roman" w:hAnsi="Times New Roman" w:cs="Times New Roman"/>
-          <w:lang w:val="en"/>
-        </w:rPr>
-      </w:pPr>
-      <w:r>
-        <w:rPr>
-          <w:rFonts w:ascii="Times New Roman" w:hAnsi="Times New Roman" w:cs="Times New Roman"/>
-          <w:lang w:val="en"/>
-        </w:rPr>
-        <w:t xml:space="preserve">The </w:t>
-      </w:r>
-      <w:proofErr w:type="spellStart"/>
-      <w:r>
-        <w:rPr>
-          <w:rFonts w:ascii="Times New Roman" w:hAnsi="Times New Roman" w:cs="Times New Roman"/>
-          <w:lang w:val="en"/>
-        </w:rPr>
-        <w:t>Sagnac</w:t>
-      </w:r>
-      <w:proofErr w:type="spellEnd"/>
-      <w:r>
-        <w:rPr>
-          <w:rFonts w:ascii="Times New Roman" w:hAnsi="Times New Roman" w:cs="Times New Roman"/>
-          <w:lang w:val="en"/>
-        </w:rPr>
-        <w:t xml:space="preserve"> configuration's inherent phase stability—regardless of pump type—makes it the preferred choice for practical quantum networks requiring long-term reliability.</w:t>
+        <w:t>The Sagnac configuration's inherent phase stability—regardless of pump type—makes it the preferred choice for practical quantum networks requiring long-term reliability.</w:t>
       </w:r>
     </w:p>
     <w:p>
@@ -13543,37 +13277,35 @@
         <w:rPr>
           <w:rFonts w:ascii="Times New Roman" w:hAnsi="Times New Roman" w:cs="Times New Roman"/>
         </w:rPr>
-        <w:t xml:space="preserve">                              Figure 3: A schematic of the setup of the entangled source</w:t>
-      </w:r>
-    </w:p>
-    <w:p>
-      <w:pPr>
-        <w:spacing w:after="0" w:line="276" w:lineRule="auto"/>
-        <w:ind w:left="360"/>
-        <w:jc w:val="both"/>
-        <w:rPr>
-          <w:rFonts w:ascii="Times New Roman" w:hAnsi="Times New Roman" w:cs="Times New Roman"/>
-        </w:rPr>
-      </w:pPr>
-      <w:r>
-        <w:rPr>
-          <w:rFonts w:ascii="Times New Roman" w:hAnsi="Times New Roman" w:cs="Times New Roman"/>
-        </w:rPr>
-        <w:t xml:space="preserve">The light after part B is collimated by a f = 200 mm lens and reflected by a dichroic mirror (transmits the 780 nm light and reflects the 1560 nm light), and guided into the </w:t>
-      </w:r>
-      <w:proofErr w:type="spellStart"/>
-      <w:r>
-        <w:rPr>
-          <w:rFonts w:ascii="Times New Roman" w:hAnsi="Times New Roman" w:cs="Times New Roman"/>
-        </w:rPr>
-        <w:t>sagnac</w:t>
-      </w:r>
-      <w:proofErr w:type="spellEnd"/>
-      <w:r>
-        <w:rPr>
-          <w:rFonts w:ascii="Times New Roman" w:hAnsi="Times New Roman" w:cs="Times New Roman"/>
-        </w:rPr>
-        <w:t>-loop</w:t>
+        <w:t xml:space="preserve">                              Figure </w:t>
+      </w:r>
+      <w:r>
+        <w:rPr>
+          <w:rFonts w:ascii="Times New Roman" w:hAnsi="Times New Roman" w:cs="Times New Roman"/>
+        </w:rPr>
+        <w:t>6</w:t>
+      </w:r>
+      <w:r>
+        <w:rPr>
+          <w:rFonts w:ascii="Times New Roman" w:hAnsi="Times New Roman" w:cs="Times New Roman"/>
+        </w:rPr>
+        <w:t>: A schematic of the setup of the entangled source</w:t>
+      </w:r>
+    </w:p>
+    <w:p>
+      <w:pPr>
+        <w:spacing w:after="0" w:line="276" w:lineRule="auto"/>
+        <w:ind w:left="360"/>
+        <w:jc w:val="both"/>
+        <w:rPr>
+          <w:rFonts w:ascii="Times New Roman" w:hAnsi="Times New Roman" w:cs="Times New Roman"/>
+        </w:rPr>
+      </w:pPr>
+      <w:r>
+        <w:rPr>
+          <w:rFonts w:ascii="Times New Roman" w:hAnsi="Times New Roman" w:cs="Times New Roman"/>
+        </w:rPr>
+        <w:t>The light after part B is collimated by a f = 200 mm lens and reflected by a dichroic mirror (transmits the 780 nm light and reflects the 1560 nm light), and guided into the sagnac-loop</w:t>
       </w:r>
       <w:r>
         <w:rPr>
@@ -13587,21 +13319,7 @@
         <w:rPr>
           <w:rFonts w:ascii="Times New Roman" w:hAnsi="Times New Roman" w:cs="Times New Roman"/>
         </w:rPr>
-        <w:t xml:space="preserve"> The </w:t>
-      </w:r>
-      <w:proofErr w:type="spellStart"/>
-      <w:r>
-        <w:rPr>
-          <w:rFonts w:ascii="Times New Roman" w:hAnsi="Times New Roman" w:cs="Times New Roman"/>
-        </w:rPr>
-        <w:t>sagnac</w:t>
-      </w:r>
-      <w:proofErr w:type="spellEnd"/>
-      <w:r>
-        <w:rPr>
-          <w:rFonts w:ascii="Times New Roman" w:hAnsi="Times New Roman" w:cs="Times New Roman"/>
-        </w:rPr>
-        <w:t>-loop consists of a dual-wavelength polarized beam splitter (DPBS), a dual-wavelength half-wave plate (DHWP), two mirrors and a PPKTP crystal.</w:t>
+        <w:t xml:space="preserve"> The sagnac-loop consists of a dual-wavelength polarized beam splitter (DPBS), a dual-wavelength half-wave plate (DHWP), two mirrors and a PPKTP crystal.</w:t>
       </w:r>
     </w:p>
     <w:p>
@@ -13623,21 +13341,7 @@
         <w:rPr>
           <w:rFonts w:ascii="Times New Roman" w:hAnsi="Times New Roman" w:cs="Times New Roman"/>
         </w:rPr>
-        <w:t xml:space="preserve">he </w:t>
-      </w:r>
-      <w:proofErr w:type="spellStart"/>
-      <w:r>
-        <w:rPr>
-          <w:rFonts w:ascii="Times New Roman" w:hAnsi="Times New Roman" w:cs="Times New Roman"/>
-        </w:rPr>
-        <w:t>sagnac</w:t>
-      </w:r>
-      <w:proofErr w:type="spellEnd"/>
-      <w:r>
-        <w:rPr>
-          <w:rFonts w:ascii="Times New Roman" w:hAnsi="Times New Roman" w:cs="Times New Roman"/>
-        </w:rPr>
-        <w:t>-loop consists of a dual-wavelength polarized beam splitter (DPBS), a dual wavelength half-wave plate (DHWP), two mirrors and a PPKTP crystal.</w:t>
+        <w:t>he sagnac-loop consists of a dual-wavelength polarized beam splitter (DPBS), a dual wavelength half-wave plate (DHWP), two mirrors and a PPKTP crystal.</w:t>
       </w:r>
       <w:r>
         <w:rPr>
@@ -13649,21 +13353,7 @@
         <w:rPr>
           <w:rFonts w:ascii="Times New Roman" w:hAnsi="Times New Roman" w:cs="Times New Roman"/>
         </w:rPr>
-        <w:t>The PPKTP crystal is installed in a thermal control stage which shown in figure 3.</w:t>
-      </w:r>
-      <w:proofErr w:type="gramStart"/>
-      <w:r>
-        <w:rPr>
-          <w:rFonts w:ascii="Times New Roman" w:hAnsi="Times New Roman" w:cs="Times New Roman"/>
-        </w:rPr>
-        <w:t>1.The</w:t>
-      </w:r>
-      <w:proofErr w:type="gramEnd"/>
-      <w:r>
-        <w:rPr>
-          <w:rFonts w:ascii="Times New Roman" w:hAnsi="Times New Roman" w:cs="Times New Roman"/>
-        </w:rPr>
-        <w:t xml:space="preserve"> temperature is maintained to achieve a degenerate wavelength at 1560 nm.</w:t>
+        <w:t>The PPKTP crystal is installed in a thermal control stage which shown in figure 3.1.The temperature is maintained to achieve a degenerate wavelength at 1560 nm.</w:t>
       </w:r>
     </w:p>
     <w:p>
@@ -13796,7 +13486,19 @@
         <w:rPr>
           <w:rFonts w:ascii="Times New Roman" w:hAnsi="Times New Roman" w:cs="Times New Roman"/>
         </w:rPr>
-        <w:t xml:space="preserve">            Figure 3.1: The picture of PPKTP crystal installed in a thermal control stage</w:t>
+        <w:t xml:space="preserve">            Figure </w:t>
+      </w:r>
+      <w:r>
+        <w:rPr>
+          <w:rFonts w:ascii="Times New Roman" w:hAnsi="Times New Roman" w:cs="Times New Roman"/>
+        </w:rPr>
+        <w:t>6</w:t>
+      </w:r>
+      <w:r>
+        <w:rPr>
+          <w:rFonts w:ascii="Times New Roman" w:hAnsi="Times New Roman" w:cs="Times New Roman"/>
+        </w:rPr>
+        <w:t>.1: The picture of PPKTP crystal installed in a thermal control stage</w:t>
       </w:r>
     </w:p>
     <w:p>
@@ -13894,14 +13596,7 @@
         <w:rPr>
           <w:rFonts w:ascii="Times New Roman" w:hAnsi="Times New Roman" w:cs="Times New Roman"/>
         </w:rPr>
-        <w:t xml:space="preserve">We employ the Single Quantum SNSPD (Superconducting Nanowire Single Photon Detector) with high detection efficiency of 76% and high timing resolution 30 picoseconds to measure the single photon counts in path 1 and path 2. With a </w:t>
-      </w:r>
-      <w:proofErr w:type="gramStart"/>
-      <w:r>
-        <w:rPr>
-          <w:rFonts w:ascii="Times New Roman" w:hAnsi="Times New Roman" w:cs="Times New Roman"/>
-        </w:rPr>
-        <w:t>120</w:t>
+        <w:t>We employ the Single Quantum SNSPD (Superconducting Nanowire Single Photon Detector) with high detection efficiency of 76% and high timing resolution 30 picoseconds to measure the single photon counts in path 1 and path 2. With a 120</w:t>
       </w:r>
       <w:r>
         <w:rPr>
@@ -13909,34 +13604,11 @@
         </w:rPr>
         <w:t xml:space="preserve"> </w:t>
       </w:r>
-      <w:proofErr w:type="spellStart"/>
-      <w:r>
-        <w:rPr>
-          <w:rFonts w:ascii="Times New Roman" w:hAnsi="Times New Roman" w:cs="Times New Roman"/>
-        </w:rPr>
-        <w:t>mW</w:t>
-      </w:r>
-      <w:proofErr w:type="spellEnd"/>
-      <w:proofErr w:type="gramEnd"/>
-      <w:r>
-        <w:rPr>
-          <w:rFonts w:ascii="Times New Roman" w:hAnsi="Times New Roman" w:cs="Times New Roman"/>
-        </w:rPr>
-        <w:t xml:space="preserve"> pump power for the PPKTP crystal, the single photon counts for each path is 500 </w:t>
-      </w:r>
-      <w:proofErr w:type="spellStart"/>
-      <w:r>
-        <w:rPr>
-          <w:rFonts w:ascii="Times New Roman" w:hAnsi="Times New Roman" w:cs="Times New Roman"/>
-        </w:rPr>
-        <w:t>kcps</w:t>
-      </w:r>
-      <w:proofErr w:type="spellEnd"/>
-      <w:r>
-        <w:rPr>
-          <w:rFonts w:ascii="Times New Roman" w:hAnsi="Times New Roman" w:cs="Times New Roman"/>
-        </w:rPr>
-        <w:t xml:space="preserve"> (</w:t>
+      <w:r>
+        <w:rPr>
+          <w:rFonts w:ascii="Times New Roman" w:hAnsi="Times New Roman" w:cs="Times New Roman"/>
+        </w:rPr>
+        <w:t>mW pump power for the PPKTP crystal, the single photon counts for each path is 500 kcps (</w:t>
       </w:r>
       <w:r>
         <w:rPr>
@@ -13994,35 +13666,7 @@
         <w:rPr>
           <w:rFonts w:ascii="Times New Roman" w:hAnsi="Times New Roman" w:cs="Times New Roman"/>
         </w:rPr>
-        <w:t xml:space="preserve">In conclusion, we build a high brightness telecom band entangled photonic source with the </w:t>
-      </w:r>
-      <w:proofErr w:type="spellStart"/>
-      <w:r>
-        <w:rPr>
-          <w:rFonts w:ascii="Times New Roman" w:hAnsi="Times New Roman" w:cs="Times New Roman"/>
-        </w:rPr>
-        <w:t>Sagnac</w:t>
-      </w:r>
-      <w:proofErr w:type="spellEnd"/>
-      <w:r>
-        <w:rPr>
-          <w:rFonts w:ascii="Times New Roman" w:hAnsi="Times New Roman" w:cs="Times New Roman"/>
-        </w:rPr>
-        <w:t xml:space="preserve"> interferometer as the core part. The single path counts </w:t>
-      </w:r>
-      <w:proofErr w:type="gramStart"/>
-      <w:r>
-        <w:rPr>
-          <w:rFonts w:ascii="Times New Roman" w:hAnsi="Times New Roman" w:cs="Times New Roman"/>
-        </w:rPr>
-        <w:t>is</w:t>
-      </w:r>
-      <w:proofErr w:type="gramEnd"/>
-      <w:r>
-        <w:rPr>
-          <w:rFonts w:ascii="Times New Roman" w:hAnsi="Times New Roman" w:cs="Times New Roman"/>
-        </w:rPr>
-        <w:t xml:space="preserve"> approximately half-million per second, and the maximum generation rate of entangled photon pairs is 120k/s, which is 500 times higher than the previous entangled photon source that built by P. G. Evans at 2010 with a GVM-PPKTP crystal at telecom wavelength. The high single path counts and the high entangled photon pair counts indicate the high brightness. </w:t>
+        <w:t xml:space="preserve">In conclusion, we build a high brightness telecom band entangled photonic source with the Sagnac interferometer as the core part. The single path counts is approximately half-million per second, and the maximum generation rate of entangled photon pairs is 120k/s, which is 500 times higher than the previous entangled photon source that built by P. G. Evans at 2010 with a GVM-PPKTP crystal at telecom wavelength. The high single path counts and the high entangled photon pair counts indicate the high brightness. </w:t>
       </w:r>
     </w:p>
     <w:p>
@@ -14129,21 +13773,7 @@
         <w:rPr>
           <w:rFonts w:ascii="Times New Roman" w:hAnsi="Times New Roman" w:cs="Times New Roman"/>
         </w:rPr>
-        <w:t xml:space="preserve">, the effort of building this </w:t>
-      </w:r>
-      <w:proofErr w:type="spellStart"/>
-      <w:r>
-        <w:rPr>
-          <w:rFonts w:ascii="Times New Roman" w:hAnsi="Times New Roman" w:cs="Times New Roman"/>
-        </w:rPr>
-        <w:t>sagnac</w:t>
-      </w:r>
-      <w:proofErr w:type="spellEnd"/>
-      <w:r>
-        <w:rPr>
-          <w:rFonts w:ascii="Times New Roman" w:hAnsi="Times New Roman" w:cs="Times New Roman"/>
-        </w:rPr>
-        <w:t xml:space="preserve"> </w:t>
+        <w:t xml:space="preserve">, the effort of building this sagnac </w:t>
       </w:r>
       <w:r>
         <w:rPr>
@@ -14418,21 +14048,7 @@
         <w:rPr>
           <w:rFonts w:ascii="Times New Roman" w:hAnsi="Times New Roman" w:cs="Times New Roman"/>
         </w:rPr>
-        <w:t xml:space="preserve">passes through a fiber integrable </w:t>
-      </w:r>
-      <w:proofErr w:type="spellStart"/>
-      <w:r>
-        <w:rPr>
-          <w:rFonts w:ascii="Times New Roman" w:hAnsi="Times New Roman" w:cs="Times New Roman"/>
-        </w:rPr>
-        <w:t>sagnac</w:t>
-      </w:r>
-      <w:proofErr w:type="spellEnd"/>
-      <w:r>
-        <w:rPr>
-          <w:rFonts w:ascii="Times New Roman" w:hAnsi="Times New Roman" w:cs="Times New Roman"/>
-        </w:rPr>
-        <w:t xml:space="preserve"> interferometer </w:t>
+        <w:t xml:space="preserve">passes through a fiber integrable sagnac interferometer </w:t>
       </w:r>
       <w:r>
         <w:rPr>
@@ -14589,13 +14205,7 @@
               <w:rPr>
                 <w:rFonts w:ascii="Cambria Math" w:eastAsiaTheme="minorEastAsia" w:hAnsi="Cambria Math" w:cs="Times New Roman"/>
               </w:rPr>
-              <m:t>H</m:t>
-            </m:r>
-            <m:r>
-              <w:rPr>
-                <w:rFonts w:ascii="Cambria Math" w:eastAsiaTheme="minorEastAsia" w:hAnsi="Cambria Math" w:cs="Times New Roman"/>
-              </w:rPr>
-              <m:t>⟩</m:t>
+              <m:t>H⟩</m:t>
             </m:r>
           </m:e>
           <m:sub>
@@ -14640,13 +14250,7 @@
               <w:rPr>
                 <w:rFonts w:ascii="Cambria Math" w:eastAsiaTheme="minorEastAsia" w:hAnsi="Cambria Math" w:cs="Times New Roman"/>
               </w:rPr>
-              <m:t>|</m:t>
-            </m:r>
-            <m:r>
-              <w:rPr>
-                <w:rFonts w:ascii="Cambria Math" w:eastAsiaTheme="minorEastAsia" w:hAnsi="Cambria Math" w:cs="Times New Roman"/>
-              </w:rPr>
-              <m:t>V</m:t>
+              <m:t>|V</m:t>
             </m:r>
           </m:e>
           <m:sub>
@@ -14672,13 +14276,7 @@
               <w:rPr>
                 <w:rFonts w:ascii="Cambria Math" w:eastAsiaTheme="minorEastAsia" w:hAnsi="Cambria Math" w:cs="Times New Roman"/>
               </w:rPr>
-              <m:t>V</m:t>
-            </m:r>
-            <m:r>
-              <w:rPr>
-                <w:rFonts w:ascii="Cambria Math" w:eastAsiaTheme="minorEastAsia" w:hAnsi="Cambria Math" w:cs="Times New Roman"/>
-              </w:rPr>
-              <m:t>⟩</m:t>
+              <m:t>V⟩</m:t>
             </m:r>
           </m:e>
           <m:sub>
@@ -14835,31 +14433,7 @@
             <w:rPr>
               <w:rFonts w:ascii="Cambria Math" w:eastAsiaTheme="minorEastAsia" w:hAnsi="Cambria Math" w:cs="Times New Roman"/>
             </w:rPr>
-            <m:t>(|HH</m:t>
-          </m:r>
-          <m:r>
-            <w:rPr>
-              <w:rFonts w:ascii="Cambria Math" w:eastAsiaTheme="minorEastAsia" w:hAnsi="Cambria Math" w:cs="Times New Roman"/>
-            </w:rPr>
-            <m:t>⟩</m:t>
-          </m:r>
-          <m:r>
-            <w:rPr>
-              <w:rFonts w:ascii="Cambria Math" w:eastAsiaTheme="minorEastAsia" w:hAnsi="Cambria Math" w:cs="Times New Roman"/>
-            </w:rPr>
-            <m:t>+|VV</m:t>
-          </m:r>
-          <m:r>
-            <w:rPr>
-              <w:rFonts w:ascii="Cambria Math" w:eastAsiaTheme="minorEastAsia" w:hAnsi="Cambria Math" w:cs="Times New Roman"/>
-            </w:rPr>
-            <m:t>⟩</m:t>
-          </m:r>
-          <m:r>
-            <w:rPr>
-              <w:rFonts w:ascii="Cambria Math" w:eastAsiaTheme="minorEastAsia" w:hAnsi="Cambria Math" w:cs="Times New Roman"/>
-            </w:rPr>
-            <m:t>)</m:t>
+            <m:t>(|HH⟩+|VV⟩)</m:t>
           </m:r>
         </m:oMath>
       </m:oMathPara>
@@ -14890,6 +14464,7 @@
           <w:rFonts w:ascii="Times New Roman" w:hAnsi="Times New Roman" w:cs="Times New Roman"/>
           <w:b/>
           <w:bCs/>
+          <w:noProof/>
         </w:rPr>
         <w:drawing>
           <wp:inline distT="0" distB="0" distL="0" distR="0" wp14:anchorId="57F38FA8" wp14:editId="783C1BEF">
@@ -14957,7 +14532,19 @@
         <w:rPr>
           <w:rFonts w:ascii="Times New Roman" w:hAnsi="Times New Roman" w:cs="Times New Roman"/>
         </w:rPr>
-        <w:t xml:space="preserve">igure 4: A schematic of the setup of the entangled sources </w:t>
+        <w:t xml:space="preserve">igure </w:t>
+      </w:r>
+      <w:r>
+        <w:rPr>
+          <w:rFonts w:ascii="Times New Roman" w:hAnsi="Times New Roman" w:cs="Times New Roman"/>
+        </w:rPr>
+        <w:t>7</w:t>
+      </w:r>
+      <w:r>
+        <w:rPr>
+          <w:rFonts w:ascii="Times New Roman" w:hAnsi="Times New Roman" w:cs="Times New Roman"/>
+        </w:rPr>
+        <w:t xml:space="preserve">: A schematic of the setup of the entangled sources </w:t>
       </w:r>
       <w:r>
         <w:rPr>
@@ -15130,6 +14717,7 @@
       <w:r>
         <w:rPr>
           <w:rFonts w:ascii="Times New Roman" w:hAnsi="Times New Roman" w:cs="Times New Roman"/>
+          <w:noProof/>
         </w:rPr>
         <w:lastRenderedPageBreak/>
         <w:drawing>
@@ -15177,6 +14765,7 @@
       <w:r>
         <w:rPr>
           <w:rFonts w:ascii="Times New Roman" w:hAnsi="Times New Roman" w:cs="Times New Roman"/>
+          <w:noProof/>
         </w:rPr>
         <w:drawing>
           <wp:inline distT="0" distB="0" distL="0" distR="0" wp14:anchorId="55FC68B0" wp14:editId="41BE0D50">
@@ -15279,7 +14868,19 @@
         <w:rPr>
           <w:rFonts w:ascii="Times New Roman" w:hAnsi="Times New Roman" w:cs="Times New Roman"/>
         </w:rPr>
-        <w:t>Figure 5:</w:t>
+        <w:t xml:space="preserve">Figure </w:t>
+      </w:r>
+      <w:r>
+        <w:rPr>
+          <w:rFonts w:ascii="Times New Roman" w:hAnsi="Times New Roman" w:cs="Times New Roman"/>
+        </w:rPr>
+        <w:t>8</w:t>
+      </w:r>
+      <w:r>
+        <w:rPr>
+          <w:rFonts w:ascii="Times New Roman" w:hAnsi="Times New Roman" w:cs="Times New Roman"/>
+        </w:rPr>
+        <w:t>:</w:t>
       </w:r>
       <w:r>
         <w:rPr>
@@ -15508,19 +15109,7 @@
         <w:rPr>
           <w:rFonts w:ascii="Times New Roman" w:hAnsi="Times New Roman" w:cs="Times New Roman"/>
         </w:rPr>
-        <w:t xml:space="preserve">A pump with 775 nm CW laser is focused on 4 cm PPLN ridge waveguide operated at ~36.5 </w:t>
-      </w:r>
-      <w:r>
-        <w:rPr>
-          <w:rFonts w:ascii="Times New Roman" w:hAnsi="Times New Roman" w:cs="Times New Roman"/>
-        </w:rPr>
-        <w:t>°</w:t>
-      </w:r>
-      <w:r>
-        <w:rPr>
-          <w:rFonts w:ascii="Times New Roman" w:hAnsi="Times New Roman" w:cs="Times New Roman"/>
-        </w:rPr>
-        <w:t>C</w:t>
+        <w:t>A pump with 775 nm CW laser is focused on 4 cm PPLN ridge waveguide operated at ~36.5 °C</w:t>
       </w:r>
       <w:r>
         <w:rPr>
@@ -15584,23 +15173,7 @@
           <w:rFonts w:eastAsiaTheme="minorEastAsia"/>
           <w:color w:val="000000" w:themeColor="text1"/>
         </w:rPr>
-        <w:t xml:space="preserve"> pairs/s/</w:t>
-      </w:r>
-      <w:proofErr w:type="spellStart"/>
-      <w:r>
-        <w:rPr>
-          <w:rFonts w:eastAsiaTheme="minorEastAsia"/>
-          <w:color w:val="000000" w:themeColor="text1"/>
-        </w:rPr>
-        <w:t>mW</w:t>
-      </w:r>
-      <w:proofErr w:type="spellEnd"/>
-      <w:r>
-        <w:rPr>
-          <w:rFonts w:eastAsiaTheme="minorEastAsia"/>
-          <w:color w:val="000000" w:themeColor="text1"/>
-        </w:rPr>
-        <w:t>/nm</w:t>
+        <w:t xml:space="preserve"> pairs/s/mW/nm</w:t>
       </w:r>
       <w:r>
         <w:rPr>
@@ -15699,49 +15272,7 @@
         <w:rPr>
           <w:rFonts w:ascii="Times New Roman" w:hAnsi="Times New Roman" w:cs="Times New Roman"/>
         </w:rPr>
-        <w:t xml:space="preserve">SPAD detectors with 10% efficiency, 5 </w:t>
-      </w:r>
-      <w:proofErr w:type="spellStart"/>
-      <w:r>
-        <w:rPr>
-          <w:rFonts w:ascii="Times New Roman" w:hAnsi="Times New Roman" w:cs="Times New Roman"/>
-        </w:rPr>
-        <w:t>μs</w:t>
-      </w:r>
-      <w:proofErr w:type="spellEnd"/>
-      <w:r>
-        <w:rPr>
-          <w:rFonts w:ascii="Times New Roman" w:hAnsi="Times New Roman" w:cs="Times New Roman"/>
-        </w:rPr>
-        <w:t xml:space="preserve"> dead time, and &lt;1000 cps dark counts are employed. Coincidences are registered by a </w:t>
-      </w:r>
-      <w:proofErr w:type="spellStart"/>
-      <w:r>
-        <w:rPr>
-          <w:rFonts w:ascii="Times New Roman" w:hAnsi="Times New Roman" w:cs="Times New Roman"/>
-        </w:rPr>
-        <w:t>PicoHarp</w:t>
-      </w:r>
-      <w:proofErr w:type="spellEnd"/>
-      <w:r>
-        <w:rPr>
-          <w:rFonts w:ascii="Times New Roman" w:hAnsi="Times New Roman" w:cs="Times New Roman"/>
-        </w:rPr>
-        <w:t xml:space="preserve"> 300 time-tagger with 512 </w:t>
-      </w:r>
-      <w:proofErr w:type="spellStart"/>
-      <w:r>
-        <w:rPr>
-          <w:rFonts w:ascii="Times New Roman" w:hAnsi="Times New Roman" w:cs="Times New Roman"/>
-        </w:rPr>
-        <w:t>ps</w:t>
-      </w:r>
-      <w:proofErr w:type="spellEnd"/>
-      <w:r>
-        <w:rPr>
-          <w:rFonts w:ascii="Times New Roman" w:hAnsi="Times New Roman" w:cs="Times New Roman"/>
-        </w:rPr>
-        <w:t xml:space="preserve"> time-bin resolution.</w:t>
+        <w:t>SPAD detectors with 10% efficiency, 5 μs dead time, and &lt;1000 cps dark counts are employed. Coincidences are registered by a PicoHarp 300 time-tagger with 512 ps time-bin resolution.</w:t>
       </w:r>
     </w:p>
     <w:p>
@@ -15811,21 +15342,7 @@
         <w:rPr>
           <w:rFonts w:ascii="Times New Roman" w:hAnsi="Times New Roman" w:cs="Times New Roman"/>
         </w:rPr>
-        <w:t xml:space="preserve"> in a </w:t>
-      </w:r>
-      <w:proofErr w:type="spellStart"/>
-      <w:r>
-        <w:rPr>
-          <w:rFonts w:ascii="Times New Roman" w:hAnsi="Times New Roman" w:cs="Times New Roman"/>
-        </w:rPr>
-        <w:t>Sagnac</w:t>
-      </w:r>
-      <w:proofErr w:type="spellEnd"/>
-      <w:r>
-        <w:rPr>
-          <w:rFonts w:ascii="Times New Roman" w:hAnsi="Times New Roman" w:cs="Times New Roman"/>
-        </w:rPr>
-        <w:t xml:space="preserve"> configuration.</w:t>
+        <w:t xml:space="preserve"> in a Sagnac configuration.</w:t>
       </w:r>
     </w:p>
     <w:p>
@@ -16195,35 +15712,7 @@
         <w:rPr>
           <w:rFonts w:ascii="Times New Roman" w:hAnsi="Times New Roman" w:cs="Times New Roman"/>
         </w:rPr>
-        <w:t xml:space="preserve">Contemporary developments have achieved remarkable milestones in polarization-entangled photon generation at telecommunications wavelengths. A recent breakthrough demonstrates a tunable, multi-channel polarization-entanglement source capable of generating 14 simultaneous wavelength-division-multiplexed (WDM) channels around 1550nm with raw fidelity values reaching 94% and Bell inequality violations exceeding 2.56. This multi-user capability represents a paradigm shift, enabling up to 40 user pairs to communicate simultaneously over standard metro-area fiber-optic infrastructure. Additionally, ultrabright fiber-coupled polarization-entangled sources based on bulk </w:t>
-      </w:r>
-      <w:proofErr w:type="spellStart"/>
-      <w:r>
-        <w:rPr>
-          <w:rFonts w:ascii="Times New Roman" w:hAnsi="Times New Roman" w:cs="Times New Roman"/>
-        </w:rPr>
-        <w:t>ppKTP</w:t>
-      </w:r>
-      <w:proofErr w:type="spellEnd"/>
-      <w:r>
-        <w:rPr>
-          <w:rFonts w:ascii="Times New Roman" w:hAnsi="Times New Roman" w:cs="Times New Roman"/>
-        </w:rPr>
-        <w:t xml:space="preserve"> crystals now achieve spectral brightness exceeding 2.0 MHz·mW⁻¹·nm⁻¹, with Bell-Clauser-Horne-</w:t>
-      </w:r>
-      <w:proofErr w:type="spellStart"/>
-      <w:r>
-        <w:rPr>
-          <w:rFonts w:ascii="Times New Roman" w:hAnsi="Times New Roman" w:cs="Times New Roman"/>
-        </w:rPr>
-        <w:t>Shimony</w:t>
-      </w:r>
-      <w:proofErr w:type="spellEnd"/>
-      <w:r>
-        <w:rPr>
-          <w:rFonts w:ascii="Times New Roman" w:hAnsi="Times New Roman" w:cs="Times New Roman"/>
-        </w:rPr>
-        <w:t>-Holt values of 2.782±0.04 and state fidelities reaching 97.8%. Silicon photonic integration has also emerged as a competitive platform, producing polarization-entangled photon pairs with state-of-the-art brightness of 1.6×10⁷ pairs/s/GHz/mW² and visibility exceeding 96.6%.</w:t>
+        <w:t>Contemporary developments have achieved remarkable milestones in polarization-entangled photon generation at telecommunications wavelengths. A recent breakthrough demonstrates a tunable, multi-channel polarization-entanglement source capable of generating 14 simultaneous wavelength-division-multiplexed (WDM) channels around 1550nm with raw fidelity values reaching 94% and Bell inequality violations exceeding 2.56. This multi-user capability represents a paradigm shift, enabling up to 40 user pairs to communicate simultaneously over standard metro-area fiber-optic infrastructure. Additionally, ultrabright fiber-coupled polarization-entangled sources based on bulk ppKTP crystals now achieve spectral brightness exceeding 2.0 MHz·mW⁻¹·nm⁻¹, with Bell-Clauser-Horne-Shimony-Holt values of 2.782±0.04 and state fidelities reaching 97.8%. Silicon photonic integration has also emerged as a competitive platform, producing polarization-entangled photon pairs with state-of-the-art brightness of 1.6×10⁷ pairs/s/GHz/mW² and visibility exceeding 96.6%.</w:t>
       </w:r>
     </w:p>
     <w:p>
@@ -16487,21 +15976,7 @@
         <w:rPr>
           <w:rFonts w:ascii="Times New Roman" w:hAnsi="Times New Roman" w:cs="Times New Roman"/>
         </w:rPr>
-        <w:t xml:space="preserve">Instead of using external </w:t>
-      </w:r>
-      <w:proofErr w:type="spellStart"/>
-      <w:r>
-        <w:rPr>
-          <w:rFonts w:ascii="Times New Roman" w:hAnsi="Times New Roman" w:cs="Times New Roman"/>
-        </w:rPr>
-        <w:t>Sagnac</w:t>
-      </w:r>
-      <w:proofErr w:type="spellEnd"/>
-      <w:r>
-        <w:rPr>
-          <w:rFonts w:ascii="Times New Roman" w:hAnsi="Times New Roman" w:cs="Times New Roman"/>
-        </w:rPr>
-        <w:t xml:space="preserve"> interferometers to create entanglement, researchers are now</w:t>
+        <w:t>Instead of using external Sagnac interferometers to create entanglement, researchers are now</w:t>
       </w:r>
     </w:p>
     <w:p>
@@ -17062,15 +16537,7 @@
     </w:p>
     <w:p>
       <w:r>
-        <w:t xml:space="preserve">[2] CW-pumped telecom band polarization entangled photon pair generation in a </w:t>
-      </w:r>
-      <w:proofErr w:type="spellStart"/>
-      <w:r>
-        <w:t>Sagnac</w:t>
-      </w:r>
-      <w:proofErr w:type="spellEnd"/>
-      <w:r>
-        <w:t xml:space="preserve"> interferometer Yan Li,</w:t>
+        <w:t>[2] CW-pumped telecom band polarization entangled photon pair generation in a Sagnac interferometer Yan Li,</w:t>
       </w:r>
       <w:r>
         <w:t xml:space="preserve"> </w:t>
@@ -17103,36 +16570,12 @@
     </w:p>
     <w:p>
       <w:r>
-        <w:t xml:space="preserve">[4] C. Bruscino et al., “Entanglement based Spontaneous Parametric Down Conversion sources for Quantum Key Distribution applications,” International Conference on Transparent Optical Networks, Jul. 2024, </w:t>
-      </w:r>
-      <w:proofErr w:type="spellStart"/>
-      <w:r>
-        <w:t>doi</w:t>
-      </w:r>
-      <w:proofErr w:type="spellEnd"/>
-      <w:r>
-        <w:t>: 10.1109/ICTON62926.2024.10647458.</w:t>
-      </w:r>
-    </w:p>
-    <w:p>
-      <w:r>
-        <w:t xml:space="preserve">[5] K. Park, J. W. Lee, D. h. </w:t>
-      </w:r>
-      <w:proofErr w:type="spellStart"/>
-      <w:r>
-        <w:t>Im</w:t>
-      </w:r>
-      <w:proofErr w:type="spellEnd"/>
-      <w:r>
-        <w:t xml:space="preserve">, D. Kim, and Y. S. Ihn, “Ultrabright Fiber Coupled Polarization Entangled Photon Source with Spectral Brightness Surpassing 2.0MHzmW1nm1,” Wiley, May 2025, </w:t>
-      </w:r>
-      <w:proofErr w:type="spellStart"/>
-      <w:r>
-        <w:t>doi</w:t>
-      </w:r>
-      <w:proofErr w:type="spellEnd"/>
-      <w:r>
-        <w:t xml:space="preserve">: </w:t>
+        <w:t>[4] C. Bruscino et al., “Entanglement based Spontaneous Parametric Down Conversion sources for Quantum Key Distribution applications,” International Conference on Transparent Optical Networks, Jul. 2024, doi: 10.1109/ICTON62926.2024.10647458.</w:t>
+      </w:r>
+    </w:p>
+    <w:p>
+      <w:r>
+        <w:t xml:space="preserve">[5] K. Park, J. W. Lee, D. h. Im, D. Kim, and Y. S. Ihn, “Ultrabright Fiber Coupled Polarization Entangled Photon Source with Spectral Brightness Surpassing 2.0MHzmW1nm1,” Wiley, May 2025, doi: </w:t>
       </w:r>
       <w:hyperlink r:id="rId19" w:history="1">
         <w:r>
@@ -17148,15 +16591,7 @@
     </w:p>
     <w:p>
       <w:r>
-        <w:t xml:space="preserve">[6] V. K. Yadav, V. Venkataraman, and J. Ghosh, “Telecom source of tunable polarization-entanglement distribution up to 100-km for multi-user QKD over metro-area fiber-optic networks,” None, Jan. 2025, </w:t>
-      </w:r>
-      <w:proofErr w:type="spellStart"/>
-      <w:r>
-        <w:t>doi</w:t>
-      </w:r>
-      <w:proofErr w:type="spellEnd"/>
-      <w:r>
-        <w:t xml:space="preserve">: </w:t>
+        <w:t xml:space="preserve">[6] V. K. Yadav, V. Venkataraman, and J. Ghosh, “Telecom source of tunable polarization-entanglement distribution up to 100-km for multi-user QKD over metro-area fiber-optic networks,” None, Jan. 2025, doi: </w:t>
       </w:r>
       <w:hyperlink r:id="rId20" w:history="1">
         <w:r>
@@ -17172,36 +16607,12 @@
     </w:p>
     <w:p>
       <w:r>
-        <w:t xml:space="preserve">[7] X. Hua et al., “A bright polarization-entangled photon pair source based on silicon photonics integration,” APL Photonics, Jun. 2025, </w:t>
-      </w:r>
-      <w:proofErr w:type="spellStart"/>
-      <w:r>
-        <w:t>doi</w:t>
-      </w:r>
-      <w:proofErr w:type="spellEnd"/>
-      <w:r>
-        <w:t>: 10.1063/5.0256768.</w:t>
-      </w:r>
-    </w:p>
-    <w:p>
-      <w:r>
-        <w:t xml:space="preserve">[8] </w:t>
-      </w:r>
-      <w:proofErr w:type="spellStart"/>
-      <w:r>
-        <w:t>Omshankar</w:t>
-      </w:r>
-      <w:proofErr w:type="spellEnd"/>
-      <w:r>
-        <w:t xml:space="preserve">, et al. "Bright source of narrowband polarization-entangled photons from a thick type-II </w:t>
-      </w:r>
-      <w:proofErr w:type="spellStart"/>
-      <w:r>
-        <w:t>ppKIP</w:t>
-      </w:r>
-      <w:proofErr w:type="spellEnd"/>
-      <w:r>
-        <w:t xml:space="preserve"> crystal." </w:t>
+        <w:t>[7] X. Hua et al., “A bright polarization-entangled photon pair source based on silicon photonics integration,” APL Photonics, Jun. 2025, doi: 10.1063/5.0256768.</w:t>
+      </w:r>
+    </w:p>
+    <w:p>
+      <w:r>
+        <w:t xml:space="preserve">[8] Omshankar, et al. "Bright source of narrowband polarization-entangled photons from a thick type-II ppKIP crystal." </w:t>
       </w:r>
       <w:hyperlink r:id="rId21" w:history="1">
         <w:r>
@@ -20736,6 +20147,7 @@
   <w:style w:type="character" w:default="1" w:styleId="DefaultParagraphFont">
     <w:name w:val="Default Paragraph Font"/>
     <w:uiPriority w:val="1"/>
+    <w:semiHidden/>
     <w:unhideWhenUsed/>
   </w:style>
   <w:style w:type="table" w:default="1" w:styleId="TableNormal">

--- a/report.docx
+++ b/report.docx
@@ -32,6 +32,295 @@
     </w:p>
     <w:p>
       <w:pPr>
+        <w:spacing w:after="0" w:line="276" w:lineRule="auto"/>
+        <w:ind w:left="360"/>
+        <w:jc w:val="both"/>
+      </w:pPr>
+      <w:r>
+        <w:t>Quantum information science is about using the strange rules of quantum mechanics to store, process, and send information. Photons (particles of light) are especially useful for this because they don’t interact much with their surroundings, so they can carry quantum information over long distances without losing it. We can also control photons in several ways</w:t>
+      </w:r>
+      <w:r>
+        <w:t>,</w:t>
+      </w:r>
+      <w:r>
+        <w:t xml:space="preserve"> for example by their polarization, arrival time, or wavelength</w:t>
+      </w:r>
+      <w:r>
+        <w:t>,</w:t>
+      </w:r>
+      <w:r>
+        <w:t xml:space="preserve"> which makes them a flexible platform for quantum communication and entanglement-based experiments.</w:t>
+      </w:r>
+    </w:p>
+    <w:p>
+      <w:pPr>
+        <w:spacing w:after="0" w:line="276" w:lineRule="auto"/>
+        <w:ind w:left="360"/>
+        <w:jc w:val="both"/>
+      </w:pPr>
+    </w:p>
+    <w:p>
+      <w:pPr>
+        <w:spacing w:after="0" w:line="276" w:lineRule="auto"/>
+        <w:ind w:left="360"/>
+        <w:jc w:val="both"/>
+        <w:rPr>
+          <w:rFonts w:ascii="Times New Roman" w:hAnsi="Times New Roman" w:cs="Times New Roman"/>
+        </w:rPr>
+      </w:pPr>
+      <w:r>
+        <w:rPr>
+          <w:rFonts w:ascii="Times New Roman" w:hAnsi="Times New Roman" w:cs="Times New Roman"/>
+        </w:rPr>
+        <w:t>For photon-based quantum networks you need a dependable source of entangled photon pairs. One common method to create these pairs is spontaneous parametric down</w:t>
+      </w:r>
+      <w:r>
+        <w:rPr>
+          <w:rFonts w:ascii="Times New Roman" w:hAnsi="Times New Roman" w:cs="Times New Roman"/>
+        </w:rPr>
+        <w:t xml:space="preserve"> </w:t>
+      </w:r>
+      <w:r>
+        <w:rPr>
+          <w:rFonts w:ascii="Times New Roman" w:hAnsi="Times New Roman" w:cs="Times New Roman"/>
+        </w:rPr>
+        <w:t>conversion (SPDC), a nonlinear optical process that reliably produces strongly correlated photons. Experimenters use a range of setups for SPDC: free</w:t>
+      </w:r>
+      <w:r>
+        <w:rPr>
+          <w:rFonts w:ascii="Times New Roman" w:hAnsi="Times New Roman" w:cs="Times New Roman"/>
+        </w:rPr>
+        <w:t xml:space="preserve"> </w:t>
+      </w:r>
+      <w:r>
+        <w:rPr>
+          <w:rFonts w:ascii="Times New Roman" w:hAnsi="Times New Roman" w:cs="Times New Roman"/>
+        </w:rPr>
+        <w:t xml:space="preserve">space </w:t>
+      </w:r>
+      <w:proofErr w:type="spellStart"/>
+      <w:r>
+        <w:rPr>
+          <w:rFonts w:ascii="Times New Roman" w:hAnsi="Times New Roman" w:cs="Times New Roman"/>
+        </w:rPr>
+        <w:t>Sagnac</w:t>
+      </w:r>
+      <w:proofErr w:type="spellEnd"/>
+      <w:r>
+        <w:rPr>
+          <w:rFonts w:ascii="Times New Roman" w:hAnsi="Times New Roman" w:cs="Times New Roman"/>
+        </w:rPr>
+        <w:t xml:space="preserve"> interferometers</w:t>
+      </w:r>
+    </w:p>
+    <w:p>
+      <w:pPr>
+        <w:spacing w:after="0" w:line="276" w:lineRule="auto"/>
+        <w:ind w:left="360"/>
+        <w:jc w:val="both"/>
+        <w:rPr>
+          <w:rFonts w:ascii="Times New Roman" w:hAnsi="Times New Roman" w:cs="Times New Roman"/>
+        </w:rPr>
+      </w:pPr>
+      <w:r>
+        <w:rPr>
+          <w:rFonts w:ascii="Times New Roman" w:hAnsi="Times New Roman" w:cs="Times New Roman"/>
+        </w:rPr>
+        <w:t>are popular for making polarization</w:t>
+      </w:r>
+      <w:r>
+        <w:rPr>
+          <w:rFonts w:ascii="Times New Roman" w:hAnsi="Times New Roman" w:cs="Times New Roman"/>
+        </w:rPr>
+        <w:t xml:space="preserve"> </w:t>
+      </w:r>
+      <w:r>
+        <w:rPr>
+          <w:rFonts w:ascii="Times New Roman" w:hAnsi="Times New Roman" w:cs="Times New Roman"/>
+        </w:rPr>
+        <w:t xml:space="preserve">entangled pairs, while </w:t>
+      </w:r>
+      <w:r>
+        <w:rPr>
+          <w:rFonts w:ascii="Times New Roman" w:hAnsi="Times New Roman" w:cs="Times New Roman"/>
+        </w:rPr>
+        <w:t>waveguide</w:t>
+      </w:r>
+      <w:r>
+        <w:rPr>
+          <w:rFonts w:ascii="Times New Roman" w:hAnsi="Times New Roman" w:cs="Times New Roman"/>
+        </w:rPr>
+        <w:t xml:space="preserve">-based </w:t>
+      </w:r>
+      <w:r>
+        <w:rPr>
+          <w:rFonts w:ascii="Times New Roman" w:hAnsi="Times New Roman" w:cs="Times New Roman"/>
+        </w:rPr>
+        <w:t>implementations built from periodically poled nonlinear crystals (like PPKTP and PPLN) are widely used for both polarization and time</w:t>
+      </w:r>
+      <w:r>
+        <w:rPr>
+          <w:rFonts w:ascii="Times New Roman" w:hAnsi="Times New Roman" w:cs="Times New Roman"/>
+        </w:rPr>
+        <w:t xml:space="preserve"> </w:t>
+      </w:r>
+      <w:r>
+        <w:rPr>
+          <w:rFonts w:ascii="Times New Roman" w:hAnsi="Times New Roman" w:cs="Times New Roman"/>
+        </w:rPr>
+        <w:t>bin entanglement and are noted for their brightness.</w:t>
+      </w:r>
+    </w:p>
+    <w:p>
+      <w:pPr>
+        <w:spacing w:after="0" w:line="276" w:lineRule="auto"/>
+        <w:ind w:left="360"/>
+        <w:jc w:val="both"/>
+        <w:rPr>
+          <w:rFonts w:ascii="Times New Roman" w:hAnsi="Times New Roman" w:cs="Times New Roman"/>
+        </w:rPr>
+      </w:pPr>
+    </w:p>
+    <w:p>
+      <w:pPr>
+        <w:spacing w:after="0" w:line="276" w:lineRule="auto"/>
+        <w:ind w:left="360"/>
+        <w:jc w:val="both"/>
+        <w:rPr>
+          <w:rFonts w:ascii="Times New Roman" w:hAnsi="Times New Roman" w:cs="Times New Roman"/>
+        </w:rPr>
+      </w:pPr>
+      <w:r>
+        <w:rPr>
+          <w:rFonts w:ascii="Times New Roman" w:hAnsi="Times New Roman" w:cs="Times New Roman"/>
+        </w:rPr>
+        <w:t>The wavelength of the photons matters a lot in real-world systems. Photons around 1550 nm sit in the telecom band, where standard optical fibers have very low loss. That makes 1550 nm ideal for sending entangled photons over long fiber links</w:t>
+      </w:r>
+      <w:r>
+        <w:rPr>
+          <w:rFonts w:ascii="Times New Roman" w:hAnsi="Times New Roman" w:cs="Times New Roman"/>
+        </w:rPr>
+        <w:t>,</w:t>
+      </w:r>
+      <w:r>
+        <w:rPr>
+          <w:rFonts w:ascii="Times New Roman" w:hAnsi="Times New Roman" w:cs="Times New Roman"/>
+        </w:rPr>
+        <w:t xml:space="preserve"> which is why there’s strong interest in entanglement sources that emit directly in the telecom band.</w:t>
+      </w:r>
+    </w:p>
+    <w:p>
+      <w:pPr>
+        <w:spacing w:after="0" w:line="276" w:lineRule="auto"/>
+        <w:ind w:left="360"/>
+        <w:jc w:val="both"/>
+        <w:rPr>
+          <w:rFonts w:ascii="Times New Roman" w:hAnsi="Times New Roman" w:cs="Times New Roman"/>
+        </w:rPr>
+      </w:pPr>
+    </w:p>
+    <w:p>
+      <w:pPr>
+        <w:spacing w:after="0" w:line="276" w:lineRule="auto"/>
+        <w:ind w:left="360"/>
+        <w:jc w:val="both"/>
+        <w:rPr>
+          <w:rFonts w:ascii="Times New Roman" w:hAnsi="Times New Roman" w:cs="Times New Roman"/>
+        </w:rPr>
+      </w:pPr>
+      <w:r>
+        <w:rPr>
+          <w:rFonts w:ascii="Times New Roman" w:hAnsi="Times New Roman" w:cs="Times New Roman"/>
+        </w:rPr>
+        <w:t>This report compares several SPDC-based entangled</w:t>
+      </w:r>
+      <w:r>
+        <w:rPr>
+          <w:rFonts w:ascii="Times New Roman" w:hAnsi="Times New Roman" w:cs="Times New Roman"/>
+        </w:rPr>
+        <w:t xml:space="preserve"> </w:t>
+      </w:r>
+      <w:r>
+        <w:rPr>
+          <w:rFonts w:ascii="Times New Roman" w:hAnsi="Times New Roman" w:cs="Times New Roman"/>
+        </w:rPr>
+        <w:t>pair sources</w:t>
+      </w:r>
+      <w:r>
+        <w:rPr>
+          <w:rFonts w:ascii="Times New Roman" w:hAnsi="Times New Roman" w:cs="Times New Roman"/>
+        </w:rPr>
+        <w:t>,</w:t>
+      </w:r>
+      <w:r>
+        <w:rPr>
+          <w:rFonts w:ascii="Times New Roman" w:hAnsi="Times New Roman" w:cs="Times New Roman"/>
+        </w:rPr>
+        <w:t xml:space="preserve"> including </w:t>
+      </w:r>
+      <w:proofErr w:type="spellStart"/>
+      <w:r>
+        <w:rPr>
+          <w:rFonts w:ascii="Times New Roman" w:hAnsi="Times New Roman" w:cs="Times New Roman"/>
+        </w:rPr>
+        <w:t>Sagnac</w:t>
+      </w:r>
+      <w:proofErr w:type="spellEnd"/>
+      <w:r>
+        <w:rPr>
+          <w:rFonts w:ascii="Times New Roman" w:hAnsi="Times New Roman" w:cs="Times New Roman"/>
+        </w:rPr>
+        <w:t xml:space="preserve"> interferometers built with PPKTP and PPLN, and integrated waveguide approaches. We pay special attention to PPLN ridge waveguides and explain why pumping them with a continuous</w:t>
+      </w:r>
+      <w:r>
+        <w:rPr>
+          <w:rFonts w:ascii="Times New Roman" w:hAnsi="Times New Roman" w:cs="Times New Roman"/>
+        </w:rPr>
+        <w:t xml:space="preserve"> </w:t>
+      </w:r>
+      <w:r>
+        <w:rPr>
+          <w:rFonts w:ascii="Times New Roman" w:hAnsi="Times New Roman" w:cs="Times New Roman"/>
+        </w:rPr>
+        <w:t>wave (CW) laser is an attractive choice. In short, CW</w:t>
+      </w:r>
+      <w:r>
+        <w:rPr>
+          <w:rFonts w:ascii="Times New Roman" w:hAnsi="Times New Roman" w:cs="Times New Roman"/>
+        </w:rPr>
+        <w:t xml:space="preserve"> </w:t>
+      </w:r>
+      <w:r>
+        <w:rPr>
+          <w:rFonts w:ascii="Times New Roman" w:hAnsi="Times New Roman" w:cs="Times New Roman"/>
+        </w:rPr>
+        <w:t>pumped PPLN ridge waveguides combine high brightness with better coupling into fibers, more stable phase matching, and straightforward compatibility with existing fiber networks</w:t>
+      </w:r>
+      <w:r>
+        <w:rPr>
+          <w:rFonts w:ascii="Times New Roman" w:hAnsi="Times New Roman" w:cs="Times New Roman"/>
+        </w:rPr>
+        <w:t>,</w:t>
+      </w:r>
+      <w:r>
+        <w:rPr>
+          <w:rFonts w:ascii="Times New Roman" w:hAnsi="Times New Roman" w:cs="Times New Roman"/>
+        </w:rPr>
+        <w:t xml:space="preserve"> making them a strong candidate for bright, stable, fiber-ready telecom entanglement sources.</w:t>
+      </w:r>
+    </w:p>
+    <w:p>
+      <w:pPr>
+        <w:spacing w:after="0" w:line="276" w:lineRule="auto"/>
+        <w:ind w:left="360"/>
+        <w:jc w:val="both"/>
+        <w:rPr>
+          <w:rFonts w:ascii="Times New Roman" w:hAnsi="Times New Roman" w:cs="Times New Roman"/>
+        </w:rPr>
+      </w:pPr>
+    </w:p>
+    <w:p>
+      <w:pPr>
         <w:pStyle w:val="ListParagraph"/>
         <w:numPr>
           <w:ilvl w:val="1"/>
@@ -120,6 +409,16 @@
     </w:p>
     <w:p>
       <w:pPr>
+        <w:spacing w:after="0" w:line="276" w:lineRule="auto"/>
+        <w:ind w:left="360"/>
+        <w:jc w:val="both"/>
+        <w:rPr>
+          <w:rFonts w:ascii="Times New Roman" w:hAnsi="Times New Roman" w:cs="Times New Roman"/>
+        </w:rPr>
+      </w:pPr>
+    </w:p>
+    <w:p>
+      <w:pPr>
         <w:pStyle w:val="ListParagraph"/>
         <w:numPr>
           <w:ilvl w:val="0"/>
@@ -139,6 +438,7 @@
           <w:b/>
           <w:bCs/>
         </w:rPr>
+        <w:lastRenderedPageBreak/>
         <w:t>Introduction</w:t>
       </w:r>
     </w:p>
@@ -374,7 +674,21 @@
         <w:rPr>
           <w:rFonts w:ascii="Times New Roman" w:hAnsi="Times New Roman" w:cs="Times New Roman"/>
         </w:rPr>
-        <w:t>and Poissonian distribution, design constraints</w:t>
+        <w:t xml:space="preserve">and </w:t>
+      </w:r>
+      <w:proofErr w:type="spellStart"/>
+      <w:r>
+        <w:rPr>
+          <w:rFonts w:ascii="Times New Roman" w:hAnsi="Times New Roman" w:cs="Times New Roman"/>
+        </w:rPr>
+        <w:t>Poissonian</w:t>
+      </w:r>
+      <w:proofErr w:type="spellEnd"/>
+      <w:r>
+        <w:rPr>
+          <w:rFonts w:ascii="Times New Roman" w:hAnsi="Times New Roman" w:cs="Times New Roman"/>
+        </w:rPr>
+        <w:t xml:space="preserve"> distribution, design constraints</w:t>
       </w:r>
       <w:r>
         <w:rPr>
@@ -458,29 +772,53 @@
           <w:bCs/>
         </w:rPr>
       </w:pPr>
-      <w:r>
-        <w:rPr>
-          <w:rFonts w:ascii="Times New Roman" w:hAnsi="Times New Roman" w:cs="Times New Roman"/>
-          <w:b/>
-          <w:bCs/>
-        </w:rPr>
-        <w:t>Sagnac interferometer (Section 13)</w:t>
-      </w:r>
-    </w:p>
-    <w:p>
-      <w:pPr>
-        <w:spacing w:after="0" w:line="276" w:lineRule="auto"/>
-        <w:ind w:left="360"/>
-        <w:jc w:val="both"/>
-        <w:rPr>
-          <w:rFonts w:ascii="Times New Roman" w:hAnsi="Times New Roman" w:cs="Times New Roman"/>
-        </w:rPr>
-      </w:pPr>
-      <w:r>
-        <w:rPr>
-          <w:rFonts w:ascii="Times New Roman" w:hAnsi="Times New Roman" w:cs="Times New Roman"/>
-        </w:rPr>
-        <w:t>This section explains what Sagnac interferometer is and its schematics for polarization entangled photon pairs</w:t>
+      <w:proofErr w:type="spellStart"/>
+      <w:r>
+        <w:rPr>
+          <w:rFonts w:ascii="Times New Roman" w:hAnsi="Times New Roman" w:cs="Times New Roman"/>
+          <w:b/>
+          <w:bCs/>
+        </w:rPr>
+        <w:t>Sagnac</w:t>
+      </w:r>
+      <w:proofErr w:type="spellEnd"/>
+      <w:r>
+        <w:rPr>
+          <w:rFonts w:ascii="Times New Roman" w:hAnsi="Times New Roman" w:cs="Times New Roman"/>
+          <w:b/>
+          <w:bCs/>
+        </w:rPr>
+        <w:t xml:space="preserve"> interferometer (Section 13)</w:t>
+      </w:r>
+    </w:p>
+    <w:p>
+      <w:pPr>
+        <w:spacing w:after="0" w:line="276" w:lineRule="auto"/>
+        <w:ind w:left="360"/>
+        <w:jc w:val="both"/>
+        <w:rPr>
+          <w:rFonts w:ascii="Times New Roman" w:hAnsi="Times New Roman" w:cs="Times New Roman"/>
+        </w:rPr>
+      </w:pPr>
+      <w:r>
+        <w:rPr>
+          <w:rFonts w:ascii="Times New Roman" w:hAnsi="Times New Roman" w:cs="Times New Roman"/>
+        </w:rPr>
+        <w:t xml:space="preserve">This section explains what </w:t>
+      </w:r>
+      <w:proofErr w:type="spellStart"/>
+      <w:r>
+        <w:rPr>
+          <w:rFonts w:ascii="Times New Roman" w:hAnsi="Times New Roman" w:cs="Times New Roman"/>
+        </w:rPr>
+        <w:t>Sagnac</w:t>
+      </w:r>
+      <w:proofErr w:type="spellEnd"/>
+      <w:r>
+        <w:rPr>
+          <w:rFonts w:ascii="Times New Roman" w:hAnsi="Times New Roman" w:cs="Times New Roman"/>
+        </w:rPr>
+        <w:t xml:space="preserve"> interferometer is and its schematics for polarization entangled photon pairs</w:t>
       </w:r>
     </w:p>
     <w:p>
@@ -566,7 +904,6 @@
           <w:b/>
           <w:bCs/>
         </w:rPr>
-        <w:lastRenderedPageBreak/>
         <w:t>Experimental measurements for Entanglement</w:t>
       </w:r>
       <w:r>
@@ -705,6 +1042,7 @@
         <w:rPr>
           <w:rFonts w:ascii="Times New Roman" w:hAnsi="Times New Roman" w:cs="Times New Roman"/>
         </w:rPr>
+        <w:lastRenderedPageBreak/>
         <w:t>Additional sections include abstract, objective, conclusion, bibliography, all intended to aid in navigation.</w:t>
       </w:r>
     </w:p>
@@ -926,68 +1264,6 @@
     </w:p>
     <w:p>
       <w:pPr>
-        <w:pStyle w:val="ListParagraph"/>
-        <w:numPr>
-          <w:ilvl w:val="1"/>
-          <w:numId w:val="4"/>
-        </w:numPr>
-        <w:spacing w:after="0" w:line="276" w:lineRule="auto"/>
-        <w:jc w:val="both"/>
-        <w:rPr>
-          <w:rFonts w:ascii="Times New Roman" w:hAnsi="Times New Roman" w:cs="Times New Roman"/>
-          <w:b/>
-          <w:bCs/>
-          <w:sz w:val="36"/>
-          <w:szCs w:val="36"/>
-        </w:rPr>
-      </w:pPr>
-    </w:p>
-    <w:p>
-      <w:pPr>
-        <w:spacing w:after="0" w:line="276" w:lineRule="auto"/>
-        <w:jc w:val="both"/>
-        <w:rPr>
-          <w:rFonts w:ascii="Times New Roman" w:hAnsi="Times New Roman" w:cs="Times New Roman"/>
-          <w:sz w:val="36"/>
-          <w:szCs w:val="36"/>
-        </w:rPr>
-      </w:pPr>
-    </w:p>
-    <w:p>
-      <w:pPr>
-        <w:spacing w:after="0" w:line="276" w:lineRule="auto"/>
-        <w:jc w:val="both"/>
-        <w:rPr>
-          <w:rFonts w:ascii="Times New Roman" w:hAnsi="Times New Roman" w:cs="Times New Roman"/>
-          <w:sz w:val="36"/>
-          <w:szCs w:val="36"/>
-        </w:rPr>
-      </w:pPr>
-    </w:p>
-    <w:p>
-      <w:pPr>
-        <w:spacing w:after="0" w:line="276" w:lineRule="auto"/>
-        <w:jc w:val="both"/>
-        <w:rPr>
-          <w:rFonts w:ascii="Times New Roman" w:hAnsi="Times New Roman" w:cs="Times New Roman"/>
-          <w:sz w:val="36"/>
-          <w:szCs w:val="36"/>
-        </w:rPr>
-      </w:pPr>
-    </w:p>
-    <w:p>
-      <w:pPr>
-        <w:spacing w:after="0" w:line="276" w:lineRule="auto"/>
-        <w:jc w:val="both"/>
-        <w:rPr>
-          <w:rFonts w:ascii="Times New Roman" w:hAnsi="Times New Roman" w:cs="Times New Roman"/>
-          <w:sz w:val="36"/>
-          <w:szCs w:val="36"/>
-        </w:rPr>
-      </w:pPr>
-    </w:p>
-    <w:p>
-      <w:pPr>
         <w:spacing w:after="0" w:line="276" w:lineRule="auto"/>
         <w:jc w:val="both"/>
         <w:rPr>
@@ -1022,7 +1298,6 @@
           <w:sz w:val="36"/>
           <w:szCs w:val="36"/>
         </w:rPr>
-        <w:lastRenderedPageBreak/>
         <w:t>Types of quantum light source</w:t>
       </w:r>
     </w:p>
@@ -1105,6 +1380,7 @@
         <w:rPr>
           <w:noProof/>
         </w:rPr>
+        <w:lastRenderedPageBreak/>
         <w:drawing>
           <wp:inline distT="0" distB="0" distL="0" distR="0" wp14:anchorId="0D30801D" wp14:editId="18AF8711">
             <wp:extent cx="5423535" cy="2029460"/>
@@ -1223,7 +1499,6 @@
         <w:rPr>
           <w:noProof/>
         </w:rPr>
-        <w:lastRenderedPageBreak/>
         <w:drawing>
           <wp:inline distT="0" distB="0" distL="0" distR="0" wp14:anchorId="44FD58BB" wp14:editId="4641D753">
             <wp:extent cx="5371465" cy="1800860"/>
@@ -1372,6 +1647,7 @@
         <w:rPr>
           <w:noProof/>
         </w:rPr>
+        <w:lastRenderedPageBreak/>
         <w:drawing>
           <wp:inline distT="0" distB="0" distL="0" distR="0" wp14:anchorId="45F89FBC" wp14:editId="6E14D832">
             <wp:extent cx="5131435" cy="1965960"/>
@@ -1436,77 +1712,10 @@
     <w:p>
       <w:pPr>
         <w:spacing w:after="0" w:line="276" w:lineRule="auto"/>
-        <w:jc w:val="both"/>
-        <w:rPr>
-          <w:rFonts w:ascii="Times New Roman" w:hAnsi="Times New Roman" w:cs="Times New Roman"/>
-          <w:sz w:val="36"/>
-          <w:szCs w:val="36"/>
-        </w:rPr>
-      </w:pPr>
-    </w:p>
-    <w:p>
-      <w:pPr>
-        <w:spacing w:after="0" w:line="276" w:lineRule="auto"/>
-        <w:jc w:val="both"/>
-        <w:rPr>
-          <w:rFonts w:ascii="Times New Roman" w:hAnsi="Times New Roman" w:cs="Times New Roman"/>
-          <w:sz w:val="36"/>
-          <w:szCs w:val="36"/>
-        </w:rPr>
-      </w:pPr>
-    </w:p>
-    <w:p>
-      <w:pPr>
-        <w:spacing w:after="0" w:line="276" w:lineRule="auto"/>
-        <w:jc w:val="both"/>
-        <w:rPr>
-          <w:rFonts w:ascii="Times New Roman" w:hAnsi="Times New Roman" w:cs="Times New Roman"/>
-          <w:sz w:val="36"/>
-          <w:szCs w:val="36"/>
-        </w:rPr>
-      </w:pPr>
-    </w:p>
-    <w:p>
-      <w:pPr>
-        <w:spacing w:after="0" w:line="276" w:lineRule="auto"/>
-        <w:jc w:val="both"/>
-        <w:rPr>
-          <w:rFonts w:ascii="Times New Roman" w:hAnsi="Times New Roman" w:cs="Times New Roman"/>
-          <w:sz w:val="36"/>
-          <w:szCs w:val="36"/>
-        </w:rPr>
-      </w:pPr>
-    </w:p>
-    <w:p>
-      <w:pPr>
-        <w:spacing w:after="0" w:line="276" w:lineRule="auto"/>
-        <w:jc w:val="both"/>
-        <w:rPr>
-          <w:rFonts w:ascii="Times New Roman" w:hAnsi="Times New Roman" w:cs="Times New Roman"/>
-          <w:sz w:val="36"/>
-          <w:szCs w:val="36"/>
-        </w:rPr>
-      </w:pPr>
-    </w:p>
-    <w:p>
-      <w:pPr>
-        <w:spacing w:after="0" w:line="276" w:lineRule="auto"/>
-        <w:jc w:val="both"/>
-        <w:rPr>
-          <w:rFonts w:ascii="Times New Roman" w:hAnsi="Times New Roman" w:cs="Times New Roman"/>
-          <w:sz w:val="36"/>
-          <w:szCs w:val="36"/>
-        </w:rPr>
-      </w:pPr>
-    </w:p>
-    <w:p>
-      <w:pPr>
-        <w:spacing w:after="0" w:line="276" w:lineRule="auto"/>
-        <w:jc w:val="both"/>
-        <w:rPr>
-          <w:rFonts w:ascii="Times New Roman" w:hAnsi="Times New Roman" w:cs="Times New Roman"/>
-          <w:sz w:val="36"/>
-          <w:szCs w:val="36"/>
+        <w:ind w:left="1080" w:firstLine="360"/>
+        <w:jc w:val="both"/>
+        <w:rPr>
+          <w:rFonts w:ascii="Times New Roman" w:hAnsi="Times New Roman" w:cs="Times New Roman"/>
         </w:rPr>
       </w:pPr>
     </w:p>
@@ -1535,392 +1744,412 @@
           <w:sz w:val="36"/>
           <w:szCs w:val="36"/>
         </w:rPr>
+        <w:t>Comparison Between 810 nm and 1550 nm Entangled</w:t>
+      </w:r>
+      <w:r>
+        <w:rPr>
+          <w:rFonts w:ascii="Times New Roman" w:hAnsi="Times New Roman" w:cs="Times New Roman"/>
+          <w:b/>
+          <w:bCs/>
+          <w:sz w:val="36"/>
+          <w:szCs w:val="36"/>
+        </w:rPr>
+        <w:t xml:space="preserve"> </w:t>
+      </w:r>
+      <w:r>
+        <w:rPr>
+          <w:rFonts w:ascii="Times New Roman" w:hAnsi="Times New Roman" w:cs="Times New Roman"/>
+          <w:b/>
+          <w:bCs/>
+          <w:sz w:val="36"/>
+          <w:szCs w:val="36"/>
+        </w:rPr>
+        <w:t>Photon Sources and Motivation for 1550 nm</w:t>
+      </w:r>
+    </w:p>
+    <w:p>
+      <w:pPr>
+        <w:spacing w:after="0" w:line="276" w:lineRule="auto"/>
+        <w:ind w:left="360"/>
+        <w:jc w:val="both"/>
+        <w:rPr>
+          <w:rFonts w:ascii="Times New Roman" w:hAnsi="Times New Roman" w:cs="Times New Roman"/>
+        </w:rPr>
+      </w:pPr>
+      <w:r>
+        <w:rPr>
+          <w:rFonts w:ascii="Times New Roman" w:hAnsi="Times New Roman" w:cs="Times New Roman"/>
+        </w:rPr>
+        <w:t>Quantum entanglement sources have been extensively demonstrated in both the</w:t>
+      </w:r>
+      <w:r>
+        <w:rPr>
+          <w:rFonts w:ascii="Times New Roman" w:hAnsi="Times New Roman" w:cs="Times New Roman"/>
+        </w:rPr>
+        <w:t xml:space="preserve"> </w:t>
+      </w:r>
+      <w:r>
+        <w:rPr>
+          <w:rFonts w:ascii="Times New Roman" w:hAnsi="Times New Roman" w:cs="Times New Roman"/>
+        </w:rPr>
+        <w:t>near</w:t>
+      </w:r>
+      <w:r>
+        <w:rPr>
+          <w:rFonts w:ascii="Times New Roman" w:hAnsi="Times New Roman" w:cs="Times New Roman"/>
+        </w:rPr>
+        <w:t xml:space="preserve"> </w:t>
+      </w:r>
+      <w:r>
+        <w:rPr>
+          <w:rFonts w:ascii="Times New Roman" w:hAnsi="Times New Roman" w:cs="Times New Roman"/>
+        </w:rPr>
+        <w:t>visible bands (810 nm) and the telecom band (around 1550 nm). While 810 nm sources were historically dominant due to mature silicon detector technology and ease of alignment in laboratory conditions, 1550 nm sources have become increasingly preferred for long-distance quantum communication, quantum networking, and fiber-integrated quantum photonics.</w:t>
+      </w:r>
+    </w:p>
+    <w:p>
+      <w:pPr>
+        <w:spacing w:after="0" w:line="276" w:lineRule="auto"/>
+        <w:ind w:left="360"/>
+        <w:jc w:val="both"/>
+        <w:rPr>
+          <w:rFonts w:ascii="Times New Roman" w:hAnsi="Times New Roman" w:cs="Times New Roman"/>
+        </w:rPr>
+      </w:pPr>
+    </w:p>
+    <w:p>
+      <w:pPr>
+        <w:spacing w:after="0" w:line="276" w:lineRule="auto"/>
+        <w:ind w:left="360"/>
+        <w:jc w:val="both"/>
+        <w:rPr>
+          <w:rFonts w:ascii="Times New Roman" w:hAnsi="Times New Roman" w:cs="Times New Roman"/>
+        </w:rPr>
+      </w:pPr>
+      <w:r>
+        <w:rPr>
+          <w:rFonts w:ascii="Times New Roman" w:hAnsi="Times New Roman" w:cs="Times New Roman"/>
+        </w:rPr>
+        <w:t>DETECTION AND TECHNOLOGY MATURITY:</w:t>
+      </w:r>
+    </w:p>
+    <w:p>
+      <w:pPr>
+        <w:spacing w:after="0" w:line="276" w:lineRule="auto"/>
+        <w:ind w:left="360"/>
+        <w:jc w:val="both"/>
+        <w:rPr>
+          <w:rFonts w:ascii="Times New Roman" w:hAnsi="Times New Roman" w:cs="Times New Roman"/>
+        </w:rPr>
+      </w:pPr>
+      <w:r>
+        <w:rPr>
+          <w:rFonts w:ascii="Times New Roman" w:hAnsi="Times New Roman" w:cs="Times New Roman"/>
+        </w:rPr>
+        <w:t>810 nm is detected through silicon avalanche photodiodes (Si APDs). These detectors have high efficiency.</w:t>
+      </w:r>
+    </w:p>
+    <w:p>
+      <w:pPr>
+        <w:spacing w:after="0" w:line="276" w:lineRule="auto"/>
+        <w:ind w:left="360"/>
+        <w:jc w:val="both"/>
+        <w:rPr>
+          <w:rFonts w:ascii="Times New Roman" w:hAnsi="Times New Roman" w:cs="Times New Roman"/>
+        </w:rPr>
+      </w:pPr>
+      <w:r>
+        <w:rPr>
+          <w:rFonts w:ascii="Times New Roman" w:hAnsi="Times New Roman" w:cs="Times New Roman"/>
+        </w:rPr>
+        <w:t xml:space="preserve">In contrast, 1550 nm detection requires </w:t>
+      </w:r>
+      <w:proofErr w:type="spellStart"/>
+      <w:r>
+        <w:rPr>
+          <w:rFonts w:ascii="Times New Roman" w:hAnsi="Times New Roman" w:cs="Times New Roman"/>
+        </w:rPr>
+        <w:t>InGaAs</w:t>
+      </w:r>
+      <w:proofErr w:type="spellEnd"/>
+      <w:r>
+        <w:rPr>
+          <w:rFonts w:ascii="Times New Roman" w:hAnsi="Times New Roman" w:cs="Times New Roman"/>
+        </w:rPr>
+        <w:t xml:space="preserve"> single photon detectors. These detectors have low efficiency, higher dark counts. </w:t>
+      </w:r>
+      <w:r>
+        <w:rPr>
+          <w:rFonts w:ascii="Times New Roman" w:hAnsi="Times New Roman" w:cs="Times New Roman"/>
+        </w:rPr>
+        <w:t>However,</w:t>
+      </w:r>
+      <w:r>
+        <w:rPr>
+          <w:rFonts w:ascii="Times New Roman" w:hAnsi="Times New Roman" w:cs="Times New Roman"/>
+        </w:rPr>
+        <w:t xml:space="preserve"> using superconducting nanowire single photon detectors (SNSPDs) and improved </w:t>
+      </w:r>
+      <w:proofErr w:type="spellStart"/>
+      <w:r>
+        <w:rPr>
+          <w:rFonts w:ascii="Times New Roman" w:hAnsi="Times New Roman" w:cs="Times New Roman"/>
+        </w:rPr>
+        <w:t>InGaAs</w:t>
+      </w:r>
+      <w:proofErr w:type="spellEnd"/>
+      <w:r>
+        <w:rPr>
+          <w:rFonts w:ascii="Times New Roman" w:hAnsi="Times New Roman" w:cs="Times New Roman"/>
+        </w:rPr>
+        <w:t xml:space="preserve"> SPADs, then the efficiency gap is significantly reduced.</w:t>
+      </w:r>
+    </w:p>
+    <w:p>
+      <w:pPr>
+        <w:spacing w:after="0" w:line="276" w:lineRule="auto"/>
+        <w:ind w:left="360"/>
+        <w:jc w:val="both"/>
+        <w:rPr>
+          <w:rFonts w:ascii="Times New Roman" w:hAnsi="Times New Roman" w:cs="Times New Roman"/>
+        </w:rPr>
+      </w:pPr>
+    </w:p>
+    <w:p>
+      <w:pPr>
+        <w:spacing w:after="0" w:line="276" w:lineRule="auto"/>
+        <w:ind w:left="360"/>
+        <w:jc w:val="both"/>
+        <w:rPr>
+          <w:rFonts w:ascii="Times New Roman" w:hAnsi="Times New Roman" w:cs="Times New Roman"/>
+        </w:rPr>
+      </w:pPr>
+      <w:r>
+        <w:rPr>
+          <w:rFonts w:ascii="Times New Roman" w:hAnsi="Times New Roman" w:cs="Times New Roman"/>
+        </w:rPr>
+        <w:t>TRANSMISSION IN FIBER:</w:t>
+      </w:r>
+    </w:p>
+    <w:p>
+      <w:pPr>
+        <w:spacing w:after="0" w:line="276" w:lineRule="auto"/>
+        <w:ind w:left="360"/>
+        <w:jc w:val="both"/>
+        <w:rPr>
+          <w:rFonts w:ascii="Times New Roman" w:hAnsi="Times New Roman" w:cs="Times New Roman"/>
+        </w:rPr>
+      </w:pPr>
+      <w:r>
+        <w:rPr>
+          <w:rFonts w:ascii="Times New Roman" w:hAnsi="Times New Roman" w:cs="Times New Roman"/>
+        </w:rPr>
+        <w:t>1550 nm are far more compatible with the standard fiber</w:t>
+      </w:r>
+      <w:r>
+        <w:rPr>
+          <w:rFonts w:ascii="Times New Roman" w:hAnsi="Times New Roman" w:cs="Times New Roman"/>
+        </w:rPr>
+        <w:t>-</w:t>
+      </w:r>
+      <w:r>
+        <w:rPr>
+          <w:rFonts w:ascii="Times New Roman" w:hAnsi="Times New Roman" w:cs="Times New Roman"/>
+        </w:rPr>
+        <w:t>based infrastructure, which exhibits minimum attenuation (~0.2 dB/km).</w:t>
+      </w:r>
+      <w:r>
+        <w:rPr>
+          <w:rFonts w:ascii="Times New Roman" w:hAnsi="Times New Roman" w:cs="Times New Roman"/>
+        </w:rPr>
+        <w:t xml:space="preserve"> This enables long distance entanglement distribution</w:t>
+      </w:r>
+      <w:r>
+        <w:rPr>
+          <w:rFonts w:ascii="Times New Roman" w:hAnsi="Times New Roman" w:cs="Times New Roman"/>
+        </w:rPr>
+        <w:t>.</w:t>
+      </w:r>
+    </w:p>
+    <w:p>
+      <w:pPr>
+        <w:spacing w:after="0" w:line="276" w:lineRule="auto"/>
+        <w:ind w:left="360"/>
+        <w:jc w:val="both"/>
+        <w:rPr>
+          <w:rFonts w:ascii="Times New Roman" w:hAnsi="Times New Roman" w:cs="Times New Roman"/>
+        </w:rPr>
+      </w:pPr>
+      <w:r>
+        <w:rPr>
+          <w:rFonts w:ascii="Times New Roman" w:hAnsi="Times New Roman" w:cs="Times New Roman"/>
+        </w:rPr>
+        <w:t>In contrast, 810 nm is less compatible with fiber-based infrastructure, as it experiences high fiber attenuation (&gt;2 dB/km), this makes 810 unsuitable for long distance quantum communication.</w:t>
+      </w:r>
+    </w:p>
+    <w:p>
+      <w:pPr>
+        <w:spacing w:after="0" w:line="276" w:lineRule="auto"/>
+        <w:ind w:left="360"/>
+        <w:jc w:val="both"/>
+        <w:rPr>
+          <w:rFonts w:ascii="Times New Roman" w:hAnsi="Times New Roman" w:cs="Times New Roman"/>
+        </w:rPr>
+      </w:pPr>
+    </w:p>
+    <w:p>
+      <w:pPr>
+        <w:spacing w:after="0" w:line="276" w:lineRule="auto"/>
+        <w:ind w:left="360"/>
+        <w:jc w:val="both"/>
+        <w:rPr>
+          <w:rFonts w:ascii="Times New Roman" w:hAnsi="Times New Roman" w:cs="Times New Roman"/>
+        </w:rPr>
+      </w:pPr>
+      <w:r>
+        <w:rPr>
+          <w:rFonts w:ascii="Times New Roman" w:hAnsi="Times New Roman" w:cs="Times New Roman"/>
+        </w:rPr>
+        <w:t>FREE SPACE PROPAGATION:</w:t>
+      </w:r>
+    </w:p>
+    <w:p>
+      <w:pPr>
+        <w:spacing w:after="0" w:line="276" w:lineRule="auto"/>
+        <w:ind w:left="360"/>
+        <w:jc w:val="both"/>
+        <w:rPr>
+          <w:rFonts w:ascii="Times New Roman" w:hAnsi="Times New Roman" w:cs="Times New Roman"/>
+        </w:rPr>
+      </w:pPr>
+      <w:r>
+        <w:rPr>
+          <w:rFonts w:ascii="Times New Roman" w:hAnsi="Times New Roman" w:cs="Times New Roman"/>
+        </w:rPr>
+        <w:t>810 nm is feasible in daylight conditions because of the presence of atmospheric transmission bands.</w:t>
+      </w:r>
+    </w:p>
+    <w:p>
+      <w:pPr>
+        <w:spacing w:after="0" w:line="276" w:lineRule="auto"/>
+        <w:ind w:left="360"/>
+        <w:jc w:val="both"/>
+        <w:rPr>
+          <w:rFonts w:ascii="Times New Roman" w:hAnsi="Times New Roman" w:cs="Times New Roman"/>
+        </w:rPr>
+      </w:pPr>
+      <w:r>
+        <w:rPr>
+          <w:rFonts w:ascii="Times New Roman" w:hAnsi="Times New Roman" w:cs="Times New Roman"/>
+        </w:rPr>
         <w:lastRenderedPageBreak/>
-        <w:t>810</w:t>
-      </w:r>
-      <w:r>
-        <w:rPr>
-          <w:rFonts w:ascii="Times New Roman" w:hAnsi="Times New Roman" w:cs="Times New Roman"/>
-          <w:b/>
-          <w:bCs/>
-          <w:sz w:val="36"/>
-          <w:szCs w:val="36"/>
-        </w:rPr>
-        <w:t xml:space="preserve"> nm</w:t>
-      </w:r>
-      <w:r>
-        <w:rPr>
-          <w:rFonts w:ascii="Times New Roman" w:hAnsi="Times New Roman" w:cs="Times New Roman"/>
-          <w:b/>
-          <w:bCs/>
-          <w:sz w:val="36"/>
-          <w:szCs w:val="36"/>
-        </w:rPr>
-        <w:t xml:space="preserve"> vs 1550</w:t>
-      </w:r>
-      <w:r>
-        <w:rPr>
-          <w:rFonts w:ascii="Times New Roman" w:hAnsi="Times New Roman" w:cs="Times New Roman"/>
-          <w:b/>
-          <w:bCs/>
-          <w:sz w:val="36"/>
-          <w:szCs w:val="36"/>
-        </w:rPr>
-        <w:t xml:space="preserve"> nm</w:t>
-      </w:r>
-    </w:p>
-    <w:p>
-      <w:pPr>
-        <w:spacing w:after="0" w:line="276" w:lineRule="auto"/>
-        <w:ind w:left="360"/>
-        <w:jc w:val="both"/>
-        <w:rPr>
-          <w:rFonts w:ascii="Times New Roman" w:hAnsi="Times New Roman" w:cs="Times New Roman"/>
-        </w:rPr>
-      </w:pPr>
-      <w:r>
-        <w:rPr>
-          <w:rFonts w:ascii="Times New Roman" w:hAnsi="Times New Roman" w:cs="Times New Roman"/>
-        </w:rPr>
-        <w:t>In this section we will se a brief comparison between 810 nm and 1550 nm and conclude why we used 1550 nm for quantum entanglement.</w:t>
-      </w:r>
-    </w:p>
-    <w:p>
-      <w:pPr>
-        <w:spacing w:after="0" w:line="276" w:lineRule="auto"/>
-        <w:ind w:left="360"/>
-        <w:jc w:val="both"/>
-        <w:rPr>
-          <w:rFonts w:ascii="Times New Roman" w:hAnsi="Times New Roman" w:cs="Times New Roman"/>
-        </w:rPr>
-      </w:pPr>
-    </w:p>
-    <w:tbl>
-      <w:tblPr>
-        <w:tblStyle w:val="TableGrid"/>
-        <w:tblpPr w:leftFromText="180" w:rightFromText="180" w:vertAnchor="page" w:horzAnchor="margin" w:tblpX="170" w:tblpY="3157"/>
-        <w:tblW w:w="9536" w:type="dxa"/>
-        <w:tblLook w:val="04A0" w:firstRow="1" w:lastRow="0" w:firstColumn="1" w:lastColumn="0" w:noHBand="0" w:noVBand="1"/>
-      </w:tblPr>
-      <w:tblGrid>
-        <w:gridCol w:w="4924"/>
-        <w:gridCol w:w="4612"/>
-      </w:tblGrid>
-      <w:tr>
-        <w:trPr>
-          <w:trHeight w:val="1249"/>
-        </w:trPr>
-        <w:tc>
-          <w:tcPr>
-            <w:tcW w:w="4924" w:type="dxa"/>
-          </w:tcPr>
-          <w:p>
-            <w:pPr>
-              <w:spacing w:line="276" w:lineRule="auto"/>
-              <w:jc w:val="both"/>
-              <w:rPr>
-                <w:rFonts w:ascii="Times New Roman" w:hAnsi="Times New Roman" w:cs="Times New Roman"/>
-                <w:b/>
-                <w:bCs/>
-                <w:sz w:val="36"/>
-                <w:szCs w:val="36"/>
-              </w:rPr>
-            </w:pPr>
-            <w:r>
-              <w:rPr>
-                <w:rFonts w:ascii="Times New Roman" w:hAnsi="Times New Roman" w:cs="Times New Roman"/>
-                <w:b/>
-                <w:bCs/>
-                <w:sz w:val="36"/>
-                <w:szCs w:val="36"/>
-              </w:rPr>
-              <w:t>810 nm</w:t>
-            </w:r>
-          </w:p>
-        </w:tc>
-        <w:tc>
-          <w:tcPr>
-            <w:tcW w:w="4612" w:type="dxa"/>
-          </w:tcPr>
-          <w:p>
-            <w:pPr>
-              <w:spacing w:line="276" w:lineRule="auto"/>
-              <w:jc w:val="both"/>
-              <w:rPr>
-                <w:rFonts w:ascii="Times New Roman" w:hAnsi="Times New Roman" w:cs="Times New Roman"/>
-                <w:b/>
-                <w:bCs/>
-                <w:sz w:val="36"/>
-                <w:szCs w:val="36"/>
-              </w:rPr>
-            </w:pPr>
-            <w:r>
-              <w:rPr>
-                <w:rFonts w:ascii="Times New Roman" w:hAnsi="Times New Roman" w:cs="Times New Roman"/>
-                <w:b/>
-                <w:bCs/>
-                <w:sz w:val="36"/>
-                <w:szCs w:val="36"/>
-              </w:rPr>
-              <w:t>1550 nm</w:t>
-            </w:r>
-          </w:p>
-        </w:tc>
-      </w:tr>
-      <w:tr>
-        <w:trPr>
-          <w:trHeight w:val="811"/>
-        </w:trPr>
-        <w:tc>
-          <w:tcPr>
-            <w:tcW w:w="4924" w:type="dxa"/>
-          </w:tcPr>
-          <w:p>
-            <w:pPr>
-              <w:spacing w:line="276" w:lineRule="auto"/>
-              <w:jc w:val="both"/>
-              <w:rPr>
-                <w:rFonts w:ascii="Times New Roman" w:hAnsi="Times New Roman" w:cs="Times New Roman"/>
-              </w:rPr>
-            </w:pPr>
-            <w:r>
-              <w:rPr>
-                <w:rFonts w:ascii="Times New Roman" w:hAnsi="Times New Roman" w:cs="Times New Roman"/>
-              </w:rPr>
-              <w:t>They have 3 dB/km fiber loss.</w:t>
-            </w:r>
-          </w:p>
-        </w:tc>
-        <w:tc>
-          <w:tcPr>
-            <w:tcW w:w="4612" w:type="dxa"/>
-          </w:tcPr>
-          <w:p>
-            <w:pPr>
-              <w:spacing w:line="276" w:lineRule="auto"/>
-              <w:jc w:val="both"/>
-              <w:rPr>
-                <w:rFonts w:ascii="Times New Roman" w:hAnsi="Times New Roman" w:cs="Times New Roman"/>
-              </w:rPr>
-            </w:pPr>
-            <w:r>
-              <w:rPr>
-                <w:rFonts w:ascii="Times New Roman" w:hAnsi="Times New Roman" w:cs="Times New Roman"/>
-              </w:rPr>
-              <w:t>They have 0.02 dB/km fiber loss.</w:t>
-            </w:r>
-          </w:p>
-        </w:tc>
-      </w:tr>
-      <w:tr>
-        <w:trPr>
-          <w:trHeight w:val="811"/>
-        </w:trPr>
-        <w:tc>
-          <w:tcPr>
-            <w:tcW w:w="4924" w:type="dxa"/>
-          </w:tcPr>
-          <w:p>
-            <w:pPr>
-              <w:spacing w:line="276" w:lineRule="auto"/>
-              <w:jc w:val="both"/>
-              <w:rPr>
-                <w:rFonts w:ascii="Times New Roman" w:hAnsi="Times New Roman" w:cs="Times New Roman"/>
-              </w:rPr>
-            </w:pPr>
-            <w:r>
-              <w:rPr>
-                <w:rFonts w:ascii="Times New Roman" w:hAnsi="Times New Roman" w:cs="Times New Roman"/>
-              </w:rPr>
-              <w:t>810 nm use low noise Si APD detection.</w:t>
-            </w:r>
-          </w:p>
-        </w:tc>
-        <w:tc>
-          <w:tcPr>
-            <w:tcW w:w="4612" w:type="dxa"/>
-          </w:tcPr>
-          <w:p>
-            <w:pPr>
-              <w:spacing w:line="276" w:lineRule="auto"/>
-              <w:jc w:val="both"/>
-              <w:rPr>
-                <w:rFonts w:ascii="Times New Roman" w:hAnsi="Times New Roman" w:cs="Times New Roman"/>
-              </w:rPr>
-            </w:pPr>
-            <w:r>
-              <w:rPr>
-                <w:rFonts w:ascii="Times New Roman" w:hAnsi="Times New Roman" w:cs="Times New Roman"/>
-              </w:rPr>
-              <w:t>1550 nm requires InGaAs or SNSPDs which are more complex.</w:t>
-            </w:r>
-          </w:p>
-        </w:tc>
-      </w:tr>
-      <w:tr>
-        <w:trPr>
-          <w:trHeight w:val="811"/>
-        </w:trPr>
-        <w:tc>
-          <w:tcPr>
-            <w:tcW w:w="4924" w:type="dxa"/>
-          </w:tcPr>
-          <w:p>
-            <w:pPr>
-              <w:spacing w:line="276" w:lineRule="auto"/>
-              <w:jc w:val="both"/>
-              <w:rPr>
-                <w:rFonts w:ascii="Times New Roman" w:hAnsi="Times New Roman" w:cs="Times New Roman"/>
-              </w:rPr>
-            </w:pPr>
-            <w:r>
-              <w:rPr>
-                <w:rFonts w:ascii="Times New Roman" w:hAnsi="Times New Roman" w:cs="Times New Roman"/>
-              </w:rPr>
-              <w:t>Detection efficiency is high.</w:t>
-            </w:r>
-          </w:p>
-        </w:tc>
-        <w:tc>
-          <w:tcPr>
-            <w:tcW w:w="4612" w:type="dxa"/>
-          </w:tcPr>
-          <w:p>
-            <w:pPr>
-              <w:spacing w:line="276" w:lineRule="auto"/>
-              <w:jc w:val="both"/>
-              <w:rPr>
-                <w:rFonts w:ascii="Times New Roman" w:hAnsi="Times New Roman" w:cs="Times New Roman"/>
-              </w:rPr>
-            </w:pPr>
-            <w:r>
-              <w:rPr>
-                <w:rFonts w:ascii="Times New Roman" w:hAnsi="Times New Roman" w:cs="Times New Roman"/>
-              </w:rPr>
-              <w:t>Detection efficiency is low.</w:t>
-            </w:r>
-          </w:p>
-        </w:tc>
-      </w:tr>
-      <w:tr>
-        <w:trPr>
-          <w:trHeight w:val="842"/>
-        </w:trPr>
-        <w:tc>
-          <w:tcPr>
-            <w:tcW w:w="4924" w:type="dxa"/>
-          </w:tcPr>
-          <w:p>
-            <w:pPr>
-              <w:spacing w:line="276" w:lineRule="auto"/>
-              <w:jc w:val="both"/>
-              <w:rPr>
-                <w:rFonts w:ascii="Times New Roman" w:hAnsi="Times New Roman" w:cs="Times New Roman"/>
-              </w:rPr>
-            </w:pPr>
-            <w:r>
-              <w:rPr>
-                <w:rFonts w:ascii="Times New Roman" w:hAnsi="Times New Roman" w:cs="Times New Roman"/>
-              </w:rPr>
-              <w:t>810 are more favorable for free space.</w:t>
-            </w:r>
-          </w:p>
-        </w:tc>
-        <w:tc>
-          <w:tcPr>
-            <w:tcW w:w="4612" w:type="dxa"/>
-          </w:tcPr>
-          <w:p>
-            <w:pPr>
-              <w:spacing w:line="276" w:lineRule="auto"/>
-              <w:jc w:val="both"/>
-              <w:rPr>
-                <w:rFonts w:ascii="Times New Roman" w:hAnsi="Times New Roman" w:cs="Times New Roman"/>
-              </w:rPr>
-            </w:pPr>
-            <w:r>
-              <w:rPr>
-                <w:rFonts w:ascii="Times New Roman" w:hAnsi="Times New Roman" w:cs="Times New Roman"/>
-              </w:rPr>
-              <w:t>1550 nm are more favorable for fiber.</w:t>
-            </w:r>
-          </w:p>
-        </w:tc>
-      </w:tr>
-      <w:tr>
-        <w:trPr>
-          <w:trHeight w:val="811"/>
-        </w:trPr>
-        <w:tc>
-          <w:tcPr>
-            <w:tcW w:w="4924" w:type="dxa"/>
-          </w:tcPr>
-          <w:p>
-            <w:pPr>
-              <w:spacing w:line="276" w:lineRule="auto"/>
-              <w:jc w:val="both"/>
-              <w:rPr>
-                <w:rFonts w:ascii="Times New Roman" w:hAnsi="Times New Roman" w:cs="Times New Roman"/>
-              </w:rPr>
-            </w:pPr>
-            <w:r>
-              <w:rPr>
-                <w:rFonts w:ascii="Times New Roman" w:hAnsi="Times New Roman" w:cs="Times New Roman"/>
-              </w:rPr>
-              <w:t>810 nm can be operated in daylight but suffers higher solar background.</w:t>
-            </w:r>
-          </w:p>
-        </w:tc>
-        <w:tc>
-          <w:tcPr>
-            <w:tcW w:w="4612" w:type="dxa"/>
-          </w:tcPr>
-          <w:p>
-            <w:pPr>
-              <w:spacing w:line="276" w:lineRule="auto"/>
-              <w:jc w:val="both"/>
-              <w:rPr>
-                <w:rFonts w:ascii="Times New Roman" w:hAnsi="Times New Roman" w:cs="Times New Roman"/>
-              </w:rPr>
-            </w:pPr>
-            <w:r>
-              <w:rPr>
-                <w:rFonts w:ascii="Times New Roman" w:hAnsi="Times New Roman" w:cs="Times New Roman"/>
-              </w:rPr>
-              <w:t>1550 nm supports both daylight and nighttime operation with significantly lower background, higher eye safe launch powers.</w:t>
-            </w:r>
-          </w:p>
-        </w:tc>
-      </w:tr>
-    </w:tbl>
-    <w:p>
-      <w:pPr>
-        <w:spacing w:after="0" w:line="276" w:lineRule="auto"/>
-        <w:ind w:left="360"/>
-        <w:jc w:val="both"/>
-        <w:rPr>
-          <w:rFonts w:ascii="Times New Roman" w:hAnsi="Times New Roman" w:cs="Times New Roman"/>
-        </w:rPr>
-      </w:pPr>
-    </w:p>
-    <w:p>
-      <w:pPr>
-        <w:spacing w:after="0" w:line="276" w:lineRule="auto"/>
-        <w:jc w:val="both"/>
-        <w:rPr>
-          <w:rFonts w:ascii="Times New Roman" w:hAnsi="Times New Roman" w:cs="Times New Roman"/>
-        </w:rPr>
-      </w:pPr>
-    </w:p>
-    <w:p>
-      <w:pPr>
-        <w:spacing w:after="0" w:line="276" w:lineRule="auto"/>
-        <w:ind w:left="360"/>
-        <w:jc w:val="both"/>
-        <w:rPr>
-          <w:rFonts w:ascii="Times New Roman" w:hAnsi="Times New Roman" w:cs="Times New Roman"/>
-        </w:rPr>
-      </w:pPr>
+        <w:t>In comparison 1550 nm can operate in both day and night free space operation due to reduced scattering and atmospheric absorption.</w:t>
+      </w:r>
+      <w:r>
+        <w:rPr>
+          <w:rFonts w:ascii="Times New Roman" w:hAnsi="Times New Roman" w:cs="Times New Roman"/>
+        </w:rPr>
+        <w:t xml:space="preserve"> Moreover, eye safety regulations strongly favor 1550 nm,</w:t>
+      </w:r>
+      <w:r>
+        <w:t xml:space="preserve"> </w:t>
+      </w:r>
+      <w:r>
+        <w:rPr>
+          <w:rFonts w:ascii="Times New Roman" w:hAnsi="Times New Roman" w:cs="Times New Roman"/>
+        </w:rPr>
+        <w:t>enabling higher optical powers without safety concerns</w:t>
+      </w:r>
+      <w:r>
+        <w:rPr>
+          <w:rFonts w:ascii="Times New Roman" w:hAnsi="Times New Roman" w:cs="Times New Roman"/>
+        </w:rPr>
+        <w:t>.</w:t>
+      </w:r>
+    </w:p>
+    <w:p>
+      <w:pPr>
+        <w:spacing w:after="0" w:line="276" w:lineRule="auto"/>
+        <w:ind w:left="360"/>
+        <w:jc w:val="both"/>
+        <w:rPr>
+          <w:rFonts w:ascii="Times New Roman" w:hAnsi="Times New Roman" w:cs="Times New Roman"/>
+        </w:rPr>
+      </w:pPr>
+    </w:p>
+    <w:p>
+      <w:pPr>
+        <w:spacing w:after="0" w:line="276" w:lineRule="auto"/>
+        <w:ind w:left="360"/>
+        <w:jc w:val="both"/>
+        <w:rPr>
+          <w:rFonts w:ascii="Times New Roman" w:hAnsi="Times New Roman" w:cs="Times New Roman"/>
+        </w:rPr>
+      </w:pPr>
+      <w:r>
+        <w:rPr>
+          <w:rFonts w:ascii="Times New Roman" w:hAnsi="Times New Roman" w:cs="Times New Roman"/>
+        </w:rPr>
+        <w:t>NONLINEAR PLATFORMS</w:t>
+      </w:r>
+      <w:r>
+        <w:rPr>
+          <w:rFonts w:ascii="Times New Roman" w:hAnsi="Times New Roman" w:cs="Times New Roman"/>
+        </w:rPr>
+        <w:t>:</w:t>
+      </w:r>
+    </w:p>
+    <w:p>
+      <w:pPr>
+        <w:spacing w:after="0" w:line="276" w:lineRule="auto"/>
+        <w:ind w:left="360"/>
+        <w:jc w:val="both"/>
+        <w:rPr>
+          <w:rFonts w:ascii="Times New Roman" w:hAnsi="Times New Roman" w:cs="Times New Roman"/>
+        </w:rPr>
+      </w:pPr>
+      <w:r>
+        <w:rPr>
+          <w:rFonts w:ascii="Times New Roman" w:hAnsi="Times New Roman" w:cs="Times New Roman"/>
+        </w:rPr>
+        <w:t>Entanglement sources at 1550 nm leverage mature nonlinear platforms such as periodically</w:t>
+      </w:r>
+      <w:r>
+        <w:rPr>
+          <w:rFonts w:ascii="Times New Roman" w:hAnsi="Times New Roman" w:cs="Times New Roman"/>
+        </w:rPr>
+        <w:t xml:space="preserve"> </w:t>
+      </w:r>
+      <w:r>
+        <w:rPr>
+          <w:rFonts w:ascii="Times New Roman" w:hAnsi="Times New Roman" w:cs="Times New Roman"/>
+        </w:rPr>
+        <w:t>poled lithium niobate (PPLN), periodically</w:t>
+      </w:r>
+      <w:r>
+        <w:rPr>
+          <w:rFonts w:ascii="Times New Roman" w:hAnsi="Times New Roman" w:cs="Times New Roman"/>
+        </w:rPr>
+        <w:t xml:space="preserve"> </w:t>
+      </w:r>
+      <w:r>
+        <w:rPr>
+          <w:rFonts w:ascii="Times New Roman" w:hAnsi="Times New Roman" w:cs="Times New Roman"/>
+        </w:rPr>
+        <w:t>poled KTP (PPKTP), and silicon photonic waveguides supporting efficient spontaneous parametric down-conversion (SPDC). These platforms offer higher conversion efficiency, tight modal confinement, and compatibility with continuous</w:t>
+      </w:r>
+      <w:r>
+        <w:rPr>
+          <w:rFonts w:ascii="Times New Roman" w:hAnsi="Times New Roman" w:cs="Times New Roman"/>
+        </w:rPr>
+        <w:t xml:space="preserve"> </w:t>
+      </w:r>
+      <w:r>
+        <w:rPr>
+          <w:rFonts w:ascii="Times New Roman" w:hAnsi="Times New Roman" w:cs="Times New Roman"/>
+        </w:rPr>
+        <w:t>wave pumps for narrowband entanglement compatible with atomic or quantum memory interfaces.</w:t>
+      </w:r>
     </w:p>
     <w:p>
       <w:pPr>
@@ -1957,27 +2186,35 @@
           <w:sz w:val="36"/>
           <w:szCs w:val="36"/>
         </w:rPr>
-        <w:t>Advantages of 1550 nm</w:t>
-      </w:r>
-    </w:p>
-    <w:p>
-      <w:pPr>
-        <w:pStyle w:val="ListParagraph"/>
-        <w:numPr>
-          <w:ilvl w:val="0"/>
-          <w:numId w:val="20"/>
-        </w:numPr>
-        <w:spacing w:after="0" w:line="276" w:lineRule="auto"/>
-        <w:jc w:val="both"/>
-        <w:rPr>
-          <w:rFonts w:ascii="Times New Roman" w:hAnsi="Times New Roman" w:cs="Times New Roman"/>
-        </w:rPr>
-      </w:pPr>
-      <w:r>
-        <w:rPr>
-          <w:rFonts w:ascii="Times New Roman" w:hAnsi="Times New Roman" w:cs="Times New Roman"/>
-        </w:rPr>
-        <w:t>810 nm can be operated in daylight but suffers higher solar background; 1550 nm supports both daylight and nighttime operation with significantly lower background, higher eye-safe launch powers</w:t>
+        <w:t>Motivation for choosing 1550 nm</w:t>
+      </w:r>
+    </w:p>
+    <w:p>
+      <w:pPr>
+        <w:spacing w:after="0" w:line="276" w:lineRule="auto"/>
+        <w:ind w:left="360"/>
+        <w:jc w:val="both"/>
+        <w:rPr>
+          <w:rFonts w:ascii="Times New Roman" w:hAnsi="Times New Roman" w:cs="Times New Roman"/>
+        </w:rPr>
+      </w:pPr>
+      <w:r>
+        <w:rPr>
+          <w:rFonts w:ascii="Times New Roman" w:hAnsi="Times New Roman" w:cs="Times New Roman"/>
+        </w:rPr>
+        <w:t xml:space="preserve">Based on the above comparison, 1550 nm sources </w:t>
+      </w:r>
+      <w:r>
+        <w:rPr>
+          <w:rFonts w:ascii="Times New Roman" w:hAnsi="Times New Roman" w:cs="Times New Roman"/>
+        </w:rPr>
+        <w:t>seem</w:t>
+      </w:r>
+      <w:r>
+        <w:rPr>
+          <w:rFonts w:ascii="Times New Roman" w:hAnsi="Times New Roman" w:cs="Times New Roman"/>
+        </w:rPr>
+        <w:t xml:space="preserve"> to offer much more advantages for real world quantum communication than 810 nm</w:t>
       </w:r>
       <w:r>
         <w:rPr>
@@ -1985,134 +2222,165 @@
         </w:rPr>
         <w:t>.</w:t>
       </w:r>
-    </w:p>
-    <w:p>
-      <w:pPr>
-        <w:pStyle w:val="ListParagraph"/>
-        <w:numPr>
-          <w:ilvl w:val="0"/>
-          <w:numId w:val="20"/>
-        </w:numPr>
-        <w:spacing w:after="0" w:line="276" w:lineRule="auto"/>
-        <w:jc w:val="both"/>
-        <w:rPr>
-          <w:rFonts w:ascii="Times New Roman" w:hAnsi="Times New Roman" w:cs="Times New Roman"/>
-        </w:rPr>
-      </w:pPr>
-      <w:r>
-        <w:rPr>
-          <w:rFonts w:ascii="Times New Roman" w:hAnsi="Times New Roman" w:cs="Times New Roman"/>
-        </w:rPr>
-        <w:t>1550</w:t>
-      </w:r>
-      <w:r>
-        <w:rPr>
-          <w:rFonts w:ascii="Times New Roman" w:hAnsi="Times New Roman" w:cs="Times New Roman"/>
-        </w:rPr>
-        <w:t xml:space="preserve"> </w:t>
-      </w:r>
-      <w:r>
-        <w:rPr>
-          <w:rFonts w:ascii="Times New Roman" w:hAnsi="Times New Roman" w:cs="Times New Roman"/>
-        </w:rPr>
-        <w:t xml:space="preserve">nm is the </w:t>
-      </w:r>
-      <w:r>
-        <w:rPr>
-          <w:rFonts w:ascii="Times New Roman" w:hAnsi="Times New Roman" w:cs="Times New Roman"/>
-          <w:b/>
-          <w:bCs/>
-        </w:rPr>
-        <w:t>optimum wavelength for photons in long</w:t>
-      </w:r>
-      <w:r>
-        <w:rPr>
-          <w:rFonts w:ascii="Times New Roman" w:hAnsi="Times New Roman" w:cs="Times New Roman"/>
-          <w:b/>
-          <w:bCs/>
-        </w:rPr>
-        <w:t xml:space="preserve"> </w:t>
-      </w:r>
-      <w:r>
-        <w:rPr>
-          <w:rFonts w:ascii="Times New Roman" w:hAnsi="Times New Roman" w:cs="Times New Roman"/>
-          <w:b/>
-          <w:bCs/>
-        </w:rPr>
-        <w:t>distance quantum</w:t>
-      </w:r>
-    </w:p>
-    <w:p>
-      <w:pPr>
-        <w:pStyle w:val="ListParagraph"/>
-        <w:spacing w:after="0" w:line="276" w:lineRule="auto"/>
-        <w:jc w:val="both"/>
-        <w:rPr>
-          <w:rFonts w:ascii="Times New Roman" w:hAnsi="Times New Roman" w:cs="Times New Roman"/>
-        </w:rPr>
-      </w:pPr>
-      <w:r>
-        <w:rPr>
-          <w:rFonts w:ascii="Times New Roman" w:hAnsi="Times New Roman" w:cs="Times New Roman"/>
-          <w:b/>
-          <w:bCs/>
-        </w:rPr>
-        <w:t>networks</w:t>
-      </w:r>
-      <w:r>
-        <w:rPr>
-          <w:rFonts w:ascii="Times New Roman" w:hAnsi="Times New Roman" w:cs="Times New Roman"/>
-          <w:b/>
-          <w:bCs/>
-        </w:rPr>
-        <w:t xml:space="preserve"> </w:t>
-      </w:r>
-      <w:r>
-        <w:rPr>
-          <w:rFonts w:ascii="Times New Roman" w:hAnsi="Times New Roman" w:cs="Times New Roman"/>
-        </w:rPr>
-        <w:t>due to minimum fiber loss.</w:t>
-      </w:r>
-    </w:p>
-    <w:p>
-      <w:pPr>
-        <w:pStyle w:val="ListParagraph"/>
-        <w:numPr>
-          <w:ilvl w:val="0"/>
-          <w:numId w:val="20"/>
-        </w:numPr>
-        <w:spacing w:after="0" w:line="276" w:lineRule="auto"/>
-        <w:jc w:val="both"/>
-        <w:rPr>
-          <w:rFonts w:ascii="Times New Roman" w:hAnsi="Times New Roman" w:cs="Times New Roman"/>
-        </w:rPr>
-      </w:pPr>
-      <w:r>
-        <w:rPr>
-          <w:rFonts w:ascii="Times New Roman" w:hAnsi="Times New Roman" w:cs="Times New Roman"/>
-        </w:rPr>
-        <w:t>1550 nm is highly fiber integrable than 810 nm.</w:t>
-      </w:r>
-    </w:p>
-    <w:p>
-      <w:pPr>
-        <w:pStyle w:val="ListParagraph"/>
-        <w:numPr>
-          <w:ilvl w:val="0"/>
-          <w:numId w:val="20"/>
-        </w:numPr>
-        <w:spacing w:after="0" w:line="276" w:lineRule="auto"/>
-        <w:jc w:val="both"/>
-        <w:rPr>
-          <w:rFonts w:ascii="Times New Roman" w:hAnsi="Times New Roman" w:cs="Times New Roman"/>
-        </w:rPr>
-      </w:pPr>
-      <w:r>
-        <w:rPr>
-          <w:rFonts w:ascii="Times New Roman" w:hAnsi="Times New Roman" w:cs="Times New Roman"/>
-        </w:rPr>
-        <w:t>1550 nm has significantly lower fiber loss than 810 nm.</w:t>
-      </w:r>
+      <w:r>
+        <w:rPr>
+          <w:rFonts w:ascii="Times New Roman" w:hAnsi="Times New Roman" w:cs="Times New Roman"/>
+        </w:rPr>
+        <w:t xml:space="preserve"> Having less fiber attenuation directly means that entanglement distribution rates over long distances.</w:t>
+      </w:r>
+      <w:r>
+        <w:rPr>
+          <w:rFonts w:ascii="Times New Roman" w:hAnsi="Times New Roman" w:cs="Times New Roman"/>
+        </w:rPr>
+        <w:t xml:space="preserve"> Advances in SNSPD detection eliminates the above drawback in detection efficiency.</w:t>
+      </w:r>
+    </w:p>
+    <w:p>
+      <w:pPr>
+        <w:spacing w:after="0" w:line="276" w:lineRule="auto"/>
+        <w:ind w:left="360"/>
+        <w:jc w:val="both"/>
+        <w:rPr>
+          <w:rFonts w:ascii="Times New Roman" w:hAnsi="Times New Roman" w:cs="Times New Roman"/>
+        </w:rPr>
+      </w:pPr>
+    </w:p>
+    <w:p>
+      <w:pPr>
+        <w:spacing w:after="0" w:line="276" w:lineRule="auto"/>
+        <w:ind w:left="360"/>
+        <w:jc w:val="both"/>
+        <w:rPr>
+          <w:rFonts w:ascii="Times New Roman" w:hAnsi="Times New Roman" w:cs="Times New Roman"/>
+        </w:rPr>
+      </w:pPr>
+      <w:r>
+        <w:rPr>
+          <w:rFonts w:ascii="Times New Roman" w:hAnsi="Times New Roman" w:cs="Times New Roman"/>
+        </w:rPr>
+        <w:t>We selected 1550 nm for entanglement generation because of its compatibility with the existing fiber infrastructure</w:t>
+      </w:r>
+      <w:r>
+        <w:rPr>
+          <w:rFonts w:ascii="Times New Roman" w:hAnsi="Times New Roman" w:cs="Times New Roman"/>
+        </w:rPr>
+        <w:t>, day and night operability, favorable safety profile.</w:t>
+      </w:r>
+    </w:p>
+    <w:p>
+      <w:pPr>
+        <w:spacing w:after="0" w:line="276" w:lineRule="auto"/>
+        <w:ind w:left="360"/>
+        <w:jc w:val="both"/>
+        <w:rPr>
+          <w:rFonts w:ascii="Times New Roman" w:hAnsi="Times New Roman" w:cs="Times New Roman"/>
+        </w:rPr>
+      </w:pPr>
+      <w:r>
+        <w:rPr>
+          <w:rFonts w:ascii="Times New Roman" w:hAnsi="Times New Roman" w:cs="Times New Roman"/>
+        </w:rPr>
+        <w:t>1550 nm offers a future aligned operational wavelength compared to 810 nm.</w:t>
+      </w:r>
+    </w:p>
+    <w:p>
+      <w:pPr>
+        <w:spacing w:after="0" w:line="276" w:lineRule="auto"/>
+        <w:jc w:val="both"/>
+        <w:rPr>
+          <w:rFonts w:ascii="Times New Roman" w:hAnsi="Times New Roman" w:cs="Times New Roman"/>
+          <w:sz w:val="36"/>
+          <w:szCs w:val="36"/>
+        </w:rPr>
+      </w:pPr>
+    </w:p>
+    <w:p>
+      <w:pPr>
+        <w:spacing w:after="0" w:line="276" w:lineRule="auto"/>
+        <w:jc w:val="both"/>
+        <w:rPr>
+          <w:rFonts w:ascii="Times New Roman" w:hAnsi="Times New Roman" w:cs="Times New Roman"/>
+          <w:sz w:val="36"/>
+          <w:szCs w:val="36"/>
+        </w:rPr>
+      </w:pPr>
+    </w:p>
+    <w:p>
+      <w:pPr>
+        <w:spacing w:after="0" w:line="276" w:lineRule="auto"/>
+        <w:jc w:val="both"/>
+        <w:rPr>
+          <w:rFonts w:ascii="Times New Roman" w:hAnsi="Times New Roman" w:cs="Times New Roman"/>
+          <w:sz w:val="36"/>
+          <w:szCs w:val="36"/>
+        </w:rPr>
+      </w:pPr>
+    </w:p>
+    <w:p>
+      <w:pPr>
+        <w:spacing w:after="0" w:line="276" w:lineRule="auto"/>
+        <w:jc w:val="both"/>
+        <w:rPr>
+          <w:rFonts w:ascii="Times New Roman" w:hAnsi="Times New Roman" w:cs="Times New Roman"/>
+          <w:sz w:val="36"/>
+          <w:szCs w:val="36"/>
+        </w:rPr>
+      </w:pPr>
+    </w:p>
+    <w:p>
+      <w:pPr>
+        <w:spacing w:after="0" w:line="276" w:lineRule="auto"/>
+        <w:jc w:val="both"/>
+        <w:rPr>
+          <w:rFonts w:ascii="Times New Roman" w:hAnsi="Times New Roman" w:cs="Times New Roman"/>
+          <w:sz w:val="36"/>
+          <w:szCs w:val="36"/>
+        </w:rPr>
+      </w:pPr>
+    </w:p>
+    <w:p>
+      <w:pPr>
+        <w:spacing w:after="0" w:line="276" w:lineRule="auto"/>
+        <w:jc w:val="both"/>
+        <w:rPr>
+          <w:rFonts w:ascii="Times New Roman" w:hAnsi="Times New Roman" w:cs="Times New Roman"/>
+          <w:sz w:val="36"/>
+          <w:szCs w:val="36"/>
+        </w:rPr>
+      </w:pPr>
+    </w:p>
+    <w:p>
+      <w:pPr>
+        <w:spacing w:after="0" w:line="276" w:lineRule="auto"/>
+        <w:jc w:val="both"/>
+        <w:rPr>
+          <w:rFonts w:ascii="Times New Roman" w:hAnsi="Times New Roman" w:cs="Times New Roman"/>
+          <w:sz w:val="36"/>
+          <w:szCs w:val="36"/>
+        </w:rPr>
+      </w:pPr>
+    </w:p>
+    <w:p>
+      <w:pPr>
+        <w:spacing w:after="0" w:line="276" w:lineRule="auto"/>
+        <w:jc w:val="both"/>
+        <w:rPr>
+          <w:rFonts w:ascii="Times New Roman" w:hAnsi="Times New Roman" w:cs="Times New Roman"/>
+          <w:sz w:val="36"/>
+          <w:szCs w:val="36"/>
+        </w:rPr>
+      </w:pPr>
+    </w:p>
+    <w:p>
+      <w:pPr>
+        <w:spacing w:after="0" w:line="276" w:lineRule="auto"/>
+        <w:jc w:val="both"/>
+        <w:rPr>
+          <w:rFonts w:ascii="Times New Roman" w:hAnsi="Times New Roman" w:cs="Times New Roman"/>
+          <w:sz w:val="36"/>
+          <w:szCs w:val="36"/>
+        </w:rPr>
+      </w:pPr>
     </w:p>
     <w:p>
       <w:pPr>
@@ -4883,6 +5151,16 @@
         <w:ind w:left="360"/>
         <w:jc w:val="both"/>
         <w:rPr>
+          <w:rFonts w:ascii="Times New Roman" w:eastAsiaTheme="minorEastAsia" w:hAnsi="Times New Roman" w:cs="Times New Roman"/>
+        </w:rPr>
+      </w:pPr>
+    </w:p>
+    <w:p>
+      <w:pPr>
+        <w:spacing w:after="0" w:line="276" w:lineRule="auto"/>
+        <w:ind w:left="360"/>
+        <w:jc w:val="both"/>
+        <w:rPr>
           <w:rFonts w:ascii="Times New Roman" w:hAnsi="Times New Roman" w:cs="Times New Roman"/>
           <w:lang w:val="en-IN"/>
         </w:rPr>
@@ -6413,12 +6691,39 @@
           <w:iCs/>
         </w:rPr>
       </w:pPr>
-      <w:r>
+    </w:p>
+    <w:p>
+      <w:pPr>
+        <w:spacing w:after="0" w:line="276" w:lineRule="auto"/>
+        <w:ind w:left="360"/>
+        <w:jc w:val="both"/>
         <w:rPr>
           <w:rFonts w:ascii="Times New Roman" w:eastAsiaTheme="minorEastAsia" w:hAnsi="Times New Roman" w:cs="Times New Roman"/>
           <w:iCs/>
         </w:rPr>
-        <w:t>Where s represents signal photons and i represents idler photons obtained from spontaneous parametric down conservation.</w:t>
+      </w:pPr>
+      <w:r>
+        <w:rPr>
+          <w:rFonts w:ascii="Times New Roman" w:eastAsiaTheme="minorEastAsia" w:hAnsi="Times New Roman" w:cs="Times New Roman"/>
+          <w:iCs/>
+        </w:rPr>
+        <w:t xml:space="preserve">Where s represents signal photons and </w:t>
+      </w:r>
+      <w:proofErr w:type="spellStart"/>
+      <w:r>
+        <w:rPr>
+          <w:rFonts w:ascii="Times New Roman" w:eastAsiaTheme="minorEastAsia" w:hAnsi="Times New Roman" w:cs="Times New Roman"/>
+          <w:iCs/>
+        </w:rPr>
+        <w:t>i</w:t>
+      </w:r>
+      <w:proofErr w:type="spellEnd"/>
+      <w:r>
+        <w:rPr>
+          <w:rFonts w:ascii="Times New Roman" w:eastAsiaTheme="minorEastAsia" w:hAnsi="Times New Roman" w:cs="Times New Roman"/>
+          <w:iCs/>
+        </w:rPr>
+        <w:t xml:space="preserve"> represents idler photons obtained from spontaneous parametric down conservation.</w:t>
       </w:r>
     </w:p>
     <w:p>
@@ -6470,7 +6775,6 @@
           <w:sz w:val="36"/>
           <w:szCs w:val="36"/>
         </w:rPr>
-        <w:lastRenderedPageBreak/>
         <w:t>Bell inequality and EPS Verification</w:t>
       </w:r>
     </w:p>
@@ -7391,48 +7695,6 @@
     </w:p>
     <w:p>
       <w:pPr>
-        <w:spacing w:after="0" w:line="276" w:lineRule="auto"/>
-        <w:ind w:left="360"/>
-        <w:jc w:val="both"/>
-        <w:rPr>
-          <w:rFonts w:ascii="Times New Roman" w:hAnsi="Times New Roman" w:cs="Times New Roman"/>
-          <w:b/>
-          <w:bCs/>
-          <w:sz w:val="36"/>
-          <w:szCs w:val="36"/>
-        </w:rPr>
-      </w:pPr>
-    </w:p>
-    <w:p>
-      <w:pPr>
-        <w:spacing w:after="0" w:line="276" w:lineRule="auto"/>
-        <w:ind w:left="360"/>
-        <w:jc w:val="both"/>
-        <w:rPr>
-          <w:rFonts w:ascii="Times New Roman" w:hAnsi="Times New Roman" w:cs="Times New Roman"/>
-          <w:b/>
-          <w:bCs/>
-          <w:sz w:val="36"/>
-          <w:szCs w:val="36"/>
-        </w:rPr>
-      </w:pPr>
-    </w:p>
-    <w:p>
-      <w:pPr>
-        <w:spacing w:after="0" w:line="276" w:lineRule="auto"/>
-        <w:ind w:left="360"/>
-        <w:jc w:val="both"/>
-        <w:rPr>
-          <w:rFonts w:ascii="Times New Roman" w:hAnsi="Times New Roman" w:cs="Times New Roman"/>
-          <w:b/>
-          <w:bCs/>
-          <w:sz w:val="36"/>
-          <w:szCs w:val="36"/>
-        </w:rPr>
-      </w:pPr>
-    </w:p>
-    <w:p>
-      <w:pPr>
         <w:pStyle w:val="ListParagraph"/>
         <w:numPr>
           <w:ilvl w:val="0"/>
@@ -7456,37 +7718,37 @@
           <w:sz w:val="36"/>
           <w:szCs w:val="36"/>
         </w:rPr>
+        <w:t>Phase Matching Techniques</w:t>
+      </w:r>
+    </w:p>
+    <w:p>
+      <w:pPr>
+        <w:spacing w:after="0" w:line="276" w:lineRule="auto"/>
+        <w:ind w:left="360"/>
+        <w:jc w:val="both"/>
+        <w:rPr>
+          <w:rFonts w:ascii="Times New Roman" w:hAnsi="Times New Roman" w:cs="Times New Roman"/>
+          <w:b/>
+          <w:bCs/>
+          <w:sz w:val="36"/>
+          <w:szCs w:val="36"/>
+        </w:rPr>
+      </w:pPr>
+    </w:p>
+    <w:p>
+      <w:pPr>
+        <w:spacing w:after="0" w:line="276" w:lineRule="auto"/>
+        <w:ind w:left="360"/>
+        <w:jc w:val="both"/>
+        <w:rPr>
+          <w:rFonts w:ascii="Times New Roman" w:hAnsi="Times New Roman" w:cs="Times New Roman"/>
+        </w:rPr>
+      </w:pPr>
+      <w:r>
+        <w:rPr>
+          <w:rFonts w:ascii="Times New Roman" w:hAnsi="Times New Roman" w:cs="Times New Roman"/>
+        </w:rPr>
         <w:lastRenderedPageBreak/>
-        <w:t>Phase Matching Techniques</w:t>
-      </w:r>
-    </w:p>
-    <w:p>
-      <w:pPr>
-        <w:spacing w:after="0" w:line="276" w:lineRule="auto"/>
-        <w:ind w:left="360"/>
-        <w:jc w:val="both"/>
-        <w:rPr>
-          <w:rFonts w:ascii="Times New Roman" w:hAnsi="Times New Roman" w:cs="Times New Roman"/>
-          <w:b/>
-          <w:bCs/>
-          <w:sz w:val="36"/>
-          <w:szCs w:val="36"/>
-        </w:rPr>
-      </w:pPr>
-    </w:p>
-    <w:p>
-      <w:pPr>
-        <w:spacing w:after="0" w:line="276" w:lineRule="auto"/>
-        <w:ind w:left="360"/>
-        <w:jc w:val="both"/>
-        <w:rPr>
-          <w:rFonts w:ascii="Times New Roman" w:hAnsi="Times New Roman" w:cs="Times New Roman"/>
-        </w:rPr>
-      </w:pPr>
-      <w:r>
-        <w:rPr>
-          <w:rFonts w:ascii="Times New Roman" w:hAnsi="Times New Roman" w:cs="Times New Roman"/>
-        </w:rPr>
         <w:t>Phase matching is a condition in nonlinear processes like SPDC where the interacting waves stay in phase to each other as they propagate through a crystal so that they result in constructive interference.</w:t>
       </w:r>
     </w:p>
@@ -8138,6 +8400,16 @@
     </w:p>
     <w:p>
       <w:pPr>
+        <w:spacing w:after="0" w:line="276" w:lineRule="auto"/>
+        <w:ind w:left="360"/>
+        <w:jc w:val="both"/>
+        <w:rPr>
+          <w:rFonts w:ascii="Times New Roman" w:hAnsi="Times New Roman" w:cs="Times New Roman"/>
+        </w:rPr>
+      </w:pPr>
+    </w:p>
+    <w:p>
+      <w:pPr>
         <w:pStyle w:val="ListParagraph"/>
         <w:numPr>
           <w:ilvl w:val="1"/>
@@ -8476,33 +8748,33 @@
         <w:rPr>
           <w:rFonts w:ascii="Times New Roman" w:hAnsi="Times New Roman" w:cs="Times New Roman"/>
         </w:rPr>
+        <w:t>Therefore, destructive interference becomes constructive again.</w:t>
+      </w:r>
+    </w:p>
+    <w:p>
+      <w:pPr>
+        <w:spacing w:after="0" w:line="276" w:lineRule="auto"/>
+        <w:ind w:left="360"/>
+        <w:jc w:val="both"/>
+        <w:rPr>
+          <w:rFonts w:ascii="Times New Roman" w:hAnsi="Times New Roman" w:cs="Times New Roman"/>
+        </w:rPr>
+      </w:pPr>
+    </w:p>
+    <w:p>
+      <w:pPr>
+        <w:spacing w:after="0" w:line="276" w:lineRule="auto"/>
+        <w:ind w:left="360"/>
+        <w:jc w:val="both"/>
+        <w:rPr>
+          <w:rFonts w:ascii="Times New Roman" w:hAnsi="Times New Roman" w:cs="Times New Roman"/>
+        </w:rPr>
+      </w:pPr>
+      <w:r>
+        <w:rPr>
+          <w:rFonts w:ascii="Times New Roman" w:hAnsi="Times New Roman" w:cs="Times New Roman"/>
+        </w:rPr>
         <w:lastRenderedPageBreak/>
-        <w:t>Therefore, destructive interference becomes constructive again.</w:t>
-      </w:r>
-    </w:p>
-    <w:p>
-      <w:pPr>
-        <w:spacing w:after="0" w:line="276" w:lineRule="auto"/>
-        <w:ind w:left="360"/>
-        <w:jc w:val="both"/>
-        <w:rPr>
-          <w:rFonts w:ascii="Times New Roman" w:hAnsi="Times New Roman" w:cs="Times New Roman"/>
-        </w:rPr>
-      </w:pPr>
-    </w:p>
-    <w:p>
-      <w:pPr>
-        <w:spacing w:after="0" w:line="276" w:lineRule="auto"/>
-        <w:ind w:left="360"/>
-        <w:jc w:val="both"/>
-        <w:rPr>
-          <w:rFonts w:ascii="Times New Roman" w:hAnsi="Times New Roman" w:cs="Times New Roman"/>
-        </w:rPr>
-      </w:pPr>
-      <w:r>
-        <w:rPr>
-          <w:rFonts w:ascii="Times New Roman" w:hAnsi="Times New Roman" w:cs="Times New Roman"/>
-        </w:rPr>
         <w:t>Poling period(Λ): Spatial period over which the crystal’s nonlinear coefficient reverses its sign for QPM.</w:t>
       </w:r>
     </w:p>
@@ -9949,7 +10221,21 @@
         <w:rPr>
           <w:rFonts w:ascii="Times New Roman" w:hAnsi="Times New Roman" w:cs="Times New Roman"/>
         </w:rPr>
-        <w:t>(SPDC) within Sagnac interferometer configurations, but they differ fundamentally in the</w:t>
+        <w:t xml:space="preserve">(SPDC) within </w:t>
+      </w:r>
+      <w:proofErr w:type="spellStart"/>
+      <w:r>
+        <w:rPr>
+          <w:rFonts w:ascii="Times New Roman" w:hAnsi="Times New Roman" w:cs="Times New Roman"/>
+        </w:rPr>
+        <w:t>Sagnac</w:t>
+      </w:r>
+      <w:proofErr w:type="spellEnd"/>
+      <w:r>
+        <w:rPr>
+          <w:rFonts w:ascii="Times New Roman" w:hAnsi="Times New Roman" w:cs="Times New Roman"/>
+        </w:rPr>
+        <w:t xml:space="preserve"> interferometer configurations, but they differ fundamentally in the</w:t>
       </w:r>
       <w:r>
         <w:rPr>
@@ -9999,49 +10285,92 @@
         <w:rPr>
           <w:rFonts w:ascii="Times New Roman" w:hAnsi="Times New Roman" w:cs="Times New Roman"/>
         </w:rPr>
-        <w:t>BULK CRYSTAL: A bulk crystal source consists of a solid, optically clear crystal block, placed directly inside a Sagnac interferometer loop. The crystal maintains its original bulk form with uniform dimensions throughout its length. The pump laser and resulting entangled photons propagate through this solid crystal material.</w:t>
-      </w:r>
-    </w:p>
-    <w:p>
-      <w:pPr>
-        <w:spacing w:after="0" w:line="276" w:lineRule="auto"/>
-        <w:ind w:left="360"/>
-        <w:jc w:val="both"/>
-        <w:rPr>
-          <w:rFonts w:ascii="Times New Roman" w:hAnsi="Times New Roman" w:cs="Times New Roman"/>
-        </w:rPr>
-      </w:pPr>
-      <w:r>
-        <w:rPr>
-          <w:rFonts w:ascii="Times New Roman" w:hAnsi="Times New Roman" w:cs="Times New Roman"/>
-        </w:rPr>
-        <w:t>Bulk crystal at 1550nm remains the highest-performance platform for generating maximally entangled photons, achieving exceptional spectral brightness (&gt;2.0 MHz/(mW.nm)) and fidelity (97.8%). However, it requires substantial free-space optical infrastructure and laboratory environments.</w:t>
-      </w:r>
-    </w:p>
-    <w:p>
-      <w:pPr>
-        <w:spacing w:after="0" w:line="276" w:lineRule="auto"/>
-        <w:ind w:left="360"/>
-        <w:jc w:val="both"/>
-        <w:rPr>
-          <w:rFonts w:ascii="Times New Roman" w:hAnsi="Times New Roman" w:cs="Times New Roman"/>
-        </w:rPr>
-      </w:pPr>
-    </w:p>
-    <w:p>
-      <w:pPr>
-        <w:spacing w:after="0" w:line="276" w:lineRule="auto"/>
-        <w:ind w:left="360"/>
-        <w:jc w:val="both"/>
-        <w:rPr>
-          <w:rFonts w:ascii="Times New Roman" w:hAnsi="Times New Roman" w:cs="Times New Roman"/>
-        </w:rPr>
-      </w:pPr>
-      <w:r>
-        <w:rPr>
-          <w:rFonts w:ascii="Times New Roman" w:hAnsi="Times New Roman" w:cs="Times New Roman"/>
-        </w:rPr>
-        <w:t>WAVEGUIDE: A waveguide source uses non-linear crystal not as a bulk crystal but as an integrated ridge waveguide-a narrow optical channel (typically 5-10 micrometers wide) inscribed or fabricated within a larger non-linear substrate. This waveguide is integrated directly into a fiber-coupled Sagnac interferometer loop.</w:t>
+        <w:t xml:space="preserve">BULK CRYSTAL: A bulk crystal source consists of a solid, optically clear crystal block, placed directly inside a </w:t>
+      </w:r>
+      <w:proofErr w:type="spellStart"/>
+      <w:r>
+        <w:rPr>
+          <w:rFonts w:ascii="Times New Roman" w:hAnsi="Times New Roman" w:cs="Times New Roman"/>
+        </w:rPr>
+        <w:t>Sagnac</w:t>
+      </w:r>
+      <w:proofErr w:type="spellEnd"/>
+      <w:r>
+        <w:rPr>
+          <w:rFonts w:ascii="Times New Roman" w:hAnsi="Times New Roman" w:cs="Times New Roman"/>
+        </w:rPr>
+        <w:t xml:space="preserve"> interferometer loop. The crystal maintains its original bulk form with uniform dimensions throughout its length. The pump laser and resulting entangled photons propagate through this solid crystal material.</w:t>
+      </w:r>
+    </w:p>
+    <w:p>
+      <w:pPr>
+        <w:spacing w:after="0" w:line="276" w:lineRule="auto"/>
+        <w:ind w:left="360"/>
+        <w:jc w:val="both"/>
+        <w:rPr>
+          <w:rFonts w:ascii="Times New Roman" w:hAnsi="Times New Roman" w:cs="Times New Roman"/>
+        </w:rPr>
+      </w:pPr>
+      <w:r>
+        <w:rPr>
+          <w:rFonts w:ascii="Times New Roman" w:hAnsi="Times New Roman" w:cs="Times New Roman"/>
+        </w:rPr>
+        <w:t>Bulk crystal at 1550nm remains the highest-performance platform for generating maximally entangled photons, achieving exceptional spectral brightness (&gt;2.0 MHz/(</w:t>
+      </w:r>
+      <w:proofErr w:type="spellStart"/>
+      <w:r>
+        <w:rPr>
+          <w:rFonts w:ascii="Times New Roman" w:hAnsi="Times New Roman" w:cs="Times New Roman"/>
+        </w:rPr>
+        <w:t>mW.nm</w:t>
+      </w:r>
+      <w:proofErr w:type="spellEnd"/>
+      <w:r>
+        <w:rPr>
+          <w:rFonts w:ascii="Times New Roman" w:hAnsi="Times New Roman" w:cs="Times New Roman"/>
+        </w:rPr>
+        <w:t>)) and fidelity (97.8%). However, it requires substantial free-space optical infrastructure and laboratory environments.</w:t>
+      </w:r>
+    </w:p>
+    <w:p>
+      <w:pPr>
+        <w:spacing w:after="0" w:line="276" w:lineRule="auto"/>
+        <w:ind w:left="360"/>
+        <w:jc w:val="both"/>
+        <w:rPr>
+          <w:rFonts w:ascii="Times New Roman" w:hAnsi="Times New Roman" w:cs="Times New Roman"/>
+        </w:rPr>
+      </w:pPr>
+    </w:p>
+    <w:p>
+      <w:pPr>
+        <w:spacing w:after="0" w:line="276" w:lineRule="auto"/>
+        <w:ind w:left="360"/>
+        <w:jc w:val="both"/>
+        <w:rPr>
+          <w:rFonts w:ascii="Times New Roman" w:hAnsi="Times New Roman" w:cs="Times New Roman"/>
+        </w:rPr>
+      </w:pPr>
+      <w:r>
+        <w:rPr>
+          <w:rFonts w:ascii="Times New Roman" w:hAnsi="Times New Roman" w:cs="Times New Roman"/>
+        </w:rPr>
+        <w:lastRenderedPageBreak/>
+        <w:t xml:space="preserve">WAVEGUIDE: A waveguide source uses non-linear crystal not as a bulk crystal but as an integrated ridge waveguide-a narrow optical channel (typically 5-10 micrometers wide) inscribed or fabricated within a larger non-linear substrate. This waveguide is integrated directly into a fiber-coupled </w:t>
+      </w:r>
+      <w:proofErr w:type="spellStart"/>
+      <w:r>
+        <w:rPr>
+          <w:rFonts w:ascii="Times New Roman" w:hAnsi="Times New Roman" w:cs="Times New Roman"/>
+        </w:rPr>
+        <w:t>Sagnac</w:t>
+      </w:r>
+      <w:proofErr w:type="spellEnd"/>
+      <w:r>
+        <w:rPr>
+          <w:rFonts w:ascii="Times New Roman" w:hAnsi="Times New Roman" w:cs="Times New Roman"/>
+        </w:rPr>
+        <w:t xml:space="preserve"> interferometer loop.</w:t>
       </w:r>
     </w:p>
     <w:p>
@@ -10099,7 +10428,21 @@
         <w:rPr>
           <w:rFonts w:ascii="Times New Roman" w:hAnsi="Times New Roman" w:cs="Times New Roman"/>
         </w:rPr>
-        <w:t xml:space="preserve">The selection between bulk and waveguide depends entirely on application priorities: bulk crystal for highest-quality entanglement in research, and waveguide for practical, scalable quantum networks. Both employ Sagnac architectures that provide inherent stability and represent the state-of-the-art in 1550nm entangled photon generation.     </w:t>
+        <w:t xml:space="preserve">The selection between bulk and waveguide depends entirely on application priorities: bulk crystal for highest-quality entanglement in research, and waveguide for practical, scalable quantum networks. Both employ </w:t>
+      </w:r>
+      <w:proofErr w:type="spellStart"/>
+      <w:r>
+        <w:rPr>
+          <w:rFonts w:ascii="Times New Roman" w:hAnsi="Times New Roman" w:cs="Times New Roman"/>
+        </w:rPr>
+        <w:t>Sagnac</w:t>
+      </w:r>
+      <w:proofErr w:type="spellEnd"/>
+      <w:r>
+        <w:rPr>
+          <w:rFonts w:ascii="Times New Roman" w:hAnsi="Times New Roman" w:cs="Times New Roman"/>
+        </w:rPr>
+        <w:t xml:space="preserve"> architectures that provide inherent stability and represent the state-of-the-art in 1550nm entangled photon generation.     </w:t>
       </w:r>
     </w:p>
     <w:p>
@@ -10165,7 +10508,21 @@
         <w:rPr>
           <w:rFonts w:ascii="Times New Roman" w:hAnsi="Times New Roman" w:cs="Times New Roman"/>
         </w:rPr>
-        <w:t>Both fiber-based and free-space sources generate entangled photon pairs through spontaneous parametric down-conversion (SPDC). The critical difference lies in how the photon generation occurs and how the generated photons are delivered to users: in a Sagnac interferometer configuration that provides inherent stability and efficient collection.</w:t>
+        <w:t xml:space="preserve">Both fiber-based and free-space sources generate entangled photon pairs through spontaneous parametric down-conversion (SPDC). The critical difference lies in how the photon generation occurs and how the generated photons are delivered to users: in a </w:t>
+      </w:r>
+      <w:proofErr w:type="spellStart"/>
+      <w:r>
+        <w:rPr>
+          <w:rFonts w:ascii="Times New Roman" w:hAnsi="Times New Roman" w:cs="Times New Roman"/>
+        </w:rPr>
+        <w:t>Sagnac</w:t>
+      </w:r>
+      <w:proofErr w:type="spellEnd"/>
+      <w:r>
+        <w:rPr>
+          <w:rFonts w:ascii="Times New Roman" w:hAnsi="Times New Roman" w:cs="Times New Roman"/>
+        </w:rPr>
+        <w:t xml:space="preserve"> interferometer configuration that provides inherent stability and efficient collection.</w:t>
       </w:r>
     </w:p>
     <w:p>
@@ -10207,7 +10564,21 @@
         <w:rPr>
           <w:rFonts w:ascii="Times New Roman" w:hAnsi="Times New Roman" w:cs="Times New Roman"/>
         </w:rPr>
-        <w:t>A free-space source places a bulk crystal (typically 25-30 mm long) directly in open air or vacuum within a Sagnac interferometer architecture. The pump laser is focused into the crystal using free-space optics (mirrors and lenses), and the generated entangled photons propagate through open space before being collected and coupled into optical fibers.</w:t>
+        <w:t xml:space="preserve">A free-space source places a bulk crystal (typically 25-30 mm long) directly in open air or vacuum within a </w:t>
+      </w:r>
+      <w:proofErr w:type="spellStart"/>
+      <w:r>
+        <w:rPr>
+          <w:rFonts w:ascii="Times New Roman" w:hAnsi="Times New Roman" w:cs="Times New Roman"/>
+        </w:rPr>
+        <w:t>Sagnac</w:t>
+      </w:r>
+      <w:proofErr w:type="spellEnd"/>
+      <w:r>
+        <w:rPr>
+          <w:rFonts w:ascii="Times New Roman" w:hAnsi="Times New Roman" w:cs="Times New Roman"/>
+        </w:rPr>
+        <w:t xml:space="preserve"> interferometer architecture. The pump laser is focused into the crystal using free-space optics (mirrors and lenses), and the generated entangled photons propagate through open space before being collected and coupled into optical fibers.</w:t>
       </w:r>
     </w:p>
     <w:p>
@@ -10255,7 +10626,21 @@
         <w:rPr>
           <w:rFonts w:ascii="Times New Roman" w:hAnsi="Times New Roman" w:cs="Times New Roman"/>
         </w:rPr>
-        <w:t>3. Sagnac Configuration: The interferometer uses mirrors to create two counter-propagating paths. Both paths go through the same crystal, generating two types of entangled pairs that interfere at a 50/50 beam splitter, creating polarization entanglement.</w:t>
+        <w:t xml:space="preserve">3. </w:t>
+      </w:r>
+      <w:proofErr w:type="spellStart"/>
+      <w:r>
+        <w:rPr>
+          <w:rFonts w:ascii="Times New Roman" w:hAnsi="Times New Roman" w:cs="Times New Roman"/>
+        </w:rPr>
+        <w:t>Sagnac</w:t>
+      </w:r>
+      <w:proofErr w:type="spellEnd"/>
+      <w:r>
+        <w:rPr>
+          <w:rFonts w:ascii="Times New Roman" w:hAnsi="Times New Roman" w:cs="Times New Roman"/>
+        </w:rPr>
+        <w:t xml:space="preserve"> Configuration: The interferometer uses mirrors to create two counter-propagating paths. Both paths go through the same crystal, generating two types of entangled pairs that interfere at a 50/50 beam splitter, creating polarization entanglement.</w:t>
       </w:r>
     </w:p>
     <w:p>
@@ -10313,7 +10698,21 @@
         <w:rPr>
           <w:rFonts w:ascii="Times New Roman" w:hAnsi="Times New Roman" w:cs="Times New Roman"/>
         </w:rPr>
-        <w:t>A fiber-based PPKTP source integrates the non-linear crystal directly into a fiber-coupled Sagnac loop interferometer. The crystal is placed inside a fiber loop, with all light propagation occurring within optical fibers rather than in open space.</w:t>
+        <w:t xml:space="preserve">A fiber-based PPKTP source integrates the non-linear crystal directly into a fiber-coupled </w:t>
+      </w:r>
+      <w:proofErr w:type="spellStart"/>
+      <w:r>
+        <w:rPr>
+          <w:rFonts w:ascii="Times New Roman" w:hAnsi="Times New Roman" w:cs="Times New Roman"/>
+        </w:rPr>
+        <w:t>Sagnac</w:t>
+      </w:r>
+      <w:proofErr w:type="spellEnd"/>
+      <w:r>
+        <w:rPr>
+          <w:rFonts w:ascii="Times New Roman" w:hAnsi="Times New Roman" w:cs="Times New Roman"/>
+        </w:rPr>
+        <w:t xml:space="preserve"> loop interferometer. The crystal is placed inside a fiber loop, with all light propagation occurring within optical fibers rather than in open space.</w:t>
       </w:r>
     </w:p>
     <w:p>
@@ -10362,7 +10761,21 @@
         <w:rPr>
           <w:rFonts w:ascii="Times New Roman" w:hAnsi="Times New Roman" w:cs="Times New Roman"/>
         </w:rPr>
-        <w:t>3. Sagnac Architecture: Pump light circulates counter-clockwise and clockwise through the same crystal, generating two entangled pair states that interfere at a 50/50 fiber coupler, creating polarization entanglement.</w:t>
+        <w:t xml:space="preserve">3. </w:t>
+      </w:r>
+      <w:proofErr w:type="spellStart"/>
+      <w:r>
+        <w:rPr>
+          <w:rFonts w:ascii="Times New Roman" w:hAnsi="Times New Roman" w:cs="Times New Roman"/>
+        </w:rPr>
+        <w:t>Sagnac</w:t>
+      </w:r>
+      <w:proofErr w:type="spellEnd"/>
+      <w:r>
+        <w:rPr>
+          <w:rFonts w:ascii="Times New Roman" w:hAnsi="Times New Roman" w:cs="Times New Roman"/>
+        </w:rPr>
+        <w:t xml:space="preserve"> Architecture: Pump light circulates counter-clockwise and clockwise through the same crystal, generating two entangled pair states that interfere at a 50/50 fiber coupler, creating polarization entanglement.</w:t>
       </w:r>
     </w:p>
     <w:p>
@@ -10675,7 +11088,23 @@
           <w:rFonts w:ascii="Times New Roman" w:hAnsi="Times New Roman" w:cs="Times New Roman"/>
           <w:color w:val="0D0D0D" w:themeColor="text1" w:themeTint="F2"/>
         </w:rPr>
-        <w:t>KTP-KTiOPO₄ (Potassium Titanyl Phosphate): KTP is a ferroelectric nonlinear optical crystal that has become one of the most important materials in modern photonics.</w:t>
+        <w:t>KTP-</w:t>
+      </w:r>
+      <w:proofErr w:type="spellStart"/>
+      <w:r>
+        <w:rPr>
+          <w:rFonts w:ascii="Times New Roman" w:hAnsi="Times New Roman" w:cs="Times New Roman"/>
+          <w:color w:val="0D0D0D" w:themeColor="text1" w:themeTint="F2"/>
+        </w:rPr>
+        <w:t>KTiOPO</w:t>
+      </w:r>
+      <w:proofErr w:type="spellEnd"/>
+      <w:r>
+        <w:rPr>
+          <w:rFonts w:ascii="Times New Roman" w:hAnsi="Times New Roman" w:cs="Times New Roman"/>
+          <w:color w:val="0D0D0D" w:themeColor="text1" w:themeTint="F2"/>
+        </w:rPr>
+        <w:t>₄ (Potassium Titanyl Phosphate): KTP is a ferroelectric nonlinear optical crystal that has become one of the most important materials in modern photonics.</w:t>
       </w:r>
     </w:p>
     <w:p>
@@ -11007,17 +11436,28 @@
         <w:jc w:val="both"/>
         <w:rPr>
           <w:rFonts w:ascii="Times New Roman" w:hAnsi="Times New Roman" w:cs="Times New Roman"/>
-          <w:b/>
-          <w:bCs/>
-        </w:rPr>
-      </w:pPr>
-      <w:r>
-        <w:rPr>
-          <w:rFonts w:ascii="Times New Roman" w:hAnsi="Times New Roman" w:cs="Times New Roman"/>
           <w:color w:val="0D0D0D" w:themeColor="text1" w:themeTint="F2"/>
         </w:rPr>
+      </w:pPr>
+      <w:r>
+        <w:rPr>
+          <w:rFonts w:ascii="Times New Roman" w:hAnsi="Times New Roman" w:cs="Times New Roman"/>
+          <w:color w:val="0D0D0D" w:themeColor="text1" w:themeTint="F2"/>
+        </w:rPr>
         <w:t>THREE KEY NON-LINEAR PROCESSES:</w:t>
       </w:r>
+    </w:p>
+    <w:p>
+      <w:pPr>
+        <w:spacing w:after="0" w:line="276" w:lineRule="auto"/>
+        <w:ind w:left="360"/>
+        <w:jc w:val="both"/>
+        <w:rPr>
+          <w:rFonts w:ascii="Times New Roman" w:hAnsi="Times New Roman" w:cs="Times New Roman"/>
+          <w:b/>
+          <w:bCs/>
+        </w:rPr>
+      </w:pPr>
     </w:p>
     <w:p>
       <w:pPr>
@@ -11262,6 +11702,7 @@
           <w:rFonts w:ascii="Times New Roman" w:hAnsi="Times New Roman" w:cs="Times New Roman"/>
           <w:color w:val="000000" w:themeColor="text1"/>
         </w:rPr>
+        <w:lastRenderedPageBreak/>
         <w:t>Properties of PPLN:</w:t>
       </w:r>
     </w:p>
@@ -11284,7 +11725,6 @@
           <w:rFonts w:ascii="Times New Roman" w:hAnsi="Times New Roman" w:cs="Times New Roman"/>
           <w:color w:val="000000" w:themeColor="text1"/>
         </w:rPr>
-        <w:lastRenderedPageBreak/>
         <w:t>Strong χ² nonlinearity: PPLN has large second order noncolinear coefficient (high brightness).</w:t>
       </w:r>
     </w:p>
@@ -11926,6 +12366,7 @@
         <w:rPr>
           <w:rFonts w:ascii="Times New Roman" w:hAnsi="Times New Roman" w:cs="Times New Roman"/>
         </w:rPr>
+        <w:lastRenderedPageBreak/>
         <w:t xml:space="preserve">Therefore, </w:t>
       </w:r>
       <w:r>
@@ -11982,16 +12423,27 @@
           <w:szCs w:val="36"/>
         </w:rPr>
       </w:pPr>
-      <w:r>
-        <w:rPr>
-          <w:rFonts w:ascii="Times New Roman" w:hAnsi="Times New Roman" w:cs="Times New Roman"/>
-          <w:b/>
-          <w:bCs/>
-          <w:sz w:val="36"/>
-          <w:szCs w:val="36"/>
-        </w:rPr>
-        <w:lastRenderedPageBreak/>
-        <w:t>Sagnac Interferometer</w:t>
+      <w:proofErr w:type="spellStart"/>
+      <w:r>
+        <w:rPr>
+          <w:rFonts w:ascii="Times New Roman" w:hAnsi="Times New Roman" w:cs="Times New Roman"/>
+          <w:b/>
+          <w:bCs/>
+          <w:sz w:val="36"/>
+          <w:szCs w:val="36"/>
+        </w:rPr>
+        <w:t>Sagnac</w:t>
+      </w:r>
+      <w:proofErr w:type="spellEnd"/>
+      <w:r>
+        <w:rPr>
+          <w:rFonts w:ascii="Times New Roman" w:hAnsi="Times New Roman" w:cs="Times New Roman"/>
+          <w:b/>
+          <w:bCs/>
+          <w:sz w:val="36"/>
+          <w:szCs w:val="36"/>
+        </w:rPr>
+        <w:t xml:space="preserve"> Interferometer</w:t>
       </w:r>
     </w:p>
     <w:p>
@@ -12057,16 +12509,75 @@
       <w:r>
         <w:rPr>
           <w:rFonts w:ascii="Times New Roman" w:hAnsi="Times New Roman" w:cs="Times New Roman"/>
+          <w:lang w:val="en"/>
+        </w:rPr>
+        <w:t>The core part is a</w:t>
+      </w:r>
+      <w:r>
+        <w:rPr>
+          <w:rFonts w:ascii="Times New Roman" w:hAnsi="Times New Roman" w:cs="Times New Roman"/>
+          <w:lang w:val="en"/>
+        </w:rPr>
+        <w:t>n</w:t>
+      </w:r>
+      <w:r>
+        <w:rPr>
+          <w:rFonts w:ascii="Times New Roman" w:hAnsi="Times New Roman" w:cs="Times New Roman"/>
+          <w:lang w:val="en"/>
+        </w:rPr>
+        <w:t xml:space="preserve"> isosceles right triangle in this </w:t>
+      </w:r>
+      <w:proofErr w:type="spellStart"/>
+      <w:r>
+        <w:rPr>
+          <w:rFonts w:ascii="Times New Roman" w:hAnsi="Times New Roman" w:cs="Times New Roman"/>
+          <w:lang w:val="en"/>
+        </w:rPr>
+        <w:t>Sagnac</w:t>
+      </w:r>
+      <w:proofErr w:type="spellEnd"/>
+      <w:r>
+        <w:rPr>
+          <w:rFonts w:ascii="Times New Roman" w:hAnsi="Times New Roman" w:cs="Times New Roman"/>
+          <w:lang w:val="en"/>
+        </w:rPr>
+        <w:t xml:space="preserve"> interferometer, and the crystal is placed in the middle of the base of the triangle. A pump photon propagates along the blue path, as it is reflected by a Dichroic mirror (this DM will transmit the idler and signal photons) as the figure 2 shows:</w:t>
+      </w:r>
+    </w:p>
+    <w:p>
+      <w:pPr>
+        <w:spacing w:after="0" w:line="276" w:lineRule="auto"/>
+        <w:ind w:left="360"/>
+        <w:jc w:val="both"/>
+        <w:rPr>
+          <w:rFonts w:ascii="Times New Roman" w:hAnsi="Times New Roman" w:cs="Times New Roman"/>
+          <w:lang w:val="en"/>
+        </w:rPr>
+      </w:pPr>
+    </w:p>
+    <w:p>
+      <w:pPr>
+        <w:spacing w:after="0" w:line="276" w:lineRule="auto"/>
+        <w:ind w:left="360"/>
+        <w:jc w:val="both"/>
+        <w:rPr>
+          <w:rFonts w:ascii="Times New Roman" w:hAnsi="Times New Roman" w:cs="Times New Roman"/>
+          <w:lang w:val="en"/>
+        </w:rPr>
+      </w:pPr>
+      <w:r>
+        <w:rPr>
+          <w:rFonts w:ascii="Times New Roman" w:hAnsi="Times New Roman" w:cs="Times New Roman"/>
           <w:noProof/>
         </w:rPr>
         <w:drawing>
-          <wp:anchor distT="0" distB="0" distL="114300" distR="114300" simplePos="0" relativeHeight="251659264" behindDoc="0" locked="0" layoutInCell="1" allowOverlap="1" wp14:anchorId="08379185" wp14:editId="1E074A28">
+          <wp:anchor distT="0" distB="0" distL="114300" distR="114300" simplePos="0" relativeHeight="251659264" behindDoc="0" locked="0" layoutInCell="1" allowOverlap="1" wp14:anchorId="08379185" wp14:editId="200774CB">
             <wp:simplePos x="0" y="0"/>
             <wp:positionH relativeFrom="margin">
-              <wp:posOffset>2915285</wp:posOffset>
+              <wp:align>right</wp:align>
             </wp:positionH>
             <wp:positionV relativeFrom="margin">
-              <wp:posOffset>2584450</wp:posOffset>
+              <wp:posOffset>3597910</wp:posOffset>
             </wp:positionV>
             <wp:extent cx="2686050" cy="2470785"/>
             <wp:effectExtent l="0" t="0" r="0" b="5715"/>
@@ -12125,16 +12636,16 @@
           <w:noProof/>
         </w:rPr>
         <w:drawing>
-          <wp:anchor distT="0" distB="0" distL="114300" distR="114300" simplePos="0" relativeHeight="251660288" behindDoc="0" locked="0" layoutInCell="1" allowOverlap="1" wp14:anchorId="7793A82A" wp14:editId="30530EDB">
+          <wp:anchor distT="0" distB="0" distL="114300" distR="114300" simplePos="0" relativeHeight="251660288" behindDoc="0" locked="0" layoutInCell="1" allowOverlap="1" wp14:anchorId="7793A82A" wp14:editId="12B50607">
             <wp:simplePos x="0" y="0"/>
-            <wp:positionH relativeFrom="column">
-              <wp:posOffset>219075</wp:posOffset>
+            <wp:positionH relativeFrom="margin">
+              <wp:posOffset>78105</wp:posOffset>
             </wp:positionH>
             <wp:positionV relativeFrom="page">
-              <wp:posOffset>3521075</wp:posOffset>
+              <wp:posOffset>4564380</wp:posOffset>
             </wp:positionV>
-            <wp:extent cx="2563495" cy="2405380"/>
-            <wp:effectExtent l="0" t="0" r="8255" b="0"/>
+            <wp:extent cx="2736215" cy="2567305"/>
+            <wp:effectExtent l="0" t="0" r="6985" b="4445"/>
             <wp:wrapTopAndBottom/>
             <wp:docPr id="1896862427" name="Picture 3"/>
             <wp:cNvGraphicFramePr>
@@ -12165,7 +12676,7 @@
                   <pic:spPr bwMode="auto">
                     <a:xfrm>
                       <a:off x="0" y="0"/>
-                      <a:ext cx="2563495" cy="2405380"/>
+                      <a:ext cx="2736215" cy="2567305"/>
                     </a:xfrm>
                     <a:prstGeom prst="rect">
                       <a:avLst/>
@@ -12184,49 +12695,6 @@
           </wp:anchor>
         </w:drawing>
       </w:r>
-      <w:r>
-        <w:rPr>
-          <w:rFonts w:ascii="Times New Roman" w:hAnsi="Times New Roman" w:cs="Times New Roman"/>
-          <w:lang w:val="en"/>
-        </w:rPr>
-        <w:t>The core part is a</w:t>
-      </w:r>
-      <w:r>
-        <w:rPr>
-          <w:rFonts w:ascii="Times New Roman" w:hAnsi="Times New Roman" w:cs="Times New Roman"/>
-          <w:lang w:val="en"/>
-        </w:rPr>
-        <w:t>n</w:t>
-      </w:r>
-      <w:r>
-        <w:rPr>
-          <w:rFonts w:ascii="Times New Roman" w:hAnsi="Times New Roman" w:cs="Times New Roman"/>
-          <w:lang w:val="en"/>
-        </w:rPr>
-        <w:t xml:space="preserve"> isosceles right triangle in this Sagnac interferometer, and the crystal is placed in the middle of the base of the triangle. A pump photon propagates along the blue path, as it is reflected by a Dichroic mirror (this DM will transmit the idler and signal photons) as the figure 2 shows:</w:t>
-      </w:r>
-    </w:p>
-    <w:p>
-      <w:pPr>
-        <w:spacing w:after="0" w:line="276" w:lineRule="auto"/>
-        <w:ind w:left="360"/>
-        <w:jc w:val="both"/>
-        <w:rPr>
-          <w:rFonts w:ascii="Times New Roman" w:hAnsi="Times New Roman" w:cs="Times New Roman"/>
-          <w:lang w:val="en"/>
-        </w:rPr>
-      </w:pPr>
-    </w:p>
-    <w:p>
-      <w:pPr>
-        <w:spacing w:after="0" w:line="276" w:lineRule="auto"/>
-        <w:ind w:left="360"/>
-        <w:jc w:val="both"/>
-        <w:rPr>
-          <w:rFonts w:ascii="Times New Roman" w:hAnsi="Times New Roman" w:cs="Times New Roman"/>
-          <w:lang w:val="en"/>
-        </w:rPr>
-      </w:pPr>
     </w:p>
     <w:p>
       <w:pPr>
@@ -12236,10 +12704,10 @@
           <w:numId w:val="22"/>
         </w:numPr>
         <w:spacing w:after="0" w:line="276" w:lineRule="auto"/>
-        <w:jc w:val="both"/>
-        <w:rPr>
-          <w:rFonts w:ascii="Times New Roman" w:hAnsi="Times New Roman" w:cs="Times New Roman"/>
-          <w:lang w:val="en"/>
+        <w:ind w:left="730" w:firstLine="710"/>
+        <w:jc w:val="both"/>
+        <w:rPr>
+          <w:rFonts w:ascii="Times New Roman" w:hAnsi="Times New Roman" w:cs="Times New Roman"/>
         </w:rPr>
       </w:pPr>
       <w:r>
@@ -12292,6 +12760,17 @@
         <w:tab/>
         <w:t xml:space="preserve">   (b)</w:t>
       </w:r>
+    </w:p>
+    <w:p>
+      <w:pPr>
+        <w:pStyle w:val="ListParagraph"/>
+        <w:spacing w:after="0" w:line="276" w:lineRule="auto"/>
+        <w:ind w:left="1440"/>
+        <w:jc w:val="both"/>
+        <w:rPr>
+          <w:rFonts w:ascii="Times New Roman" w:hAnsi="Times New Roman" w:cs="Times New Roman"/>
+        </w:rPr>
+      </w:pPr>
       <w:r>
         <w:rPr>
           <w:rFonts w:ascii="Times New Roman" w:hAnsi="Times New Roman" w:cs="Times New Roman"/>
@@ -12299,15 +12778,6 @@
         </w:rPr>
         <w:br/>
       </w:r>
-    </w:p>
-    <w:p>
-      <w:pPr>
-        <w:pStyle w:val="NoSpacing"/>
-        <w:ind w:left="730" w:firstLine="710"/>
-        <w:rPr>
-          <w:rFonts w:ascii="Times New Roman" w:hAnsi="Times New Roman" w:cs="Times New Roman"/>
-        </w:rPr>
-      </w:pPr>
       <w:r>
         <w:rPr>
           <w:rFonts w:ascii="Times New Roman" w:hAnsi="Times New Roman" w:cs="Times New Roman"/>
@@ -12324,7 +12794,21 @@
         <w:rPr>
           <w:rFonts w:ascii="Times New Roman" w:hAnsi="Times New Roman" w:cs="Times New Roman"/>
         </w:rPr>
-        <w:t xml:space="preserve">: A schematic of Sagnac interferometer: (a) H-polarized input </w:t>
+        <w:t xml:space="preserve">: A schematic of </w:t>
+      </w:r>
+      <w:proofErr w:type="spellStart"/>
+      <w:r>
+        <w:rPr>
+          <w:rFonts w:ascii="Times New Roman" w:hAnsi="Times New Roman" w:cs="Times New Roman"/>
+        </w:rPr>
+        <w:t>Sagnac</w:t>
+      </w:r>
+      <w:proofErr w:type="spellEnd"/>
+      <w:r>
+        <w:rPr>
+          <w:rFonts w:ascii="Times New Roman" w:hAnsi="Times New Roman" w:cs="Times New Roman"/>
+        </w:rPr>
+        <w:t xml:space="preserve"> interferometer: (a) H-polarized input </w:t>
       </w:r>
     </w:p>
     <w:p>
@@ -12518,7 +13002,15 @@
           <w:rFonts w:ascii="Times New Roman" w:hAnsi="Times New Roman" w:cs="Times New Roman"/>
           <w:lang w:val="en"/>
         </w:rPr>
-        <w:t>. The H-polarized idler photon transmitted by the PBS and reaches path 2, while the V-polarized photon reflected by the PBS and reaches path 1, the final state is</w:t>
+        <w:t xml:space="preserve">. The H-polarized idler photon transmitted by the </w:t>
+      </w:r>
+      <w:r>
+        <w:rPr>
+          <w:rFonts w:ascii="Times New Roman" w:hAnsi="Times New Roman" w:cs="Times New Roman"/>
+          <w:lang w:val="en"/>
+        </w:rPr>
+        <w:lastRenderedPageBreak/>
+        <w:t>PBS and reaches path 2, while the V-polarized photon reflected by the PBS and reaches path 1, the final state is</w:t>
       </w:r>
       <w:r>
         <w:rPr>
@@ -12626,15 +13118,7 @@
           <w:rFonts w:ascii="Times New Roman" w:hAnsi="Times New Roman" w:cs="Times New Roman"/>
           <w:lang w:val="en"/>
         </w:rPr>
-        <w:t>, the photon is reflected in the PBS and go in the clockwise path, the photon interacts with the crystal and generates H-polarized signal photon and V-</w:t>
-      </w:r>
-      <w:r>
-        <w:rPr>
-          <w:rFonts w:ascii="Times New Roman" w:hAnsi="Times New Roman" w:cs="Times New Roman"/>
-          <w:lang w:val="en"/>
-        </w:rPr>
-        <w:lastRenderedPageBreak/>
-        <w:t xml:space="preserve">polarized idler photon, the state can be written as </w:t>
+        <w:t xml:space="preserve">, the photon is reflected in the PBS and go in the clockwise path, the photon interacts with the crystal and generates H-polarized signal photon and V-polarized idler photon, the state can be written as </w:t>
       </w:r>
       <w:r>
         <w:rPr>
@@ -12948,25 +13432,57 @@
           <w:rFonts w:ascii="Times New Roman" w:hAnsi="Times New Roman" w:cs="Times New Roman"/>
           <w:lang w:val="en"/>
         </w:rPr>
-        <w:t>Both CW and pulsed Sagnac configurations generate high-quality 1550 nm polarization-entangled photons suitable for quantum communication. CW systems offer practical advantages for deployed networks with superior brightness and simplicity, while pulsed systems provide specialized capabilities for advanced research.</w:t>
-      </w:r>
-    </w:p>
-    <w:p>
-      <w:pPr>
-        <w:spacing w:after="0" w:line="276" w:lineRule="auto"/>
-        <w:ind w:left="360"/>
-        <w:jc w:val="both"/>
+        <w:t xml:space="preserve">Both CW and pulsed </w:t>
+      </w:r>
+      <w:proofErr w:type="spellStart"/>
+      <w:r>
         <w:rPr>
           <w:rFonts w:ascii="Times New Roman" w:hAnsi="Times New Roman" w:cs="Times New Roman"/>
           <w:lang w:val="en"/>
         </w:rPr>
-      </w:pPr>
+        <w:t>Sagnac</w:t>
+      </w:r>
+      <w:proofErr w:type="spellEnd"/>
       <w:r>
         <w:rPr>
           <w:rFonts w:ascii="Times New Roman" w:hAnsi="Times New Roman" w:cs="Times New Roman"/>
           <w:lang w:val="en"/>
         </w:rPr>
-        <w:t>The Sagnac configuration's inherent phase stability—regardless of pump type—makes it the preferred choice for practical quantum networks requiring long-term reliability.</w:t>
+        <w:t xml:space="preserve"> configurations generate high-quality 1550 nm polarization-entangled photons suitable for quantum communication. CW systems offer practical advantages for deployed networks with superior brightness and simplicity, while pulsed systems provide specialized capabilities for advanced research.</w:t>
+      </w:r>
+    </w:p>
+    <w:p>
+      <w:pPr>
+        <w:spacing w:after="0" w:line="276" w:lineRule="auto"/>
+        <w:ind w:left="360"/>
+        <w:jc w:val="both"/>
+        <w:rPr>
+          <w:rFonts w:ascii="Times New Roman" w:hAnsi="Times New Roman" w:cs="Times New Roman"/>
+          <w:lang w:val="en"/>
+        </w:rPr>
+      </w:pPr>
+      <w:r>
+        <w:rPr>
+          <w:rFonts w:ascii="Times New Roman" w:hAnsi="Times New Roman" w:cs="Times New Roman"/>
+          <w:lang w:val="en"/>
+        </w:rPr>
+        <w:t xml:space="preserve">The </w:t>
+      </w:r>
+      <w:proofErr w:type="spellStart"/>
+      <w:r>
+        <w:rPr>
+          <w:rFonts w:ascii="Times New Roman" w:hAnsi="Times New Roman" w:cs="Times New Roman"/>
+          <w:lang w:val="en"/>
+        </w:rPr>
+        <w:t>Sagnac</w:t>
+      </w:r>
+      <w:proofErr w:type="spellEnd"/>
+      <w:r>
+        <w:rPr>
+          <w:rFonts w:ascii="Times New Roman" w:hAnsi="Times New Roman" w:cs="Times New Roman"/>
+          <w:lang w:val="en"/>
+        </w:rPr>
+        <w:t xml:space="preserve"> configuration's inherent phase stability—regardless of pump type—makes it the preferred choice for practical quantum networks requiring long-term reliability.</w:t>
       </w:r>
     </w:p>
     <w:p>
@@ -13089,7 +13605,21 @@
           <w:rFonts w:ascii="Times New Roman" w:eastAsiaTheme="minorEastAsia" w:hAnsi="Times New Roman" w:cs="Times New Roman"/>
           <w:color w:val="0D0D0D" w:themeColor="text1" w:themeTint="F2"/>
         </w:rPr>
-        <w:t>The experimental setup is shown in figure 3. We employ a 780 nm pulsed laser to</w:t>
+        <w:t xml:space="preserve">The experimental setup is shown in figure </w:t>
+      </w:r>
+      <w:r>
+        <w:rPr>
+          <w:rFonts w:ascii="Times New Roman" w:eastAsiaTheme="minorEastAsia" w:hAnsi="Times New Roman" w:cs="Times New Roman"/>
+          <w:color w:val="0D0D0D" w:themeColor="text1" w:themeTint="F2"/>
+        </w:rPr>
+        <w:t>6</w:t>
+      </w:r>
+      <w:r>
+        <w:rPr>
+          <w:rFonts w:ascii="Times New Roman" w:eastAsiaTheme="minorEastAsia" w:hAnsi="Times New Roman" w:cs="Times New Roman"/>
+          <w:color w:val="0D0D0D" w:themeColor="text1" w:themeTint="F2"/>
+        </w:rPr>
+        <w:t>. We employ a 780 nm pulsed laser to</w:t>
       </w:r>
       <w:r>
         <w:rPr>
@@ -13184,17 +13714,33 @@
       <w:r>
         <w:rPr>
           <w:rFonts w:ascii="Times New Roman" w:hAnsi="Times New Roman" w:cs="Times New Roman"/>
+        </w:rPr>
+        <w:lastRenderedPageBreak/>
+        <w:t>After part A, we have fully H-polarized pump light. The part B in the green dotted box is made of a half-wave plate and a quarter-wave plate. The H-polarized light is incident on the half-wave plate, the polarization direction is changed, and the light transmitted from the half-wave plate is then incident on the quarter-wave plate. When the polarization direction of the linearly polarized light is consistent with the fast axis or slow axis of the quarter-wave plate, the outgoing light is linearly polarized. In this condition the half-wave plate can be used to adjust the linear polarization direction. When the polarization direction is inconsistent with both the fast and slow axis, the outgoing light is elliptically polarized or circularly polarized. At this time, the quarter wave plate can be used to adjust the ellipticity and handedness. In conclusion, we can generate any polarized states based on the combination of a half-wave plate and a quarter-wave plate in part B.</w:t>
+      </w:r>
+    </w:p>
+    <w:p>
+      <w:pPr>
+        <w:spacing w:after="0" w:line="276" w:lineRule="auto"/>
+        <w:ind w:left="360"/>
+        <w:jc w:val="both"/>
+        <w:rPr>
+          <w:rFonts w:ascii="Times New Roman" w:hAnsi="Times New Roman" w:cs="Times New Roman"/>
+        </w:rPr>
+      </w:pPr>
+      <w:r>
+        <w:rPr>
+          <w:rFonts w:ascii="Times New Roman" w:hAnsi="Times New Roman" w:cs="Times New Roman"/>
           <w:noProof/>
         </w:rPr>
-        <w:lastRenderedPageBreak/>
         <w:drawing>
-          <wp:anchor distT="0" distB="0" distL="114300" distR="114300" simplePos="0" relativeHeight="251665408" behindDoc="0" locked="0" layoutInCell="1" allowOverlap="1" wp14:anchorId="3F257D6E" wp14:editId="14FC64E2">
+          <wp:anchor distT="0" distB="0" distL="114300" distR="114300" simplePos="0" relativeHeight="251665408" behindDoc="0" locked="0" layoutInCell="1" allowOverlap="1" wp14:anchorId="3F257D6E" wp14:editId="4EBA4579">
             <wp:simplePos x="0" y="0"/>
             <wp:positionH relativeFrom="margin">
-              <wp:posOffset>337458</wp:posOffset>
+              <wp:posOffset>260985</wp:posOffset>
             </wp:positionH>
             <wp:positionV relativeFrom="page">
-              <wp:posOffset>3283857</wp:posOffset>
+              <wp:posOffset>3369310</wp:posOffset>
             </wp:positionV>
             <wp:extent cx="5518150" cy="2627630"/>
             <wp:effectExtent l="0" t="0" r="0" b="1270"/>
@@ -13247,22 +13793,6 @@
           </wp:anchor>
         </w:drawing>
       </w:r>
-      <w:r>
-        <w:rPr>
-          <w:rFonts w:ascii="Times New Roman" w:hAnsi="Times New Roman" w:cs="Times New Roman"/>
-        </w:rPr>
-        <w:t>After part A, we have fully H-polarized pump light. The part B in the green dotted box is made of a half-wave plate and a quarter-wave plate. The H-polarized light is incident on the half-wave plate, the polarization direction is changed, and the light transmitted from the half-wave plate is then incident on the quarter-wave plate. When the polarization direction of the linearly polarized light is consistent with the fast axis or slow axis of the quarter-wave plate, the outgoing light is linearly polarized. In this condition the half-wave plate can be used to adjust the linear polarization direction. When the polarization direction is inconsistent with both the fast and slow axis, the outgoing light is elliptically polarized or circularly polarized. At this time, the quarter wave plate can be used to adjust the ellipticity and handedness. In conclusion, we can generate any polarized states based on the combination of a half-wave plate and a quarter-wave plate in part B.</w:t>
-      </w:r>
-    </w:p>
-    <w:p>
-      <w:pPr>
-        <w:spacing w:after="0" w:line="276" w:lineRule="auto"/>
-        <w:ind w:left="360"/>
-        <w:jc w:val="both"/>
-        <w:rPr>
-          <w:rFonts w:ascii="Times New Roman" w:hAnsi="Times New Roman" w:cs="Times New Roman"/>
-        </w:rPr>
-      </w:pPr>
     </w:p>
     <w:p>
       <w:pPr>
@@ -13305,7 +13835,21 @@
         <w:rPr>
           <w:rFonts w:ascii="Times New Roman" w:hAnsi="Times New Roman" w:cs="Times New Roman"/>
         </w:rPr>
-        <w:t>The light after part B is collimated by a f = 200 mm lens and reflected by a dichroic mirror (transmits the 780 nm light and reflects the 1560 nm light), and guided into the sagnac-loop</w:t>
+        <w:t xml:space="preserve">The light after part B is collimated by a f = 200 mm lens and reflected by a dichroic mirror (transmits the 780 nm light and reflects the 1560 nm light), and guided into the </w:t>
+      </w:r>
+      <w:proofErr w:type="spellStart"/>
+      <w:r>
+        <w:rPr>
+          <w:rFonts w:ascii="Times New Roman" w:hAnsi="Times New Roman" w:cs="Times New Roman"/>
+        </w:rPr>
+        <w:t>sagnac</w:t>
+      </w:r>
+      <w:proofErr w:type="spellEnd"/>
+      <w:r>
+        <w:rPr>
+          <w:rFonts w:ascii="Times New Roman" w:hAnsi="Times New Roman" w:cs="Times New Roman"/>
+        </w:rPr>
+        <w:t>-loop</w:t>
       </w:r>
       <w:r>
         <w:rPr>
@@ -13319,7 +13863,21 @@
         <w:rPr>
           <w:rFonts w:ascii="Times New Roman" w:hAnsi="Times New Roman" w:cs="Times New Roman"/>
         </w:rPr>
-        <w:t xml:space="preserve"> The sagnac-loop consists of a dual-wavelength polarized beam splitter (DPBS), a dual-wavelength half-wave plate (DHWP), two mirrors and a PPKTP crystal.</w:t>
+        <w:t xml:space="preserve"> The </w:t>
+      </w:r>
+      <w:proofErr w:type="spellStart"/>
+      <w:r>
+        <w:rPr>
+          <w:rFonts w:ascii="Times New Roman" w:hAnsi="Times New Roman" w:cs="Times New Roman"/>
+        </w:rPr>
+        <w:t>sagnac</w:t>
+      </w:r>
+      <w:proofErr w:type="spellEnd"/>
+      <w:r>
+        <w:rPr>
+          <w:rFonts w:ascii="Times New Roman" w:hAnsi="Times New Roman" w:cs="Times New Roman"/>
+        </w:rPr>
+        <w:t>-loop consists of a dual-wavelength polarized beam splitter (DPBS), a dual-wavelength half-wave plate (DHWP), two mirrors and a PPKTP crystal.</w:t>
       </w:r>
     </w:p>
     <w:p>
@@ -13341,7 +13899,21 @@
         <w:rPr>
           <w:rFonts w:ascii="Times New Roman" w:hAnsi="Times New Roman" w:cs="Times New Roman"/>
         </w:rPr>
-        <w:t>he sagnac-loop consists of a dual-wavelength polarized beam splitter (DPBS), a dual wavelength half-wave plate (DHWP), two mirrors and a PPKTP crystal.</w:t>
+        <w:t xml:space="preserve">he </w:t>
+      </w:r>
+      <w:proofErr w:type="spellStart"/>
+      <w:r>
+        <w:rPr>
+          <w:rFonts w:ascii="Times New Roman" w:hAnsi="Times New Roman" w:cs="Times New Roman"/>
+        </w:rPr>
+        <w:t>sagnac</w:t>
+      </w:r>
+      <w:proofErr w:type="spellEnd"/>
+      <w:r>
+        <w:rPr>
+          <w:rFonts w:ascii="Times New Roman" w:hAnsi="Times New Roman" w:cs="Times New Roman"/>
+        </w:rPr>
+        <w:t>-loop consists of a dual-wavelength polarized beam splitter (DPBS), a dual wavelength half-wave plate (DHWP), two mirrors and a PPKTP crystal.</w:t>
       </w:r>
       <w:r>
         <w:rPr>
@@ -13604,11 +14176,33 @@
         </w:rPr>
         <w:t xml:space="preserve"> </w:t>
       </w:r>
-      <w:r>
-        <w:rPr>
-          <w:rFonts w:ascii="Times New Roman" w:hAnsi="Times New Roman" w:cs="Times New Roman"/>
-        </w:rPr>
-        <w:t>mW pump power for the PPKTP crystal, the single photon counts for each path is 500 kcps (</w:t>
+      <w:proofErr w:type="spellStart"/>
+      <w:r>
+        <w:rPr>
+          <w:rFonts w:ascii="Times New Roman" w:hAnsi="Times New Roman" w:cs="Times New Roman"/>
+        </w:rPr>
+        <w:t>mW</w:t>
+      </w:r>
+      <w:proofErr w:type="spellEnd"/>
+      <w:r>
+        <w:rPr>
+          <w:rFonts w:ascii="Times New Roman" w:hAnsi="Times New Roman" w:cs="Times New Roman"/>
+        </w:rPr>
+        <w:t xml:space="preserve"> pump power for the PPKTP crystal, the single photon counts for each path is 500 </w:t>
+      </w:r>
+      <w:proofErr w:type="spellStart"/>
+      <w:r>
+        <w:rPr>
+          <w:rFonts w:ascii="Times New Roman" w:hAnsi="Times New Roman" w:cs="Times New Roman"/>
+        </w:rPr>
+        <w:t>kcps</w:t>
+      </w:r>
+      <w:proofErr w:type="spellEnd"/>
+      <w:r>
+        <w:rPr>
+          <w:rFonts w:ascii="Times New Roman" w:hAnsi="Times New Roman" w:cs="Times New Roman"/>
+        </w:rPr>
+        <w:t xml:space="preserve"> (</w:t>
       </w:r>
       <w:r>
         <w:rPr>
@@ -13666,7 +14260,21 @@
         <w:rPr>
           <w:rFonts w:ascii="Times New Roman" w:hAnsi="Times New Roman" w:cs="Times New Roman"/>
         </w:rPr>
-        <w:t xml:space="preserve">In conclusion, we build a high brightness telecom band entangled photonic source with the Sagnac interferometer as the core part. The single path counts is approximately half-million per second, and the maximum generation rate of entangled photon pairs is 120k/s, which is 500 times higher than the previous entangled photon source that built by P. G. Evans at 2010 with a GVM-PPKTP crystal at telecom wavelength. The high single path counts and the high entangled photon pair counts indicate the high brightness. </w:t>
+        <w:t xml:space="preserve">In conclusion, we build a high brightness telecom band entangled photonic source with the </w:t>
+      </w:r>
+      <w:proofErr w:type="spellStart"/>
+      <w:r>
+        <w:rPr>
+          <w:rFonts w:ascii="Times New Roman" w:hAnsi="Times New Roman" w:cs="Times New Roman"/>
+        </w:rPr>
+        <w:t>Sagnac</w:t>
+      </w:r>
+      <w:proofErr w:type="spellEnd"/>
+      <w:r>
+        <w:rPr>
+          <w:rFonts w:ascii="Times New Roman" w:hAnsi="Times New Roman" w:cs="Times New Roman"/>
+        </w:rPr>
+        <w:t xml:space="preserve"> interferometer as the core part. The single path counts is approximately half-million per second, and the maximum generation rate of entangled photon pairs is 120k/s, which is 500 times higher than the previous entangled photon source that built by P. G. Evans at 2010 with a GVM-PPKTP crystal at telecom wavelength. The high single path counts and the high entangled photon pair counts indicate the high brightness. </w:t>
       </w:r>
     </w:p>
     <w:p>
@@ -13773,7 +14381,21 @@
         <w:rPr>
           <w:rFonts w:ascii="Times New Roman" w:hAnsi="Times New Roman" w:cs="Times New Roman"/>
         </w:rPr>
-        <w:t xml:space="preserve">, the effort of building this sagnac </w:t>
+        <w:t xml:space="preserve">, the effort of building this </w:t>
+      </w:r>
+      <w:proofErr w:type="spellStart"/>
+      <w:r>
+        <w:rPr>
+          <w:rFonts w:ascii="Times New Roman" w:hAnsi="Times New Roman" w:cs="Times New Roman"/>
+        </w:rPr>
+        <w:t>sagnac</w:t>
+      </w:r>
+      <w:proofErr w:type="spellEnd"/>
+      <w:r>
+        <w:rPr>
+          <w:rFonts w:ascii="Times New Roman" w:hAnsi="Times New Roman" w:cs="Times New Roman"/>
+        </w:rPr>
+        <w:t xml:space="preserve"> </w:t>
       </w:r>
       <w:r>
         <w:rPr>
@@ -14000,7 +14622,19 @@
         <w:rPr>
           <w:rFonts w:ascii="Times New Roman" w:hAnsi="Times New Roman" w:cs="Times New Roman"/>
         </w:rPr>
-        <w:t xml:space="preserve"> experimental setup is shown in figure 4. A continuous laser of 775 nm wavelength is focused through pump</w:t>
+        <w:t xml:space="preserve"> experimental setup is shown in figure </w:t>
+      </w:r>
+      <w:r>
+        <w:rPr>
+          <w:rFonts w:ascii="Times New Roman" w:hAnsi="Times New Roman" w:cs="Times New Roman"/>
+        </w:rPr>
+        <w:t>7</w:t>
+      </w:r>
+      <w:r>
+        <w:rPr>
+          <w:rFonts w:ascii="Times New Roman" w:hAnsi="Times New Roman" w:cs="Times New Roman"/>
+        </w:rPr>
+        <w:t>. A continuous laser of 775 nm wavelength is focused through pump</w:t>
       </w:r>
       <w:r>
         <w:rPr>
@@ -14048,7 +14682,21 @@
         <w:rPr>
           <w:rFonts w:ascii="Times New Roman" w:hAnsi="Times New Roman" w:cs="Times New Roman"/>
         </w:rPr>
-        <w:t xml:space="preserve">passes through a fiber integrable sagnac interferometer </w:t>
+        <w:t xml:space="preserve">passes through a fiber integrable </w:t>
+      </w:r>
+      <w:proofErr w:type="spellStart"/>
+      <w:r>
+        <w:rPr>
+          <w:rFonts w:ascii="Times New Roman" w:hAnsi="Times New Roman" w:cs="Times New Roman"/>
+        </w:rPr>
+        <w:t>sagnac</w:t>
+      </w:r>
+      <w:proofErr w:type="spellEnd"/>
+      <w:r>
+        <w:rPr>
+          <w:rFonts w:ascii="Times New Roman" w:hAnsi="Times New Roman" w:cs="Times New Roman"/>
+        </w:rPr>
+        <w:t xml:space="preserve"> interferometer </w:t>
       </w:r>
       <w:r>
         <w:rPr>
@@ -14205,7 +14853,7 @@
               <w:rPr>
                 <w:rFonts w:ascii="Cambria Math" w:eastAsiaTheme="minorEastAsia" w:hAnsi="Cambria Math" w:cs="Times New Roman"/>
               </w:rPr>
-              <m:t>H⟩</m:t>
+              <m:t>H</m:t>
             </m:r>
           </m:e>
           <m:sub>
@@ -14217,6 +14865,12 @@
             </m:r>
           </m:sub>
         </m:sSub>
+        <m:r>
+          <w:rPr>
+            <w:rFonts w:ascii="Cambria Math" w:eastAsiaTheme="minorEastAsia" w:hAnsi="Cambria Math" w:cs="Times New Roman"/>
+          </w:rPr>
+          <m:t>⟩</m:t>
+        </m:r>
       </m:oMath>
     </w:p>
     <w:p>
@@ -14276,7 +14930,7 @@
               <w:rPr>
                 <w:rFonts w:ascii="Cambria Math" w:eastAsiaTheme="minorEastAsia" w:hAnsi="Cambria Math" w:cs="Times New Roman"/>
               </w:rPr>
-              <m:t>V⟩</m:t>
+              <m:t>V</m:t>
             </m:r>
           </m:e>
           <m:sub>
@@ -14288,6 +14942,12 @@
             </m:r>
           </m:sub>
         </m:sSub>
+        <m:r>
+          <w:rPr>
+            <w:rFonts w:ascii="Cambria Math" w:eastAsiaTheme="minorEastAsia" w:hAnsi="Cambria Math" w:cs="Times New Roman"/>
+          </w:rPr>
+          <m:t>⟩</m:t>
+        </m:r>
       </m:oMath>
     </w:p>
     <w:p>
@@ -15272,18 +15932,389 @@
         <w:rPr>
           <w:rFonts w:ascii="Times New Roman" w:hAnsi="Times New Roman" w:cs="Times New Roman"/>
         </w:rPr>
-        <w:t>SPAD detectors with 10% efficiency, 5 μs dead time, and &lt;1000 cps dark counts are employed. Coincidences are registered by a PicoHarp 300 time-tagger with 512 ps time-bin resolution.</w:t>
-      </w:r>
-    </w:p>
-    <w:p>
-      <w:pPr>
-        <w:spacing w:after="0" w:line="276" w:lineRule="auto"/>
-        <w:ind w:left="360"/>
-        <w:jc w:val="both"/>
-        <w:rPr>
-          <w:rFonts w:ascii="Times New Roman" w:hAnsi="Times New Roman" w:cs="Times New Roman"/>
-          <w:b/>
-          <w:bCs/>
+        <w:t xml:space="preserve">SPAD detectors with 10% efficiency, 5 </w:t>
+      </w:r>
+      <w:proofErr w:type="spellStart"/>
+      <w:r>
+        <w:rPr>
+          <w:rFonts w:ascii="Times New Roman" w:hAnsi="Times New Roman" w:cs="Times New Roman"/>
+        </w:rPr>
+        <w:t>μs</w:t>
+      </w:r>
+      <w:proofErr w:type="spellEnd"/>
+      <w:r>
+        <w:rPr>
+          <w:rFonts w:ascii="Times New Roman" w:hAnsi="Times New Roman" w:cs="Times New Roman"/>
+        </w:rPr>
+        <w:t xml:space="preserve"> dead time, and &lt;1000 cps dark counts are employed. Coincidences are registered by a </w:t>
+      </w:r>
+      <w:proofErr w:type="spellStart"/>
+      <w:r>
+        <w:rPr>
+          <w:rFonts w:ascii="Times New Roman" w:hAnsi="Times New Roman" w:cs="Times New Roman"/>
+        </w:rPr>
+        <w:t>PicoHarp</w:t>
+      </w:r>
+      <w:proofErr w:type="spellEnd"/>
+      <w:r>
+        <w:rPr>
+          <w:rFonts w:ascii="Times New Roman" w:hAnsi="Times New Roman" w:cs="Times New Roman"/>
+        </w:rPr>
+        <w:t xml:space="preserve"> 300 time-tagger with 512 </w:t>
+      </w:r>
+      <w:proofErr w:type="spellStart"/>
+      <w:r>
+        <w:rPr>
+          <w:rFonts w:ascii="Times New Roman" w:hAnsi="Times New Roman" w:cs="Times New Roman"/>
+        </w:rPr>
+        <w:t>ps</w:t>
+      </w:r>
+      <w:proofErr w:type="spellEnd"/>
+      <w:r>
+        <w:rPr>
+          <w:rFonts w:ascii="Times New Roman" w:hAnsi="Times New Roman" w:cs="Times New Roman"/>
+        </w:rPr>
+        <w:t xml:space="preserve"> time-bin resolution.</w:t>
+      </w:r>
+    </w:p>
+    <w:p>
+      <w:pPr>
+        <w:spacing w:after="0" w:line="276" w:lineRule="auto"/>
+        <w:ind w:left="360"/>
+        <w:jc w:val="both"/>
+        <w:rPr>
+          <w:rFonts w:ascii="Times New Roman" w:hAnsi="Times New Roman" w:cs="Times New Roman"/>
+        </w:rPr>
+      </w:pPr>
+    </w:p>
+    <w:p>
+      <w:pPr>
+        <w:pStyle w:val="ListParagraph"/>
+        <w:numPr>
+          <w:ilvl w:val="3"/>
+          <w:numId w:val="1"/>
+        </w:numPr>
+        <w:spacing w:after="0" w:line="276" w:lineRule="auto"/>
+        <w:jc w:val="both"/>
+        <w:rPr>
+          <w:rFonts w:ascii="Times New Roman" w:hAnsi="Times New Roman" w:cs="Times New Roman"/>
+          <w:b/>
+          <w:bCs/>
+        </w:rPr>
+      </w:pPr>
+      <w:r>
+        <w:rPr>
+          <w:rFonts w:ascii="Times New Roman" w:hAnsi="Times New Roman" w:cs="Times New Roman"/>
+          <w:b/>
+          <w:bCs/>
+        </w:rPr>
+        <w:t>Conclusion</w:t>
+      </w:r>
+    </w:p>
+    <w:p>
+      <w:pPr>
+        <w:spacing w:after="0" w:line="276" w:lineRule="auto"/>
+        <w:ind w:left="360"/>
+        <w:jc w:val="both"/>
+        <w:rPr>
+          <w:rFonts w:ascii="Times New Roman" w:hAnsi="Times New Roman" w:cs="Times New Roman"/>
+        </w:rPr>
+      </w:pPr>
+      <w:r>
+        <w:rPr>
+          <w:rFonts w:ascii="Times New Roman" w:hAnsi="Times New Roman" w:cs="Times New Roman"/>
+        </w:rPr>
+        <w:t>This setup demonstrates a compact, fiber integrated broadband source of polarization entangled photon pairs at 1550 nm wavelength using CW pumped (type 0</w:t>
+      </w:r>
+      <w:r>
+        <w:rPr>
+          <w:rFonts w:ascii="Times New Roman" w:hAnsi="Times New Roman" w:cs="Times New Roman"/>
+        </w:rPr>
+        <w:t xml:space="preserve">) </w:t>
+      </w:r>
+      <w:r>
+        <w:rPr>
+          <w:rFonts w:ascii="Times New Roman" w:hAnsi="Times New Roman" w:cs="Times New Roman"/>
+        </w:rPr>
+        <w:t>PPLN ridge waveguide</w:t>
+      </w:r>
+      <w:r>
+        <w:rPr>
+          <w:rFonts w:ascii="Times New Roman" w:hAnsi="Times New Roman" w:cs="Times New Roman"/>
+        </w:rPr>
+        <w:t xml:space="preserve"> in a </w:t>
+      </w:r>
+      <w:proofErr w:type="spellStart"/>
+      <w:r>
+        <w:rPr>
+          <w:rFonts w:ascii="Times New Roman" w:hAnsi="Times New Roman" w:cs="Times New Roman"/>
+        </w:rPr>
+        <w:t>Sagnac</w:t>
+      </w:r>
+      <w:proofErr w:type="spellEnd"/>
+      <w:r>
+        <w:rPr>
+          <w:rFonts w:ascii="Times New Roman" w:hAnsi="Times New Roman" w:cs="Times New Roman"/>
+        </w:rPr>
+        <w:t xml:space="preserve"> configuration.</w:t>
+      </w:r>
+    </w:p>
+    <w:p>
+      <w:pPr>
+        <w:spacing w:after="0" w:line="276" w:lineRule="auto"/>
+        <w:ind w:left="360"/>
+        <w:jc w:val="both"/>
+        <w:rPr>
+          <w:rFonts w:ascii="Times New Roman" w:hAnsi="Times New Roman" w:cs="Times New Roman"/>
+        </w:rPr>
+      </w:pPr>
+    </w:p>
+    <w:p>
+      <w:pPr>
+        <w:spacing w:after="0" w:line="276" w:lineRule="auto"/>
+        <w:ind w:left="360"/>
+        <w:jc w:val="both"/>
+        <w:rPr>
+          <w:rFonts w:ascii="Times New Roman" w:hAnsi="Times New Roman" w:cs="Times New Roman"/>
+        </w:rPr>
+      </w:pPr>
+      <w:r>
+        <w:rPr>
+          <w:rFonts w:ascii="Times New Roman" w:hAnsi="Times New Roman" w:cs="Times New Roman"/>
+        </w:rPr>
+        <w:t>We</w:t>
+      </w:r>
+      <w:r>
+        <w:rPr>
+          <w:rFonts w:ascii="Times New Roman" w:hAnsi="Times New Roman" w:cs="Times New Roman"/>
+        </w:rPr>
+        <w:t xml:space="preserve"> get high spectral brightness, wide bandwidth. The nonclassical </w:t>
+      </w:r>
+      <w:r>
+        <w:rPr>
+          <w:rFonts w:ascii="Times New Roman" w:hAnsi="Times New Roman" w:cs="Times New Roman"/>
+        </w:rPr>
+        <w:t>behavior</w:t>
+      </w:r>
+      <w:r>
+        <w:rPr>
+          <w:rFonts w:ascii="Times New Roman" w:hAnsi="Times New Roman" w:cs="Times New Roman"/>
+        </w:rPr>
+        <w:t xml:space="preserve"> is shown through Bell CHSH parameter S=2.49.</w:t>
+      </w:r>
+      <w:r>
+        <w:rPr>
+          <w:rFonts w:ascii="Times New Roman" w:hAnsi="Times New Roman" w:cs="Times New Roman"/>
+        </w:rPr>
+        <w:t xml:space="preserve"> Because the photons span in both C and L bands, the system is compatible with telecom infrastructure. </w:t>
+      </w:r>
+    </w:p>
+    <w:p>
+      <w:pPr>
+        <w:spacing w:after="0" w:line="276" w:lineRule="auto"/>
+        <w:ind w:left="360"/>
+        <w:jc w:val="both"/>
+        <w:rPr>
+          <w:rFonts w:ascii="Times New Roman" w:hAnsi="Times New Roman" w:cs="Times New Roman"/>
+        </w:rPr>
+      </w:pPr>
+    </w:p>
+    <w:p>
+      <w:pPr>
+        <w:pStyle w:val="ListParagraph"/>
+        <w:numPr>
+          <w:ilvl w:val="3"/>
+          <w:numId w:val="1"/>
+        </w:numPr>
+        <w:spacing w:after="0" w:line="276" w:lineRule="auto"/>
+        <w:jc w:val="both"/>
+        <w:rPr>
+          <w:rFonts w:ascii="Times New Roman" w:hAnsi="Times New Roman" w:cs="Times New Roman"/>
+          <w:b/>
+          <w:bCs/>
+        </w:rPr>
+      </w:pPr>
+      <w:r>
+        <w:rPr>
+          <w:rFonts w:ascii="Times New Roman" w:hAnsi="Times New Roman" w:cs="Times New Roman"/>
+          <w:b/>
+          <w:bCs/>
+        </w:rPr>
+        <w:t>Future Outlook</w:t>
+      </w:r>
+    </w:p>
+    <w:p>
+      <w:pPr>
+        <w:spacing w:after="0" w:line="276" w:lineRule="auto"/>
+        <w:ind w:left="360"/>
+        <w:jc w:val="both"/>
+        <w:rPr>
+          <w:rFonts w:ascii="Times New Roman" w:hAnsi="Times New Roman" w:cs="Times New Roman"/>
+        </w:rPr>
+      </w:pPr>
+      <w:r>
+        <w:rPr>
+          <w:rFonts w:ascii="Times New Roman" w:hAnsi="Times New Roman" w:cs="Times New Roman"/>
+        </w:rPr>
+        <w:t>The demonstrated fiber</w:t>
+      </w:r>
+      <w:r>
+        <w:rPr>
+          <w:rFonts w:ascii="Times New Roman" w:hAnsi="Times New Roman" w:cs="Times New Roman"/>
+        </w:rPr>
+        <w:t xml:space="preserve"> </w:t>
+      </w:r>
+      <w:r>
+        <w:rPr>
+          <w:rFonts w:ascii="Times New Roman" w:hAnsi="Times New Roman" w:cs="Times New Roman"/>
+        </w:rPr>
+        <w:t>integrated entangled photon source opens several routes for practical quantum networking. Because the spectrum spans the telecom C</w:t>
+      </w:r>
+      <w:r>
+        <w:rPr>
+          <w:rFonts w:ascii="Times New Roman" w:hAnsi="Times New Roman" w:cs="Times New Roman"/>
+        </w:rPr>
+        <w:t>-</w:t>
+      </w:r>
+      <w:r>
+        <w:rPr>
+          <w:rFonts w:ascii="Times New Roman" w:hAnsi="Times New Roman" w:cs="Times New Roman"/>
+        </w:rPr>
+        <w:t>L bands with ~52 nm bandwidth</w:t>
+      </w:r>
+      <w:r>
+        <w:rPr>
+          <w:rFonts w:ascii="Times New Roman" w:hAnsi="Times New Roman" w:cs="Times New Roman"/>
+        </w:rPr>
+        <w:t>, it can be used with WDM to support multiuser entanglement distribution.</w:t>
+      </w:r>
+    </w:p>
+    <w:p>
+      <w:pPr>
+        <w:spacing w:after="0" w:line="276" w:lineRule="auto"/>
+        <w:ind w:left="360"/>
+        <w:jc w:val="both"/>
+        <w:rPr>
+          <w:rFonts w:ascii="Times New Roman" w:hAnsi="Times New Roman" w:cs="Times New Roman"/>
+        </w:rPr>
+      </w:pPr>
+    </w:p>
+    <w:p>
+      <w:pPr>
+        <w:spacing w:after="0" w:line="276" w:lineRule="auto"/>
+        <w:ind w:left="360"/>
+        <w:jc w:val="both"/>
+        <w:rPr>
+          <w:rFonts w:ascii="Times New Roman" w:hAnsi="Times New Roman" w:cs="Times New Roman"/>
+        </w:rPr>
+      </w:pPr>
+      <w:r>
+        <w:rPr>
+          <w:rFonts w:ascii="Times New Roman" w:hAnsi="Times New Roman" w:cs="Times New Roman"/>
+        </w:rPr>
+        <w:lastRenderedPageBreak/>
+        <w:t>The system fidelity can be increased by improving detector efficiency.</w:t>
+      </w:r>
+      <w:r>
+        <w:rPr>
+          <w:rFonts w:ascii="Times New Roman" w:hAnsi="Times New Roman" w:cs="Times New Roman"/>
+        </w:rPr>
+        <w:t xml:space="preserve"> </w:t>
+      </w:r>
+      <w:r>
+        <w:rPr>
+          <w:rFonts w:ascii="Times New Roman" w:hAnsi="Times New Roman" w:cs="Times New Roman"/>
+        </w:rPr>
+        <w:t>Integrating superconducting nanowire detectors or low</w:t>
+      </w:r>
+      <w:r>
+        <w:rPr>
+          <w:rFonts w:ascii="Times New Roman" w:hAnsi="Times New Roman" w:cs="Times New Roman"/>
+        </w:rPr>
+        <w:t xml:space="preserve"> </w:t>
+      </w:r>
+      <w:r>
+        <w:rPr>
+          <w:rFonts w:ascii="Times New Roman" w:hAnsi="Times New Roman" w:cs="Times New Roman"/>
+        </w:rPr>
+        <w:t>jitter timing modules would further improve coincidence rates and enable longer</w:t>
+      </w:r>
+      <w:r>
+        <w:rPr>
+          <w:rFonts w:ascii="Times New Roman" w:hAnsi="Times New Roman" w:cs="Times New Roman"/>
+        </w:rPr>
+        <w:t xml:space="preserve"> </w:t>
+      </w:r>
+      <w:r>
+        <w:rPr>
+          <w:rFonts w:ascii="Times New Roman" w:hAnsi="Times New Roman" w:cs="Times New Roman"/>
+        </w:rPr>
+        <w:t>distance quantum communication</w:t>
+      </w:r>
+      <w:r>
+        <w:rPr>
+          <w:rFonts w:ascii="Times New Roman" w:hAnsi="Times New Roman" w:cs="Times New Roman"/>
+        </w:rPr>
+        <w:t xml:space="preserve">. </w:t>
+      </w:r>
+    </w:p>
+    <w:p>
+      <w:pPr>
+        <w:spacing w:after="0" w:line="276" w:lineRule="auto"/>
+        <w:ind w:left="360"/>
+        <w:jc w:val="both"/>
+        <w:rPr>
+          <w:rFonts w:ascii="Times New Roman" w:hAnsi="Times New Roman" w:cs="Times New Roman"/>
+        </w:rPr>
+      </w:pPr>
+      <w:r>
+        <w:rPr>
+          <w:rFonts w:ascii="Times New Roman" w:hAnsi="Times New Roman" w:cs="Times New Roman"/>
+        </w:rPr>
+        <w:t>Due to its broadband nature, this source is suitable for future reconfiguration of quantum networks, entanglement swapping.</w:t>
+      </w:r>
+    </w:p>
+    <w:p>
+      <w:pPr>
+        <w:spacing w:after="0" w:line="276" w:lineRule="auto"/>
+        <w:ind w:left="360"/>
+        <w:jc w:val="both"/>
+        <w:rPr>
+          <w:rFonts w:ascii="Times New Roman" w:hAnsi="Times New Roman" w:cs="Times New Roman"/>
+        </w:rPr>
+      </w:pPr>
+      <w:r>
+        <w:rPr>
+          <w:rFonts w:ascii="Times New Roman" w:hAnsi="Times New Roman" w:cs="Times New Roman"/>
+        </w:rPr>
+        <w:t>Overall,</w:t>
+      </w:r>
+      <w:r>
+        <w:rPr>
+          <w:rFonts w:ascii="Times New Roman" w:hAnsi="Times New Roman" w:cs="Times New Roman"/>
+        </w:rPr>
+        <w:t xml:space="preserve"> this source is position to become scalable building block for long haul </w:t>
+      </w:r>
+      <w:r>
+        <w:rPr>
+          <w:rFonts w:ascii="Times New Roman" w:hAnsi="Times New Roman" w:cs="Times New Roman"/>
+        </w:rPr>
+        <w:t>fiber-based</w:t>
+      </w:r>
+      <w:r>
+        <w:rPr>
+          <w:rFonts w:ascii="Times New Roman" w:hAnsi="Times New Roman" w:cs="Times New Roman"/>
+        </w:rPr>
+        <w:t xml:space="preserve"> quantum communication systems.</w:t>
+      </w:r>
+    </w:p>
+    <w:p>
+      <w:pPr>
+        <w:spacing w:after="0" w:line="276" w:lineRule="auto"/>
+        <w:ind w:left="360"/>
+        <w:jc w:val="both"/>
+        <w:rPr>
+          <w:rFonts w:ascii="Times New Roman" w:hAnsi="Times New Roman" w:cs="Times New Roman"/>
         </w:rPr>
       </w:pPr>
     </w:p>
@@ -15308,108 +16339,139 @@
           <w:b/>
           <w:bCs/>
         </w:rPr>
-        <w:t>Conclusion</w:t>
-      </w:r>
-    </w:p>
-    <w:p>
-      <w:pPr>
-        <w:spacing w:after="0" w:line="276" w:lineRule="auto"/>
-        <w:ind w:left="360"/>
-        <w:jc w:val="both"/>
-        <w:rPr>
-          <w:rFonts w:ascii="Times New Roman" w:hAnsi="Times New Roman" w:cs="Times New Roman"/>
-        </w:rPr>
-      </w:pPr>
-      <w:r>
-        <w:rPr>
-          <w:rFonts w:ascii="Times New Roman" w:hAnsi="Times New Roman" w:cs="Times New Roman"/>
-        </w:rPr>
-        <w:t>This setup demonstrates a compact, fiber integrated broadband source of polarization entangled photon pairs at 1550 nm wavelength using CW pumped (type 0</w:t>
-      </w:r>
-      <w:r>
-        <w:rPr>
-          <w:rFonts w:ascii="Times New Roman" w:hAnsi="Times New Roman" w:cs="Times New Roman"/>
-        </w:rPr>
-        <w:t xml:space="preserve">) </w:t>
-      </w:r>
-      <w:r>
-        <w:rPr>
-          <w:rFonts w:ascii="Times New Roman" w:hAnsi="Times New Roman" w:cs="Times New Roman"/>
-        </w:rPr>
-        <w:t>PPLN ridge waveguide</w:t>
-      </w:r>
-      <w:r>
-        <w:rPr>
-          <w:rFonts w:ascii="Times New Roman" w:hAnsi="Times New Roman" w:cs="Times New Roman"/>
-        </w:rPr>
-        <w:t xml:space="preserve"> in a Sagnac configuration.</w:t>
-      </w:r>
-    </w:p>
-    <w:p>
-      <w:pPr>
-        <w:spacing w:after="0" w:line="276" w:lineRule="auto"/>
-        <w:ind w:left="360"/>
-        <w:jc w:val="both"/>
-        <w:rPr>
-          <w:rFonts w:ascii="Times New Roman" w:hAnsi="Times New Roman" w:cs="Times New Roman"/>
-        </w:rPr>
-      </w:pPr>
-    </w:p>
-    <w:p>
-      <w:pPr>
-        <w:spacing w:after="0" w:line="276" w:lineRule="auto"/>
-        <w:ind w:left="360"/>
-        <w:jc w:val="both"/>
-        <w:rPr>
-          <w:rFonts w:ascii="Times New Roman" w:hAnsi="Times New Roman" w:cs="Times New Roman"/>
-        </w:rPr>
-      </w:pPr>
-      <w:r>
-        <w:rPr>
-          <w:rFonts w:ascii="Times New Roman" w:hAnsi="Times New Roman" w:cs="Times New Roman"/>
-        </w:rPr>
-        <w:t>We</w:t>
-      </w:r>
-      <w:r>
-        <w:rPr>
-          <w:rFonts w:ascii="Times New Roman" w:hAnsi="Times New Roman" w:cs="Times New Roman"/>
-        </w:rPr>
-        <w:t xml:space="preserve"> get high spectral brightness, wide bandwidth. The nonclassical </w:t>
-      </w:r>
-      <w:r>
-        <w:rPr>
-          <w:rFonts w:ascii="Times New Roman" w:hAnsi="Times New Roman" w:cs="Times New Roman"/>
-        </w:rPr>
-        <w:t>behavior</w:t>
-      </w:r>
-      <w:r>
-        <w:rPr>
-          <w:rFonts w:ascii="Times New Roman" w:hAnsi="Times New Roman" w:cs="Times New Roman"/>
-        </w:rPr>
-        <w:t xml:space="preserve"> is shown through Bell CHSH parameter S=2.49.</w:t>
-      </w:r>
-      <w:r>
-        <w:rPr>
-          <w:rFonts w:ascii="Times New Roman" w:hAnsi="Times New Roman" w:cs="Times New Roman"/>
-        </w:rPr>
-        <w:t xml:space="preserve"> Because the photons span in both C and L bands, the system is compatible with telecom infrastructure. </w:t>
-      </w:r>
-    </w:p>
-    <w:p>
-      <w:pPr>
-        <w:spacing w:after="0" w:line="276" w:lineRule="auto"/>
-        <w:ind w:left="360"/>
-        <w:jc w:val="both"/>
-        <w:rPr>
-          <w:rFonts w:ascii="Times New Roman" w:hAnsi="Times New Roman" w:cs="Times New Roman"/>
-        </w:rPr>
-      </w:pPr>
+        <w:t xml:space="preserve">Polarization Entangled Photon Source based on Pulsed </w:t>
+      </w:r>
+      <w:proofErr w:type="spellStart"/>
+      <w:r>
+        <w:rPr>
+          <w:rFonts w:ascii="Times New Roman" w:hAnsi="Times New Roman" w:cs="Times New Roman"/>
+          <w:b/>
+          <w:bCs/>
+        </w:rPr>
+        <w:t>Sagnac</w:t>
+      </w:r>
+      <w:proofErr w:type="spellEnd"/>
+      <w:r>
+        <w:rPr>
+          <w:rFonts w:ascii="Times New Roman" w:hAnsi="Times New Roman" w:cs="Times New Roman"/>
+          <w:b/>
+          <w:bCs/>
+        </w:rPr>
+        <w:t xml:space="preserve"> Interferometer</w:t>
+      </w:r>
+    </w:p>
+    <w:p>
+      <w:pPr>
+        <w:spacing w:after="0" w:line="276" w:lineRule="auto"/>
+        <w:ind w:left="360"/>
+        <w:jc w:val="both"/>
+        <w:rPr>
+          <w:rFonts w:ascii="Times New Roman" w:hAnsi="Times New Roman" w:cs="Times New Roman"/>
+        </w:rPr>
+      </w:pPr>
+      <w:r>
+        <w:rPr>
+          <w:rFonts w:ascii="Times New Roman" w:hAnsi="Times New Roman" w:cs="Times New Roman"/>
+        </w:rPr>
+        <w:t xml:space="preserve">This configuration is based on free space </w:t>
+      </w:r>
+      <w:proofErr w:type="spellStart"/>
+      <w:r>
+        <w:rPr>
+          <w:rFonts w:ascii="Times New Roman" w:hAnsi="Times New Roman" w:cs="Times New Roman"/>
+        </w:rPr>
+        <w:t>Sagnac</w:t>
+      </w:r>
+      <w:proofErr w:type="spellEnd"/>
+      <w:r>
+        <w:rPr>
+          <w:rFonts w:ascii="Times New Roman" w:hAnsi="Times New Roman" w:cs="Times New Roman"/>
+        </w:rPr>
+        <w:t xml:space="preserve"> interferometer with PPLN waveguides. This configuration tells us how we can generate high quality polarization entanglement using pulsed waves, operating at telecom wavelength (~1550 nm).</w:t>
+      </w:r>
+    </w:p>
+    <w:p>
+      <w:pPr>
+        <w:spacing w:after="0" w:line="276" w:lineRule="auto"/>
+        <w:ind w:left="360"/>
+        <w:jc w:val="both"/>
+        <w:rPr>
+          <w:rFonts w:ascii="Times New Roman" w:hAnsi="Times New Roman" w:cs="Times New Roman"/>
+        </w:rPr>
+      </w:pPr>
+    </w:p>
+    <w:p>
+      <w:pPr>
+        <w:spacing w:after="0" w:line="276" w:lineRule="auto"/>
+        <w:ind w:left="360"/>
+        <w:jc w:val="both"/>
+        <w:rPr>
+          <w:rFonts w:ascii="Times New Roman" w:hAnsi="Times New Roman" w:cs="Times New Roman"/>
+        </w:rPr>
+      </w:pPr>
+      <w:proofErr w:type="spellStart"/>
+      <w:r>
+        <w:rPr>
+          <w:rFonts w:ascii="Times New Roman" w:hAnsi="Times New Roman" w:cs="Times New Roman"/>
+        </w:rPr>
+        <w:t>Wh</w:t>
+      </w:r>
+      <w:proofErr w:type="spellEnd"/>
+      <w:r>
+        <w:rPr>
+          <w:rFonts w:ascii="Times New Roman" w:hAnsi="Times New Roman" w:cs="Times New Roman"/>
+        </w:rPr>
+        <w:tab/>
+        <w:t>y Pulsed waves?</w:t>
+      </w:r>
     </w:p>
     <w:p>
       <w:pPr>
         <w:pStyle w:val="ListParagraph"/>
         <w:numPr>
-          <w:ilvl w:val="2"/>
+          <w:ilvl w:val="0"/>
+          <w:numId w:val="29"/>
+        </w:numPr>
+        <w:spacing w:line="360" w:lineRule="auto"/>
+        <w:rPr>
+          <w:rFonts w:ascii="Times New Roman" w:hAnsi="Times New Roman" w:cs="Times New Roman"/>
+          <w:color w:val="000000" w:themeColor="text1"/>
+        </w:rPr>
+      </w:pPr>
+      <w:r>
+        <w:rPr>
+          <w:rFonts w:ascii="Times New Roman" w:hAnsi="Times New Roman" w:cs="Times New Roman"/>
+          <w:color w:val="000000" w:themeColor="text1"/>
+        </w:rPr>
+        <w:t>Pulsed waves provide higher Coincidence-to-Accidental Ratio (CAR)</w:t>
+      </w:r>
+    </w:p>
+    <w:p>
+      <w:pPr>
+        <w:pStyle w:val="ListParagraph"/>
+        <w:numPr>
+          <w:ilvl w:val="0"/>
+          <w:numId w:val="29"/>
+        </w:numPr>
+        <w:spacing w:line="360" w:lineRule="auto"/>
+        <w:rPr>
+          <w:rFonts w:ascii="Times New Roman" w:hAnsi="Times New Roman" w:cs="Times New Roman"/>
+          <w:color w:val="000000" w:themeColor="text1"/>
+        </w:rPr>
+      </w:pPr>
+      <w:r>
+        <w:rPr>
+          <w:rFonts w:ascii="Times New Roman" w:hAnsi="Times New Roman" w:cs="Times New Roman"/>
+          <w:color w:val="000000" w:themeColor="text1"/>
+        </w:rPr>
+        <w:t>Pulsed waves have higher effective brightness at low average power</w:t>
+      </w:r>
+    </w:p>
+    <w:p>
+      <w:pPr>
+        <w:pStyle w:val="ListParagraph"/>
+        <w:numPr>
+          <w:ilvl w:val="3"/>
           <w:numId w:val="1"/>
         </w:numPr>
         <w:spacing w:after="0" w:line="276" w:lineRule="auto"/>
@@ -15426,6 +16488,1648 @@
           <w:b/>
           <w:bCs/>
         </w:rPr>
+        <w:t>Setup</w:t>
+      </w:r>
+    </w:p>
+    <w:p>
+      <w:pPr>
+        <w:spacing w:after="0" w:line="276" w:lineRule="auto"/>
+        <w:ind w:left="360"/>
+        <w:jc w:val="both"/>
+        <w:rPr>
+          <w:rFonts w:ascii="Times New Roman" w:hAnsi="Times New Roman" w:cs="Times New Roman"/>
+        </w:rPr>
+      </w:pPr>
+      <w:r>
+        <w:rPr>
+          <w:rFonts w:ascii="Times New Roman" w:hAnsi="Times New Roman" w:cs="Times New Roman"/>
+        </w:rPr>
+        <w:t xml:space="preserve">The experimental setup is shown in figure 8. A pulsed pump laser of 775nm is injected into the interferometer through a fiber coupler (FC p) and its polarization is prepared using a half-wave plate (Hp) and a polarizer (Pp) to ensure equal horizontal and vertical polarization components. The pump beam enters a dual-polarizing beam splitter (DPBS), where it is split into two counter-propagating paths corresponding to orthogonal polarizations. These two components traverse the </w:t>
+      </w:r>
+      <w:proofErr w:type="spellStart"/>
+      <w:r>
+        <w:rPr>
+          <w:rFonts w:ascii="Times New Roman" w:hAnsi="Times New Roman" w:cs="Times New Roman"/>
+        </w:rPr>
+        <w:t>Sagnac</w:t>
+      </w:r>
+      <w:proofErr w:type="spellEnd"/>
+      <w:r>
+        <w:rPr>
+          <w:rFonts w:ascii="Times New Roman" w:hAnsi="Times New Roman" w:cs="Times New Roman"/>
+        </w:rPr>
+        <w:t xml:space="preserve"> loop in clockwise and counter-clockwise directions and are reflected by mirrors (M) before interacting with the PPLN crystal. Inside the crystal, spontaneous parametric down-conversion occurs in a type-0 configuration, generating signal and idler photons at telecom wavelengths with identical polarization. A dual half-wave plate (DHWP) placed inside the loop rotates the polarization of one propagation direction, enabling coherent recombination of the two down-converted amplitudes at the DPBS. The output photon pairs emerge in two spatial modes and are collected using fiber couplers (FC1 and FC2). Polarization analysis is performed using combinations of polarizers (P1, P2), quarter-wave plates (Q1, Q2), and half-wave plates (H1, H2) before fiber coupling. This configuration enables the generation of high-quality polarization-entangled photon pairs with intrinsic phase stability provided by the </w:t>
+      </w:r>
+      <w:proofErr w:type="spellStart"/>
+      <w:r>
+        <w:rPr>
+          <w:rFonts w:ascii="Times New Roman" w:hAnsi="Times New Roman" w:cs="Times New Roman"/>
+        </w:rPr>
+        <w:t>Sagnac</w:t>
+      </w:r>
+      <w:proofErr w:type="spellEnd"/>
+      <w:r>
+        <w:rPr>
+          <w:rFonts w:ascii="Times New Roman" w:hAnsi="Times New Roman" w:cs="Times New Roman"/>
+        </w:rPr>
+        <w:t xml:space="preserve"> geometry.</w:t>
+      </w:r>
+    </w:p>
+    <w:p>
+      <w:pPr>
+        <w:spacing w:after="0" w:line="276" w:lineRule="auto"/>
+        <w:ind w:left="360"/>
+        <w:jc w:val="both"/>
+        <w:rPr>
+          <w:rFonts w:ascii="Times New Roman" w:hAnsi="Times New Roman" w:cs="Times New Roman"/>
+        </w:rPr>
+      </w:pPr>
+    </w:p>
+    <w:p>
+      <w:pPr>
+        <w:spacing w:after="0" w:line="276" w:lineRule="auto"/>
+        <w:ind w:left="360"/>
+        <w:jc w:val="both"/>
+        <w:rPr>
+          <w:rFonts w:ascii="Times New Roman" w:hAnsi="Times New Roman" w:cs="Times New Roman"/>
+        </w:rPr>
+      </w:pPr>
+      <w:r>
+        <w:rPr>
+          <w:noProof/>
+        </w:rPr>
+        <w:lastRenderedPageBreak/>
+        <w:drawing>
+          <wp:inline distT="0" distB="0" distL="0" distR="0" wp14:anchorId="2EFACFAB" wp14:editId="66FDAA1C">
+            <wp:extent cx="4861560" cy="3268980"/>
+            <wp:effectExtent l="0" t="0" r="0" b="7620"/>
+            <wp:docPr id="274981309" name="Picture 1"/>
+            <wp:cNvGraphicFramePr>
+              <a:graphicFrameLocks xmlns:a="http://schemas.openxmlformats.org/drawingml/2006/main" noChangeAspect="1"/>
+            </wp:cNvGraphicFramePr>
+            <a:graphic xmlns:a="http://schemas.openxmlformats.org/drawingml/2006/main">
+              <a:graphicData uri="http://schemas.openxmlformats.org/drawingml/2006/picture">
+                <pic:pic xmlns:pic="http://schemas.openxmlformats.org/drawingml/2006/picture">
+                  <pic:nvPicPr>
+                    <pic:cNvPr id="274981309" name="Picture 1"/>
+                    <pic:cNvPicPr>
+                      <a:picLocks noChangeAspect="1"/>
+                    </pic:cNvPicPr>
+                  </pic:nvPicPr>
+                  <pic:blipFill>
+                    <a:blip r:embed="rId16">
+                      <a:extLst>
+                        <a:ext uri="{28A0092B-C50C-407E-A947-70E740481C1C}">
+                          <a14:useLocalDpi xmlns:a14="http://schemas.microsoft.com/office/drawing/2010/main" val="0"/>
+                        </a:ext>
+                      </a:extLst>
+                    </a:blip>
+                    <a:stretch>
+                      <a:fillRect/>
+                    </a:stretch>
+                  </pic:blipFill>
+                  <pic:spPr>
+                    <a:xfrm>
+                      <a:off x="0" y="0"/>
+                      <a:ext cx="4861560" cy="3268980"/>
+                    </a:xfrm>
+                    <a:prstGeom prst="rect">
+                      <a:avLst/>
+                    </a:prstGeom>
+                  </pic:spPr>
+                </pic:pic>
+              </a:graphicData>
+            </a:graphic>
+          </wp:inline>
+        </w:drawing>
+      </w:r>
+    </w:p>
+    <w:p>
+      <w:pPr>
+        <w:spacing w:after="0" w:line="276" w:lineRule="auto"/>
+        <w:ind w:left="360"/>
+        <w:jc w:val="both"/>
+        <w:rPr>
+          <w:rFonts w:ascii="Times New Roman" w:hAnsi="Times New Roman" w:cs="Times New Roman"/>
+        </w:rPr>
+      </w:pPr>
+      <w:bookmarkStart w:id="0" w:name="_Hlk218287924"/>
+      <w:r>
+        <w:rPr>
+          <w:rFonts w:ascii="Times New Roman" w:hAnsi="Times New Roman" w:cs="Times New Roman"/>
+        </w:rPr>
+        <w:t xml:space="preserve">Figure 8: </w:t>
+      </w:r>
+      <w:bookmarkEnd w:id="0"/>
+      <w:r>
+        <w:rPr>
+          <w:rFonts w:ascii="Times New Roman" w:hAnsi="Times New Roman" w:cs="Times New Roman"/>
+        </w:rPr>
+        <w:t xml:space="preserve">Experimental setup for generation of polarization entangled photon-pair source in polarization based </w:t>
+      </w:r>
+      <w:proofErr w:type="spellStart"/>
+      <w:r>
+        <w:rPr>
+          <w:rFonts w:ascii="Times New Roman" w:hAnsi="Times New Roman" w:cs="Times New Roman"/>
+        </w:rPr>
+        <w:t>Sagnac</w:t>
+      </w:r>
+      <w:proofErr w:type="spellEnd"/>
+      <w:r>
+        <w:rPr>
+          <w:rFonts w:ascii="Times New Roman" w:hAnsi="Times New Roman" w:cs="Times New Roman"/>
+        </w:rPr>
+        <w:t xml:space="preserve"> interferometer. The pump laser (p) is a </w:t>
+      </w:r>
+      <w:proofErr w:type="spellStart"/>
+      <w:r>
+        <w:rPr>
+          <w:rFonts w:ascii="Times New Roman" w:hAnsi="Times New Roman" w:cs="Times New Roman"/>
+        </w:rPr>
+        <w:t>a</w:t>
+      </w:r>
+      <w:proofErr w:type="spellEnd"/>
+      <w:r>
+        <w:rPr>
+          <w:rFonts w:ascii="Times New Roman" w:hAnsi="Times New Roman" w:cs="Times New Roman"/>
+        </w:rPr>
+        <w:t xml:space="preserve"> picosecond pulse laser (775nm, 20MHz, 3.5ps). </w:t>
+      </w:r>
+      <w:proofErr w:type="spellStart"/>
+      <w:r>
+        <w:rPr>
+          <w:rFonts w:ascii="Times New Roman" w:hAnsi="Times New Roman" w:cs="Times New Roman"/>
+        </w:rPr>
+        <w:t>Fibre</w:t>
+      </w:r>
+      <w:proofErr w:type="spellEnd"/>
+      <w:r>
+        <w:rPr>
+          <w:rFonts w:ascii="Times New Roman" w:hAnsi="Times New Roman" w:cs="Times New Roman"/>
+        </w:rPr>
+        <w:t xml:space="preserve"> Couplers 1 &amp; 2 aur used to collect the down converted photons and deliver it to detectors. P is linear polarizer; H is a half-wave plate; L is spherical lens (200mm focal length); DPBS is dual-wavelength polarizing beam splitter; DHWP is dual-wavelength half-wave plate; M is mirror; PPLN type-0 crystal with 10mm length.</w:t>
+      </w:r>
+    </w:p>
+    <w:p>
+      <w:pPr>
+        <w:spacing w:after="0" w:line="276" w:lineRule="auto"/>
+        <w:ind w:left="360"/>
+        <w:jc w:val="both"/>
+        <w:rPr>
+          <w:rFonts w:ascii="Times New Roman" w:hAnsi="Times New Roman" w:cs="Times New Roman"/>
+        </w:rPr>
+      </w:pPr>
+    </w:p>
+    <w:p>
+      <w:pPr>
+        <w:spacing w:after="0" w:line="276" w:lineRule="auto"/>
+        <w:ind w:left="360"/>
+        <w:jc w:val="both"/>
+        <w:rPr>
+          <w:rFonts w:ascii="Times New Roman" w:hAnsi="Times New Roman" w:cs="Times New Roman"/>
+        </w:rPr>
+      </w:pPr>
+    </w:p>
+    <w:p>
+      <w:pPr>
+        <w:spacing w:after="0" w:line="276" w:lineRule="auto"/>
+        <w:ind w:left="360"/>
+        <w:jc w:val="both"/>
+        <w:rPr>
+          <w:rFonts w:ascii="Times New Roman" w:hAnsi="Times New Roman" w:cs="Times New Roman"/>
+        </w:rPr>
+      </w:pPr>
+    </w:p>
+    <w:p>
+      <w:pPr>
+        <w:spacing w:after="0" w:line="276" w:lineRule="auto"/>
+        <w:ind w:left="360"/>
+        <w:jc w:val="both"/>
+        <w:rPr>
+          <w:rFonts w:ascii="Times New Roman" w:hAnsi="Times New Roman" w:cs="Times New Roman"/>
+        </w:rPr>
+      </w:pPr>
+      <w:r>
+        <w:rPr>
+          <w:rFonts w:ascii="Times New Roman" w:hAnsi="Times New Roman" w:cs="Times New Roman"/>
+        </w:rPr>
+        <w:t xml:space="preserve">Overall, the </w:t>
+      </w:r>
+      <w:proofErr w:type="spellStart"/>
+      <w:r>
+        <w:rPr>
+          <w:rFonts w:ascii="Times New Roman" w:hAnsi="Times New Roman" w:cs="Times New Roman"/>
+        </w:rPr>
+        <w:t>Sagnac</w:t>
+      </w:r>
+      <w:proofErr w:type="spellEnd"/>
+      <w:r>
+        <w:rPr>
+          <w:rFonts w:ascii="Times New Roman" w:hAnsi="Times New Roman" w:cs="Times New Roman"/>
+        </w:rPr>
+        <w:t xml:space="preserve"> interferometer ensures that the two SPDC processes corresponding to clockwise and counter-clockwise pump propagation are phase-stable and indistinguishable. This indistinguishability enables coherent superposition of the two down-conversion amplitudes, leading to the direct generation of polarization-entangled photon pairs without the need for active phase stabilization.</w:t>
+      </w:r>
+    </w:p>
+    <w:p>
+      <w:pPr>
+        <w:spacing w:after="0" w:line="276" w:lineRule="auto"/>
+        <w:ind w:left="360"/>
+        <w:jc w:val="both"/>
+        <w:rPr>
+          <w:rFonts w:ascii="Times New Roman" w:hAnsi="Times New Roman" w:cs="Times New Roman"/>
+          <w:i/>
+        </w:rPr>
+      </w:pPr>
+      <w:r>
+        <w:rPr>
+          <w:rFonts w:ascii="Times New Roman" w:hAnsi="Times New Roman" w:cs="Times New Roman"/>
+        </w:rPr>
+        <w:t>This generates a bell state:</w:t>
+      </w:r>
+      <w:r>
+        <w:rPr>
+          <w:rFonts w:ascii="Times New Roman" w:hAnsi="Times New Roman" w:cs="Times New Roman"/>
+        </w:rPr>
+        <w:tab/>
+      </w:r>
+      <w:r>
+        <w:rPr>
+          <w:rFonts w:ascii="Times New Roman" w:hAnsi="Times New Roman" w:cs="Times New Roman"/>
+        </w:rPr>
+        <w:tab/>
+      </w:r>
+      <w:r>
+        <w:rPr>
+          <w:rFonts w:ascii="Times New Roman" w:hAnsi="Times New Roman" w:cs="Times New Roman"/>
+        </w:rPr>
+        <w:tab/>
+      </w:r>
+      <w:r>
+        <w:rPr>
+          <w:rFonts w:ascii="Times New Roman" w:hAnsi="Times New Roman" w:cs="Times New Roman"/>
+          <w:i/>
+        </w:rPr>
+        <w:br/>
+      </w:r>
+      <m:oMathPara>
+        <m:oMath>
+          <m:sSup>
+            <m:sSupPr>
+              <m:ctrlPr>
+                <w:rPr>
+                  <w:rFonts w:ascii="Cambria Math" w:hAnsi="Cambria Math" w:cs="Times New Roman"/>
+                  <w:i/>
+                </w:rPr>
+              </m:ctrlPr>
+            </m:sSupPr>
+            <m:e>
+              <m:d>
+                <m:dPr>
+                  <m:begChr m:val="|"/>
+                  <m:endChr m:val="⟩"/>
+                  <m:ctrlPr>
+                    <w:rPr>
+                      <w:rFonts w:ascii="Cambria Math" w:hAnsi="Cambria Math" w:cs="Times New Roman"/>
+                      <w:i/>
+                    </w:rPr>
+                  </m:ctrlPr>
+                </m:dPr>
+                <m:e>
+                  <m:r>
+                    <w:rPr>
+                      <w:rFonts w:ascii="Cambria Math" w:hAnsi="Cambria Math" w:cs="Times New Roman"/>
+                    </w:rPr>
+                    <m:t>Φ</m:t>
+                  </m:r>
+                </m:e>
+              </m:d>
+            </m:e>
+            <m:sup/>
+          </m:sSup>
+          <m:r>
+            <w:rPr>
+              <w:rFonts w:ascii="Cambria Math" w:hAnsi="Cambria Math" w:cs="Times New Roman"/>
+            </w:rPr>
+            <m:t>=</m:t>
+          </m:r>
+          <m:f>
+            <m:fPr>
+              <m:ctrlPr>
+                <w:rPr>
+                  <w:rFonts w:ascii="Cambria Math" w:hAnsi="Cambria Math" w:cs="Times New Roman"/>
+                  <w:i/>
+                </w:rPr>
+              </m:ctrlPr>
+            </m:fPr>
+            <m:num>
+              <m:r>
+                <w:rPr>
+                  <w:rFonts w:ascii="Cambria Math" w:hAnsi="Cambria Math" w:cs="Times New Roman"/>
+                </w:rPr>
+                <m:t>1</m:t>
+              </m:r>
+            </m:num>
+            <m:den>
+              <m:rad>
+                <m:radPr>
+                  <m:degHide m:val="1"/>
+                  <m:ctrlPr>
+                    <w:rPr>
+                      <w:rFonts w:ascii="Cambria Math" w:hAnsi="Cambria Math" w:cs="Times New Roman"/>
+                      <w:i/>
+                    </w:rPr>
+                  </m:ctrlPr>
+                </m:radPr>
+                <m:deg/>
+                <m:e>
+                  <m:r>
+                    <w:rPr>
+                      <w:rFonts w:ascii="Cambria Math" w:hAnsi="Cambria Math" w:cs="Times New Roman"/>
+                    </w:rPr>
+                    <m:t>2</m:t>
+                  </m:r>
+                </m:e>
+              </m:rad>
+            </m:den>
+          </m:f>
+          <m:r>
+            <w:rPr>
+              <w:rFonts w:ascii="Cambria Math" w:hAnsi="Cambria Math" w:cs="Times New Roman"/>
+            </w:rPr>
+            <m:t>(|HH⟩+</m:t>
+          </m:r>
+          <m:sSup>
+            <m:sSupPr>
+              <m:ctrlPr>
+                <w:rPr>
+                  <w:rFonts w:ascii="Cambria Math" w:hAnsi="Cambria Math" w:cs="Times New Roman"/>
+                  <w:i/>
+                </w:rPr>
+              </m:ctrlPr>
+            </m:sSupPr>
+            <m:e>
+              <m:r>
+                <w:rPr>
+                  <w:rFonts w:ascii="Cambria Math" w:hAnsi="Cambria Math" w:cs="Times New Roman"/>
+                </w:rPr>
+                <m:t>ⅇ</m:t>
+              </m:r>
+            </m:e>
+            <m:sup>
+              <m:r>
+                <w:rPr>
+                  <w:rFonts w:ascii="Cambria Math" w:hAnsi="Cambria Math" w:cs="Times New Roman"/>
+                </w:rPr>
+                <m:t>ⅈϕ</m:t>
+              </m:r>
+            </m:sup>
+          </m:sSup>
+          <m:r>
+            <w:rPr>
+              <w:rFonts w:ascii="Cambria Math" w:hAnsi="Cambria Math" w:cs="Times New Roman"/>
+            </w:rPr>
+            <m:t>|VV⟩)</m:t>
+          </m:r>
+        </m:oMath>
+      </m:oMathPara>
+    </w:p>
+    <w:p>
+      <w:pPr>
+        <w:spacing w:after="0" w:line="276" w:lineRule="auto"/>
+        <w:ind w:left="360"/>
+        <w:jc w:val="both"/>
+        <w:rPr>
+          <w:rFonts w:ascii="Times New Roman" w:hAnsi="Times New Roman" w:cs="Times New Roman"/>
+          <w:i/>
+        </w:rPr>
+      </w:pPr>
+      <w:r>
+        <w:rPr>
+          <w:rFonts w:ascii="Times New Roman" w:hAnsi="Times New Roman" w:cs="Times New Roman"/>
+        </w:rPr>
+        <w:t xml:space="preserve">where </w:t>
+      </w:r>
+      <m:oMath>
+        <m:r>
+          <w:rPr>
+            <w:rFonts w:ascii="Cambria Math" w:hAnsi="Cambria Math" w:cs="Times New Roman"/>
+          </w:rPr>
+          <m:t>H</m:t>
+        </m:r>
+      </m:oMath>
+      <w:r>
+        <w:rPr>
+          <w:rFonts w:ascii="Times New Roman" w:hAnsi="Times New Roman" w:cs="Times New Roman"/>
+        </w:rPr>
+        <w:t xml:space="preserve">and </w:t>
+      </w:r>
+      <m:oMath>
+        <m:r>
+          <w:rPr>
+            <w:rFonts w:ascii="Cambria Math" w:hAnsi="Cambria Math" w:cs="Times New Roman"/>
+          </w:rPr>
+          <m:t>V</m:t>
+        </m:r>
+      </m:oMath>
+      <w:r>
+        <w:rPr>
+          <w:rFonts w:ascii="Times New Roman" w:hAnsi="Times New Roman" w:cs="Times New Roman"/>
+        </w:rPr>
+        <w:t xml:space="preserve">denote horizontal and vertical polarizations of the signal and idler photons, respectively, and </w:t>
+      </w:r>
+      <m:oMath>
+        <m:r>
+          <w:rPr>
+            <w:rFonts w:ascii="Cambria Math" w:hAnsi="Cambria Math" w:cs="Times New Roman"/>
+          </w:rPr>
+          <m:t>ϕ</m:t>
+        </m:r>
+      </m:oMath>
+      <w:r>
+        <w:rPr>
+          <w:rFonts w:ascii="Times New Roman" w:hAnsi="Times New Roman" w:cs="Times New Roman"/>
+        </w:rPr>
+        <w:t>is the relative phase between the two probability amplitudes.</w:t>
+      </w:r>
+    </w:p>
+    <w:p>
+      <w:pPr>
+        <w:spacing w:after="0" w:line="276" w:lineRule="auto"/>
+        <w:ind w:left="360"/>
+        <w:jc w:val="both"/>
+        <w:rPr>
+          <w:rFonts w:ascii="Times New Roman" w:hAnsi="Times New Roman" w:cs="Times New Roman"/>
+        </w:rPr>
+      </w:pPr>
+    </w:p>
+    <w:p>
+      <w:pPr>
+        <w:spacing w:after="0" w:line="276" w:lineRule="auto"/>
+        <w:ind w:left="360"/>
+        <w:jc w:val="both"/>
+        <w:rPr>
+          <w:rFonts w:ascii="Times New Roman" w:hAnsi="Times New Roman" w:cs="Times New Roman"/>
+        </w:rPr>
+      </w:pPr>
+    </w:p>
+    <w:p>
+      <w:pPr>
+        <w:pStyle w:val="ListParagraph"/>
+        <w:numPr>
+          <w:ilvl w:val="3"/>
+          <w:numId w:val="1"/>
+        </w:numPr>
+        <w:spacing w:after="0" w:line="276" w:lineRule="auto"/>
+        <w:jc w:val="both"/>
+        <w:rPr>
+          <w:rFonts w:ascii="Times New Roman" w:hAnsi="Times New Roman" w:cs="Times New Roman"/>
+          <w:b/>
+          <w:bCs/>
+        </w:rPr>
+      </w:pPr>
+      <w:r>
+        <w:rPr>
+          <w:rFonts w:ascii="Times New Roman" w:hAnsi="Times New Roman" w:cs="Times New Roman"/>
+          <w:b/>
+          <w:bCs/>
+        </w:rPr>
+        <w:t>Violation of Bell’s Inequality</w:t>
+      </w:r>
+    </w:p>
+    <w:p>
+      <w:pPr>
+        <w:spacing w:after="0" w:line="276" w:lineRule="auto"/>
+        <w:ind w:left="360"/>
+        <w:jc w:val="both"/>
+        <w:rPr>
+          <w:rFonts w:ascii="Times New Roman" w:hAnsi="Times New Roman" w:cs="Times New Roman"/>
+        </w:rPr>
+      </w:pPr>
+      <w:r>
+        <w:rPr>
+          <w:rFonts w:ascii="Times New Roman" w:hAnsi="Times New Roman" w:cs="Times New Roman"/>
+        </w:rPr>
+        <w:t>To experimentally verify the presence of polarization entanglement in the generated photon pairs, a Bell-inequality test based on the Clauser–Horne–</w:t>
+      </w:r>
+      <w:proofErr w:type="spellStart"/>
+      <w:r>
+        <w:rPr>
+          <w:rFonts w:ascii="Times New Roman" w:hAnsi="Times New Roman" w:cs="Times New Roman"/>
+        </w:rPr>
+        <w:t>Shimony</w:t>
+      </w:r>
+      <w:proofErr w:type="spellEnd"/>
+      <w:r>
+        <w:rPr>
+          <w:rFonts w:ascii="Times New Roman" w:hAnsi="Times New Roman" w:cs="Times New Roman"/>
+        </w:rPr>
+        <w:t xml:space="preserve">–Holt (CHSH) </w:t>
+      </w:r>
+      <w:r>
+        <w:rPr>
+          <w:rFonts w:ascii="Times New Roman" w:hAnsi="Times New Roman" w:cs="Times New Roman"/>
+        </w:rPr>
+        <w:lastRenderedPageBreak/>
+        <w:t>formulation was performed. Bell’s inequality provides a quantitative criterion to distinguish classical correlations between them, which can be explained by local hidden-variable theories, from the quantum correlations.</w:t>
+      </w:r>
+    </w:p>
+    <w:p>
+      <w:pPr>
+        <w:spacing w:after="0" w:line="276" w:lineRule="auto"/>
+        <w:ind w:left="360"/>
+        <w:jc w:val="both"/>
+        <w:rPr>
+          <w:rFonts w:ascii="Times New Roman" w:hAnsi="Times New Roman" w:cs="Times New Roman"/>
+        </w:rPr>
+      </w:pPr>
+    </w:p>
+    <w:p>
+      <w:pPr>
+        <w:spacing w:after="0" w:line="276" w:lineRule="auto"/>
+        <w:ind w:left="360"/>
+        <w:jc w:val="both"/>
+        <w:rPr>
+          <w:rFonts w:ascii="Times New Roman" w:hAnsi="Times New Roman" w:cs="Times New Roman"/>
+        </w:rPr>
+      </w:pPr>
+      <w:r>
+        <w:rPr>
+          <w:rFonts w:ascii="Times New Roman" w:hAnsi="Times New Roman" w:cs="Times New Roman"/>
+        </w:rPr>
+        <w:t xml:space="preserve">The polarization states of the signal and idler photons were analyzed using polarization analyzers placed in each output arm of the </w:t>
+      </w:r>
+      <w:proofErr w:type="spellStart"/>
+      <w:r>
+        <w:rPr>
+          <w:rFonts w:ascii="Times New Roman" w:hAnsi="Times New Roman" w:cs="Times New Roman"/>
+        </w:rPr>
+        <w:t>Sagnac</w:t>
+      </w:r>
+      <w:proofErr w:type="spellEnd"/>
+      <w:r>
+        <w:rPr>
+          <w:rFonts w:ascii="Times New Roman" w:hAnsi="Times New Roman" w:cs="Times New Roman"/>
+        </w:rPr>
+        <w:t xml:space="preserve"> interferometer. Each analyzer consisted of a quarter-wave plate, a half-wave plate, and a linear polarizer, allowing the measurements in arbitrary polarization basis. Coincidence counts were recorded for different combinations of analyzer angles.</w:t>
+      </w:r>
+    </w:p>
+    <w:p>
+      <w:pPr>
+        <w:spacing w:after="0" w:line="276" w:lineRule="auto"/>
+        <w:ind w:left="360"/>
+        <w:jc w:val="both"/>
+        <w:rPr>
+          <w:rFonts w:ascii="Times New Roman" w:hAnsi="Times New Roman" w:cs="Times New Roman"/>
+        </w:rPr>
+      </w:pPr>
+    </w:p>
+    <w:p>
+      <w:pPr>
+        <w:spacing w:after="0" w:line="276" w:lineRule="auto"/>
+        <w:ind w:left="360"/>
+        <w:jc w:val="both"/>
+        <w:rPr>
+          <w:rFonts w:ascii="Times New Roman" w:hAnsi="Times New Roman" w:cs="Times New Roman"/>
+        </w:rPr>
+      </w:pPr>
+      <w:r>
+        <w:rPr>
+          <w:rFonts w:ascii="Times New Roman" w:hAnsi="Times New Roman" w:cs="Times New Roman"/>
+        </w:rPr>
+        <w:t xml:space="preserve">From the measured coincidence counts, the correlation coefficient </w:t>
+      </w:r>
+      <m:oMath>
+        <m:r>
+          <w:rPr>
+            <w:rFonts w:ascii="Cambria Math" w:hAnsi="Cambria Math" w:cs="Times New Roman"/>
+          </w:rPr>
+          <m:t>E(a,b)</m:t>
+        </m:r>
+      </m:oMath>
+      <w:r>
+        <w:rPr>
+          <w:rFonts w:ascii="Times New Roman" w:hAnsi="Times New Roman" w:cs="Times New Roman"/>
+        </w:rPr>
+        <w:t>for a given pair of analyzer settings a and b was calculated as</w:t>
+      </w:r>
+    </w:p>
+    <w:p>
+      <w:pPr>
+        <w:spacing w:after="0" w:line="276" w:lineRule="auto"/>
+        <w:ind w:left="360"/>
+        <w:jc w:val="both"/>
+        <w:rPr>
+          <w:rFonts w:ascii="Times New Roman" w:hAnsi="Times New Roman" w:cs="Times New Roman"/>
+        </w:rPr>
+      </w:pPr>
+      <m:oMathPara>
+        <m:oMath>
+          <m:r>
+            <w:rPr>
+              <w:rFonts w:ascii="Cambria Math" w:hAnsi="Cambria Math" w:cs="Times New Roman"/>
+            </w:rPr>
+            <m:t>E(a,b)=</m:t>
+          </m:r>
+          <m:f>
+            <m:fPr>
+              <m:ctrlPr>
+                <w:rPr>
+                  <w:rFonts w:ascii="Cambria Math" w:hAnsi="Cambria Math" w:cs="Times New Roman"/>
+                </w:rPr>
+              </m:ctrlPr>
+            </m:fPr>
+            <m:num>
+              <m:sSub>
+                <m:sSubPr>
+                  <m:ctrlPr>
+                    <w:rPr>
+                      <w:rFonts w:ascii="Cambria Math" w:hAnsi="Cambria Math" w:cs="Times New Roman"/>
+                    </w:rPr>
+                  </m:ctrlPr>
+                </m:sSubPr>
+                <m:e>
+                  <m:r>
+                    <w:rPr>
+                      <w:rFonts w:ascii="Cambria Math" w:hAnsi="Cambria Math" w:cs="Times New Roman"/>
+                    </w:rPr>
+                    <m:t>N</m:t>
+                  </m:r>
+                </m:e>
+                <m:sub>
+                  <m:r>
+                    <w:rPr>
+                      <w:rFonts w:ascii="Cambria Math" w:hAnsi="Cambria Math" w:cs="Times New Roman"/>
+                    </w:rPr>
+                    <m:t>++</m:t>
+                  </m:r>
+                </m:sub>
+              </m:sSub>
+              <m:r>
+                <w:rPr>
+                  <w:rFonts w:ascii="Cambria Math" w:hAnsi="Cambria Math" w:cs="Times New Roman"/>
+                </w:rPr>
+                <m:t>+</m:t>
+              </m:r>
+              <m:sSub>
+                <m:sSubPr>
+                  <m:ctrlPr>
+                    <w:rPr>
+                      <w:rFonts w:ascii="Cambria Math" w:hAnsi="Cambria Math" w:cs="Times New Roman"/>
+                    </w:rPr>
+                  </m:ctrlPr>
+                </m:sSubPr>
+                <m:e>
+                  <m:r>
+                    <w:rPr>
+                      <w:rFonts w:ascii="Cambria Math" w:hAnsi="Cambria Math" w:cs="Times New Roman"/>
+                    </w:rPr>
+                    <m:t>N</m:t>
+                  </m:r>
+                </m:e>
+                <m:sub>
+                  <m:r>
+                    <w:rPr>
+                      <w:rFonts w:ascii="Cambria Math" w:hAnsi="Cambria Math" w:cs="Times New Roman"/>
+                    </w:rPr>
+                    <m:t>--</m:t>
+                  </m:r>
+                </m:sub>
+              </m:sSub>
+              <m:r>
+                <w:rPr>
+                  <w:rFonts w:ascii="Cambria Math" w:hAnsi="Cambria Math" w:cs="Times New Roman"/>
+                </w:rPr>
+                <m:t>-</m:t>
+              </m:r>
+              <m:sSub>
+                <m:sSubPr>
+                  <m:ctrlPr>
+                    <w:rPr>
+                      <w:rFonts w:ascii="Cambria Math" w:hAnsi="Cambria Math" w:cs="Times New Roman"/>
+                    </w:rPr>
+                  </m:ctrlPr>
+                </m:sSubPr>
+                <m:e>
+                  <m:r>
+                    <w:rPr>
+                      <w:rFonts w:ascii="Cambria Math" w:hAnsi="Cambria Math" w:cs="Times New Roman"/>
+                    </w:rPr>
+                    <m:t>N</m:t>
+                  </m:r>
+                </m:e>
+                <m:sub>
+                  <m:r>
+                    <w:rPr>
+                      <w:rFonts w:ascii="Cambria Math" w:hAnsi="Cambria Math" w:cs="Times New Roman"/>
+                    </w:rPr>
+                    <m:t>+-</m:t>
+                  </m:r>
+                </m:sub>
+              </m:sSub>
+              <m:r>
+                <w:rPr>
+                  <w:rFonts w:ascii="Cambria Math" w:hAnsi="Cambria Math" w:cs="Times New Roman"/>
+                </w:rPr>
+                <m:t>-</m:t>
+              </m:r>
+              <m:sSub>
+                <m:sSubPr>
+                  <m:ctrlPr>
+                    <w:rPr>
+                      <w:rFonts w:ascii="Cambria Math" w:hAnsi="Cambria Math" w:cs="Times New Roman"/>
+                    </w:rPr>
+                  </m:ctrlPr>
+                </m:sSubPr>
+                <m:e>
+                  <m:r>
+                    <w:rPr>
+                      <w:rFonts w:ascii="Cambria Math" w:hAnsi="Cambria Math" w:cs="Times New Roman"/>
+                    </w:rPr>
+                    <m:t>N</m:t>
+                  </m:r>
+                </m:e>
+                <m:sub>
+                  <m:r>
+                    <w:rPr>
+                      <w:rFonts w:ascii="Cambria Math" w:hAnsi="Cambria Math" w:cs="Times New Roman"/>
+                    </w:rPr>
+                    <m:t>-+</m:t>
+                  </m:r>
+                </m:sub>
+              </m:sSub>
+            </m:num>
+            <m:den>
+              <m:sSub>
+                <m:sSubPr>
+                  <m:ctrlPr>
+                    <w:rPr>
+                      <w:rFonts w:ascii="Cambria Math" w:hAnsi="Cambria Math" w:cs="Times New Roman"/>
+                    </w:rPr>
+                  </m:ctrlPr>
+                </m:sSubPr>
+                <m:e>
+                  <m:r>
+                    <w:rPr>
+                      <w:rFonts w:ascii="Cambria Math" w:hAnsi="Cambria Math" w:cs="Times New Roman"/>
+                    </w:rPr>
+                    <m:t>N</m:t>
+                  </m:r>
+                </m:e>
+                <m:sub>
+                  <m:r>
+                    <w:rPr>
+                      <w:rFonts w:ascii="Cambria Math" w:hAnsi="Cambria Math" w:cs="Times New Roman"/>
+                    </w:rPr>
+                    <m:t>++</m:t>
+                  </m:r>
+                </m:sub>
+              </m:sSub>
+              <m:r>
+                <w:rPr>
+                  <w:rFonts w:ascii="Cambria Math" w:hAnsi="Cambria Math" w:cs="Times New Roman"/>
+                </w:rPr>
+                <m:t>+</m:t>
+              </m:r>
+              <m:sSub>
+                <m:sSubPr>
+                  <m:ctrlPr>
+                    <w:rPr>
+                      <w:rFonts w:ascii="Cambria Math" w:hAnsi="Cambria Math" w:cs="Times New Roman"/>
+                    </w:rPr>
+                  </m:ctrlPr>
+                </m:sSubPr>
+                <m:e>
+                  <m:r>
+                    <w:rPr>
+                      <w:rFonts w:ascii="Cambria Math" w:hAnsi="Cambria Math" w:cs="Times New Roman"/>
+                    </w:rPr>
+                    <m:t>N</m:t>
+                  </m:r>
+                </m:e>
+                <m:sub>
+                  <m:r>
+                    <w:rPr>
+                      <w:rFonts w:ascii="Cambria Math" w:hAnsi="Cambria Math" w:cs="Times New Roman"/>
+                    </w:rPr>
+                    <m:t>--</m:t>
+                  </m:r>
+                </m:sub>
+              </m:sSub>
+              <m:r>
+                <w:rPr>
+                  <w:rFonts w:ascii="Cambria Math" w:hAnsi="Cambria Math" w:cs="Times New Roman"/>
+                </w:rPr>
+                <m:t>+</m:t>
+              </m:r>
+              <m:sSub>
+                <m:sSubPr>
+                  <m:ctrlPr>
+                    <w:rPr>
+                      <w:rFonts w:ascii="Cambria Math" w:hAnsi="Cambria Math" w:cs="Times New Roman"/>
+                    </w:rPr>
+                  </m:ctrlPr>
+                </m:sSubPr>
+                <m:e>
+                  <m:r>
+                    <w:rPr>
+                      <w:rFonts w:ascii="Cambria Math" w:hAnsi="Cambria Math" w:cs="Times New Roman"/>
+                    </w:rPr>
+                    <m:t>N</m:t>
+                  </m:r>
+                </m:e>
+                <m:sub>
+                  <m:r>
+                    <w:rPr>
+                      <w:rFonts w:ascii="Cambria Math" w:hAnsi="Cambria Math" w:cs="Times New Roman"/>
+                    </w:rPr>
+                    <m:t>+-</m:t>
+                  </m:r>
+                </m:sub>
+              </m:sSub>
+              <m:r>
+                <w:rPr>
+                  <w:rFonts w:ascii="Cambria Math" w:hAnsi="Cambria Math" w:cs="Times New Roman"/>
+                </w:rPr>
+                <m:t>+</m:t>
+              </m:r>
+              <m:sSub>
+                <m:sSubPr>
+                  <m:ctrlPr>
+                    <w:rPr>
+                      <w:rFonts w:ascii="Cambria Math" w:hAnsi="Cambria Math" w:cs="Times New Roman"/>
+                    </w:rPr>
+                  </m:ctrlPr>
+                </m:sSubPr>
+                <m:e>
+                  <m:r>
+                    <w:rPr>
+                      <w:rFonts w:ascii="Cambria Math" w:hAnsi="Cambria Math" w:cs="Times New Roman"/>
+                    </w:rPr>
+                    <m:t>N</m:t>
+                  </m:r>
+                </m:e>
+                <m:sub>
+                  <m:r>
+                    <w:rPr>
+                      <w:rFonts w:ascii="Cambria Math" w:hAnsi="Cambria Math" w:cs="Times New Roman"/>
+                    </w:rPr>
+                    <m:t>-+</m:t>
+                  </m:r>
+                </m:sub>
+              </m:sSub>
+            </m:den>
+          </m:f>
+          <m:r>
+            <w:rPr>
+              <w:rFonts w:ascii="Cambria Math" w:hAnsi="Cambria Math" w:cs="Times New Roman"/>
+            </w:rPr>
+            <m:t>,</m:t>
+          </m:r>
+          <m:r>
+            <w:rPr>
+              <w:rFonts w:ascii="Cambria Math" w:hAnsi="Cambria Math" w:cs="Times New Roman"/>
+            </w:rPr>
+            <w:br/>
+          </m:r>
+        </m:oMath>
+      </m:oMathPara>
+    </w:p>
+    <w:p>
+      <w:pPr>
+        <w:spacing w:after="0" w:line="276" w:lineRule="auto"/>
+        <w:ind w:left="360"/>
+        <w:jc w:val="both"/>
+        <w:rPr>
+          <w:rFonts w:ascii="Times New Roman" w:hAnsi="Times New Roman" w:cs="Times New Roman"/>
+        </w:rPr>
+      </w:pPr>
+      <w:r>
+        <w:rPr>
+          <w:rFonts w:ascii="Times New Roman" w:hAnsi="Times New Roman" w:cs="Times New Roman"/>
+        </w:rPr>
+        <w:t xml:space="preserve">where </w:t>
+      </w:r>
+      <m:oMath>
+        <m:sSub>
+          <m:sSubPr>
+            <m:ctrlPr>
+              <w:rPr>
+                <w:rFonts w:ascii="Cambria Math" w:hAnsi="Cambria Math" w:cs="Times New Roman"/>
+              </w:rPr>
+            </m:ctrlPr>
+          </m:sSubPr>
+          <m:e>
+            <m:r>
+              <w:rPr>
+                <w:rFonts w:ascii="Cambria Math" w:hAnsi="Cambria Math" w:cs="Times New Roman"/>
+              </w:rPr>
+              <m:t>N</m:t>
+            </m:r>
+          </m:e>
+          <m:sub>
+            <m:r>
+              <w:rPr>
+                <w:rFonts w:ascii="Cambria Math" w:hAnsi="Cambria Math" w:cs="Times New Roman"/>
+              </w:rPr>
+              <m:t>ij</m:t>
+            </m:r>
+          </m:sub>
+        </m:sSub>
+      </m:oMath>
+      <w:r>
+        <w:rPr>
+          <w:rFonts w:ascii="Times New Roman" w:hAnsi="Times New Roman" w:cs="Times New Roman"/>
+        </w:rPr>
+        <w:t xml:space="preserve">represents the number of Coincidence counts corresponding to the outcomes </w:t>
+      </w:r>
+      <m:oMath>
+        <m:r>
+          <w:rPr>
+            <w:rFonts w:ascii="Cambria Math" w:hAnsi="Cambria Math" w:cs="Times New Roman"/>
+          </w:rPr>
+          <m:t>i</m:t>
+        </m:r>
+      </m:oMath>
+      <w:r>
+        <w:rPr>
+          <w:rFonts w:ascii="Times New Roman" w:hAnsi="Times New Roman" w:cs="Times New Roman"/>
+        </w:rPr>
+        <w:t xml:space="preserve"> and </w:t>
+      </w:r>
+      <m:oMath>
+        <m:r>
+          <w:rPr>
+            <w:rFonts w:ascii="Cambria Math" w:hAnsi="Cambria Math" w:cs="Times New Roman"/>
+          </w:rPr>
+          <m:t xml:space="preserve">j </m:t>
+        </m:r>
+      </m:oMath>
+      <w:r>
+        <w:rPr>
+          <w:rFonts w:ascii="Times New Roman" w:hAnsi="Times New Roman" w:cs="Times New Roman"/>
+        </w:rPr>
+        <w:t>in the two measurement arms.</w:t>
+      </w:r>
+    </w:p>
+    <w:p>
+      <w:pPr>
+        <w:spacing w:after="0" w:line="276" w:lineRule="auto"/>
+        <w:ind w:left="360"/>
+        <w:jc w:val="both"/>
+        <w:rPr>
+          <w:rFonts w:ascii="Times New Roman" w:hAnsi="Times New Roman" w:cs="Times New Roman"/>
+        </w:rPr>
+      </w:pPr>
+    </w:p>
+    <w:p>
+      <w:pPr>
+        <w:spacing w:after="0" w:line="276" w:lineRule="auto"/>
+        <w:ind w:left="360"/>
+        <w:jc w:val="both"/>
+        <w:rPr>
+          <w:rFonts w:ascii="Times New Roman" w:hAnsi="Times New Roman" w:cs="Times New Roman"/>
+        </w:rPr>
+      </w:pPr>
+      <w:r>
+        <w:rPr>
+          <w:rFonts w:ascii="Times New Roman" w:hAnsi="Times New Roman" w:cs="Times New Roman"/>
+        </w:rPr>
+        <w:t xml:space="preserve">Using four appropriately chosen analyzer settings </w:t>
+      </w:r>
+      <m:oMath>
+        <m:d>
+          <m:dPr>
+            <m:sepChr m:val=","/>
+            <m:ctrlPr>
+              <w:rPr>
+                <w:rFonts w:ascii="Cambria Math" w:hAnsi="Cambria Math" w:cs="Times New Roman"/>
+              </w:rPr>
+            </m:ctrlPr>
+          </m:dPr>
+          <m:e>
+            <m:r>
+              <w:rPr>
+                <w:rFonts w:ascii="Cambria Math" w:hAnsi="Cambria Math" w:cs="Times New Roman"/>
+              </w:rPr>
+              <m:t>a</m:t>
+            </m:r>
+          </m:e>
+          <m:e>
+            <m:sSup>
+              <m:sSupPr>
+                <m:ctrlPr>
+                  <w:rPr>
+                    <w:rFonts w:ascii="Cambria Math" w:hAnsi="Cambria Math" w:cs="Times New Roman"/>
+                  </w:rPr>
+                </m:ctrlPr>
+              </m:sSupPr>
+              <m:e>
+                <m:r>
+                  <w:rPr>
+                    <w:rFonts w:ascii="Cambria Math" w:hAnsi="Cambria Math" w:cs="Times New Roman"/>
+                  </w:rPr>
+                  <m:t>a</m:t>
+                </m:r>
+              </m:e>
+              <m:sup>
+                <m:r>
+                  <m:rPr>
+                    <m:sty m:val="p"/>
+                  </m:rPr>
+                  <w:rPr>
+                    <w:rFonts w:ascii="Cambria Math" w:hAnsi="Cambria Math" w:cs="Times New Roman"/>
+                  </w:rPr>
+                  <m:t>'</m:t>
+                </m:r>
+              </m:sup>
+            </m:sSup>
+          </m:e>
+          <m:e>
+            <m:r>
+              <w:rPr>
+                <w:rFonts w:ascii="Cambria Math" w:hAnsi="Cambria Math" w:cs="Times New Roman"/>
+              </w:rPr>
+              <m:t>b</m:t>
+            </m:r>
+          </m:e>
+          <m:e>
+            <m:sSup>
+              <m:sSupPr>
+                <m:ctrlPr>
+                  <w:rPr>
+                    <w:rFonts w:ascii="Cambria Math" w:hAnsi="Cambria Math" w:cs="Times New Roman"/>
+                  </w:rPr>
+                </m:ctrlPr>
+              </m:sSupPr>
+              <m:e>
+                <m:r>
+                  <w:rPr>
+                    <w:rFonts w:ascii="Cambria Math" w:hAnsi="Cambria Math" w:cs="Times New Roman"/>
+                  </w:rPr>
+                  <m:t>b</m:t>
+                </m:r>
+              </m:e>
+              <m:sup>
+                <m:r>
+                  <m:rPr>
+                    <m:sty m:val="p"/>
+                  </m:rPr>
+                  <w:rPr>
+                    <w:rFonts w:ascii="Cambria Math" w:hAnsi="Cambria Math" w:cs="Times New Roman"/>
+                  </w:rPr>
+                  <m:t>'</m:t>
+                </m:r>
+              </m:sup>
+            </m:sSup>
+          </m:e>
+        </m:d>
+      </m:oMath>
+      <w:r>
+        <w:rPr>
+          <w:rFonts w:ascii="Times New Roman" w:hAnsi="Times New Roman" w:cs="Times New Roman"/>
+        </w:rPr>
+        <w:t>, the CHSH Bell parameter (S) was evaluated as</w:t>
+      </w:r>
+    </w:p>
+    <w:p>
+      <w:pPr>
+        <w:spacing w:after="0" w:line="276" w:lineRule="auto"/>
+        <w:ind w:left="360"/>
+        <w:jc w:val="both"/>
+        <w:rPr>
+          <w:rFonts w:ascii="Times New Roman" w:hAnsi="Times New Roman" w:cs="Times New Roman"/>
+        </w:rPr>
+      </w:pPr>
+      <m:oMathPara>
+        <m:oMath>
+          <m:r>
+            <w:rPr>
+              <w:rFonts w:ascii="Cambria Math" w:hAnsi="Cambria Math" w:cs="Times New Roman"/>
+            </w:rPr>
+            <m:t>S=</m:t>
+          </m:r>
+          <m:r>
+            <m:rPr>
+              <m:sty m:val="p"/>
+            </m:rPr>
+            <w:rPr>
+              <w:rFonts w:ascii="Cambria Math" w:hAnsi="Cambria Math" w:cs="Times New Roman"/>
+            </w:rPr>
+            <m:t>∣</m:t>
+          </m:r>
+          <m:r>
+            <w:rPr>
+              <w:rFonts w:ascii="Cambria Math" w:hAnsi="Cambria Math" w:cs="Times New Roman"/>
+            </w:rPr>
+            <m:t>E(a,b)-E(a,</m:t>
+          </m:r>
+          <m:sSup>
+            <m:sSupPr>
+              <m:ctrlPr>
+                <w:rPr>
+                  <w:rFonts w:ascii="Cambria Math" w:hAnsi="Cambria Math" w:cs="Times New Roman"/>
+                </w:rPr>
+              </m:ctrlPr>
+            </m:sSupPr>
+            <m:e>
+              <m:r>
+                <w:rPr>
+                  <w:rFonts w:ascii="Cambria Math" w:hAnsi="Cambria Math" w:cs="Times New Roman"/>
+                </w:rPr>
+                <m:t>b</m:t>
+              </m:r>
+            </m:e>
+            <m:sup>
+              <m:r>
+                <m:rPr>
+                  <m:sty m:val="p"/>
+                </m:rPr>
+                <w:rPr>
+                  <w:rFonts w:ascii="Cambria Math" w:hAnsi="Cambria Math" w:cs="Times New Roman"/>
+                </w:rPr>
+                <m:t>'</m:t>
+              </m:r>
+            </m:sup>
+          </m:sSup>
+          <m:r>
+            <w:rPr>
+              <w:rFonts w:ascii="Cambria Math" w:hAnsi="Cambria Math" w:cs="Times New Roman"/>
+            </w:rPr>
+            <m:t>)+E(</m:t>
+          </m:r>
+          <m:sSup>
+            <m:sSupPr>
+              <m:ctrlPr>
+                <w:rPr>
+                  <w:rFonts w:ascii="Cambria Math" w:hAnsi="Cambria Math" w:cs="Times New Roman"/>
+                </w:rPr>
+              </m:ctrlPr>
+            </m:sSupPr>
+            <m:e>
+              <m:r>
+                <w:rPr>
+                  <w:rFonts w:ascii="Cambria Math" w:hAnsi="Cambria Math" w:cs="Times New Roman"/>
+                </w:rPr>
+                <m:t>a</m:t>
+              </m:r>
+            </m:e>
+            <m:sup>
+              <m:r>
+                <m:rPr>
+                  <m:sty m:val="p"/>
+                </m:rPr>
+                <w:rPr>
+                  <w:rFonts w:ascii="Cambria Math" w:hAnsi="Cambria Math" w:cs="Times New Roman"/>
+                </w:rPr>
+                <m:t>'</m:t>
+              </m:r>
+            </m:sup>
+          </m:sSup>
+          <m:r>
+            <w:rPr>
+              <w:rFonts w:ascii="Cambria Math" w:hAnsi="Cambria Math" w:cs="Times New Roman"/>
+            </w:rPr>
+            <m:t>,b)+E(</m:t>
+          </m:r>
+          <m:sSup>
+            <m:sSupPr>
+              <m:ctrlPr>
+                <w:rPr>
+                  <w:rFonts w:ascii="Cambria Math" w:hAnsi="Cambria Math" w:cs="Times New Roman"/>
+                </w:rPr>
+              </m:ctrlPr>
+            </m:sSupPr>
+            <m:e>
+              <m:r>
+                <w:rPr>
+                  <w:rFonts w:ascii="Cambria Math" w:hAnsi="Cambria Math" w:cs="Times New Roman"/>
+                </w:rPr>
+                <m:t>a</m:t>
+              </m:r>
+            </m:e>
+            <m:sup>
+              <m:r>
+                <m:rPr>
+                  <m:sty m:val="p"/>
+                </m:rPr>
+                <w:rPr>
+                  <w:rFonts w:ascii="Cambria Math" w:hAnsi="Cambria Math" w:cs="Times New Roman"/>
+                </w:rPr>
+                <m:t>'</m:t>
+              </m:r>
+            </m:sup>
+          </m:sSup>
+          <m:r>
+            <w:rPr>
+              <w:rFonts w:ascii="Cambria Math" w:hAnsi="Cambria Math" w:cs="Times New Roman"/>
+            </w:rPr>
+            <m:t>,</m:t>
+          </m:r>
+          <m:sSup>
+            <m:sSupPr>
+              <m:ctrlPr>
+                <w:rPr>
+                  <w:rFonts w:ascii="Cambria Math" w:hAnsi="Cambria Math" w:cs="Times New Roman"/>
+                </w:rPr>
+              </m:ctrlPr>
+            </m:sSupPr>
+            <m:e>
+              <m:r>
+                <w:rPr>
+                  <w:rFonts w:ascii="Cambria Math" w:hAnsi="Cambria Math" w:cs="Times New Roman"/>
+                </w:rPr>
+                <m:t>b</m:t>
+              </m:r>
+            </m:e>
+            <m:sup>
+              <m:r>
+                <m:rPr>
+                  <m:sty m:val="p"/>
+                </m:rPr>
+                <w:rPr>
+                  <w:rFonts w:ascii="Cambria Math" w:hAnsi="Cambria Math" w:cs="Times New Roman"/>
+                </w:rPr>
+                <m:t>'</m:t>
+              </m:r>
+            </m:sup>
+          </m:sSup>
+          <m:r>
+            <w:rPr>
+              <w:rFonts w:ascii="Cambria Math" w:hAnsi="Cambria Math" w:cs="Times New Roman"/>
+            </w:rPr>
+            <m:t>)</m:t>
+          </m:r>
+          <m:r>
+            <m:rPr>
+              <m:sty m:val="p"/>
+            </m:rPr>
+            <w:rPr>
+              <w:rFonts w:ascii="Cambria Math" w:hAnsi="Cambria Math" w:cs="Times New Roman"/>
+            </w:rPr>
+            <m:t>∣.</m:t>
+          </m:r>
+        </m:oMath>
+      </m:oMathPara>
+    </w:p>
+    <w:p>
+      <w:pPr>
+        <w:spacing w:after="0" w:line="276" w:lineRule="auto"/>
+        <w:ind w:left="360"/>
+        <w:jc w:val="both"/>
+        <w:rPr>
+          <w:rFonts w:ascii="Times New Roman" w:hAnsi="Times New Roman" w:cs="Times New Roman"/>
+        </w:rPr>
+      </w:pPr>
+    </w:p>
+    <w:p>
+      <w:pPr>
+        <w:spacing w:after="0" w:line="276" w:lineRule="auto"/>
+        <w:ind w:left="360"/>
+        <w:jc w:val="both"/>
+        <w:rPr>
+          <w:rFonts w:ascii="Times New Roman" w:hAnsi="Times New Roman" w:cs="Times New Roman"/>
+        </w:rPr>
+      </w:pPr>
+      <w:r>
+        <w:rPr>
+          <w:rFonts w:ascii="Times New Roman" w:hAnsi="Times New Roman" w:cs="Times New Roman"/>
+        </w:rPr>
+        <w:t xml:space="preserve">For any classical local realistic theory, the Bell parameter is bounded by </w:t>
+      </w:r>
+      <m:oMath>
+        <m:r>
+          <w:rPr>
+            <w:rFonts w:ascii="Cambria Math" w:hAnsi="Cambria Math" w:cs="Times New Roman"/>
+          </w:rPr>
+          <m:t>S≤2</m:t>
+        </m:r>
+      </m:oMath>
+      <w:r>
+        <w:rPr>
+          <w:rFonts w:ascii="Times New Roman" w:hAnsi="Times New Roman" w:cs="Times New Roman"/>
+        </w:rPr>
+        <w:t xml:space="preserve">. In this experiment, the measured value of the Bell parameter exceeded the classical limit, yielding </w:t>
+      </w:r>
+      <m:oMath>
+        <m:r>
+          <w:rPr>
+            <w:rFonts w:ascii="Cambria Math" w:hAnsi="Cambria Math" w:cs="Times New Roman"/>
+          </w:rPr>
+          <m:t>S&gt;2</m:t>
+        </m:r>
+      </m:oMath>
+      <w:r>
+        <w:rPr>
+          <w:rFonts w:ascii="Times New Roman" w:hAnsi="Times New Roman" w:cs="Times New Roman"/>
+        </w:rPr>
+        <w:t>. This clear violation of Bell’s inequality confirms the non-classical nature of the polarization correlations and demonstrates the successful generation of polarization-entangled photon pairs. The observed violation is enabled by the intrinsic phase stability of the Sagnac interferometer, which ensures coherent superposition of the two down-conversion processes.</w:t>
+      </w:r>
+    </w:p>
+    <w:p>
+      <w:pPr>
+        <w:spacing w:after="0" w:line="276" w:lineRule="auto"/>
+        <w:ind w:left="360"/>
+        <w:jc w:val="both"/>
+        <w:rPr>
+          <w:rFonts w:ascii="Times New Roman" w:hAnsi="Times New Roman" w:cs="Times New Roman"/>
+        </w:rPr>
+      </w:pPr>
+    </w:p>
+    <w:p>
+      <w:pPr>
+        <w:pStyle w:val="ListParagraph"/>
+        <w:numPr>
+          <w:ilvl w:val="3"/>
+          <w:numId w:val="1"/>
+        </w:numPr>
+        <w:spacing w:after="0" w:line="276" w:lineRule="auto"/>
+        <w:jc w:val="both"/>
+        <w:rPr>
+          <w:rFonts w:ascii="Times New Roman" w:hAnsi="Times New Roman" w:cs="Times New Roman"/>
+          <w:b/>
+          <w:bCs/>
+        </w:rPr>
+      </w:pPr>
+      <w:r>
+        <w:rPr>
+          <w:rFonts w:ascii="Times New Roman" w:hAnsi="Times New Roman" w:cs="Times New Roman"/>
+          <w:b/>
+          <w:bCs/>
+        </w:rPr>
+        <w:t>Measurement</w:t>
+      </w:r>
+    </w:p>
+    <w:p>
+      <w:pPr>
+        <w:spacing w:after="0" w:line="276" w:lineRule="auto"/>
+        <w:ind w:left="360"/>
+        <w:jc w:val="both"/>
+        <w:rPr>
+          <w:rFonts w:ascii="Times New Roman" w:hAnsi="Times New Roman" w:cs="Times New Roman"/>
+        </w:rPr>
+      </w:pPr>
+      <w:r>
+        <w:rPr>
+          <w:rFonts w:ascii="Times New Roman" w:hAnsi="Times New Roman" w:cs="Times New Roman"/>
+        </w:rPr>
+        <w:t xml:space="preserve">A pump with 775 nm pulsed laser (3.5ps, 20MHz) is focused on 1 cm PPLN crystal operated at ~40 °C. The spectral bandwidth is around 132 nm and the spectral brightness is </w:t>
+      </w:r>
+      <m:oMath>
+        <m:r>
+          <w:rPr>
+            <w:rFonts w:ascii="Cambria Math" w:hAnsi="Cambria Math" w:cs="Times New Roman"/>
+          </w:rPr>
+          <m:t>∼7×</m:t>
+        </m:r>
+        <m:sSup>
+          <m:sSupPr>
+            <m:ctrlPr>
+              <w:rPr>
+                <w:rFonts w:ascii="Cambria Math" w:hAnsi="Cambria Math" w:cs="Times New Roman"/>
+                <w:i/>
+              </w:rPr>
+            </m:ctrlPr>
+          </m:sSupPr>
+          <m:e>
+            <m:r>
+              <w:rPr>
+                <w:rFonts w:ascii="Cambria Math" w:hAnsi="Cambria Math" w:cs="Times New Roman"/>
+              </w:rPr>
+              <m:t>10</m:t>
+            </m:r>
+          </m:e>
+          <m:sup>
+            <m:r>
+              <w:rPr>
+                <w:rFonts w:ascii="Cambria Math" w:hAnsi="Cambria Math" w:cs="Times New Roman"/>
+              </w:rPr>
+              <m:t>3</m:t>
+            </m:r>
+          </m:sup>
+        </m:sSup>
+      </m:oMath>
+      <w:r>
+        <w:rPr>
+          <w:rFonts w:ascii="Times New Roman" w:hAnsi="Times New Roman" w:cs="Times New Roman"/>
+        </w:rPr>
+        <w:t xml:space="preserve"> pairs/s/mW/nm. Maximum CAR reaches about 100000 at 1mW pump power.</w:t>
+      </w:r>
+    </w:p>
+    <w:p>
+      <w:pPr>
+        <w:spacing w:after="0" w:line="276" w:lineRule="auto"/>
+        <w:ind w:left="360"/>
+        <w:jc w:val="both"/>
+        <w:rPr>
+          <w:rFonts w:ascii="Times New Roman" w:hAnsi="Times New Roman" w:cs="Times New Roman"/>
+          <w:bCs/>
+        </w:rPr>
+      </w:pPr>
+      <w:r>
+        <w:rPr>
+          <w:rFonts w:ascii="Times New Roman" w:hAnsi="Times New Roman" w:cs="Times New Roman"/>
+          <w:bCs/>
+        </w:rPr>
+        <w:t xml:space="preserve">The Bell CHSH parameter </w:t>
+      </w:r>
+      <m:oMath>
+        <m:r>
+          <w:rPr>
+            <w:rFonts w:ascii="Cambria Math" w:hAnsi="Cambria Math" w:cs="Times New Roman"/>
+          </w:rPr>
+          <m:t>S=2.72±0.04</m:t>
+        </m:r>
+      </m:oMath>
+      <w:r>
+        <w:rPr>
+          <w:rFonts w:ascii="Times New Roman" w:hAnsi="Times New Roman" w:cs="Times New Roman"/>
+          <w:bCs/>
+        </w:rPr>
+        <w:t>, violating the classical bound. The tomography gives a raw fidelity of about 89%.</w:t>
+      </w:r>
+    </w:p>
+    <w:p>
+      <w:pPr>
+        <w:spacing w:after="0" w:line="276" w:lineRule="auto"/>
+        <w:ind w:left="360"/>
+        <w:jc w:val="both"/>
+        <w:rPr>
+          <w:rFonts w:ascii="Times New Roman" w:hAnsi="Times New Roman" w:cs="Times New Roman"/>
+        </w:rPr>
+      </w:pPr>
+      <w:r>
+        <w:rPr>
+          <w:rFonts w:ascii="Times New Roman" w:hAnsi="Times New Roman" w:cs="Times New Roman"/>
+        </w:rPr>
+        <w:t xml:space="preserve">SPAD detectors with 15% efficiency in gated mode (detector is activated for a specific time window), 5 </w:t>
+      </w:r>
+      <w:proofErr w:type="spellStart"/>
+      <w:r>
+        <w:rPr>
+          <w:rFonts w:ascii="Times New Roman" w:hAnsi="Times New Roman" w:cs="Times New Roman"/>
+        </w:rPr>
+        <w:t>μs</w:t>
+      </w:r>
+      <w:proofErr w:type="spellEnd"/>
+      <w:r>
+        <w:rPr>
+          <w:rFonts w:ascii="Times New Roman" w:hAnsi="Times New Roman" w:cs="Times New Roman"/>
+        </w:rPr>
+        <w:t xml:space="preserve"> dead time.</w:t>
+      </w:r>
+    </w:p>
+    <w:p>
+      <w:pPr>
+        <w:spacing w:after="0" w:line="276" w:lineRule="auto"/>
+        <w:ind w:left="360"/>
+        <w:jc w:val="both"/>
+        <w:rPr>
+          <w:rFonts w:ascii="Times New Roman" w:hAnsi="Times New Roman" w:cs="Times New Roman"/>
+        </w:rPr>
+      </w:pPr>
+    </w:p>
+    <w:p>
+      <w:pPr>
+        <w:spacing w:after="0" w:line="276" w:lineRule="auto"/>
+        <w:ind w:left="360"/>
+        <w:jc w:val="both"/>
+        <w:rPr>
+          <w:rFonts w:ascii="Times New Roman" w:hAnsi="Times New Roman" w:cs="Times New Roman"/>
+        </w:rPr>
+      </w:pPr>
+    </w:p>
+    <w:p>
+      <w:pPr>
+        <w:pStyle w:val="ListParagraph"/>
+        <w:numPr>
+          <w:ilvl w:val="3"/>
+          <w:numId w:val="1"/>
+        </w:numPr>
+        <w:spacing w:after="0" w:line="276" w:lineRule="auto"/>
+        <w:jc w:val="both"/>
+        <w:rPr>
+          <w:rFonts w:ascii="Times New Roman" w:hAnsi="Times New Roman" w:cs="Times New Roman"/>
+          <w:b/>
+          <w:bCs/>
+        </w:rPr>
+      </w:pPr>
+      <w:r>
+        <w:rPr>
+          <w:rFonts w:ascii="Times New Roman" w:hAnsi="Times New Roman" w:cs="Times New Roman"/>
+          <w:b/>
+          <w:bCs/>
+        </w:rPr>
+        <w:lastRenderedPageBreak/>
+        <w:t>Conclusion</w:t>
+      </w:r>
+    </w:p>
+    <w:p>
+      <w:pPr>
+        <w:spacing w:after="0" w:line="276" w:lineRule="auto"/>
+        <w:ind w:left="360"/>
+        <w:jc w:val="both"/>
+        <w:rPr>
+          <w:rFonts w:ascii="Times New Roman" w:hAnsi="Times New Roman" w:cs="Times New Roman"/>
+          <w:b/>
+          <w:bCs/>
+        </w:rPr>
+      </w:pPr>
+      <w:r>
+        <w:rPr>
+          <w:rFonts w:ascii="Times New Roman" w:hAnsi="Times New Roman" w:cs="Times New Roman"/>
+        </w:rPr>
+        <w:t xml:space="preserve">A pulsed polarization-entangled photon-pair source operating at 1550 nm was successfully generated using a polarization-based </w:t>
+      </w:r>
+      <w:proofErr w:type="spellStart"/>
+      <w:r>
+        <w:rPr>
+          <w:rFonts w:ascii="Times New Roman" w:hAnsi="Times New Roman" w:cs="Times New Roman"/>
+        </w:rPr>
+        <w:t>Sagnac</w:t>
+      </w:r>
+      <w:proofErr w:type="spellEnd"/>
+      <w:r>
+        <w:rPr>
+          <w:rFonts w:ascii="Times New Roman" w:hAnsi="Times New Roman" w:cs="Times New Roman"/>
+        </w:rPr>
+        <w:t xml:space="preserve"> interferometer incorporating a type-0 PPLN crystal. The non-collinear quasi-phase-matched SPDC process enabled efficient generation of spatially separated photon pairs, while the </w:t>
+      </w:r>
+      <w:proofErr w:type="spellStart"/>
+      <w:r>
+        <w:rPr>
+          <w:rFonts w:ascii="Times New Roman" w:hAnsi="Times New Roman" w:cs="Times New Roman"/>
+        </w:rPr>
+        <w:t>Sagnac</w:t>
+      </w:r>
+      <w:proofErr w:type="spellEnd"/>
+      <w:r>
+        <w:rPr>
+          <w:rFonts w:ascii="Times New Roman" w:hAnsi="Times New Roman" w:cs="Times New Roman"/>
+        </w:rPr>
+        <w:t xml:space="preserve"> geometry ensured intrinsic phase stability.</w:t>
+      </w:r>
+    </w:p>
+    <w:p>
+      <w:pPr>
+        <w:spacing w:after="0" w:line="276" w:lineRule="auto"/>
+        <w:ind w:left="360"/>
+        <w:jc w:val="both"/>
+        <w:rPr>
+          <w:rFonts w:ascii="Times New Roman" w:hAnsi="Times New Roman" w:cs="Times New Roman"/>
+        </w:rPr>
+      </w:pPr>
+      <w:r>
+        <w:rPr>
+          <w:rFonts w:ascii="Times New Roman" w:hAnsi="Times New Roman" w:cs="Times New Roman"/>
+        </w:rPr>
+        <w:t xml:space="preserve">High-quality polarization entanglement was confirmed through polarization-correlation measurements with net visibilities exceeding 96%. The non-classical nature of the generated states was unambiguously verified by violation of the CHSH Bell inequality, yielding a Bell parameter of </w:t>
+      </w:r>
+      <m:oMath>
+        <m:r>
+          <w:rPr>
+            <w:rFonts w:ascii="Cambria Math" w:hAnsi="Cambria Math" w:cs="Times New Roman"/>
+          </w:rPr>
+          <m:t>S=2.72±0.04</m:t>
+        </m:r>
+      </m:oMath>
+      <w:r>
+        <w:rPr>
+          <w:rFonts w:ascii="Times New Roman" w:hAnsi="Times New Roman" w:cs="Times New Roman"/>
+        </w:rPr>
+        <w:t>, corresponding to an 18-standard-deviation violation of the classical limit. These results demonstrate that the source provides a stable, bright, and reliable platform for telecommunication-band quantum information experiments.</w:t>
+      </w:r>
+    </w:p>
+    <w:p>
+      <w:pPr>
+        <w:spacing w:after="0" w:line="276" w:lineRule="auto"/>
+        <w:ind w:left="360"/>
+        <w:jc w:val="both"/>
+        <w:rPr>
+          <w:rFonts w:ascii="Times New Roman" w:hAnsi="Times New Roman" w:cs="Times New Roman"/>
+        </w:rPr>
+      </w:pPr>
+    </w:p>
+    <w:p>
+      <w:pPr>
+        <w:pStyle w:val="ListParagraph"/>
+        <w:numPr>
+          <w:ilvl w:val="3"/>
+          <w:numId w:val="1"/>
+        </w:numPr>
+        <w:spacing w:after="0" w:line="276" w:lineRule="auto"/>
+        <w:jc w:val="both"/>
+        <w:rPr>
+          <w:rFonts w:ascii="Times New Roman" w:hAnsi="Times New Roman" w:cs="Times New Roman"/>
+          <w:b/>
+          <w:bCs/>
+        </w:rPr>
+      </w:pPr>
+      <w:r>
+        <w:rPr>
+          <w:rFonts w:ascii="Times New Roman" w:hAnsi="Times New Roman" w:cs="Times New Roman"/>
+          <w:b/>
+          <w:bCs/>
+        </w:rPr>
         <w:t>Future Outlook</w:t>
       </w:r>
     </w:p>
@@ -15436,169 +18140,52 @@
         <w:jc w:val="both"/>
         <w:rPr>
           <w:rFonts w:ascii="Times New Roman" w:hAnsi="Times New Roman" w:cs="Times New Roman"/>
-        </w:rPr>
-      </w:pPr>
-      <w:r>
-        <w:rPr>
-          <w:rFonts w:ascii="Times New Roman" w:hAnsi="Times New Roman" w:cs="Times New Roman"/>
-        </w:rPr>
-        <w:t>The demonstrated fiber</w:t>
-      </w:r>
-      <w:r>
-        <w:rPr>
-          <w:rFonts w:ascii="Times New Roman" w:hAnsi="Times New Roman" w:cs="Times New Roman"/>
-        </w:rPr>
-        <w:t xml:space="preserve"> </w:t>
-      </w:r>
-      <w:r>
-        <w:rPr>
-          <w:rFonts w:ascii="Times New Roman" w:hAnsi="Times New Roman" w:cs="Times New Roman"/>
-        </w:rPr>
-        <w:t>integrated entangled photon source opens several routes for practical quantum networking. Because the spectrum spans the telecom C</w:t>
-      </w:r>
-      <w:r>
-        <w:rPr>
-          <w:rFonts w:ascii="Times New Roman" w:hAnsi="Times New Roman" w:cs="Times New Roman"/>
-        </w:rPr>
-        <w:t>-</w:t>
-      </w:r>
-      <w:r>
-        <w:rPr>
-          <w:rFonts w:ascii="Times New Roman" w:hAnsi="Times New Roman" w:cs="Times New Roman"/>
-        </w:rPr>
-        <w:t>L bands with ~52 nm bandwidth</w:t>
-      </w:r>
-      <w:r>
-        <w:rPr>
-          <w:rFonts w:ascii="Times New Roman" w:hAnsi="Times New Roman" w:cs="Times New Roman"/>
-        </w:rPr>
-        <w:t>, it can be used with WDM to support multiuser entanglement distribution.</w:t>
-      </w:r>
-    </w:p>
-    <w:p>
-      <w:pPr>
-        <w:spacing w:after="0" w:line="276" w:lineRule="auto"/>
-        <w:ind w:left="360"/>
-        <w:jc w:val="both"/>
-        <w:rPr>
-          <w:rFonts w:ascii="Times New Roman" w:hAnsi="Times New Roman" w:cs="Times New Roman"/>
-        </w:rPr>
-      </w:pPr>
-    </w:p>
-    <w:p>
-      <w:pPr>
-        <w:spacing w:after="0" w:line="276" w:lineRule="auto"/>
-        <w:ind w:left="360"/>
-        <w:jc w:val="both"/>
-        <w:rPr>
-          <w:rFonts w:ascii="Times New Roman" w:hAnsi="Times New Roman" w:cs="Times New Roman"/>
-        </w:rPr>
-      </w:pPr>
-      <w:r>
-        <w:rPr>
-          <w:rFonts w:ascii="Times New Roman" w:hAnsi="Times New Roman" w:cs="Times New Roman"/>
-        </w:rPr>
-        <w:lastRenderedPageBreak/>
-        <w:t>The system fidelity can be increased by improving detector efficiency.</w:t>
-      </w:r>
-      <w:r>
-        <w:rPr>
-          <w:rFonts w:ascii="Times New Roman" w:hAnsi="Times New Roman" w:cs="Times New Roman"/>
-        </w:rPr>
-        <w:t xml:space="preserve"> </w:t>
-      </w:r>
-      <w:r>
-        <w:rPr>
-          <w:rFonts w:ascii="Times New Roman" w:hAnsi="Times New Roman" w:cs="Times New Roman"/>
-        </w:rPr>
-        <w:t>Integrating superconducting nanowire detectors or low</w:t>
-      </w:r>
-      <w:r>
-        <w:rPr>
-          <w:rFonts w:ascii="Times New Roman" w:hAnsi="Times New Roman" w:cs="Times New Roman"/>
-        </w:rPr>
-        <w:t xml:space="preserve"> </w:t>
-      </w:r>
-      <w:r>
-        <w:rPr>
-          <w:rFonts w:ascii="Times New Roman" w:hAnsi="Times New Roman" w:cs="Times New Roman"/>
-        </w:rPr>
-        <w:t>jitter timing modules would further improve coincidence rates and enable longer</w:t>
-      </w:r>
-      <w:r>
-        <w:rPr>
-          <w:rFonts w:ascii="Times New Roman" w:hAnsi="Times New Roman" w:cs="Times New Roman"/>
-        </w:rPr>
-        <w:t xml:space="preserve"> </w:t>
-      </w:r>
-      <w:r>
-        <w:rPr>
-          <w:rFonts w:ascii="Times New Roman" w:hAnsi="Times New Roman" w:cs="Times New Roman"/>
-        </w:rPr>
-        <w:t>distance quantum communication</w:t>
-      </w:r>
-      <w:r>
-        <w:rPr>
-          <w:rFonts w:ascii="Times New Roman" w:hAnsi="Times New Roman" w:cs="Times New Roman"/>
-        </w:rPr>
-        <w:t xml:space="preserve">. </w:t>
-      </w:r>
-    </w:p>
-    <w:p>
-      <w:pPr>
-        <w:spacing w:after="0" w:line="276" w:lineRule="auto"/>
-        <w:ind w:left="360"/>
-        <w:jc w:val="both"/>
-        <w:rPr>
-          <w:rFonts w:ascii="Times New Roman" w:hAnsi="Times New Roman" w:cs="Times New Roman"/>
-        </w:rPr>
-      </w:pPr>
-      <w:r>
-        <w:rPr>
-          <w:rFonts w:ascii="Times New Roman" w:hAnsi="Times New Roman" w:cs="Times New Roman"/>
-        </w:rPr>
-        <w:t>Due to its broadband nature, this source is suitable for future reconfiguration of quantum networks, entanglement swapping.</w:t>
-      </w:r>
-    </w:p>
-    <w:p>
-      <w:pPr>
-        <w:spacing w:after="0" w:line="276" w:lineRule="auto"/>
-        <w:ind w:left="360"/>
-        <w:jc w:val="both"/>
-        <w:rPr>
-          <w:rFonts w:ascii="Times New Roman" w:hAnsi="Times New Roman" w:cs="Times New Roman"/>
-        </w:rPr>
-      </w:pPr>
-      <w:r>
-        <w:rPr>
-          <w:rFonts w:ascii="Times New Roman" w:hAnsi="Times New Roman" w:cs="Times New Roman"/>
-        </w:rPr>
-        <w:t>Overall,</w:t>
-      </w:r>
-      <w:r>
-        <w:rPr>
-          <w:rFonts w:ascii="Times New Roman" w:hAnsi="Times New Roman" w:cs="Times New Roman"/>
-        </w:rPr>
-        <w:t xml:space="preserve"> this source is position to become scalable building block for long haul </w:t>
-      </w:r>
-      <w:r>
-        <w:rPr>
-          <w:rFonts w:ascii="Times New Roman" w:hAnsi="Times New Roman" w:cs="Times New Roman"/>
-        </w:rPr>
-        <w:t>fiber-based</w:t>
-      </w:r>
-      <w:r>
-        <w:rPr>
-          <w:rFonts w:ascii="Times New Roman" w:hAnsi="Times New Roman" w:cs="Times New Roman"/>
-        </w:rPr>
-        <w:t xml:space="preserve"> quantum communication systems.</w:t>
-      </w:r>
-    </w:p>
-    <w:p>
-      <w:pPr>
-        <w:pStyle w:val="ListParagraph"/>
-        <w:spacing w:after="0" w:line="276" w:lineRule="auto"/>
-        <w:ind w:left="1080"/>
+          <w:b/>
+          <w:bCs/>
+        </w:rPr>
+      </w:pPr>
+      <w:r>
+        <w:rPr>
+          <w:rFonts w:ascii="Times New Roman" w:hAnsi="Times New Roman" w:cs="Times New Roman"/>
+        </w:rPr>
+        <w:t>The demonstrated polarization-entangled photon-pair source offers several promising directions for further improvement and application. First, the overall system performance can be enhanced by employing high-efficiency, low-dark-count superconducting nanowire single-photon detectors, which would significantly increase the coincidence count rates and reduce statistical uncertainty in Bell measurements.</w:t>
+      </w:r>
+    </w:p>
+    <w:p>
+      <w:pPr>
+        <w:spacing w:after="0" w:line="276" w:lineRule="auto"/>
+        <w:ind w:left="360"/>
+        <w:jc w:val="both"/>
+        <w:rPr>
+          <w:rFonts w:ascii="Times New Roman" w:hAnsi="Times New Roman" w:cs="Times New Roman"/>
+        </w:rPr>
+      </w:pPr>
+      <w:r>
+        <w:rPr>
+          <w:rFonts w:ascii="Times New Roman" w:hAnsi="Times New Roman" w:cs="Times New Roman"/>
+        </w:rPr>
+        <w:t>Second, integration of the PPLN crystal into a waveguide or monolithic platform could further improve collection efficiency, stability, and scalability, enabling compact and deployable entangled-photon sources for real-world quantum networks. In addition, optimization of spectral filtering and dispersion engineering may allow generation of photon pairs with higher spectral purity and tailored bandwidths for specific quantum communication protocols.</w:t>
+      </w:r>
+    </w:p>
+    <w:p>
+      <w:pPr>
+        <w:spacing w:after="0" w:line="276" w:lineRule="auto"/>
+        <w:ind w:left="360"/>
+        <w:jc w:val="both"/>
+        <w:rPr>
+          <w:rFonts w:ascii="Times New Roman" w:hAnsi="Times New Roman" w:cs="Times New Roman"/>
+        </w:rPr>
+      </w:pPr>
+      <w:r>
+        <w:rPr>
+          <w:rFonts w:ascii="Times New Roman" w:hAnsi="Times New Roman" w:cs="Times New Roman"/>
+        </w:rPr>
+        <w:t>Finally, the broadband nature of the type-0 non-collinear SPDC process makes the source compatible with wavelength-division multiplexing schemes across the S-, C-, and L-bands. This opens the possibility of multiplexed entanglement distribution, which is a key requirement for high-capacity quantum communication systems and future quantum networks.</w:t>
+      </w:r>
+    </w:p>
+    <w:p>
+      <w:pPr>
+        <w:spacing w:after="0" w:line="276" w:lineRule="auto"/>
         <w:jc w:val="both"/>
         <w:rPr>
           <w:rFonts w:ascii="Times New Roman" w:hAnsi="Times New Roman" w:cs="Times New Roman"/>
@@ -15712,7 +18299,42 @@
         <w:rPr>
           <w:rFonts w:ascii="Times New Roman" w:hAnsi="Times New Roman" w:cs="Times New Roman"/>
         </w:rPr>
-        <w:t>Contemporary developments have achieved remarkable milestones in polarization-entangled photon generation at telecommunications wavelengths. A recent breakthrough demonstrates a tunable, multi-channel polarization-entanglement source capable of generating 14 simultaneous wavelength-division-multiplexed (WDM) channels around 1550nm with raw fidelity values reaching 94% and Bell inequality violations exceeding 2.56. This multi-user capability represents a paradigm shift, enabling up to 40 user pairs to communicate simultaneously over standard metro-area fiber-optic infrastructure. Additionally, ultrabright fiber-coupled polarization-entangled sources based on bulk ppKTP crystals now achieve spectral brightness exceeding 2.0 MHz·mW⁻¹·nm⁻¹, with Bell-Clauser-Horne-Shimony-Holt values of 2.782±0.04 and state fidelities reaching 97.8%. Silicon photonic integration has also emerged as a competitive platform, producing polarization-entangled photon pairs with state-of-the-art brightness of 1.6×10⁷ pairs/s/GHz/mW² and visibility exceeding 96.6%.</w:t>
+        <w:t xml:space="preserve">Contemporary developments have achieved remarkable milestones in polarization-entangled photon generation at telecommunications wavelengths. A recent breakthrough demonstrates a tunable, multi-channel polarization-entanglement source capable of generating 14 simultaneous wavelength-division-multiplexed (WDM) channels around </w:t>
+      </w:r>
+      <w:r>
+        <w:rPr>
+          <w:rFonts w:ascii="Times New Roman" w:hAnsi="Times New Roman" w:cs="Times New Roman"/>
+        </w:rPr>
+        <w:lastRenderedPageBreak/>
+        <w:t xml:space="preserve">1550nm with raw fidelity values reaching 94% and Bell inequality violations exceeding 2.56. This multi-user capability represents a paradigm shift, enabling up to 40 user pairs to communicate simultaneously over standard metro-area fiber-optic infrastructure. Additionally, ultrabright fiber-coupled polarization-entangled sources based on bulk </w:t>
+      </w:r>
+      <w:proofErr w:type="spellStart"/>
+      <w:r>
+        <w:rPr>
+          <w:rFonts w:ascii="Times New Roman" w:hAnsi="Times New Roman" w:cs="Times New Roman"/>
+        </w:rPr>
+        <w:t>ppKTP</w:t>
+      </w:r>
+      <w:proofErr w:type="spellEnd"/>
+      <w:r>
+        <w:rPr>
+          <w:rFonts w:ascii="Times New Roman" w:hAnsi="Times New Roman" w:cs="Times New Roman"/>
+        </w:rPr>
+        <w:t xml:space="preserve"> crystals now achieve spectral brightness exceeding 2.0 MHz·mW⁻¹·nm⁻¹, with Bell-Clauser-Horne-</w:t>
+      </w:r>
+      <w:proofErr w:type="spellStart"/>
+      <w:r>
+        <w:rPr>
+          <w:rFonts w:ascii="Times New Roman" w:hAnsi="Times New Roman" w:cs="Times New Roman"/>
+        </w:rPr>
+        <w:t>Shimony</w:t>
+      </w:r>
+      <w:proofErr w:type="spellEnd"/>
+      <w:r>
+        <w:rPr>
+          <w:rFonts w:ascii="Times New Roman" w:hAnsi="Times New Roman" w:cs="Times New Roman"/>
+        </w:rPr>
+        <w:t>-Holt values of 2.782±0.04 and state fidelities reaching 97.8%. Silicon photonic integration has also emerged as a competitive platform, producing polarization-entangled photon pairs with state-of-the-art brightness of 1.6×10⁷ pairs/s/GHz/mW² and visibility exceeding 96.6%.</w:t>
       </w:r>
     </w:p>
     <w:p>
@@ -15976,7 +18598,21 @@
         <w:rPr>
           <w:rFonts w:ascii="Times New Roman" w:hAnsi="Times New Roman" w:cs="Times New Roman"/>
         </w:rPr>
-        <w:t>Instead of using external Sagnac interferometers to create entanglement, researchers are now</w:t>
+        <w:t xml:space="preserve">Instead of using external </w:t>
+      </w:r>
+      <w:proofErr w:type="spellStart"/>
+      <w:r>
+        <w:rPr>
+          <w:rFonts w:ascii="Times New Roman" w:hAnsi="Times New Roman" w:cs="Times New Roman"/>
+        </w:rPr>
+        <w:t>Sagnac</w:t>
+      </w:r>
+      <w:proofErr w:type="spellEnd"/>
+      <w:r>
+        <w:rPr>
+          <w:rFonts w:ascii="Times New Roman" w:hAnsi="Times New Roman" w:cs="Times New Roman"/>
+        </w:rPr>
+        <w:t xml:space="preserve"> interferometers to create entanglement, researchers are now</w:t>
       </w:r>
     </w:p>
     <w:p>
@@ -16028,6 +18664,7 @@
         <w:rPr>
           <w:rFonts w:ascii="Times New Roman" w:hAnsi="Times New Roman" w:cs="Times New Roman"/>
         </w:rPr>
+        <w:lastRenderedPageBreak/>
         <w:t>PPKTP for Narrowband Stability</w:t>
       </w:r>
     </w:p>
@@ -16090,84 +18727,6 @@
         <w:jc w:val="both"/>
         <w:rPr>
           <w:rFonts w:ascii="Times New Roman" w:hAnsi="Times New Roman" w:cs="Times New Roman"/>
-        </w:rPr>
-      </w:pPr>
-    </w:p>
-    <w:p>
-      <w:pPr>
-        <w:spacing w:after="0" w:line="276" w:lineRule="auto"/>
-        <w:ind w:left="360"/>
-        <w:jc w:val="both"/>
-        <w:rPr>
-          <w:rFonts w:ascii="Times New Roman" w:hAnsi="Times New Roman" w:cs="Times New Roman"/>
-        </w:rPr>
-      </w:pPr>
-    </w:p>
-    <w:p>
-      <w:pPr>
-        <w:spacing w:after="0" w:line="276" w:lineRule="auto"/>
-        <w:ind w:left="360"/>
-        <w:jc w:val="both"/>
-        <w:rPr>
-          <w:rFonts w:ascii="Times New Roman" w:hAnsi="Times New Roman" w:cs="Times New Roman"/>
-        </w:rPr>
-      </w:pPr>
-    </w:p>
-    <w:p>
-      <w:pPr>
-        <w:spacing w:after="0" w:line="276" w:lineRule="auto"/>
-        <w:ind w:left="360"/>
-        <w:jc w:val="both"/>
-        <w:rPr>
-          <w:rFonts w:ascii="Times New Roman" w:hAnsi="Times New Roman" w:cs="Times New Roman"/>
-          <w:sz w:val="36"/>
-          <w:szCs w:val="36"/>
-        </w:rPr>
-      </w:pPr>
-    </w:p>
-    <w:p>
-      <w:pPr>
-        <w:spacing w:after="0" w:line="276" w:lineRule="auto"/>
-        <w:ind w:left="360"/>
-        <w:jc w:val="both"/>
-        <w:rPr>
-          <w:rFonts w:ascii="Times New Roman" w:hAnsi="Times New Roman" w:cs="Times New Roman"/>
-          <w:sz w:val="36"/>
-          <w:szCs w:val="36"/>
-        </w:rPr>
-      </w:pPr>
-    </w:p>
-    <w:p>
-      <w:pPr>
-        <w:spacing w:after="0" w:line="276" w:lineRule="auto"/>
-        <w:ind w:left="360"/>
-        <w:jc w:val="both"/>
-        <w:rPr>
-          <w:rFonts w:ascii="Times New Roman" w:hAnsi="Times New Roman" w:cs="Times New Roman"/>
-          <w:sz w:val="36"/>
-          <w:szCs w:val="36"/>
-        </w:rPr>
-      </w:pPr>
-    </w:p>
-    <w:p>
-      <w:pPr>
-        <w:spacing w:after="0" w:line="276" w:lineRule="auto"/>
-        <w:ind w:left="360"/>
-        <w:jc w:val="both"/>
-        <w:rPr>
-          <w:rFonts w:ascii="Times New Roman" w:hAnsi="Times New Roman" w:cs="Times New Roman"/>
-          <w:sz w:val="36"/>
-          <w:szCs w:val="36"/>
-        </w:rPr>
-      </w:pPr>
-    </w:p>
-    <w:p>
-      <w:pPr>
-        <w:spacing w:after="0" w:line="276" w:lineRule="auto"/>
-        <w:ind w:left="360"/>
-        <w:jc w:val="both"/>
-        <w:rPr>
-          <w:rFonts w:ascii="Times New Roman" w:hAnsi="Times New Roman" w:cs="Times New Roman"/>
           <w:sz w:val="36"/>
           <w:szCs w:val="36"/>
         </w:rPr>
@@ -16443,82 +19002,23 @@
     </w:p>
     <w:p>
       <w:pPr>
-        <w:spacing w:after="0" w:line="276" w:lineRule="auto"/>
-        <w:ind w:left="360"/>
-        <w:jc w:val="both"/>
-        <w:rPr>
-          <w:rFonts w:ascii="Times New Roman" w:hAnsi="Times New Roman" w:cs="Times New Roman"/>
-          <w:sz w:val="36"/>
-          <w:szCs w:val="36"/>
-        </w:rPr>
-      </w:pPr>
-    </w:p>
-    <w:p>
-      <w:pPr>
-        <w:spacing w:after="0" w:line="276" w:lineRule="auto"/>
-        <w:ind w:left="360"/>
-        <w:jc w:val="both"/>
-        <w:rPr>
-          <w:rFonts w:ascii="Times New Roman" w:hAnsi="Times New Roman" w:cs="Times New Roman"/>
-          <w:sz w:val="36"/>
-          <w:szCs w:val="36"/>
-        </w:rPr>
-      </w:pPr>
-    </w:p>
-    <w:p>
-      <w:pPr>
-        <w:spacing w:after="0" w:line="276" w:lineRule="auto"/>
-        <w:ind w:left="360"/>
-        <w:jc w:val="both"/>
-        <w:rPr>
-          <w:rFonts w:ascii="Times New Roman" w:hAnsi="Times New Roman" w:cs="Times New Roman"/>
-          <w:sz w:val="36"/>
-          <w:szCs w:val="36"/>
-        </w:rPr>
-      </w:pPr>
-    </w:p>
-    <w:p>
-      <w:pPr>
-        <w:spacing w:after="0" w:line="276" w:lineRule="auto"/>
-        <w:ind w:left="360"/>
-        <w:jc w:val="both"/>
-        <w:rPr>
-          <w:rFonts w:ascii="Times New Roman" w:hAnsi="Times New Roman" w:cs="Times New Roman"/>
-          <w:sz w:val="36"/>
-          <w:szCs w:val="36"/>
-        </w:rPr>
-      </w:pPr>
-    </w:p>
-    <w:p>
-      <w:pPr>
-        <w:spacing w:after="0" w:line="276" w:lineRule="auto"/>
-        <w:ind w:left="360"/>
-        <w:jc w:val="both"/>
-        <w:rPr>
-          <w:rFonts w:ascii="Times New Roman" w:hAnsi="Times New Roman" w:cs="Times New Roman"/>
-          <w:sz w:val="36"/>
-          <w:szCs w:val="36"/>
-        </w:rPr>
-      </w:pPr>
-    </w:p>
-    <w:p>
-      <w:pPr>
-        <w:rPr>
-          <w:rFonts w:ascii="Times New Roman" w:hAnsi="Times New Roman" w:cs="Times New Roman"/>
-          <w:b/>
-          <w:bCs/>
-          <w:sz w:val="36"/>
-          <w:szCs w:val="36"/>
-        </w:rPr>
-      </w:pPr>
-      <w:r>
-        <w:rPr>
-          <w:rFonts w:ascii="Times New Roman" w:hAnsi="Times New Roman" w:cs="Times New Roman"/>
-          <w:b/>
-          <w:bCs/>
-          <w:sz w:val="36"/>
-          <w:szCs w:val="36"/>
-        </w:rPr>
+        <w:rPr>
+          <w:rFonts w:ascii="Times New Roman" w:hAnsi="Times New Roman" w:cs="Times New Roman"/>
+          <w:b/>
+          <w:bCs/>
+          <w:sz w:val="36"/>
+          <w:szCs w:val="36"/>
+        </w:rPr>
+      </w:pPr>
+      <w:r>
+        <w:rPr>
+          <w:rFonts w:ascii="Times New Roman" w:hAnsi="Times New Roman" w:cs="Times New Roman"/>
+          <w:b/>
+          <w:bCs/>
+          <w:sz w:val="36"/>
+          <w:szCs w:val="36"/>
+        </w:rPr>
+        <w:lastRenderedPageBreak/>
         <w:t>Bibliography</w:t>
       </w:r>
     </w:p>
@@ -16526,7 +19026,7 @@
       <w:r>
         <w:t xml:space="preserve">[1] Entangled Photon-Pair Sources based on three-wave mixing in bulk crystals Ali Anwar, Chithrabhanu Perumangatt, Fabian Steinlechner, Thomas Jennewein, and Alexander Ling   </w:t>
       </w:r>
-      <w:hyperlink r:id="rId16" w:history="1">
+      <w:hyperlink r:id="rId17" w:history="1">
         <w:r>
           <w:rPr>
             <w:rStyle w:val="Hyperlink"/>
@@ -16537,7 +19037,15 @@
     </w:p>
     <w:p>
       <w:r>
-        <w:t>[2] CW-pumped telecom band polarization entangled photon pair generation in a Sagnac interferometer Yan Li,</w:t>
+        <w:t xml:space="preserve">[2] CW-pumped telecom band polarization entangled photon pair generation in a </w:t>
+      </w:r>
+      <w:proofErr w:type="spellStart"/>
+      <w:r>
+        <w:t>Sagnac</w:t>
+      </w:r>
+      <w:proofErr w:type="spellEnd"/>
+      <w:r>
+        <w:t xml:space="preserve"> interferometer Yan Li,</w:t>
       </w:r>
       <w:r>
         <w:t xml:space="preserve"> </w:t>
@@ -16545,7 +19053,7 @@
       <w:r>
         <w:t xml:space="preserve">Zhi-Yuan Zhou, Dong-Sheng Ding, and Bao-Sen Shi  </w:t>
       </w:r>
-      <w:hyperlink r:id="rId17" w:history="1">
+      <w:hyperlink r:id="rId18" w:history="1">
         <w:r>
           <w:rPr>
             <w:rStyle w:val="Hyperlink"/>
@@ -16556,10 +19064,9 @@
     </w:p>
     <w:p>
       <w:r>
-        <w:lastRenderedPageBreak/>
         <w:t xml:space="preserve">[3] High-brightness fiber-coupled source of polarization-entangled photon pairs spanning the telecom C- and L-bands Vikash Kumar Yadav, Vivek Venkataraman, Joyee Ghosh  </w:t>
       </w:r>
-      <w:hyperlink r:id="rId18" w:history="1">
+      <w:hyperlink r:id="rId19" w:history="1">
         <w:r>
           <w:rPr>
             <w:rStyle w:val="Hyperlink"/>
@@ -16570,14 +19077,38 @@
     </w:p>
     <w:p>
       <w:r>
-        <w:t>[4] C. Bruscino et al., “Entanglement based Spontaneous Parametric Down Conversion sources for Quantum Key Distribution applications,” International Conference on Transparent Optical Networks, Jul. 2024, doi: 10.1109/ICTON62926.2024.10647458.</w:t>
-      </w:r>
-    </w:p>
-    <w:p>
-      <w:r>
-        <w:t xml:space="preserve">[5] K. Park, J. W. Lee, D. h. Im, D. Kim, and Y. S. Ihn, “Ultrabright Fiber Coupled Polarization Entangled Photon Source with Spectral Brightness Surpassing 2.0MHzmW1nm1,” Wiley, May 2025, doi: </w:t>
-      </w:r>
-      <w:hyperlink r:id="rId19" w:history="1">
+        <w:t xml:space="preserve">[4] C. Bruscino et al., “Entanglement based Spontaneous Parametric Down Conversion sources for Quantum Key Distribution applications,” International Conference on Transparent Optical Networks, Jul. 2024, </w:t>
+      </w:r>
+      <w:proofErr w:type="spellStart"/>
+      <w:r>
+        <w:t>doi</w:t>
+      </w:r>
+      <w:proofErr w:type="spellEnd"/>
+      <w:r>
+        <w:t>: 10.1109/ICTON62926.2024.10647458.</w:t>
+      </w:r>
+    </w:p>
+    <w:p>
+      <w:r>
+        <w:t xml:space="preserve">[5] K. Park, J. W. Lee, D. h. </w:t>
+      </w:r>
+      <w:proofErr w:type="spellStart"/>
+      <w:r>
+        <w:t>Im</w:t>
+      </w:r>
+      <w:proofErr w:type="spellEnd"/>
+      <w:r>
+        <w:t xml:space="preserve">, D. Kim, and Y. S. Ihn, “Ultrabright Fiber Coupled Polarization Entangled Photon Source with Spectral Brightness Surpassing 2.0MHzmW1nm1,” Wiley, May 2025, </w:t>
+      </w:r>
+      <w:proofErr w:type="spellStart"/>
+      <w:r>
+        <w:t>doi</w:t>
+      </w:r>
+      <w:proofErr w:type="spellEnd"/>
+      <w:r>
+        <w:t xml:space="preserve">: </w:t>
+      </w:r>
+      <w:hyperlink r:id="rId20" w:history="1">
         <w:r>
           <w:rPr>
             <w:rStyle w:val="Hyperlink"/>
@@ -16591,9 +19122,17 @@
     </w:p>
     <w:p>
       <w:r>
-        <w:t xml:space="preserve">[6] V. K. Yadav, V. Venkataraman, and J. Ghosh, “Telecom source of tunable polarization-entanglement distribution up to 100-km for multi-user QKD over metro-area fiber-optic networks,” None, Jan. 2025, doi: </w:t>
-      </w:r>
-      <w:hyperlink r:id="rId20" w:history="1">
+        <w:t xml:space="preserve">[6] V. K. Yadav, V. Venkataraman, and J. Ghosh, “Telecom source of tunable polarization-entanglement distribution up to 100-km for multi-user QKD over metro-area fiber-optic networks,” None, Jan. 2025, </w:t>
+      </w:r>
+      <w:proofErr w:type="spellStart"/>
+      <w:r>
+        <w:t>doi</w:t>
+      </w:r>
+      <w:proofErr w:type="spellEnd"/>
+      <w:r>
+        <w:t xml:space="preserve">: </w:t>
+      </w:r>
+      <w:hyperlink r:id="rId21" w:history="1">
         <w:r>
           <w:rPr>
             <w:rStyle w:val="Hyperlink"/>
@@ -16607,14 +19146,38 @@
     </w:p>
     <w:p>
       <w:r>
-        <w:t>[7] X. Hua et al., “A bright polarization-entangled photon pair source based on silicon photonics integration,” APL Photonics, Jun. 2025, doi: 10.1063/5.0256768.</w:t>
-      </w:r>
-    </w:p>
-    <w:p>
-      <w:r>
-        <w:t xml:space="preserve">[8] Omshankar, et al. "Bright source of narrowband polarization-entangled photons from a thick type-II ppKIP crystal." </w:t>
-      </w:r>
-      <w:hyperlink r:id="rId21" w:history="1">
+        <w:t xml:space="preserve">[7] X. Hua et al., “A bright polarization-entangled photon pair source based on silicon photonics integration,” APL Photonics, Jun. 2025, </w:t>
+      </w:r>
+      <w:proofErr w:type="spellStart"/>
+      <w:r>
+        <w:t>doi</w:t>
+      </w:r>
+      <w:proofErr w:type="spellEnd"/>
+      <w:r>
+        <w:t>: 10.1063/5.0256768.</w:t>
+      </w:r>
+    </w:p>
+    <w:p>
+      <w:r>
+        <w:t xml:space="preserve">[8] </w:t>
+      </w:r>
+      <w:proofErr w:type="spellStart"/>
+      <w:r>
+        <w:t>Omshankar</w:t>
+      </w:r>
+      <w:proofErr w:type="spellEnd"/>
+      <w:r>
+        <w:t xml:space="preserve">, et al. "Bright source of narrowband polarization-entangled photons from a thick type-II </w:t>
+      </w:r>
+      <w:proofErr w:type="spellStart"/>
+      <w:r>
+        <w:t>ppKIP</w:t>
+      </w:r>
+      <w:proofErr w:type="spellEnd"/>
+      <w:r>
+        <w:t xml:space="preserve"> crystal." </w:t>
+      </w:r>
+      <w:hyperlink r:id="rId22" w:history="1">
         <w:r>
           <w:rPr>
             <w:rStyle w:val="Hyperlink"/>
@@ -16638,14 +19201,45 @@
     <w:p>
       <w:pPr>
         <w:rPr>
-          <w:b/>
-          <w:bCs/>
-        </w:rPr>
-      </w:pPr>
-      <w:r>
-        <w:t xml:space="preserve"> </w:t>
-      </w:r>
-    </w:p>
+          <w:color w:val="4472C4" w:themeColor="accent1"/>
+        </w:rPr>
+      </w:pPr>
+      <w:r>
+        <w:t xml:space="preserve">[9] </w:t>
+      </w:r>
+      <w:proofErr w:type="spellStart"/>
+      <w:r>
+        <w:t>Heonoh</w:t>
+      </w:r>
+      <w:proofErr w:type="spellEnd"/>
+      <w:r>
+        <w:t xml:space="preserve"> Kim, </w:t>
+      </w:r>
+      <w:proofErr w:type="spellStart"/>
+      <w:r>
+        <w:t>Osung</w:t>
+      </w:r>
+      <w:proofErr w:type="spellEnd"/>
+      <w:r>
+        <w:t xml:space="preserve"> Kwon and Han Seb Moon, “Pulsed </w:t>
+      </w:r>
+      <w:proofErr w:type="spellStart"/>
+      <w:r>
+        <w:t>Sagnac</w:t>
+      </w:r>
+      <w:proofErr w:type="spellEnd"/>
+      <w:r>
+        <w:t xml:space="preserve"> source of polarization-entangled photon pairs in telecommunication band,” March. 2019 </w:t>
+      </w:r>
+      <w:r>
+        <w:rPr>
+          <w:color w:val="4472C4" w:themeColor="accent1"/>
+          <w:u w:val="single"/>
+        </w:rPr>
+        <w:t>https://www.nature.com/articles/s41598-019-41633-z</w:t>
+      </w:r>
+    </w:p>
+    <w:p/>
     <w:sectPr>
       <w:pgSz w:w="12240" w:h="15840"/>
       <w:pgMar w:top="1440" w:right="1440" w:bottom="1440" w:left="1800" w:header="720" w:footer="720" w:gutter="0"/>
@@ -16920,6 +19514,119 @@
     </w:lvl>
   </w:abstractNum>
   <w:abstractNum w:abstractNumId="3" w15:restartNumberingAfterBreak="0">
+    <w:nsid w:val="0C7F2039"/>
+    <w:multiLevelType w:val="hybridMultilevel"/>
+    <w:tmpl w:val="A8321A42"/>
+    <w:lvl w:ilvl="0" w:tplc="04090001">
+      <w:start w:val="1"/>
+      <w:numFmt w:val="bullet"/>
+      <w:lvlText w:val=""/>
+      <w:lvlJc w:val="left"/>
+      <w:pPr>
+        <w:ind w:left="900" w:hanging="360"/>
+      </w:pPr>
+      <w:rPr>
+        <w:rFonts w:ascii="Symbol" w:hAnsi="Symbol" w:hint="default"/>
+      </w:rPr>
+    </w:lvl>
+    <w:lvl w:ilvl="1" w:tplc="04090003">
+      <w:start w:val="1"/>
+      <w:numFmt w:val="bullet"/>
+      <w:lvlText w:val="o"/>
+      <w:lvlJc w:val="left"/>
+      <w:pPr>
+        <w:ind w:left="1620" w:hanging="360"/>
+      </w:pPr>
+      <w:rPr>
+        <w:rFonts w:ascii="Courier New" w:hAnsi="Courier New" w:cs="Courier New" w:hint="default"/>
+      </w:rPr>
+    </w:lvl>
+    <w:lvl w:ilvl="2" w:tplc="04090005">
+      <w:start w:val="1"/>
+      <w:numFmt w:val="bullet"/>
+      <w:lvlText w:val=""/>
+      <w:lvlJc w:val="left"/>
+      <w:pPr>
+        <w:ind w:left="2340" w:hanging="360"/>
+      </w:pPr>
+      <w:rPr>
+        <w:rFonts w:ascii="Wingdings" w:hAnsi="Wingdings" w:hint="default"/>
+      </w:rPr>
+    </w:lvl>
+    <w:lvl w:ilvl="3" w:tplc="04090001">
+      <w:start w:val="1"/>
+      <w:numFmt w:val="bullet"/>
+      <w:lvlText w:val=""/>
+      <w:lvlJc w:val="left"/>
+      <w:pPr>
+        <w:ind w:left="3060" w:hanging="360"/>
+      </w:pPr>
+      <w:rPr>
+        <w:rFonts w:ascii="Symbol" w:hAnsi="Symbol" w:hint="default"/>
+      </w:rPr>
+    </w:lvl>
+    <w:lvl w:ilvl="4" w:tplc="04090003">
+      <w:start w:val="1"/>
+      <w:numFmt w:val="bullet"/>
+      <w:lvlText w:val="o"/>
+      <w:lvlJc w:val="left"/>
+      <w:pPr>
+        <w:ind w:left="3780" w:hanging="360"/>
+      </w:pPr>
+      <w:rPr>
+        <w:rFonts w:ascii="Courier New" w:hAnsi="Courier New" w:cs="Courier New" w:hint="default"/>
+      </w:rPr>
+    </w:lvl>
+    <w:lvl w:ilvl="5" w:tplc="04090005">
+      <w:start w:val="1"/>
+      <w:numFmt w:val="bullet"/>
+      <w:lvlText w:val=""/>
+      <w:lvlJc w:val="left"/>
+      <w:pPr>
+        <w:ind w:left="4500" w:hanging="360"/>
+      </w:pPr>
+      <w:rPr>
+        <w:rFonts w:ascii="Wingdings" w:hAnsi="Wingdings" w:hint="default"/>
+      </w:rPr>
+    </w:lvl>
+    <w:lvl w:ilvl="6" w:tplc="04090001">
+      <w:start w:val="1"/>
+      <w:numFmt w:val="bullet"/>
+      <w:lvlText w:val=""/>
+      <w:lvlJc w:val="left"/>
+      <w:pPr>
+        <w:ind w:left="5220" w:hanging="360"/>
+      </w:pPr>
+      <w:rPr>
+        <w:rFonts w:ascii="Symbol" w:hAnsi="Symbol" w:hint="default"/>
+      </w:rPr>
+    </w:lvl>
+    <w:lvl w:ilvl="7" w:tplc="04090003">
+      <w:start w:val="1"/>
+      <w:numFmt w:val="bullet"/>
+      <w:lvlText w:val="o"/>
+      <w:lvlJc w:val="left"/>
+      <w:pPr>
+        <w:ind w:left="5940" w:hanging="360"/>
+      </w:pPr>
+      <w:rPr>
+        <w:rFonts w:ascii="Courier New" w:hAnsi="Courier New" w:cs="Courier New" w:hint="default"/>
+      </w:rPr>
+    </w:lvl>
+    <w:lvl w:ilvl="8" w:tplc="04090005">
+      <w:start w:val="1"/>
+      <w:numFmt w:val="bullet"/>
+      <w:lvlText w:val=""/>
+      <w:lvlJc w:val="left"/>
+      <w:pPr>
+        <w:ind w:left="6660" w:hanging="360"/>
+      </w:pPr>
+      <w:rPr>
+        <w:rFonts w:ascii="Wingdings" w:hAnsi="Wingdings" w:hint="default"/>
+      </w:rPr>
+    </w:lvl>
+  </w:abstractNum>
+  <w:abstractNum w:abstractNumId="4" w15:restartNumberingAfterBreak="0">
     <w:nsid w:val="0F456FDB"/>
     <w:multiLevelType w:val="hybridMultilevel"/>
     <w:tmpl w:val="00925F64"/>
@@ -17032,7 +19739,7 @@
       </w:rPr>
     </w:lvl>
   </w:abstractNum>
-  <w:abstractNum w:abstractNumId="4" w15:restartNumberingAfterBreak="0">
+  <w:abstractNum w:abstractNumId="5" w15:restartNumberingAfterBreak="0">
     <w:nsid w:val="1A5F71E6"/>
     <w:multiLevelType w:val="multilevel"/>
     <w:tmpl w:val="0409001F"/>
@@ -17118,7 +19825,7 @@
       </w:pPr>
     </w:lvl>
   </w:abstractNum>
-  <w:abstractNum w:abstractNumId="5" w15:restartNumberingAfterBreak="0">
+  <w:abstractNum w:abstractNumId="6" w15:restartNumberingAfterBreak="0">
     <w:nsid w:val="1E6F43C8"/>
     <w:multiLevelType w:val="hybridMultilevel"/>
     <w:tmpl w:val="3BE087E4"/>
@@ -17207,7 +19914,7 @@
       </w:pPr>
     </w:lvl>
   </w:abstractNum>
-  <w:abstractNum w:abstractNumId="6" w15:restartNumberingAfterBreak="0">
+  <w:abstractNum w:abstractNumId="7" w15:restartNumberingAfterBreak="0">
     <w:nsid w:val="1F0C4634"/>
     <w:multiLevelType w:val="hybridMultilevel"/>
     <w:tmpl w:val="D5BC2344"/>
@@ -17320,7 +20027,7 @@
       </w:rPr>
     </w:lvl>
   </w:abstractNum>
-  <w:abstractNum w:abstractNumId="7" w15:restartNumberingAfterBreak="0">
+  <w:abstractNum w:abstractNumId="8" w15:restartNumberingAfterBreak="0">
     <w:nsid w:val="2BB62B7D"/>
     <w:multiLevelType w:val="hybridMultilevel"/>
     <w:tmpl w:val="52DA08FC"/>
@@ -17433,7 +20140,7 @@
       </w:rPr>
     </w:lvl>
   </w:abstractNum>
-  <w:abstractNum w:abstractNumId="8" w15:restartNumberingAfterBreak="0">
+  <w:abstractNum w:abstractNumId="9" w15:restartNumberingAfterBreak="0">
     <w:nsid w:val="30474CE9"/>
     <w:multiLevelType w:val="multilevel"/>
     <w:tmpl w:val="83F6E556"/>
@@ -17551,7 +20258,97 @@
       </w:rPr>
     </w:lvl>
   </w:abstractNum>
-  <w:abstractNum w:abstractNumId="9" w15:restartNumberingAfterBreak="0">
+  <w:abstractNum w:abstractNumId="10" w15:restartNumberingAfterBreak="0">
+    <w:nsid w:val="306968E0"/>
+    <w:multiLevelType w:val="multilevel"/>
+    <w:tmpl w:val="8AF2FD48"/>
+    <w:lvl w:ilvl="0">
+      <w:start w:val="14"/>
+      <w:numFmt w:val="decimal"/>
+      <w:lvlText w:val="%1."/>
+      <w:lvlJc w:val="left"/>
+      <w:pPr>
+        <w:ind w:left="660" w:hanging="660"/>
+      </w:pPr>
+    </w:lvl>
+    <w:lvl w:ilvl="1">
+      <w:start w:val="2"/>
+      <w:numFmt w:val="decimal"/>
+      <w:lvlText w:val="%1.%2."/>
+      <w:lvlJc w:val="left"/>
+      <w:pPr>
+        <w:ind w:left="840" w:hanging="660"/>
+      </w:pPr>
+    </w:lvl>
+    <w:lvl w:ilvl="2">
+      <w:start w:val="2"/>
+      <w:numFmt w:val="decimal"/>
+      <w:lvlText w:val="%1.%2.%3."/>
+      <w:lvlJc w:val="left"/>
+      <w:pPr>
+        <w:ind w:left="1080" w:hanging="720"/>
+      </w:pPr>
+      <w:rPr>
+        <w:b/>
+        <w:bCs/>
+      </w:rPr>
+    </w:lvl>
+    <w:lvl w:ilvl="3">
+      <w:start w:val="1"/>
+      <w:numFmt w:val="decimal"/>
+      <w:lvlText w:val="%1.%2.%3.%4."/>
+      <w:lvlJc w:val="left"/>
+      <w:pPr>
+        <w:ind w:left="720" w:hanging="720"/>
+      </w:pPr>
+    </w:lvl>
+    <w:lvl w:ilvl="4">
+      <w:start w:val="1"/>
+      <w:numFmt w:val="decimal"/>
+      <w:lvlText w:val="%1.%2.%3.%4.%5."/>
+      <w:lvlJc w:val="left"/>
+      <w:pPr>
+        <w:ind w:left="1800" w:hanging="1080"/>
+      </w:pPr>
+    </w:lvl>
+    <w:lvl w:ilvl="5">
+      <w:start w:val="1"/>
+      <w:numFmt w:val="decimal"/>
+      <w:lvlText w:val="%1.%2.%3.%4.%5.%6."/>
+      <w:lvlJc w:val="left"/>
+      <w:pPr>
+        <w:ind w:left="1980" w:hanging="1080"/>
+      </w:pPr>
+    </w:lvl>
+    <w:lvl w:ilvl="6">
+      <w:start w:val="1"/>
+      <w:numFmt w:val="decimal"/>
+      <w:lvlText w:val="%1.%2.%3.%4.%5.%6.%7."/>
+      <w:lvlJc w:val="left"/>
+      <w:pPr>
+        <w:ind w:left="2520" w:hanging="1440"/>
+      </w:pPr>
+    </w:lvl>
+    <w:lvl w:ilvl="7">
+      <w:start w:val="1"/>
+      <w:numFmt w:val="decimal"/>
+      <w:lvlText w:val="%1.%2.%3.%4.%5.%6.%7.%8."/>
+      <w:lvlJc w:val="left"/>
+      <w:pPr>
+        <w:ind w:left="2700" w:hanging="1440"/>
+      </w:pPr>
+    </w:lvl>
+    <w:lvl w:ilvl="8">
+      <w:start w:val="1"/>
+      <w:numFmt w:val="decimal"/>
+      <w:lvlText w:val="%1.%2.%3.%4.%5.%6.%7.%8.%9."/>
+      <w:lvlJc w:val="left"/>
+      <w:pPr>
+        <w:ind w:left="3240" w:hanging="1800"/>
+      </w:pPr>
+    </w:lvl>
+  </w:abstractNum>
+  <w:abstractNum w:abstractNumId="11" w15:restartNumberingAfterBreak="0">
     <w:nsid w:val="32633B06"/>
     <w:multiLevelType w:val="hybridMultilevel"/>
     <w:tmpl w:val="18503BC6"/>
@@ -17664,7 +20461,7 @@
       </w:rPr>
     </w:lvl>
   </w:abstractNum>
-  <w:abstractNum w:abstractNumId="10" w15:restartNumberingAfterBreak="0">
+  <w:abstractNum w:abstractNumId="12" w15:restartNumberingAfterBreak="0">
     <w:nsid w:val="3DD7258E"/>
     <w:multiLevelType w:val="hybridMultilevel"/>
     <w:tmpl w:val="D93C69FC"/>
@@ -17777,7 +20574,7 @@
       </w:rPr>
     </w:lvl>
   </w:abstractNum>
-  <w:abstractNum w:abstractNumId="11" w15:restartNumberingAfterBreak="0">
+  <w:abstractNum w:abstractNumId="13" w15:restartNumberingAfterBreak="0">
     <w:nsid w:val="3F363548"/>
     <w:multiLevelType w:val="hybridMultilevel"/>
     <w:tmpl w:val="AB6CDA4A"/>
@@ -17890,7 +20687,7 @@
       </w:rPr>
     </w:lvl>
   </w:abstractNum>
-  <w:abstractNum w:abstractNumId="12" w15:restartNumberingAfterBreak="0">
+  <w:abstractNum w:abstractNumId="14" w15:restartNumberingAfterBreak="0">
     <w:nsid w:val="3F8D404D"/>
     <w:multiLevelType w:val="hybridMultilevel"/>
     <w:tmpl w:val="2D0C9C50"/>
@@ -18003,7 +20800,7 @@
       </w:rPr>
     </w:lvl>
   </w:abstractNum>
-  <w:abstractNum w:abstractNumId="13" w15:restartNumberingAfterBreak="0">
+  <w:abstractNum w:abstractNumId="15" w15:restartNumberingAfterBreak="0">
     <w:nsid w:val="41BA4292"/>
     <w:multiLevelType w:val="hybridMultilevel"/>
     <w:tmpl w:val="36769F9A"/>
@@ -18116,7 +20913,7 @@
       </w:rPr>
     </w:lvl>
   </w:abstractNum>
-  <w:abstractNum w:abstractNumId="14" w15:restartNumberingAfterBreak="0">
+  <w:abstractNum w:abstractNumId="16" w15:restartNumberingAfterBreak="0">
     <w:nsid w:val="4AEE4539"/>
     <w:multiLevelType w:val="hybridMultilevel"/>
     <w:tmpl w:val="B24CB476"/>
@@ -18205,7 +21002,7 @@
       </w:pPr>
     </w:lvl>
   </w:abstractNum>
-  <w:abstractNum w:abstractNumId="15" w15:restartNumberingAfterBreak="0">
+  <w:abstractNum w:abstractNumId="17" w15:restartNumberingAfterBreak="0">
     <w:nsid w:val="4F733868"/>
     <w:multiLevelType w:val="hybridMultilevel"/>
     <w:tmpl w:val="AD9822FA"/>
@@ -18294,7 +21091,120 @@
       </w:pPr>
     </w:lvl>
   </w:abstractNum>
-  <w:abstractNum w:abstractNumId="16" w15:restartNumberingAfterBreak="0">
+  <w:abstractNum w:abstractNumId="18" w15:restartNumberingAfterBreak="0">
+    <w:nsid w:val="54E47386"/>
+    <w:multiLevelType w:val="hybridMultilevel"/>
+    <w:tmpl w:val="48C064EA"/>
+    <w:lvl w:ilvl="0" w:tplc="04090001">
+      <w:start w:val="1"/>
+      <w:numFmt w:val="bullet"/>
+      <w:lvlText w:val=""/>
+      <w:lvlJc w:val="left"/>
+      <w:pPr>
+        <w:ind w:left="720" w:hanging="360"/>
+      </w:pPr>
+      <w:rPr>
+        <w:rFonts w:ascii="Symbol" w:hAnsi="Symbol" w:hint="default"/>
+      </w:rPr>
+    </w:lvl>
+    <w:lvl w:ilvl="1" w:tplc="04090003" w:tentative="1">
+      <w:start w:val="1"/>
+      <w:numFmt w:val="bullet"/>
+      <w:lvlText w:val="o"/>
+      <w:lvlJc w:val="left"/>
+      <w:pPr>
+        <w:ind w:left="1440" w:hanging="360"/>
+      </w:pPr>
+      <w:rPr>
+        <w:rFonts w:ascii="Courier New" w:hAnsi="Courier New" w:cs="Courier New" w:hint="default"/>
+      </w:rPr>
+    </w:lvl>
+    <w:lvl w:ilvl="2" w:tplc="04090005" w:tentative="1">
+      <w:start w:val="1"/>
+      <w:numFmt w:val="bullet"/>
+      <w:lvlText w:val=""/>
+      <w:lvlJc w:val="left"/>
+      <w:pPr>
+        <w:ind w:left="2160" w:hanging="360"/>
+      </w:pPr>
+      <w:rPr>
+        <w:rFonts w:ascii="Wingdings" w:hAnsi="Wingdings" w:hint="default"/>
+      </w:rPr>
+    </w:lvl>
+    <w:lvl w:ilvl="3" w:tplc="04090001" w:tentative="1">
+      <w:start w:val="1"/>
+      <w:numFmt w:val="bullet"/>
+      <w:lvlText w:val=""/>
+      <w:lvlJc w:val="left"/>
+      <w:pPr>
+        <w:ind w:left="2880" w:hanging="360"/>
+      </w:pPr>
+      <w:rPr>
+        <w:rFonts w:ascii="Symbol" w:hAnsi="Symbol" w:hint="default"/>
+      </w:rPr>
+    </w:lvl>
+    <w:lvl w:ilvl="4" w:tplc="04090003" w:tentative="1">
+      <w:start w:val="1"/>
+      <w:numFmt w:val="bullet"/>
+      <w:lvlText w:val="o"/>
+      <w:lvlJc w:val="left"/>
+      <w:pPr>
+        <w:ind w:left="3600" w:hanging="360"/>
+      </w:pPr>
+      <w:rPr>
+        <w:rFonts w:ascii="Courier New" w:hAnsi="Courier New" w:cs="Courier New" w:hint="default"/>
+      </w:rPr>
+    </w:lvl>
+    <w:lvl w:ilvl="5" w:tplc="04090005" w:tentative="1">
+      <w:start w:val="1"/>
+      <w:numFmt w:val="bullet"/>
+      <w:lvlText w:val=""/>
+      <w:lvlJc w:val="left"/>
+      <w:pPr>
+        <w:ind w:left="4320" w:hanging="360"/>
+      </w:pPr>
+      <w:rPr>
+        <w:rFonts w:ascii="Wingdings" w:hAnsi="Wingdings" w:hint="default"/>
+      </w:rPr>
+    </w:lvl>
+    <w:lvl w:ilvl="6" w:tplc="04090001" w:tentative="1">
+      <w:start w:val="1"/>
+      <w:numFmt w:val="bullet"/>
+      <w:lvlText w:val=""/>
+      <w:lvlJc w:val="left"/>
+      <w:pPr>
+        <w:ind w:left="5040" w:hanging="360"/>
+      </w:pPr>
+      <w:rPr>
+        <w:rFonts w:ascii="Symbol" w:hAnsi="Symbol" w:hint="default"/>
+      </w:rPr>
+    </w:lvl>
+    <w:lvl w:ilvl="7" w:tplc="04090003" w:tentative="1">
+      <w:start w:val="1"/>
+      <w:numFmt w:val="bullet"/>
+      <w:lvlText w:val="o"/>
+      <w:lvlJc w:val="left"/>
+      <w:pPr>
+        <w:ind w:left="5760" w:hanging="360"/>
+      </w:pPr>
+      <w:rPr>
+        <w:rFonts w:ascii="Courier New" w:hAnsi="Courier New" w:cs="Courier New" w:hint="default"/>
+      </w:rPr>
+    </w:lvl>
+    <w:lvl w:ilvl="8" w:tplc="04090005" w:tentative="1">
+      <w:start w:val="1"/>
+      <w:numFmt w:val="bullet"/>
+      <w:lvlText w:val=""/>
+      <w:lvlJc w:val="left"/>
+      <w:pPr>
+        <w:ind w:left="6480" w:hanging="360"/>
+      </w:pPr>
+      <w:rPr>
+        <w:rFonts w:ascii="Wingdings" w:hAnsi="Wingdings" w:hint="default"/>
+      </w:rPr>
+    </w:lvl>
+  </w:abstractNum>
+  <w:abstractNum w:abstractNumId="19" w15:restartNumberingAfterBreak="0">
     <w:nsid w:val="579958DE"/>
     <w:multiLevelType w:val="hybridMultilevel"/>
     <w:tmpl w:val="E4CCE2F8"/>
@@ -18407,7 +21317,7 @@
       </w:rPr>
     </w:lvl>
   </w:abstractNum>
-  <w:abstractNum w:abstractNumId="17" w15:restartNumberingAfterBreak="0">
+  <w:abstractNum w:abstractNumId="20" w15:restartNumberingAfterBreak="0">
     <w:nsid w:val="598E6F78"/>
     <w:multiLevelType w:val="hybridMultilevel"/>
     <w:tmpl w:val="1E7E1C2E"/>
@@ -18520,7 +21430,7 @@
       </w:rPr>
     </w:lvl>
   </w:abstractNum>
-  <w:abstractNum w:abstractNumId="18" w15:restartNumberingAfterBreak="0">
+  <w:abstractNum w:abstractNumId="21" w15:restartNumberingAfterBreak="0">
     <w:nsid w:val="61816A6D"/>
     <w:multiLevelType w:val="hybridMultilevel"/>
     <w:tmpl w:val="D00E5ECE"/>
@@ -18609,7 +21519,7 @@
       </w:pPr>
     </w:lvl>
   </w:abstractNum>
-  <w:abstractNum w:abstractNumId="19" w15:restartNumberingAfterBreak="0">
+  <w:abstractNum w:abstractNumId="22" w15:restartNumberingAfterBreak="0">
     <w:nsid w:val="637436A9"/>
     <w:multiLevelType w:val="hybridMultilevel"/>
     <w:tmpl w:val="41B87BA8"/>
@@ -18722,7 +21632,7 @@
       </w:rPr>
     </w:lvl>
   </w:abstractNum>
-  <w:abstractNum w:abstractNumId="20" w15:restartNumberingAfterBreak="0">
+  <w:abstractNum w:abstractNumId="23" w15:restartNumberingAfterBreak="0">
     <w:nsid w:val="647657EE"/>
     <w:multiLevelType w:val="hybridMultilevel"/>
     <w:tmpl w:val="83EA08D2"/>
@@ -18835,7 +21745,7 @@
       </w:rPr>
     </w:lvl>
   </w:abstractNum>
-  <w:abstractNum w:abstractNumId="21" w15:restartNumberingAfterBreak="0">
+  <w:abstractNum w:abstractNumId="24" w15:restartNumberingAfterBreak="0">
     <w:nsid w:val="670D1D60"/>
     <w:multiLevelType w:val="hybridMultilevel"/>
     <w:tmpl w:val="52D88D56"/>
@@ -18921,7 +21831,7 @@
       </w:pPr>
     </w:lvl>
   </w:abstractNum>
-  <w:abstractNum w:abstractNumId="22" w15:restartNumberingAfterBreak="0">
+  <w:abstractNum w:abstractNumId="25" w15:restartNumberingAfterBreak="0">
     <w:nsid w:val="68E726C1"/>
     <w:multiLevelType w:val="hybridMultilevel"/>
     <w:tmpl w:val="02D06420"/>
@@ -19034,7 +21944,7 @@
       </w:rPr>
     </w:lvl>
   </w:abstractNum>
-  <w:abstractNum w:abstractNumId="23" w15:restartNumberingAfterBreak="0">
+  <w:abstractNum w:abstractNumId="26" w15:restartNumberingAfterBreak="0">
     <w:nsid w:val="6E614F7C"/>
     <w:multiLevelType w:val="hybridMultilevel"/>
     <w:tmpl w:val="F8E4F54A"/>
@@ -19123,7 +22033,7 @@
       </w:pPr>
     </w:lvl>
   </w:abstractNum>
-  <w:abstractNum w:abstractNumId="24" w15:restartNumberingAfterBreak="0">
+  <w:abstractNum w:abstractNumId="27" w15:restartNumberingAfterBreak="0">
     <w:nsid w:val="7317125F"/>
     <w:multiLevelType w:val="hybridMultilevel"/>
     <w:tmpl w:val="021EBA5C"/>
@@ -19236,7 +22146,7 @@
       </w:rPr>
     </w:lvl>
   </w:abstractNum>
-  <w:abstractNum w:abstractNumId="25" w15:restartNumberingAfterBreak="0">
+  <w:abstractNum w:abstractNumId="28" w15:restartNumberingAfterBreak="0">
     <w:nsid w:val="74815A8C"/>
     <w:multiLevelType w:val="hybridMultilevel"/>
     <w:tmpl w:val="D4BCCF26"/>
@@ -19349,7 +22259,7 @@
       </w:rPr>
     </w:lvl>
   </w:abstractNum>
-  <w:abstractNum w:abstractNumId="26" w15:restartNumberingAfterBreak="0">
+  <w:abstractNum w:abstractNumId="29" w15:restartNumberingAfterBreak="0">
     <w:nsid w:val="76A733E9"/>
     <w:multiLevelType w:val="hybridMultilevel"/>
     <w:tmpl w:val="7652A0EE"/>
@@ -19463,7 +22373,7 @@
     </w:lvl>
   </w:abstractNum>
   <w:num w:numId="1" w16cid:durableId="211115041">
-    <w:abstractNumId w:val="8"/>
+    <w:abstractNumId w:val="9"/>
   </w:num>
   <w:num w:numId="2" w16cid:durableId="1733306076">
     <w:abstractNumId w:val="2"/>
@@ -19472,76 +22382,121 @@
     <w:abstractNumId w:val="0"/>
   </w:num>
   <w:num w:numId="4" w16cid:durableId="1021976094">
-    <w:abstractNumId w:val="4"/>
+    <w:abstractNumId w:val="5"/>
   </w:num>
   <w:num w:numId="5" w16cid:durableId="109131655">
     <w:abstractNumId w:val="1"/>
   </w:num>
   <w:num w:numId="6" w16cid:durableId="1489979712">
+    <w:abstractNumId w:val="24"/>
+  </w:num>
+  <w:num w:numId="7" w16cid:durableId="665790955">
+    <w:abstractNumId w:val="23"/>
+  </w:num>
+  <w:num w:numId="8" w16cid:durableId="570308163">
+    <w:abstractNumId w:val="27"/>
+  </w:num>
+  <w:num w:numId="9" w16cid:durableId="1745948728">
+    <w:abstractNumId w:val="7"/>
+  </w:num>
+  <w:num w:numId="10" w16cid:durableId="1703240926">
+    <w:abstractNumId w:val="20"/>
+  </w:num>
+  <w:num w:numId="11" w16cid:durableId="1652444838">
+    <w:abstractNumId w:val="29"/>
+  </w:num>
+  <w:num w:numId="12" w16cid:durableId="1285428076">
+    <w:abstractNumId w:val="12"/>
+  </w:num>
+  <w:num w:numId="13" w16cid:durableId="570042853">
+    <w:abstractNumId w:val="22"/>
+  </w:num>
+  <w:num w:numId="14" w16cid:durableId="290718721">
+    <w:abstractNumId w:val="15"/>
+  </w:num>
+  <w:num w:numId="15" w16cid:durableId="1640770239">
+    <w:abstractNumId w:val="8"/>
+  </w:num>
+  <w:num w:numId="16" w16cid:durableId="1693723635">
+    <w:abstractNumId w:val="14"/>
+  </w:num>
+  <w:num w:numId="17" w16cid:durableId="1262571731">
+    <w:abstractNumId w:val="28"/>
+  </w:num>
+  <w:num w:numId="18" w16cid:durableId="1137990020">
+    <w:abstractNumId w:val="25"/>
+  </w:num>
+  <w:num w:numId="19" w16cid:durableId="915045874">
+    <w:abstractNumId w:val="4"/>
+  </w:num>
+  <w:num w:numId="20" w16cid:durableId="2006467903">
+    <w:abstractNumId w:val="19"/>
+  </w:num>
+  <w:num w:numId="21" w16cid:durableId="3361058">
+    <w:abstractNumId w:val="6"/>
+  </w:num>
+  <w:num w:numId="22" w16cid:durableId="2115974620">
+    <w:abstractNumId w:val="26"/>
+  </w:num>
+  <w:num w:numId="23" w16cid:durableId="1848667441">
+    <w:abstractNumId w:val="16"/>
+  </w:num>
+  <w:num w:numId="24" w16cid:durableId="1940867555">
+    <w:abstractNumId w:val="13"/>
+  </w:num>
+  <w:num w:numId="25" w16cid:durableId="1938441860">
+    <w:abstractNumId w:val="11"/>
+  </w:num>
+  <w:num w:numId="26" w16cid:durableId="96147517">
     <w:abstractNumId w:val="21"/>
   </w:num>
-  <w:num w:numId="7" w16cid:durableId="665790955">
-    <w:abstractNumId w:val="20"/>
-  </w:num>
-  <w:num w:numId="8" w16cid:durableId="570308163">
-    <w:abstractNumId w:val="24"/>
-  </w:num>
-  <w:num w:numId="9" w16cid:durableId="1745948728">
-    <w:abstractNumId w:val="6"/>
-  </w:num>
-  <w:num w:numId="10" w16cid:durableId="1703240926">
+  <w:num w:numId="27" w16cid:durableId="692918554">
     <w:abstractNumId w:val="17"/>
   </w:num>
-  <w:num w:numId="11" w16cid:durableId="1652444838">
-    <w:abstractNumId w:val="26"/>
+  <w:num w:numId="28" w16cid:durableId="412434381">
+    <w:abstractNumId w:val="10"/>
+    <w:lvlOverride w:ilvl="0">
+      <w:startOverride w:val="14"/>
+    </w:lvlOverride>
+    <w:lvlOverride w:ilvl="1">
+      <w:startOverride w:val="2"/>
+    </w:lvlOverride>
+    <w:lvlOverride w:ilvl="2">
+      <w:startOverride w:val="2"/>
+    </w:lvlOverride>
+    <w:lvlOverride w:ilvl="3">
+      <w:startOverride w:val="1"/>
+    </w:lvlOverride>
+    <w:lvlOverride w:ilvl="4">
+      <w:startOverride w:val="1"/>
+    </w:lvlOverride>
+    <w:lvlOverride w:ilvl="5">
+      <w:startOverride w:val="1"/>
+    </w:lvlOverride>
+    <w:lvlOverride w:ilvl="6">
+      <w:startOverride w:val="1"/>
+    </w:lvlOverride>
+    <w:lvlOverride w:ilvl="7">
+      <w:startOverride w:val="1"/>
+    </w:lvlOverride>
+    <w:lvlOverride w:ilvl="8">
+      <w:startOverride w:val="1"/>
+    </w:lvlOverride>
   </w:num>
-  <w:num w:numId="12" w16cid:durableId="1285428076">
-    <w:abstractNumId w:val="10"/>
-  </w:num>
-  <w:num w:numId="13" w16cid:durableId="570042853">
-    <w:abstractNumId w:val="19"/>
-  </w:num>
-  <w:num w:numId="14" w16cid:durableId="290718721">
-    <w:abstractNumId w:val="13"/>
-  </w:num>
-  <w:num w:numId="15" w16cid:durableId="1640770239">
-    <w:abstractNumId w:val="7"/>
-  </w:num>
-  <w:num w:numId="16" w16cid:durableId="1693723635">
-    <w:abstractNumId w:val="12"/>
-  </w:num>
-  <w:num w:numId="17" w16cid:durableId="1262571731">
-    <w:abstractNumId w:val="25"/>
-  </w:num>
-  <w:num w:numId="18" w16cid:durableId="1137990020">
-    <w:abstractNumId w:val="22"/>
-  </w:num>
-  <w:num w:numId="19" w16cid:durableId="915045874">
-    <w:abstractNumId w:val="3"/>
-  </w:num>
-  <w:num w:numId="20" w16cid:durableId="2006467903">
-    <w:abstractNumId w:val="16"/>
-  </w:num>
-  <w:num w:numId="21" w16cid:durableId="3361058">
-    <w:abstractNumId w:val="5"/>
-  </w:num>
-  <w:num w:numId="22" w16cid:durableId="2115974620">
-    <w:abstractNumId w:val="23"/>
-  </w:num>
-  <w:num w:numId="23" w16cid:durableId="1848667441">
-    <w:abstractNumId w:val="14"/>
-  </w:num>
-  <w:num w:numId="24" w16cid:durableId="1940867555">
-    <w:abstractNumId w:val="11"/>
-  </w:num>
-  <w:num w:numId="25" w16cid:durableId="1938441860">
-    <w:abstractNumId w:val="9"/>
-  </w:num>
-  <w:num w:numId="26" w16cid:durableId="96147517">
+  <w:num w:numId="29" w16cid:durableId="1100219297">
     <w:abstractNumId w:val="18"/>
   </w:num>
-  <w:num w:numId="27" w16cid:durableId="692918554">
-    <w:abstractNumId w:val="15"/>
+  <w:num w:numId="30" w16cid:durableId="1706514624">
+    <w:abstractNumId w:val="3"/>
+    <w:lvlOverride w:ilvl="0"/>
+    <w:lvlOverride w:ilvl="1"/>
+    <w:lvlOverride w:ilvl="2"/>
+    <w:lvlOverride w:ilvl="3"/>
+    <w:lvlOverride w:ilvl="4"/>
+    <w:lvlOverride w:ilvl="5"/>
+    <w:lvlOverride w:ilvl="6"/>
+    <w:lvlOverride w:ilvl="7"/>
+    <w:lvlOverride w:ilvl="8"/>
   </w:num>
 </w:numbering>
 </file>
@@ -20147,7 +23102,6 @@
   <w:style w:type="character" w:default="1" w:styleId="DefaultParagraphFont">
     <w:name w:val="Default Paragraph Font"/>
     <w:uiPriority w:val="1"/>
-    <w:semiHidden/>
     <w:unhideWhenUsed/>
   </w:style>
   <w:style w:type="table" w:default="1" w:styleId="TableNormal">
@@ -20576,6 +23530,17 @@
       <w:u w:val="single"/>
     </w:rPr>
   </w:style>
+  <w:style w:type="paragraph" w:styleId="NormalWeb">
+    <w:name w:val="Normal (Web)"/>
+    <w:basedOn w:val="Normal"/>
+    <w:uiPriority w:val="99"/>
+    <w:semiHidden/>
+    <w:unhideWhenUsed/>
+    <w:rsid w:val="00B134FE"/>
+    <w:rPr>
+      <w:rFonts w:ascii="Times New Roman" w:hAnsi="Times New Roman" w:cs="Times New Roman"/>
+    </w:rPr>
+  </w:style>
 </w:styles>
 </file>
 
